--- a/pr-preview/pr-24/chapters/coding-practices-tracked-changes.docx
+++ b/pr-preview/pr-24/chapters/coding-practices-tracked-changes.docx
@@ -26,7 +26,7 @@
       </w:pPr>
       <w:ins w:id="2" w:author="PR Preview" w:date="2026-01-01T00:00:00Z">
         <w:r>
-          <w:t xml:space="preserve">Last modified: 2026-10-14 00:38:24 (PDT)</w:t>
+          <w:t xml:space="preserve">Last modified: 2026-10-14 01:29:01 (PDT)</w:t>
         </w:r>
       </w:ins>
     </w:p>
@@ -19481,270 +19481,785 @@
       <w:pPr>
         <w:pStyle w:val="SourceCode"/>
       </w:pPr>
-      <w:r>
-        <w:rPr>
-          <w:rStyle w:val="CommentTok"/>
-        </w:rPr>
-        <w:t xml:space="preserve"># Write</w:t>
-      </w:r>
-      <w:r>
-        <w:br/>
-      </w:r>
-      <w:r>
-        <w:rPr>
-          <w:rStyle w:val="NormalTok"/>
-        </w:rPr>
-        <w:t xml:space="preserve">readr</w:t>
-      </w:r>
-      <w:r>
-        <w:rPr>
-          <w:rStyle w:val="SpecialCharTok"/>
-        </w:rPr>
-        <w:t xml:space="preserve">::</w:t>
-      </w:r>
-      <w:r>
-        <w:rPr>
-          <w:rStyle w:val="FunctionTok"/>
-        </w:rPr>
-        <w:t xml:space="preserve">write_csv</w:t>
-      </w:r>
-      <w:r>
-        <w:rPr>
-          <w:rStyle w:val="NormalTok"/>
-        </w:rPr>
-        <w:t xml:space="preserve">(data, </w:t>
-      </w:r>
-      <w:r>
-        <w:rPr>
-          <w:rStyle w:val="FunctionTok"/>
-        </w:rPr>
-        <w:t xml:space="preserve">here</w:t>
-      </w:r>
-      <w:r>
-        <w:rPr>
-          <w:rStyle w:val="NormalTok"/>
-        </w:rPr>
-        <w:t xml:space="preserve">(</w:t>
-      </w:r>
-      <w:r>
-        <w:rPr>
-          <w:rStyle w:val="StringTok"/>
-        </w:rPr>
-        <w:t xml:space="preserve">"data-raw"</w:t>
-      </w:r>
-      <w:r>
-        <w:rPr>
-          <w:rStyle w:val="NormalTok"/>
-        </w:rPr>
-        <w:t xml:space="preserve">, </w:t>
-      </w:r>
-      <w:r>
-        <w:rPr>
-          <w:rStyle w:val="StringTok"/>
-        </w:rPr>
-        <w:t xml:space="preserve">"clean_data.csv"</w:t>
-      </w:r>
-      <w:r>
-        <w:rPr>
-          <w:rStyle w:val="NormalTok"/>
-        </w:rPr>
-        <w:t xml:space="preserve">))</w:t>
-      </w:r>
-      <w:r>
-        <w:br/>
-      </w:r>
-      <w:r>
-        <w:br/>
-      </w:r>
-      <w:r>
-        <w:rPr>
-          <w:rStyle w:val="CommentTok"/>
-        </w:rPr>
-        <w:t xml:space="preserve"># Read</w:t>
-      </w:r>
-      <w:r>
-        <w:br/>
-      </w:r>
-      <w:r>
-        <w:rPr>
-          <w:rStyle w:val="NormalTok"/>
-        </w:rPr>
-        <w:t xml:space="preserve">data </w:t>
-      </w:r>
-      <w:r>
-        <w:rPr>
-          <w:rStyle w:val="OtherTok"/>
-        </w:rPr>
-        <w:t xml:space="preserve">&lt;-</w:t>
-      </w:r>
-      <w:r>
-        <w:rPr>
-          <w:rStyle w:val="NormalTok"/>
-        </w:rPr>
-        <w:t xml:space="preserve"> readr</w:t>
-      </w:r>
-      <w:r>
-        <w:rPr>
-          <w:rStyle w:val="SpecialCharTok"/>
-        </w:rPr>
-        <w:t xml:space="preserve">::</w:t>
-      </w:r>
-      <w:r>
-        <w:rPr>
-          <w:rStyle w:val="FunctionTok"/>
-        </w:rPr>
-        <w:t xml:space="preserve">read_csv</w:t>
-      </w:r>
-      <w:r>
-        <w:rPr>
-          <w:rStyle w:val="NormalTok"/>
-        </w:rPr>
-        <w:t xml:space="preserve">(</w:t>
-      </w:r>
-      <w:r>
-        <w:rPr>
-          <w:rStyle w:val="FunctionTok"/>
-        </w:rPr>
-        <w:t xml:space="preserve">here</w:t>
-      </w:r>
-      <w:r>
-        <w:rPr>
-          <w:rStyle w:val="NormalTok"/>
-        </w:rPr>
-        <w:t xml:space="preserve">(</w:t>
-      </w:r>
-      <w:r>
-        <w:rPr>
-          <w:rStyle w:val="StringTok"/>
-        </w:rPr>
-        <w:t xml:space="preserve">"data-raw"</w:t>
-      </w:r>
-      <w:r>
-        <w:rPr>
-          <w:rStyle w:val="NormalTok"/>
-        </w:rPr>
-        <w:t xml:space="preserve">, </w:t>
-      </w:r>
-      <w:r>
-        <w:rPr>
-          <w:rStyle w:val="StringTok"/>
-        </w:rPr>
-        <w:t xml:space="preserve">"clean_data.csv"</w:t>
-      </w:r>
-      <w:r>
-        <w:rPr>
-          <w:rStyle w:val="NormalTok"/>
-        </w:rPr>
-        <w:t xml:space="preserve">))</w:t>
-      </w:r>
-      <w:r>
-        <w:br/>
-      </w:r>
-      <w:r>
-        <w:br/>
-      </w:r>
-      <w:r>
-        <w:rPr>
-          <w:rStyle w:val="CommentTok"/>
-        </w:rPr>
-        <w:t xml:space="preserve"># For very large files, use data.table</w:t>
-      </w:r>
-      <w:r>
-        <w:br/>
-      </w:r>
-      <w:r>
-        <w:rPr>
-          <w:rStyle w:val="NormalTok"/>
-        </w:rPr>
-        <w:t xml:space="preserve">data.table</w:t>
-      </w:r>
-      <w:r>
-        <w:rPr>
-          <w:rStyle w:val="SpecialCharTok"/>
-        </w:rPr>
-        <w:t xml:space="preserve">::</w:t>
-      </w:r>
-      <w:r>
-        <w:rPr>
-          <w:rStyle w:val="FunctionTok"/>
-        </w:rPr>
-        <w:t xml:space="preserve">fwrite</w:t>
-      </w:r>
-      <w:r>
-        <w:rPr>
-          <w:rStyle w:val="NormalTok"/>
-        </w:rPr>
-        <w:t xml:space="preserve">(large_data, </w:t>
-      </w:r>
-      <w:r>
-        <w:rPr>
-          <w:rStyle w:val="StringTok"/>
-        </w:rPr>
-        <w:t xml:space="preserve">"big_file.csv"</w:t>
-      </w:r>
-      <w:r>
-        <w:rPr>
-          <w:rStyle w:val="NormalTok"/>
-        </w:rPr>
-        <w:t xml:space="preserve">)</w:t>
-      </w:r>
-      <w:r>
-        <w:br/>
-      </w:r>
-      <w:r>
-        <w:rPr>
-          <w:rStyle w:val="NormalTok"/>
-        </w:rPr>
-        <w:t xml:space="preserve">data </w:t>
-      </w:r>
-      <w:r>
-        <w:rPr>
-          <w:rStyle w:val="OtherTok"/>
-        </w:rPr>
-        <w:t xml:space="preserve">&lt;-</w:t>
-      </w:r>
-      <w:r>
-        <w:rPr>
-          <w:rStyle w:val="NormalTok"/>
-        </w:rPr>
-        <w:t xml:space="preserve"> data.table</w:t>
-      </w:r>
-      <w:r>
-        <w:rPr>
-          <w:rStyle w:val="SpecialCharTok"/>
-        </w:rPr>
-        <w:t xml:space="preserve">::</w:t>
-      </w:r>
-      <w:r>
-        <w:rPr>
-          <w:rStyle w:val="FunctionTok"/>
-        </w:rPr>
-        <w:t xml:space="preserve">fread</w:t>
-      </w:r>
-      <w:r>
-        <w:rPr>
-          <w:rStyle w:val="NormalTok"/>
-        </w:rPr>
-        <w:t xml:space="preserve">(</w:t>
-      </w:r>
-      <w:r>
-        <w:rPr>
-          <w:rStyle w:val="StringTok"/>
-        </w:rPr>
-        <w:t xml:space="preserve">"big_file.csv"</w:t>
-      </w:r>
-      <w:r>
-        <w:rPr>
-          <w:rStyle w:val="NormalTok"/>
-        </w:rPr>
-        <w:t xml:space="preserve">)</w:t>
-      </w:r>
+      <w:del w:id="57" w:author="PR Preview" w:date="2026-01-01T00:00:00Z">
+        <w:r>
+          <w:rPr>
+            <w:rStyle w:val="CommentTok"/>
+          </w:rPr>
+          <w:delText xml:space="preserve"># Write</w:delText>
+        </w:r>
+      </w:del>
+      <w:del w:id="58" w:author="PR Preview" w:date="2026-01-01T00:00:00Z">
+        <w:r>
+          <w:br/>
+        </w:r>
+      </w:del>
+      <w:del w:id="59" w:author="PR Preview" w:date="2026-01-01T00:00:00Z">
+        <w:r>
+          <w:rPr>
+            <w:rStyle w:val="NormalTok"/>
+          </w:rPr>
+          <w:delText xml:space="preserve">readr</w:delText>
+        </w:r>
+      </w:del>
+      <w:del w:id="60" w:author="PR Preview" w:date="2026-01-01T00:00:00Z">
+        <w:r>
+          <w:rPr>
+            <w:rStyle w:val="SpecialCharTok"/>
+          </w:rPr>
+          <w:delText xml:space="preserve">::</w:delText>
+        </w:r>
+      </w:del>
+      <w:del w:id="61" w:author="PR Preview" w:date="2026-01-01T00:00:00Z">
+        <w:r>
+          <w:rPr>
+            <w:rStyle w:val="FunctionTok"/>
+          </w:rPr>
+          <w:delText xml:space="preserve">write_csv</w:delText>
+        </w:r>
+      </w:del>
+      <w:del w:id="62" w:author="PR Preview" w:date="2026-01-01T00:00:00Z">
+        <w:r>
+          <w:rPr>
+            <w:rStyle w:val="NormalTok"/>
+          </w:rPr>
+          <w:delText xml:space="preserve">(data, </w:delText>
+        </w:r>
+      </w:del>
+      <w:del w:id="63" w:author="PR Preview" w:date="2026-01-01T00:00:00Z">
+        <w:r>
+          <w:rPr>
+            <w:rStyle w:val="FunctionTok"/>
+          </w:rPr>
+          <w:delText xml:space="preserve">here</w:delText>
+        </w:r>
+      </w:del>
+      <w:del w:id="64" w:author="PR Preview" w:date="2026-01-01T00:00:00Z">
+        <w:r>
+          <w:rPr>
+            <w:rStyle w:val="NormalTok"/>
+          </w:rPr>
+          <w:delText xml:space="preserve">(</w:delText>
+        </w:r>
+      </w:del>
+      <w:del w:id="65" w:author="PR Preview" w:date="2026-01-01T00:00:00Z">
+        <w:r>
+          <w:rPr>
+            <w:rStyle w:val="StringTok"/>
+          </w:rPr>
+          <w:delText xml:space="preserve">"data-raw"</w:delText>
+        </w:r>
+      </w:del>
+      <w:del w:id="66" w:author="PR Preview" w:date="2026-01-01T00:00:00Z">
+        <w:r>
+          <w:rPr>
+            <w:rStyle w:val="NormalTok"/>
+          </w:rPr>
+          <w:delText xml:space="preserve">, </w:delText>
+        </w:r>
+      </w:del>
+      <w:del w:id="67" w:author="PR Preview" w:date="2026-01-01T00:00:00Z">
+        <w:r>
+          <w:rPr>
+            <w:rStyle w:val="StringTok"/>
+          </w:rPr>
+          <w:delText xml:space="preserve">"clean_data.csv"</w:delText>
+        </w:r>
+      </w:del>
+      <w:del w:id="68" w:author="PR Preview" w:date="2026-01-01T00:00:00Z">
+        <w:r>
+          <w:rPr>
+            <w:rStyle w:val="NormalTok"/>
+          </w:rPr>
+          <w:delText xml:space="preserve">))</w:delText>
+        </w:r>
+      </w:del>
+      <w:del w:id="69" w:author="PR Preview" w:date="2026-01-01T00:00:00Z">
+        <w:r>
+          <w:br/>
+        </w:r>
+      </w:del>
+      <w:del w:id="70" w:author="PR Preview" w:date="2026-01-01T00:00:00Z">
+        <w:r>
+          <w:br/>
+        </w:r>
+      </w:del>
+      <w:del w:id="71" w:author="PR Preview" w:date="2026-01-01T00:00:00Z">
+        <w:r>
+          <w:rPr>
+            <w:rStyle w:val="CommentTok"/>
+          </w:rPr>
+          <w:delText xml:space="preserve"># Read</w:delText>
+        </w:r>
+      </w:del>
+      <w:del w:id="72" w:author="PR Preview" w:date="2026-01-01T00:00:00Z">
+        <w:r>
+          <w:br/>
+        </w:r>
+      </w:del>
+      <w:del w:id="73" w:author="PR Preview" w:date="2026-01-01T00:00:00Z">
+        <w:r>
+          <w:rPr>
+            <w:rStyle w:val="NormalTok"/>
+          </w:rPr>
+          <w:delText xml:space="preserve">data </w:delText>
+        </w:r>
+      </w:del>
+      <w:del w:id="74" w:author="PR Preview" w:date="2026-01-01T00:00:00Z">
+        <w:r>
+          <w:rPr>
+            <w:rStyle w:val="OtherTok"/>
+          </w:rPr>
+          <w:delText xml:space="preserve">&lt;-</w:delText>
+        </w:r>
+      </w:del>
+      <w:del w:id="75" w:author="PR Preview" w:date="2026-01-01T00:00:00Z">
+        <w:r>
+          <w:rPr>
+            <w:rStyle w:val="NormalTok"/>
+          </w:rPr>
+          <w:delText xml:space="preserve"> readr</w:delText>
+        </w:r>
+      </w:del>
+      <w:del w:id="76" w:author="PR Preview" w:date="2026-01-01T00:00:00Z">
+        <w:r>
+          <w:rPr>
+            <w:rStyle w:val="SpecialCharTok"/>
+          </w:rPr>
+          <w:delText xml:space="preserve">::</w:delText>
+        </w:r>
+      </w:del>
+      <w:del w:id="77" w:author="PR Preview" w:date="2026-01-01T00:00:00Z">
+        <w:r>
+          <w:rPr>
+            <w:rStyle w:val="FunctionTok"/>
+          </w:rPr>
+          <w:delText xml:space="preserve">read_csv</w:delText>
+        </w:r>
+      </w:del>
+      <w:del w:id="78" w:author="PR Preview" w:date="2026-01-01T00:00:00Z">
+        <w:r>
+          <w:rPr>
+            <w:rStyle w:val="NormalTok"/>
+          </w:rPr>
+          <w:delText xml:space="preserve">(</w:delText>
+        </w:r>
+      </w:del>
+      <w:del w:id="79" w:author="PR Preview" w:date="2026-01-01T00:00:00Z">
+        <w:r>
+          <w:rPr>
+            <w:rStyle w:val="FunctionTok"/>
+          </w:rPr>
+          <w:delText xml:space="preserve">here</w:delText>
+        </w:r>
+      </w:del>
+      <w:del w:id="80" w:author="PR Preview" w:date="2026-01-01T00:00:00Z">
+        <w:r>
+          <w:rPr>
+            <w:rStyle w:val="NormalTok"/>
+          </w:rPr>
+          <w:delText xml:space="preserve">(</w:delText>
+        </w:r>
+      </w:del>
+      <w:del w:id="81" w:author="PR Preview" w:date="2026-01-01T00:00:00Z">
+        <w:r>
+          <w:rPr>
+            <w:rStyle w:val="StringTok"/>
+          </w:rPr>
+          <w:delText xml:space="preserve">"data-raw"</w:delText>
+        </w:r>
+      </w:del>
+      <w:del w:id="82" w:author="PR Preview" w:date="2026-01-01T00:00:00Z">
+        <w:r>
+          <w:rPr>
+            <w:rStyle w:val="NormalTok"/>
+          </w:rPr>
+          <w:delText xml:space="preserve">, </w:delText>
+        </w:r>
+      </w:del>
+      <w:del w:id="83" w:author="PR Preview" w:date="2026-01-01T00:00:00Z">
+        <w:r>
+          <w:rPr>
+            <w:rStyle w:val="StringTok"/>
+          </w:rPr>
+          <w:delText xml:space="preserve">"clean_data.csv"</w:delText>
+        </w:r>
+      </w:del>
+      <w:del w:id="84" w:author="PR Preview" w:date="2026-01-01T00:00:00Z">
+        <w:r>
+          <w:rPr>
+            <w:rStyle w:val="NormalTok"/>
+          </w:rPr>
+          <w:delText xml:space="preserve">))</w:delText>
+        </w:r>
+      </w:del>
+      <w:del w:id="85" w:author="PR Preview" w:date="2026-01-01T00:00:00Z">
+        <w:r>
+          <w:br/>
+        </w:r>
+      </w:del>
+      <w:del w:id="86" w:author="PR Preview" w:date="2026-01-01T00:00:00Z">
+        <w:r>
+          <w:br/>
+        </w:r>
+      </w:del>
+      <w:del w:id="87" w:author="PR Preview" w:date="2026-01-01T00:00:00Z">
+        <w:r>
+          <w:rPr>
+            <w:rStyle w:val="CommentTok"/>
+          </w:rPr>
+          <w:delText xml:space="preserve"># For very large files, use data.table</w:delText>
+        </w:r>
+      </w:del>
+      <w:del w:id="88" w:author="PR Preview" w:date="2026-01-01T00:00:00Z">
+        <w:r>
+          <w:br/>
+        </w:r>
+      </w:del>
+      <w:del w:id="89" w:author="PR Preview" w:date="2026-01-01T00:00:00Z">
+        <w:r>
+          <w:rPr>
+            <w:rStyle w:val="NormalTok"/>
+          </w:rPr>
+          <w:delText xml:space="preserve">data.table</w:delText>
+        </w:r>
+      </w:del>
+      <w:del w:id="90" w:author="PR Preview" w:date="2026-01-01T00:00:00Z">
+        <w:r>
+          <w:rPr>
+            <w:rStyle w:val="SpecialCharTok"/>
+          </w:rPr>
+          <w:delText xml:space="preserve">::</w:delText>
+        </w:r>
+      </w:del>
+      <w:del w:id="91" w:author="PR Preview" w:date="2026-01-01T00:00:00Z">
+        <w:r>
+          <w:rPr>
+            <w:rStyle w:val="FunctionTok"/>
+          </w:rPr>
+          <w:delText xml:space="preserve">fwrite</w:delText>
+        </w:r>
+      </w:del>
+      <w:del w:id="92" w:author="PR Preview" w:date="2026-01-01T00:00:00Z">
+        <w:r>
+          <w:rPr>
+            <w:rStyle w:val="NormalTok"/>
+          </w:rPr>
+          <w:delText xml:space="preserve">(large_data, </w:delText>
+        </w:r>
+      </w:del>
+      <w:del w:id="93" w:author="PR Preview" w:date="2026-01-01T00:00:00Z">
+        <w:r>
+          <w:rPr>
+            <w:rStyle w:val="StringTok"/>
+          </w:rPr>
+          <w:delText xml:space="preserve">"big_file.csv"</w:delText>
+        </w:r>
+      </w:del>
+      <w:del w:id="94" w:author="PR Preview" w:date="2026-01-01T00:00:00Z">
+        <w:r>
+          <w:rPr>
+            <w:rStyle w:val="NormalTok"/>
+          </w:rPr>
+          <w:delText xml:space="preserve">)</w:delText>
+        </w:r>
+      </w:del>
+      <w:del w:id="95" w:author="PR Preview" w:date="2026-01-01T00:00:00Z">
+        <w:r>
+          <w:br/>
+        </w:r>
+      </w:del>
+      <w:del w:id="96" w:author="PR Preview" w:date="2026-01-01T00:00:00Z">
+        <w:r>
+          <w:rPr>
+            <w:rStyle w:val="NormalTok"/>
+          </w:rPr>
+          <w:delText xml:space="preserve">data </w:delText>
+        </w:r>
+      </w:del>
+      <w:del w:id="97" w:author="PR Preview" w:date="2026-01-01T00:00:00Z">
+        <w:r>
+          <w:rPr>
+            <w:rStyle w:val="OtherTok"/>
+          </w:rPr>
+          <w:delText xml:space="preserve">&lt;-</w:delText>
+        </w:r>
+      </w:del>
+      <w:del w:id="98" w:author="PR Preview" w:date="2026-01-01T00:00:00Z">
+        <w:r>
+          <w:rPr>
+            <w:rStyle w:val="NormalTok"/>
+          </w:rPr>
+          <w:delText xml:space="preserve"> data.table</w:delText>
+        </w:r>
+      </w:del>
+      <w:del w:id="99" w:author="PR Preview" w:date="2026-01-01T00:00:00Z">
+        <w:r>
+          <w:rPr>
+            <w:rStyle w:val="SpecialCharTok"/>
+          </w:rPr>
+          <w:delText xml:space="preserve">::</w:delText>
+        </w:r>
+      </w:del>
+      <w:del w:id="100" w:author="PR Preview" w:date="2026-01-01T00:00:00Z">
+        <w:r>
+          <w:rPr>
+            <w:rStyle w:val="FunctionTok"/>
+          </w:rPr>
+          <w:delText xml:space="preserve">fread</w:delText>
+        </w:r>
+      </w:del>
+      <w:del w:id="101" w:author="PR Preview" w:date="2026-01-01T00:00:00Z">
+        <w:r>
+          <w:rPr>
+            <w:rStyle w:val="NormalTok"/>
+          </w:rPr>
+          <w:delText xml:space="preserve">(</w:delText>
+        </w:r>
+      </w:del>
+      <w:del w:id="102" w:author="PR Preview" w:date="2026-01-01T00:00:00Z">
+        <w:r>
+          <w:rPr>
+            <w:rStyle w:val="StringTok"/>
+          </w:rPr>
+          <w:delText xml:space="preserve">"big_file.csv"</w:delText>
+        </w:r>
+      </w:del>
+      <w:del w:id="103" w:author="PR Preview" w:date="2026-01-01T00:00:00Z">
+        <w:r>
+          <w:rPr>
+            <w:rStyle w:val="NormalTok"/>
+          </w:rPr>
+          <w:delText xml:space="preserve">)</w:delText>
+        </w:r>
+      </w:del>
+    </w:p>
+    <w:p>
+      <w:pPr>
+        <w:pStyle w:val="SourceCode"/>
+      </w:pPr>
+      <w:ins w:id="104" w:author="PR Preview" w:date="2026-01-01T00:00:00Z">
+        <w:r>
+          <w:rPr>
+            <w:rStyle w:val="CommentTok"/>
+          </w:rPr>
+          <w:t xml:space="preserve"># Write</w:t>
+        </w:r>
+      </w:ins>
+      <w:ins w:id="105" w:author="PR Preview" w:date="2026-01-01T00:00:00Z">
+        <w:r>
+          <w:br/>
+        </w:r>
+      </w:ins>
+      <w:ins w:id="106" w:author="PR Preview" w:date="2026-01-01T00:00:00Z">
+        <w:r>
+          <w:rPr>
+            <w:rStyle w:val="NormalTok"/>
+          </w:rPr>
+          <w:t xml:space="preserve">readr</w:t>
+        </w:r>
+      </w:ins>
+      <w:ins w:id="107" w:author="PR Preview" w:date="2026-01-01T00:00:00Z">
+        <w:r>
+          <w:rPr>
+            <w:rStyle w:val="SpecialCharTok"/>
+          </w:rPr>
+          <w:t xml:space="preserve">::</w:t>
+        </w:r>
+      </w:ins>
+      <w:ins w:id="108" w:author="PR Preview" w:date="2026-01-01T00:00:00Z">
+        <w:r>
+          <w:rPr>
+            <w:rStyle w:val="FunctionTok"/>
+          </w:rPr>
+          <w:t xml:space="preserve">write_csv</w:t>
+        </w:r>
+      </w:ins>
+      <w:ins w:id="109" w:author="PR Preview" w:date="2026-01-01T00:00:00Z">
+        <w:r>
+          <w:rPr>
+            <w:rStyle w:val="NormalTok"/>
+          </w:rPr>
+          <w:t xml:space="preserve">(data, </w:t>
+        </w:r>
+      </w:ins>
+      <w:ins w:id="110" w:author="PR Preview" w:date="2026-01-01T00:00:00Z">
+        <w:r>
+          <w:rPr>
+            <w:rStyle w:val="FunctionTok"/>
+          </w:rPr>
+          <w:t xml:space="preserve">here</w:t>
+        </w:r>
+      </w:ins>
+      <w:ins w:id="111" w:author="PR Preview" w:date="2026-01-01T00:00:00Z">
+        <w:r>
+          <w:rPr>
+            <w:rStyle w:val="NormalTok"/>
+          </w:rPr>
+          <w:t xml:space="preserve">(</w:t>
+        </w:r>
+      </w:ins>
+      <w:ins w:id="112" w:author="PR Preview" w:date="2026-01-01T00:00:00Z">
+        <w:r>
+          <w:rPr>
+            <w:rStyle w:val="StringTok"/>
+          </w:rPr>
+          <w:t xml:space="preserve">"data-raw"</w:t>
+        </w:r>
+      </w:ins>
+      <w:ins w:id="113" w:author="PR Preview" w:date="2026-01-01T00:00:00Z">
+        <w:r>
+          <w:rPr>
+            <w:rStyle w:val="NormalTok"/>
+          </w:rPr>
+          <w:t xml:space="preserve">, </w:t>
+        </w:r>
+      </w:ins>
+      <w:ins w:id="114" w:author="PR Preview" w:date="2026-01-01T00:00:00Z">
+        <w:r>
+          <w:rPr>
+            <w:rStyle w:val="StringTok"/>
+          </w:rPr>
+          <w:t xml:space="preserve">"clean_data.csv"</w:t>
+        </w:r>
+      </w:ins>
+      <w:ins w:id="115" w:author="PR Preview" w:date="2026-01-01T00:00:00Z">
+        <w:r>
+          <w:rPr>
+            <w:rStyle w:val="NormalTok"/>
+          </w:rPr>
+          <w:t xml:space="preserve">))</w:t>
+        </w:r>
+      </w:ins>
+      <w:ins w:id="116" w:author="PR Preview" w:date="2026-01-01T00:00:00Z">
+        <w:r>
+          <w:br/>
+        </w:r>
+      </w:ins>
+      <w:ins w:id="117" w:author="PR Preview" w:date="2026-01-01T00:00:00Z">
+        <w:r>
+          <w:br/>
+        </w:r>
+      </w:ins>
+      <w:ins w:id="118" w:author="PR Preview" w:date="2026-01-01T00:00:00Z">
+        <w:r>
+          <w:rPr>
+            <w:rStyle w:val="CommentTok"/>
+          </w:rPr>
+          <w:t xml:space="preserve"># Read</w:t>
+        </w:r>
+      </w:ins>
+      <w:ins w:id="119" w:author="PR Preview" w:date="2026-01-01T00:00:00Z">
+        <w:r>
+          <w:br/>
+        </w:r>
+      </w:ins>
+      <w:ins w:id="120" w:author="PR Preview" w:date="2026-01-01T00:00:00Z">
+        <w:r>
+          <w:rPr>
+            <w:rStyle w:val="NormalTok"/>
+          </w:rPr>
+          <w:t xml:space="preserve">data </w:t>
+        </w:r>
+      </w:ins>
+      <w:ins w:id="121" w:author="PR Preview" w:date="2026-01-01T00:00:00Z">
+        <w:r>
+          <w:rPr>
+            <w:rStyle w:val="OtherTok"/>
+          </w:rPr>
+          <w:t xml:space="preserve">&lt;-</w:t>
+        </w:r>
+      </w:ins>
+      <w:ins w:id="122" w:author="PR Preview" w:date="2026-01-01T00:00:00Z">
+        <w:r>
+          <w:rPr>
+            <w:rStyle w:val="NormalTok"/>
+          </w:rPr>
+          <w:t xml:space="preserve"> readr</w:t>
+        </w:r>
+      </w:ins>
+      <w:ins w:id="123" w:author="PR Preview" w:date="2026-01-01T00:00:00Z">
+        <w:r>
+          <w:rPr>
+            <w:rStyle w:val="SpecialCharTok"/>
+          </w:rPr>
+          <w:t xml:space="preserve">::</w:t>
+        </w:r>
+      </w:ins>
+      <w:ins w:id="124" w:author="PR Preview" w:date="2026-01-01T00:00:00Z">
+        <w:r>
+          <w:rPr>
+            <w:rStyle w:val="FunctionTok"/>
+          </w:rPr>
+          <w:t xml:space="preserve">read_csv</w:t>
+        </w:r>
+      </w:ins>
+      <w:ins w:id="125" w:author="PR Preview" w:date="2026-01-01T00:00:00Z">
+        <w:r>
+          <w:rPr>
+            <w:rStyle w:val="NormalTok"/>
+          </w:rPr>
+          <w:t xml:space="preserve">(</w:t>
+        </w:r>
+      </w:ins>
+      <w:ins w:id="126" w:author="PR Preview" w:date="2026-01-01T00:00:00Z">
+        <w:r>
+          <w:rPr>
+            <w:rStyle w:val="FunctionTok"/>
+          </w:rPr>
+          <w:t xml:space="preserve">here</w:t>
+        </w:r>
+      </w:ins>
+      <w:ins w:id="127" w:author="PR Preview" w:date="2026-01-01T00:00:00Z">
+        <w:r>
+          <w:rPr>
+            <w:rStyle w:val="NormalTok"/>
+          </w:rPr>
+          <w:t xml:space="preserve">(</w:t>
+        </w:r>
+      </w:ins>
+      <w:ins w:id="128" w:author="PR Preview" w:date="2026-01-01T00:00:00Z">
+        <w:r>
+          <w:rPr>
+            <w:rStyle w:val="StringTok"/>
+          </w:rPr>
+          <w:t xml:space="preserve">"data-raw"</w:t>
+        </w:r>
+      </w:ins>
+      <w:ins w:id="129" w:author="PR Preview" w:date="2026-01-01T00:00:00Z">
+        <w:r>
+          <w:rPr>
+            <w:rStyle w:val="NormalTok"/>
+          </w:rPr>
+          <w:t xml:space="preserve">, </w:t>
+        </w:r>
+      </w:ins>
+      <w:ins w:id="130" w:author="PR Preview" w:date="2026-01-01T00:00:00Z">
+        <w:r>
+          <w:rPr>
+            <w:rStyle w:val="StringTok"/>
+          </w:rPr>
+          <w:t xml:space="preserve">"clean_data.csv"</w:t>
+        </w:r>
+      </w:ins>
+      <w:ins w:id="131" w:author="PR Preview" w:date="2026-01-01T00:00:00Z">
+        <w:r>
+          <w:rPr>
+            <w:rStyle w:val="NormalTok"/>
+          </w:rPr>
+          <w:t xml:space="preserve">))</w:t>
+        </w:r>
+      </w:ins>
+      <w:ins w:id="132" w:author="PR Preview" w:date="2026-01-01T00:00:00Z">
+        <w:r>
+          <w:br/>
+        </w:r>
+      </w:ins>
+      <w:ins w:id="133" w:author="PR Preview" w:date="2026-01-01T00:00:00Z">
+        <w:r>
+          <w:br/>
+        </w:r>
+      </w:ins>
+      <w:ins w:id="134" w:author="PR Preview" w:date="2026-01-01T00:00:00Z">
+        <w:r>
+          <w:rPr>
+            <w:rStyle w:val="CommentTok"/>
+          </w:rPr>
+          <w:t xml:space="preserve"># For very large files, use data.table</w:t>
+        </w:r>
+      </w:ins>
+      <w:ins w:id="135" w:author="PR Preview" w:date="2026-01-01T00:00:00Z">
+        <w:r>
+          <w:br/>
+        </w:r>
+      </w:ins>
+      <w:ins w:id="136" w:author="PR Preview" w:date="2026-01-01T00:00:00Z">
+        <w:r>
+          <w:rPr>
+            <w:rStyle w:val="NormalTok"/>
+          </w:rPr>
+          <w:t xml:space="preserve">data.table</w:t>
+        </w:r>
+      </w:ins>
+      <w:ins w:id="137" w:author="PR Preview" w:date="2026-01-01T00:00:00Z">
+        <w:r>
+          <w:rPr>
+            <w:rStyle w:val="SpecialCharTok"/>
+          </w:rPr>
+          <w:t xml:space="preserve">::</w:t>
+        </w:r>
+      </w:ins>
+      <w:ins w:id="138" w:author="PR Preview" w:date="2026-01-01T00:00:00Z">
+        <w:r>
+          <w:rPr>
+            <w:rStyle w:val="FunctionTok"/>
+          </w:rPr>
+          <w:t xml:space="preserve">fwrite</w:t>
+        </w:r>
+      </w:ins>
+      <w:ins w:id="139" w:author="PR Preview" w:date="2026-01-01T00:00:00Z">
+        <w:r>
+          <w:rPr>
+            <w:rStyle w:val="NormalTok"/>
+          </w:rPr>
+          <w:t xml:space="preserve">(large_data, </w:t>
+        </w:r>
+      </w:ins>
+      <w:ins w:id="140" w:author="PR Preview" w:date="2026-01-01T00:00:00Z">
+        <w:r>
+          <w:rPr>
+            <w:rStyle w:val="FunctionTok"/>
+          </w:rPr>
+          <w:t xml:space="preserve">here</w:t>
+        </w:r>
+      </w:ins>
+      <w:ins w:id="141" w:author="PR Preview" w:date="2026-01-01T00:00:00Z">
+        <w:r>
+          <w:rPr>
+            <w:rStyle w:val="NormalTok"/>
+          </w:rPr>
+          <w:t xml:space="preserve">(</w:t>
+        </w:r>
+      </w:ins>
+      <w:ins w:id="142" w:author="PR Preview" w:date="2026-01-01T00:00:00Z">
+        <w:r>
+          <w:rPr>
+            <w:rStyle w:val="StringTok"/>
+          </w:rPr>
+          <w:t xml:space="preserve">"data-raw"</w:t>
+        </w:r>
+      </w:ins>
+      <w:ins w:id="143" w:author="PR Preview" w:date="2026-01-01T00:00:00Z">
+        <w:r>
+          <w:rPr>
+            <w:rStyle w:val="NormalTok"/>
+          </w:rPr>
+          <w:t xml:space="preserve">, </w:t>
+        </w:r>
+      </w:ins>
+      <w:ins w:id="144" w:author="PR Preview" w:date="2026-01-01T00:00:00Z">
+        <w:r>
+          <w:rPr>
+            <w:rStyle w:val="StringTok"/>
+          </w:rPr>
+          <w:t xml:space="preserve">"big_file.csv"</w:t>
+        </w:r>
+      </w:ins>
+      <w:ins w:id="145" w:author="PR Preview" w:date="2026-01-01T00:00:00Z">
+        <w:r>
+          <w:rPr>
+            <w:rStyle w:val="NormalTok"/>
+          </w:rPr>
+          <w:t xml:space="preserve">))</w:t>
+        </w:r>
+      </w:ins>
+      <w:ins w:id="146" w:author="PR Preview" w:date="2026-01-01T00:00:00Z">
+        <w:r>
+          <w:br/>
+        </w:r>
+      </w:ins>
+      <w:ins w:id="147" w:author="PR Preview" w:date="2026-01-01T00:00:00Z">
+        <w:r>
+          <w:rPr>
+            <w:rStyle w:val="NormalTok"/>
+          </w:rPr>
+          <w:t xml:space="preserve">data </w:t>
+        </w:r>
+      </w:ins>
+      <w:ins w:id="148" w:author="PR Preview" w:date="2026-01-01T00:00:00Z">
+        <w:r>
+          <w:rPr>
+            <w:rStyle w:val="OtherTok"/>
+          </w:rPr>
+          <w:t xml:space="preserve">&lt;-</w:t>
+        </w:r>
+      </w:ins>
+      <w:ins w:id="149" w:author="PR Preview" w:date="2026-01-01T00:00:00Z">
+        <w:r>
+          <w:rPr>
+            <w:rStyle w:val="NormalTok"/>
+          </w:rPr>
+          <w:t xml:space="preserve"> data.table</w:t>
+        </w:r>
+      </w:ins>
+      <w:ins w:id="150" w:author="PR Preview" w:date="2026-01-01T00:00:00Z">
+        <w:r>
+          <w:rPr>
+            <w:rStyle w:val="SpecialCharTok"/>
+          </w:rPr>
+          <w:t xml:space="preserve">::</w:t>
+        </w:r>
+      </w:ins>
+      <w:ins w:id="151" w:author="PR Preview" w:date="2026-01-01T00:00:00Z">
+        <w:r>
+          <w:rPr>
+            <w:rStyle w:val="FunctionTok"/>
+          </w:rPr>
+          <w:t xml:space="preserve">fread</w:t>
+        </w:r>
+      </w:ins>
+      <w:ins w:id="152" w:author="PR Preview" w:date="2026-01-01T00:00:00Z">
+        <w:r>
+          <w:rPr>
+            <w:rStyle w:val="NormalTok"/>
+          </w:rPr>
+          <w:t xml:space="preserve">(</w:t>
+        </w:r>
+      </w:ins>
+      <w:ins w:id="153" w:author="PR Preview" w:date="2026-01-01T00:00:00Z">
+        <w:r>
+          <w:rPr>
+            <w:rStyle w:val="FunctionTok"/>
+          </w:rPr>
+          <w:t xml:space="preserve">here</w:t>
+        </w:r>
+      </w:ins>
+      <w:ins w:id="154" w:author="PR Preview" w:date="2026-01-01T00:00:00Z">
+        <w:r>
+          <w:rPr>
+            <w:rStyle w:val="NormalTok"/>
+          </w:rPr>
+          <w:t xml:space="preserve">(</w:t>
+        </w:r>
+      </w:ins>
+      <w:ins w:id="155" w:author="PR Preview" w:date="2026-01-01T00:00:00Z">
+        <w:r>
+          <w:rPr>
+            <w:rStyle w:val="StringTok"/>
+          </w:rPr>
+          <w:t xml:space="preserve">"data-raw"</w:t>
+        </w:r>
+      </w:ins>
+      <w:ins w:id="156" w:author="PR Preview" w:date="2026-01-01T00:00:00Z">
+        <w:r>
+          <w:rPr>
+            <w:rStyle w:val="NormalTok"/>
+          </w:rPr>
+          <w:t xml:space="preserve">, </w:t>
+        </w:r>
+      </w:ins>
+      <w:ins w:id="157" w:author="PR Preview" w:date="2026-01-01T00:00:00Z">
+        <w:r>
+          <w:rPr>
+            <w:rStyle w:val="StringTok"/>
+          </w:rPr>
+          <w:t xml:space="preserve">"big_file.csv"</w:t>
+        </w:r>
+      </w:ins>
+      <w:ins w:id="158" w:author="PR Preview" w:date="2026-01-01T00:00:00Z">
+        <w:r>
+          <w:rPr>
+            <w:rStyle w:val="NormalTok"/>
+          </w:rPr>
+          <w:t xml:space="preserve">))</w:t>
+        </w:r>
+      </w:ins>
     </w:p>
     <w:p>
       <w:pPr>
         <w:pStyle w:val="FirstParagraph"/>
       </w:pPr>
-      <w:ins w:id="57" w:author="PR Preview" w:date="2026-01-01T00:00:00Z">
+      <w:ins w:id="159" w:author="PR Preview" w:date="2026-01-01T00:00:00Z">
         <w:r>
           <w:rPr>
             <w:rStyle w:val="VerbatimChar"/>
@@ -19752,22 +20267,22 @@
           <w:t xml:space="preserve">readr::read_csv()</w:t>
         </w:r>
       </w:ins>
-      <w:ins w:id="58" w:author="PR Preview" w:date="2026-01-01T00:00:00Z">
+      <w:ins w:id="160" w:author="PR Preview" w:date="2026-01-01T00:00:00Z">
         <w:r>
           <w:t xml:space="preserve"> </w:t>
         </w:r>
       </w:ins>
-      <w:ins w:id="59" w:author="PR Preview" w:date="2026-01-01T00:00:00Z">
+      <w:ins w:id="161" w:author="PR Preview" w:date="2026-01-01T00:00:00Z">
         <w:r>
           <w:t xml:space="preserve">and</w:t>
         </w:r>
       </w:ins>
-      <w:ins w:id="60" w:author="PR Preview" w:date="2026-01-01T00:00:00Z">
+      <w:ins w:id="162" w:author="PR Preview" w:date="2026-01-01T00:00:00Z">
         <w:r>
           <w:t xml:space="preserve"> </w:t>
         </w:r>
       </w:ins>
-      <w:ins w:id="61" w:author="PR Preview" w:date="2026-01-01T00:00:00Z">
+      <w:ins w:id="163" w:author="PR Preview" w:date="2026-01-01T00:00:00Z">
         <w:r>
           <w:rPr>
             <w:rStyle w:val="VerbatimChar"/>
@@ -19775,22 +20290,22 @@
           <w:t xml:space="preserve">readr::write_csv()</w:t>
         </w:r>
       </w:ins>
-      <w:ins w:id="62" w:author="PR Preview" w:date="2026-01-01T00:00:00Z">
+      <w:ins w:id="164" w:author="PR Preview" w:date="2026-01-01T00:00:00Z">
         <w:r>
           <w:t xml:space="preserve"> </w:t>
         </w:r>
       </w:ins>
-      <w:ins w:id="63" w:author="PR Preview" w:date="2026-01-01T00:00:00Z">
+      <w:ins w:id="165" w:author="PR Preview" w:date="2026-01-01T00:00:00Z">
         <w:r>
           <w:t xml:space="preserve">are much faster than base R’s</w:t>
         </w:r>
       </w:ins>
-      <w:ins w:id="64" w:author="PR Preview" w:date="2026-01-01T00:00:00Z">
+      <w:ins w:id="166" w:author="PR Preview" w:date="2026-01-01T00:00:00Z">
         <w:r>
           <w:t xml:space="preserve"> </w:t>
         </w:r>
       </w:ins>
-      <w:ins w:id="65" w:author="PR Preview" w:date="2026-01-01T00:00:00Z">
+      <w:ins w:id="167" w:author="PR Preview" w:date="2026-01-01T00:00:00Z">
         <w:r>
           <w:rPr>
             <w:rStyle w:val="VerbatimChar"/>
@@ -19798,22 +20313,22 @@
           <w:t xml:space="preserve">read.csv()</w:t>
         </w:r>
       </w:ins>
-      <w:ins w:id="66" w:author="PR Preview" w:date="2026-01-01T00:00:00Z">
+      <w:ins w:id="168" w:author="PR Preview" w:date="2026-01-01T00:00:00Z">
         <w:r>
           <w:t xml:space="preserve"> </w:t>
         </w:r>
       </w:ins>
-      <w:ins w:id="67" w:author="PR Preview" w:date="2026-01-01T00:00:00Z">
+      <w:ins w:id="169" w:author="PR Preview" w:date="2026-01-01T00:00:00Z">
         <w:r>
           <w:t xml:space="preserve">and</w:t>
         </w:r>
       </w:ins>
-      <w:ins w:id="68" w:author="PR Preview" w:date="2026-01-01T00:00:00Z">
+      <w:ins w:id="170" w:author="PR Preview" w:date="2026-01-01T00:00:00Z">
         <w:r>
           <w:t xml:space="preserve"> </w:t>
         </w:r>
       </w:ins>
-      <w:ins w:id="69" w:author="PR Preview" w:date="2026-01-01T00:00:00Z">
+      <w:ins w:id="171" w:author="PR Preview" w:date="2026-01-01T00:00:00Z">
         <w:r>
           <w:rPr>
             <w:rStyle w:val="VerbatimChar"/>
@@ -19821,27 +20336,27 @@
           <w:t xml:space="preserve">write.csv()</w:t>
         </w:r>
       </w:ins>
-      <w:ins w:id="70" w:author="PR Preview" w:date="2026-01-01T00:00:00Z">
+      <w:ins w:id="172" w:author="PR Preview" w:date="2026-01-01T00:00:00Z">
         <w:r>
           <w:t xml:space="preserve">.</w:t>
         </w:r>
       </w:ins>
-      <w:ins w:id="71" w:author="PR Preview" w:date="2026-01-01T00:00:00Z">
+      <w:ins w:id="173" w:author="PR Preview" w:date="2026-01-01T00:00:00Z">
         <w:r>
           <w:t xml:space="preserve"> </w:t>
         </w:r>
       </w:ins>
-      <w:ins w:id="72" w:author="PR Preview" w:date="2026-01-01T00:00:00Z">
+      <w:ins w:id="174" w:author="PR Preview" w:date="2026-01-01T00:00:00Z">
         <w:r>
           <w:t xml:space="preserve">For very large files (several gigabytes),</w:t>
         </w:r>
       </w:ins>
-      <w:ins w:id="73" w:author="PR Preview" w:date="2026-01-01T00:00:00Z">
+      <w:ins w:id="175" w:author="PR Preview" w:date="2026-01-01T00:00:00Z">
         <w:r>
           <w:t xml:space="preserve"> </w:t>
         </w:r>
       </w:ins>
-      <w:ins w:id="74" w:author="PR Preview" w:date="2026-01-01T00:00:00Z">
+      <w:ins w:id="176" w:author="PR Preview" w:date="2026-01-01T00:00:00Z">
         <w:r>
           <w:rPr>
             <w:rStyle w:val="VerbatimChar"/>
@@ -19849,22 +20364,22 @@
           <w:t xml:space="preserve">data.table::fread()</w:t>
         </w:r>
       </w:ins>
-      <w:ins w:id="75" w:author="PR Preview" w:date="2026-01-01T00:00:00Z">
+      <w:ins w:id="177" w:author="PR Preview" w:date="2026-01-01T00:00:00Z">
         <w:r>
           <w:t xml:space="preserve"> </w:t>
         </w:r>
       </w:ins>
-      <w:ins w:id="76" w:author="PR Preview" w:date="2026-01-01T00:00:00Z">
+      <w:ins w:id="178" w:author="PR Preview" w:date="2026-01-01T00:00:00Z">
         <w:r>
           <w:t xml:space="preserve">and</w:t>
         </w:r>
       </w:ins>
-      <w:ins w:id="77" w:author="PR Preview" w:date="2026-01-01T00:00:00Z">
+      <w:ins w:id="179" w:author="PR Preview" w:date="2026-01-01T00:00:00Z">
         <w:r>
           <w:t xml:space="preserve"> </w:t>
         </w:r>
       </w:ins>
-      <w:ins w:id="78" w:author="PR Preview" w:date="2026-01-01T00:00:00Z">
+      <w:ins w:id="180" w:author="PR Preview" w:date="2026-01-01T00:00:00Z">
         <w:r>
           <w:rPr>
             <w:rStyle w:val="VerbatimChar"/>
@@ -19872,12 +20387,12 @@
           <w:t xml:space="preserve">data.table::fwrite()</w:t>
         </w:r>
       </w:ins>
-      <w:ins w:id="79" w:author="PR Preview" w:date="2026-01-01T00:00:00Z">
+      <w:ins w:id="181" w:author="PR Preview" w:date="2026-01-01T00:00:00Z">
         <w:r>
           <w:t xml:space="preserve"> </w:t>
         </w:r>
       </w:ins>
-      <w:ins w:id="80" w:author="PR Preview" w:date="2026-01-01T00:00:00Z">
+      <w:ins w:id="182" w:author="PR Preview" w:date="2026-01-01T00:00:00Z">
         <w:r>
           <w:t xml:space="preserve">are faster still.</w:t>
         </w:r>
@@ -30204,7 +30719,7 @@
       <w:pPr>
         <w:pStyle w:val="Heading2"/>
       </w:pPr>
-      <w:del w:id="81" w:author="PR Preview" w:date="2026-01-01T00:00:00Z">
+      <w:del w:id="183" w:author="PR Preview" w:date="2026-01-01T00:00:00Z">
         <w:r>
           <w:delText xml:space="preserve">29 Reading/Saving Data</w:delText>
         </w:r>
@@ -30214,17 +30729,17 @@
       <w:pPr>
         <w:pStyle w:val="Heading3"/>
       </w:pPr>
-      <w:del w:id="82" w:author="PR Preview" w:date="2026-01-01T00:00:00Z">
+      <w:del w:id="184" w:author="PR Preview" w:date="2026-01-01T00:00:00Z">
         <w:r>
           <w:delText xml:space="preserve">29.1</w:delText>
         </w:r>
       </w:del>
-      <w:del w:id="83" w:author="PR Preview" w:date="2026-01-01T00:00:00Z">
+      <w:del w:id="185" w:author="PR Preview" w:date="2026-01-01T00:00:00Z">
         <w:r>
           <w:delText xml:space="preserve"> </w:delText>
         </w:r>
       </w:del>
-      <w:del w:id="84" w:author="PR Preview" w:date="2026-01-01T00:00:00Z">
+      <w:del w:id="186" w:author="PR Preview" w:date="2026-01-01T00:00:00Z">
         <w:r>
           <w:rPr>
             <w:rStyle w:val="VerbatimChar"/>
@@ -30232,22 +30747,22 @@
           <w:delText xml:space="preserve">.RDS</w:delText>
         </w:r>
       </w:del>
-      <w:del w:id="85" w:author="PR Preview" w:date="2026-01-01T00:00:00Z">
+      <w:del w:id="187" w:author="PR Preview" w:date="2026-01-01T00:00:00Z">
         <w:r>
           <w:delText xml:space="preserve"> </w:delText>
         </w:r>
       </w:del>
-      <w:del w:id="86" w:author="PR Preview" w:date="2026-01-01T00:00:00Z">
+      <w:del w:id="188" w:author="PR Preview" w:date="2026-01-01T00:00:00Z">
         <w:r>
           <w:delText xml:space="preserve">vs</w:delText>
         </w:r>
       </w:del>
-      <w:del w:id="87" w:author="PR Preview" w:date="2026-01-01T00:00:00Z">
+      <w:del w:id="189" w:author="PR Preview" w:date="2026-01-01T00:00:00Z">
         <w:r>
           <w:delText xml:space="preserve"> </w:delText>
         </w:r>
       </w:del>
-      <w:del w:id="88" w:author="PR Preview" w:date="2026-01-01T00:00:00Z">
+      <w:del w:id="190" w:author="PR Preview" w:date="2026-01-01T00:00:00Z">
         <w:r>
           <w:rPr>
             <w:rStyle w:val="VerbatimChar"/>
@@ -30255,12 +30770,12 @@
           <w:delText xml:space="preserve">.RData</w:delText>
         </w:r>
       </w:del>
-      <w:del w:id="89" w:author="PR Preview" w:date="2026-01-01T00:00:00Z">
+      <w:del w:id="191" w:author="PR Preview" w:date="2026-01-01T00:00:00Z">
         <w:r>
           <w:delText xml:space="preserve"> </w:delText>
         </w:r>
       </w:del>
-      <w:del w:id="90" w:author="PR Preview" w:date="2026-01-01T00:00:00Z">
+      <w:del w:id="192" w:author="PR Preview" w:date="2026-01-01T00:00:00Z">
         <w:r>
           <w:delText xml:space="preserve">Files</w:delText>
         </w:r>
@@ -30270,17 +30785,17 @@
       <w:pPr>
         <w:pStyle w:val="FirstParagraph"/>
       </w:pPr>
-      <w:del w:id="91" w:author="PR Preview" w:date="2026-01-01T00:00:00Z">
+      <w:del w:id="193" w:author="PR Preview" w:date="2026-01-01T00:00:00Z">
         <w:r>
           <w:delText xml:space="preserve">One of the most common ways to load and save data in Base R is with the</w:delText>
         </w:r>
       </w:del>
-      <w:del w:id="92" w:author="PR Preview" w:date="2026-01-01T00:00:00Z">
+      <w:del w:id="194" w:author="PR Preview" w:date="2026-01-01T00:00:00Z">
         <w:r>
           <w:delText xml:space="preserve"> </w:delText>
         </w:r>
       </w:del>
-      <w:del w:id="93" w:author="PR Preview" w:date="2026-01-01T00:00:00Z">
+      <w:del w:id="195" w:author="PR Preview" w:date="2026-01-01T00:00:00Z">
         <w:r>
           <w:rPr>
             <w:rStyle w:val="VerbatimChar"/>
@@ -30288,22 +30803,22 @@
           <w:delText xml:space="preserve">load()</w:delText>
         </w:r>
       </w:del>
-      <w:del w:id="94" w:author="PR Preview" w:date="2026-01-01T00:00:00Z">
+      <w:del w:id="196" w:author="PR Preview" w:date="2026-01-01T00:00:00Z">
         <w:r>
           <w:delText xml:space="preserve"> </w:delText>
         </w:r>
       </w:del>
-      <w:del w:id="95" w:author="PR Preview" w:date="2026-01-01T00:00:00Z">
+      <w:del w:id="197" w:author="PR Preview" w:date="2026-01-01T00:00:00Z">
         <w:r>
           <w:delText xml:space="preserve">and</w:delText>
         </w:r>
       </w:del>
-      <w:del w:id="96" w:author="PR Preview" w:date="2026-01-01T00:00:00Z">
+      <w:del w:id="198" w:author="PR Preview" w:date="2026-01-01T00:00:00Z">
         <w:r>
           <w:delText xml:space="preserve"> </w:delText>
         </w:r>
       </w:del>
-      <w:del w:id="97" w:author="PR Preview" w:date="2026-01-01T00:00:00Z">
+      <w:del w:id="199" w:author="PR Preview" w:date="2026-01-01T00:00:00Z">
         <w:r>
           <w:rPr>
             <w:rStyle w:val="VerbatimChar"/>
@@ -30311,22 +30826,22 @@
           <w:delText xml:space="preserve">save()</w:delText>
         </w:r>
       </w:del>
-      <w:del w:id="98" w:author="PR Preview" w:date="2026-01-01T00:00:00Z">
+      <w:del w:id="200" w:author="PR Preview" w:date="2026-01-01T00:00:00Z">
         <w:r>
           <w:delText xml:space="preserve"> </w:delText>
         </w:r>
       </w:del>
-      <w:del w:id="99" w:author="PR Preview" w:date="2026-01-01T00:00:00Z">
+      <w:del w:id="201" w:author="PR Preview" w:date="2026-01-01T00:00:00Z">
         <w:r>
           <w:delText xml:space="preserve">functions to serialize multiple objects in a single</w:delText>
         </w:r>
       </w:del>
-      <w:del w:id="100" w:author="PR Preview" w:date="2026-01-01T00:00:00Z">
+      <w:del w:id="202" w:author="PR Preview" w:date="2026-01-01T00:00:00Z">
         <w:r>
           <w:delText xml:space="preserve"> </w:delText>
         </w:r>
       </w:del>
-      <w:del w:id="101" w:author="PR Preview" w:date="2026-01-01T00:00:00Z">
+      <w:del w:id="203" w:author="PR Preview" w:date="2026-01-01T00:00:00Z">
         <w:r>
           <w:rPr>
             <w:rStyle w:val="VerbatimChar"/>
@@ -30334,12 +30849,12 @@
           <w:delText xml:space="preserve">.RData</w:delText>
         </w:r>
       </w:del>
-      <w:del w:id="102" w:author="PR Preview" w:date="2026-01-01T00:00:00Z">
+      <w:del w:id="204" w:author="PR Preview" w:date="2026-01-01T00:00:00Z">
         <w:r>
           <w:delText xml:space="preserve"> </w:delText>
         </w:r>
       </w:del>
-      <w:del w:id="103" w:author="PR Preview" w:date="2026-01-01T00:00:00Z">
+      <w:del w:id="205" w:author="PR Preview" w:date="2026-01-01T00:00:00Z">
         <w:r>
           <w:delText xml:space="preserve">file. The biggest problems with this practice include an inability to control the names of things getting loaded in, the inherent confusion this creates in understanding older code, and the inability to load individual elements of a saved file. For this, we recommend using the RDS format to save R objects.</w:delText>
         </w:r>
@@ -30349,7 +30864,7 @@
       <w:pPr>
         <w:pStyle w:val="Heading3"/>
       </w:pPr>
-      <w:del w:id="104" w:author="PR Preview" w:date="2026-01-01T00:00:00Z">
+      <w:del w:id="206" w:author="PR Preview" w:date="2026-01-01T00:00:00Z">
         <w:r>
           <w:delText xml:space="preserve">29.2 CSVs</w:delText>
         </w:r>
@@ -30359,17 +30874,17 @@
       <w:pPr>
         <w:pStyle w:val="FirstParagraph"/>
       </w:pPr>
-      <w:del w:id="105" w:author="PR Preview" w:date="2026-01-01T00:00:00Z">
+      <w:del w:id="207" w:author="PR Preview" w:date="2026-01-01T00:00:00Z">
         <w:r>
           <w:delText xml:space="preserve">Once again, the</w:delText>
         </w:r>
       </w:del>
-      <w:del w:id="106" w:author="PR Preview" w:date="2026-01-01T00:00:00Z">
+      <w:del w:id="208" w:author="PR Preview" w:date="2026-01-01T00:00:00Z">
         <w:r>
           <w:delText xml:space="preserve"> </w:delText>
         </w:r>
       </w:del>
-      <w:del w:id="107" w:author="PR Preview" w:date="2026-01-01T00:00:00Z">
+      <w:del w:id="209" w:author="PR Preview" w:date="2026-01-01T00:00:00Z">
         <w:r>
           <w:rPr>
             <w:rStyle w:val="VerbatimChar"/>
@@ -30377,22 +30892,22 @@
           <w:delText xml:space="preserve">readr</w:delText>
         </w:r>
       </w:del>
-      <w:del w:id="108" w:author="PR Preview" w:date="2026-01-01T00:00:00Z">
+      <w:del w:id="210" w:author="PR Preview" w:date="2026-01-01T00:00:00Z">
         <w:r>
           <w:delText xml:space="preserve"> </w:delText>
         </w:r>
       </w:del>
-      <w:del w:id="109" w:author="PR Preview" w:date="2026-01-01T00:00:00Z">
+      <w:del w:id="211" w:author="PR Preview" w:date="2026-01-01T00:00:00Z">
         <w:r>
           <w:delText xml:space="preserve">package as part of the Tidvyerse is great, with a much faster</w:delText>
         </w:r>
       </w:del>
-      <w:del w:id="110" w:author="PR Preview" w:date="2026-01-01T00:00:00Z">
+      <w:del w:id="212" w:author="PR Preview" w:date="2026-01-01T00:00:00Z">
         <w:r>
           <w:delText xml:space="preserve"> </w:delText>
         </w:r>
       </w:del>
-      <w:del w:id="111" w:author="PR Preview" w:date="2026-01-01T00:00:00Z">
+      <w:del w:id="213" w:author="PR Preview" w:date="2026-01-01T00:00:00Z">
         <w:r>
           <w:rPr>
             <w:rStyle w:val="VerbatimChar"/>
@@ -30400,22 +30915,22 @@
           <w:delText xml:space="preserve">read_csv()</w:delText>
         </w:r>
       </w:del>
-      <w:del w:id="112" w:author="PR Preview" w:date="2026-01-01T00:00:00Z">
+      <w:del w:id="214" w:author="PR Preview" w:date="2026-01-01T00:00:00Z">
         <w:r>
           <w:delText xml:space="preserve"> </w:delText>
         </w:r>
       </w:del>
-      <w:del w:id="113" w:author="PR Preview" w:date="2026-01-01T00:00:00Z">
+      <w:del w:id="215" w:author="PR Preview" w:date="2026-01-01T00:00:00Z">
         <w:r>
           <w:delText xml:space="preserve">than Base R’s</w:delText>
         </w:r>
       </w:del>
-      <w:del w:id="114" w:author="PR Preview" w:date="2026-01-01T00:00:00Z">
+      <w:del w:id="216" w:author="PR Preview" w:date="2026-01-01T00:00:00Z">
         <w:r>
           <w:delText xml:space="preserve"> </w:delText>
         </w:r>
       </w:del>
-      <w:del w:id="115" w:author="PR Preview" w:date="2026-01-01T00:00:00Z">
+      <w:del w:id="217" w:author="PR Preview" w:date="2026-01-01T00:00:00Z">
         <w:r>
           <w:rPr>
             <w:rStyle w:val="VerbatimChar"/>
@@ -30423,17 +30938,17 @@
           <w:delText xml:space="preserve">read.csv()</w:delText>
         </w:r>
       </w:del>
-      <w:del w:id="116" w:author="PR Preview" w:date="2026-01-01T00:00:00Z">
+      <w:del w:id="218" w:author="PR Preview" w:date="2026-01-01T00:00:00Z">
         <w:r>
           <w:delText xml:space="preserve">. For massive CSVs (&gt; 5 GB), you’ll find</w:delText>
         </w:r>
       </w:del>
-      <w:del w:id="117" w:author="PR Preview" w:date="2026-01-01T00:00:00Z">
+      <w:del w:id="219" w:author="PR Preview" w:date="2026-01-01T00:00:00Z">
         <w:r>
           <w:delText xml:space="preserve"> </w:delText>
         </w:r>
       </w:del>
-      <w:del w:id="118" w:author="PR Preview" w:date="2026-01-01T00:00:00Z">
+      <w:del w:id="220" w:author="PR Preview" w:date="2026-01-01T00:00:00Z">
         <w:r>
           <w:rPr>
             <w:rStyle w:val="VerbatimChar"/>
@@ -30441,22 +30956,22 @@
           <w:delText xml:space="preserve">data.table::fread()</w:delText>
         </w:r>
       </w:del>
-      <w:del w:id="119" w:author="PR Preview" w:date="2026-01-01T00:00:00Z">
+      <w:del w:id="221" w:author="PR Preview" w:date="2026-01-01T00:00:00Z">
         <w:r>
           <w:delText xml:space="preserve"> </w:delText>
         </w:r>
       </w:del>
-      <w:del w:id="120" w:author="PR Preview" w:date="2026-01-01T00:00:00Z">
+      <w:del w:id="222" w:author="PR Preview" w:date="2026-01-01T00:00:00Z">
         <w:r>
           <w:delText xml:space="preserve">to be the fastest CSV reader in any data science language out there. For writing CSVs,</w:delText>
         </w:r>
       </w:del>
-      <w:del w:id="121" w:author="PR Preview" w:date="2026-01-01T00:00:00Z">
+      <w:del w:id="223" w:author="PR Preview" w:date="2026-01-01T00:00:00Z">
         <w:r>
           <w:delText xml:space="preserve"> </w:delText>
         </w:r>
       </w:del>
-      <w:del w:id="122" w:author="PR Preview" w:date="2026-01-01T00:00:00Z">
+      <w:del w:id="224" w:author="PR Preview" w:date="2026-01-01T00:00:00Z">
         <w:r>
           <w:rPr>
             <w:rStyle w:val="VerbatimChar"/>
@@ -30464,22 +30979,22 @@
           <w:delText xml:space="preserve">readr::write_csv()</w:delText>
         </w:r>
       </w:del>
-      <w:del w:id="123" w:author="PR Preview" w:date="2026-01-01T00:00:00Z">
+      <w:del w:id="225" w:author="PR Preview" w:date="2026-01-01T00:00:00Z">
         <w:r>
           <w:delText xml:space="preserve"> </w:delText>
         </w:r>
       </w:del>
-      <w:del w:id="124" w:author="PR Preview" w:date="2026-01-01T00:00:00Z">
+      <w:del w:id="226" w:author="PR Preview" w:date="2026-01-01T00:00:00Z">
         <w:r>
           <w:delText xml:space="preserve">and</w:delText>
         </w:r>
       </w:del>
-      <w:del w:id="125" w:author="PR Preview" w:date="2026-01-01T00:00:00Z">
+      <w:del w:id="227" w:author="PR Preview" w:date="2026-01-01T00:00:00Z">
         <w:r>
           <w:delText xml:space="preserve"> </w:delText>
         </w:r>
       </w:del>
-      <w:del w:id="126" w:author="PR Preview" w:date="2026-01-01T00:00:00Z">
+      <w:del w:id="228" w:author="PR Preview" w:date="2026-01-01T00:00:00Z">
         <w:r>
           <w:rPr>
             <w:rStyle w:val="VerbatimChar"/>
@@ -30487,22 +31002,22 @@
           <w:delText xml:space="preserve">data.table::fwrite()</w:delText>
         </w:r>
       </w:del>
-      <w:del w:id="127" w:author="PR Preview" w:date="2026-01-01T00:00:00Z">
+      <w:del w:id="229" w:author="PR Preview" w:date="2026-01-01T00:00:00Z">
         <w:r>
           <w:delText xml:space="preserve"> </w:delText>
         </w:r>
       </w:del>
-      <w:del w:id="128" w:author="PR Preview" w:date="2026-01-01T00:00:00Z">
+      <w:del w:id="230" w:author="PR Preview" w:date="2026-01-01T00:00:00Z">
         <w:r>
           <w:delText xml:space="preserve">outclass Base R’s</w:delText>
         </w:r>
       </w:del>
-      <w:del w:id="129" w:author="PR Preview" w:date="2026-01-01T00:00:00Z">
+      <w:del w:id="231" w:author="PR Preview" w:date="2026-01-01T00:00:00Z">
         <w:r>
           <w:delText xml:space="preserve"> </w:delText>
         </w:r>
       </w:del>
-      <w:del w:id="130" w:author="PR Preview" w:date="2026-01-01T00:00:00Z">
+      <w:del w:id="232" w:author="PR Preview" w:date="2026-01-01T00:00:00Z">
         <w:r>
           <w:rPr>
             <w:rStyle w:val="VerbatimChar"/>
@@ -30510,12 +31025,12 @@
           <w:delText xml:space="preserve">write.csv()</w:delText>
         </w:r>
       </w:del>
-      <w:del w:id="131" w:author="PR Preview" w:date="2026-01-01T00:00:00Z">
+      <w:del w:id="233" w:author="PR Preview" w:date="2026-01-01T00:00:00Z">
         <w:r>
           <w:delText xml:space="preserve"> </w:delText>
         </w:r>
       </w:del>
-      <w:del w:id="132" w:author="PR Preview" w:date="2026-01-01T00:00:00Z">
+      <w:del w:id="234" w:author="PR Preview" w:date="2026-01-01T00:00:00Z">
         <w:r>
           <w:delText xml:space="preserve">by a significant margin as well.</w:delText>
         </w:r>
@@ -30525,7 +31040,7 @@
       <w:pPr>
         <w:pStyle w:val="Heading2"/>
       </w:pPr>
-      <w:del w:id="133" w:author="PR Preview" w:date="2026-01-01T00:00:00Z">
+      <w:del w:id="235" w:author="PR Preview" w:date="2026-01-01T00:00:00Z">
         <w:r>
           <w:delText xml:space="preserve">30 Integrating Box and Dropbox</w:delText>
         </w:r>
@@ -30535,7 +31050,7 @@
       <w:pPr>
         <w:pStyle w:val="Heading2"/>
       </w:pPr>
-      <w:ins w:id="134" w:author="PR Preview" w:date="2026-01-01T00:00:00Z">
+      <w:ins w:id="236" w:author="PR Preview" w:date="2026-01-01T00:00:00Z">
         <w:r>
           <w:t xml:space="preserve">29 Integrating Box and Dropbox</w:t>
         </w:r>
@@ -30570,7 +31085,7 @@
       <w:pPr>
         <w:pStyle w:val="Heading3"/>
       </w:pPr>
-      <w:del w:id="135" w:author="PR Preview" w:date="2026-01-01T00:00:00Z">
+      <w:del w:id="237" w:author="PR Preview" w:date="2026-01-01T00:00:00Z">
         <w:r>
           <w:delText xml:space="preserve">30.1 Box</w:delText>
         </w:r>
@@ -30580,7 +31095,7 @@
       <w:pPr>
         <w:pStyle w:val="Heading3"/>
       </w:pPr>
-      <w:ins w:id="136" w:author="PR Preview" w:date="2026-01-01T00:00:00Z">
+      <w:ins w:id="238" w:author="PR Preview" w:date="2026-01-01T00:00:00Z">
         <w:r>
           <w:t xml:space="preserve">29.1 Box</w:t>
         </w:r>
@@ -30711,7 +31226,7 @@
       <w:pPr>
         <w:pStyle w:val="Heading3"/>
       </w:pPr>
-      <w:del w:id="137" w:author="PR Preview" w:date="2026-01-01T00:00:00Z">
+      <w:del w:id="239" w:author="PR Preview" w:date="2026-01-01T00:00:00Z">
         <w:r>
           <w:delText xml:space="preserve">30.2 Dropbox</w:delText>
         </w:r>
@@ -30721,7 +31236,7 @@
       <w:pPr>
         <w:pStyle w:val="Heading3"/>
       </w:pPr>
-      <w:ins w:id="138" w:author="PR Preview" w:date="2026-01-01T00:00:00Z">
+      <w:ins w:id="240" w:author="PR Preview" w:date="2026-01-01T00:00:00Z">
         <w:r>
           <w:t xml:space="preserve">29.2 Dropbox</w:t>
         </w:r>
@@ -30889,7 +31404,7 @@
       <w:pPr>
         <w:pStyle w:val="Heading2"/>
       </w:pPr>
-      <w:del w:id="139" w:author="PR Preview" w:date="2026-01-01T00:00:00Z">
+      <w:del w:id="241" w:author="PR Preview" w:date="2026-01-01T00:00:00Z">
         <w:r>
           <w:delText xml:space="preserve">31 r-lib Packages</w:delText>
         </w:r>
@@ -30899,7 +31414,7 @@
       <w:pPr>
         <w:pStyle w:val="Heading2"/>
       </w:pPr>
-      <w:ins w:id="140" w:author="PR Preview" w:date="2026-01-01T00:00:00Z">
+      <w:ins w:id="242" w:author="PR Preview" w:date="2026-01-01T00:00:00Z">
         <w:r>
           <w:t xml:space="preserve">30 r-lib Packages</w:t>
         </w:r>
@@ -30948,7 +31463,7 @@
       <w:pPr>
         <w:pStyle w:val="Heading2"/>
       </w:pPr>
-      <w:del w:id="141" w:author="PR Preview" w:date="2026-01-01T00:00:00Z">
+      <w:del w:id="243" w:author="PR Preview" w:date="2026-01-01T00:00:00Z">
         <w:r>
           <w:delText xml:space="preserve">32 Package Development</w:delText>
         </w:r>
@@ -30958,18 +31473,18 @@
       <w:pPr>
         <w:pStyle w:val="Heading3"/>
       </w:pPr>
-      <w:del w:id="142" w:author="PR Preview" w:date="2026-01-01T00:00:00Z">
+      <w:del w:id="244" w:author="PR Preview" w:date="2026-01-01T00:00:00Z">
         <w:r>
           <w:delText xml:space="preserve">32.1</w:delText>
         </w:r>
       </w:del>
-      <w:del w:id="143" w:author="PR Preview" w:date="2026-01-01T00:00:00Z">
+      <w:del w:id="245" w:author="PR Preview" w:date="2026-01-01T00:00:00Z">
         <w:r>
           <w:delText xml:space="preserve"> </w:delText>
         </w:r>
       </w:del>
       <w:hyperlink r:id="rId36">
-        <w:del w:id="144" w:author="PR Preview" w:date="2026-01-01T00:00:00Z">
+        <w:del w:id="246" w:author="PR Preview" w:date="2026-01-01T00:00:00Z">
           <w:r>
             <w:rPr>
               <w:rStyle w:val="VerbatimChar"/>
@@ -30983,7 +31498,7 @@
       <w:pPr>
         <w:pStyle w:val="Heading2"/>
       </w:pPr>
-      <w:ins w:id="145" w:author="PR Preview" w:date="2026-01-01T00:00:00Z">
+      <w:ins w:id="247" w:author="PR Preview" w:date="2026-01-01T00:00:00Z">
         <w:r>
           <w:t xml:space="preserve">31 Package Development</w:t>
         </w:r>
@@ -30994,18 +31509,18 @@
       <w:pPr>
         <w:pStyle w:val="Heading3"/>
       </w:pPr>
-      <w:ins w:id="146" w:author="PR Preview" w:date="2026-01-01T00:00:00Z">
+      <w:ins w:id="248" w:author="PR Preview" w:date="2026-01-01T00:00:00Z">
         <w:r>
           <w:t xml:space="preserve">31.1</w:t>
         </w:r>
       </w:ins>
-      <w:ins w:id="147" w:author="PR Preview" w:date="2026-01-01T00:00:00Z">
+      <w:ins w:id="249" w:author="PR Preview" w:date="2026-01-01T00:00:00Z">
         <w:r>
           <w:t xml:space="preserve"> </w:t>
         </w:r>
       </w:ins>
       <w:hyperlink r:id="rId36">
-        <w:ins w:id="148" w:author="PR Preview" w:date="2026-01-01T00:00:00Z">
+        <w:ins w:id="250" w:author="PR Preview" w:date="2026-01-01T00:00:00Z">
           <w:r>
             <w:rPr>
               <w:rStyle w:val="VerbatimChar"/>
@@ -31070,18 +31585,18 @@
       <w:pPr>
         <w:pStyle w:val="Heading3"/>
       </w:pPr>
-      <w:del w:id="149" w:author="PR Preview" w:date="2026-01-01T00:00:00Z">
+      <w:del w:id="251" w:author="PR Preview" w:date="2026-01-01T00:00:00Z">
         <w:r>
           <w:delText xml:space="preserve">32.2</w:delText>
         </w:r>
       </w:del>
-      <w:del w:id="150" w:author="PR Preview" w:date="2026-01-01T00:00:00Z">
+      <w:del w:id="252" w:author="PR Preview" w:date="2026-01-01T00:00:00Z">
         <w:r>
           <w:delText xml:space="preserve"> </w:delText>
         </w:r>
       </w:del>
       <w:hyperlink r:id="rId37">
-        <w:del w:id="151" w:author="PR Preview" w:date="2026-01-01T00:00:00Z">
+        <w:del w:id="253" w:author="PR Preview" w:date="2026-01-01T00:00:00Z">
           <w:r>
             <w:rPr>
               <w:rStyle w:val="VerbatimChar"/>
@@ -31095,18 +31610,18 @@
       <w:pPr>
         <w:pStyle w:val="Heading3"/>
       </w:pPr>
-      <w:ins w:id="152" w:author="PR Preview" w:date="2026-01-01T00:00:00Z">
+      <w:ins w:id="254" w:author="PR Preview" w:date="2026-01-01T00:00:00Z">
         <w:r>
           <w:t xml:space="preserve">31.2</w:t>
         </w:r>
       </w:ins>
-      <w:ins w:id="153" w:author="PR Preview" w:date="2026-01-01T00:00:00Z">
+      <w:ins w:id="255" w:author="PR Preview" w:date="2026-01-01T00:00:00Z">
         <w:r>
           <w:t xml:space="preserve"> </w:t>
         </w:r>
       </w:ins>
       <w:hyperlink r:id="rId37">
-        <w:ins w:id="154" w:author="PR Preview" w:date="2026-01-01T00:00:00Z">
+        <w:ins w:id="256" w:author="PR Preview" w:date="2026-01-01T00:00:00Z">
           <w:r>
             <w:rPr>
               <w:rStyle w:val="VerbatimChar"/>
@@ -31252,18 +31767,18 @@
       <w:pPr>
         <w:pStyle w:val="Heading3"/>
       </w:pPr>
-      <w:del w:id="155" w:author="PR Preview" w:date="2026-01-01T00:00:00Z">
+      <w:del w:id="257" w:author="PR Preview" w:date="2026-01-01T00:00:00Z">
         <w:r>
           <w:delText xml:space="preserve">32.3</w:delText>
         </w:r>
       </w:del>
-      <w:del w:id="156" w:author="PR Preview" w:date="2026-01-01T00:00:00Z">
+      <w:del w:id="258" w:author="PR Preview" w:date="2026-01-01T00:00:00Z">
         <w:r>
           <w:delText xml:space="preserve"> </w:delText>
         </w:r>
       </w:del>
       <w:hyperlink r:id="rId38">
-        <w:del w:id="157" w:author="PR Preview" w:date="2026-01-01T00:00:00Z">
+        <w:del w:id="259" w:author="PR Preview" w:date="2026-01-01T00:00:00Z">
           <w:r>
             <w:rPr>
               <w:rStyle w:val="VerbatimChar"/>
@@ -31277,18 +31792,18 @@
       <w:pPr>
         <w:pStyle w:val="Heading3"/>
       </w:pPr>
-      <w:ins w:id="158" w:author="PR Preview" w:date="2026-01-01T00:00:00Z">
+      <w:ins w:id="260" w:author="PR Preview" w:date="2026-01-01T00:00:00Z">
         <w:r>
           <w:t xml:space="preserve">31.3</w:t>
         </w:r>
       </w:ins>
-      <w:ins w:id="159" w:author="PR Preview" w:date="2026-01-01T00:00:00Z">
+      <w:ins w:id="261" w:author="PR Preview" w:date="2026-01-01T00:00:00Z">
         <w:r>
           <w:t xml:space="preserve"> </w:t>
         </w:r>
       </w:ins>
       <w:hyperlink r:id="rId38">
-        <w:ins w:id="160" w:author="PR Preview" w:date="2026-01-01T00:00:00Z">
+        <w:ins w:id="262" w:author="PR Preview" w:date="2026-01-01T00:00:00Z">
           <w:r>
             <w:rPr>
               <w:rStyle w:val="VerbatimChar"/>
@@ -31398,18 +31913,18 @@
       <w:pPr>
         <w:pStyle w:val="Heading3"/>
       </w:pPr>
-      <w:del w:id="161" w:author="PR Preview" w:date="2026-01-01T00:00:00Z">
+      <w:del w:id="263" w:author="PR Preview" w:date="2026-01-01T00:00:00Z">
         <w:r>
           <w:delText xml:space="preserve">32.4</w:delText>
         </w:r>
       </w:del>
-      <w:del w:id="162" w:author="PR Preview" w:date="2026-01-01T00:00:00Z">
+      <w:del w:id="264" w:author="PR Preview" w:date="2026-01-01T00:00:00Z">
         <w:r>
           <w:delText xml:space="preserve"> </w:delText>
         </w:r>
       </w:del>
       <w:hyperlink r:id="rId23">
-        <w:del w:id="163" w:author="PR Preview" w:date="2026-01-01T00:00:00Z">
+        <w:del w:id="265" w:author="PR Preview" w:date="2026-01-01T00:00:00Z">
           <w:r>
             <w:rPr>
               <w:rStyle w:val="VerbatimChar"/>
@@ -31423,18 +31938,18 @@
       <w:pPr>
         <w:pStyle w:val="Heading3"/>
       </w:pPr>
-      <w:ins w:id="164" w:author="PR Preview" w:date="2026-01-01T00:00:00Z">
+      <w:ins w:id="266" w:author="PR Preview" w:date="2026-01-01T00:00:00Z">
         <w:r>
           <w:t xml:space="preserve">31.4</w:t>
         </w:r>
       </w:ins>
-      <w:ins w:id="165" w:author="PR Preview" w:date="2026-01-01T00:00:00Z">
+      <w:ins w:id="267" w:author="PR Preview" w:date="2026-01-01T00:00:00Z">
         <w:r>
           <w:t xml:space="preserve"> </w:t>
         </w:r>
       </w:ins>
       <w:hyperlink r:id="rId23">
-        <w:ins w:id="166" w:author="PR Preview" w:date="2026-01-01T00:00:00Z">
+        <w:ins w:id="268" w:author="PR Preview" w:date="2026-01-01T00:00:00Z">
           <w:r>
             <w:rPr>
               <w:rStyle w:val="VerbatimChar"/>
@@ -31493,18 +32008,18 @@
       <w:pPr>
         <w:pStyle w:val="Heading3"/>
       </w:pPr>
-      <w:del w:id="167" w:author="PR Preview" w:date="2026-01-01T00:00:00Z">
+      <w:del w:id="269" w:author="PR Preview" w:date="2026-01-01T00:00:00Z">
         <w:r>
           <w:delText xml:space="preserve">32.5</w:delText>
         </w:r>
       </w:del>
-      <w:del w:id="168" w:author="PR Preview" w:date="2026-01-01T00:00:00Z">
+      <w:del w:id="270" w:author="PR Preview" w:date="2026-01-01T00:00:00Z">
         <w:r>
           <w:delText xml:space="preserve"> </w:delText>
         </w:r>
       </w:del>
       <w:hyperlink r:id="rId200">
-        <w:del w:id="169" w:author="PR Preview" w:date="2026-01-01T00:00:00Z">
+        <w:del w:id="271" w:author="PR Preview" w:date="2026-01-01T00:00:00Z">
           <w:r>
             <w:rPr>
               <w:rStyle w:val="VerbatimChar"/>
@@ -31518,18 +32033,18 @@
       <w:pPr>
         <w:pStyle w:val="Heading3"/>
       </w:pPr>
-      <w:ins w:id="170" w:author="PR Preview" w:date="2026-01-01T00:00:00Z">
+      <w:ins w:id="272" w:author="PR Preview" w:date="2026-01-01T00:00:00Z">
         <w:r>
           <w:t xml:space="preserve">31.5</w:t>
         </w:r>
       </w:ins>
-      <w:ins w:id="171" w:author="PR Preview" w:date="2026-01-01T00:00:00Z">
+      <w:ins w:id="273" w:author="PR Preview" w:date="2026-01-01T00:00:00Z">
         <w:r>
           <w:t xml:space="preserve"> </w:t>
         </w:r>
       </w:ins>
       <w:hyperlink r:id="rId200">
-        <w:ins w:id="172" w:author="PR Preview" w:date="2026-01-01T00:00:00Z">
+        <w:ins w:id="274" w:author="PR Preview" w:date="2026-01-01T00:00:00Z">
           <w:r>
             <w:rPr>
               <w:rStyle w:val="VerbatimChar"/>
@@ -31588,18 +32103,18 @@
       <w:pPr>
         <w:pStyle w:val="Heading3"/>
       </w:pPr>
-      <w:del w:id="173" w:author="PR Preview" w:date="2026-01-01T00:00:00Z">
+      <w:del w:id="275" w:author="PR Preview" w:date="2026-01-01T00:00:00Z">
         <w:r>
           <w:delText xml:space="preserve">32.6</w:delText>
         </w:r>
       </w:del>
-      <w:del w:id="174" w:author="PR Preview" w:date="2026-01-01T00:00:00Z">
+      <w:del w:id="276" w:author="PR Preview" w:date="2026-01-01T00:00:00Z">
         <w:r>
           <w:delText xml:space="preserve"> </w:delText>
         </w:r>
       </w:del>
       <w:hyperlink r:id="rId202">
-        <w:del w:id="175" w:author="PR Preview" w:date="2026-01-01T00:00:00Z">
+        <w:del w:id="277" w:author="PR Preview" w:date="2026-01-01T00:00:00Z">
           <w:r>
             <w:rPr>
               <w:rStyle w:val="VerbatimChar"/>
@@ -31613,18 +32128,18 @@
       <w:pPr>
         <w:pStyle w:val="Heading3"/>
       </w:pPr>
-      <w:ins w:id="176" w:author="PR Preview" w:date="2026-01-01T00:00:00Z">
+      <w:ins w:id="278" w:author="PR Preview" w:date="2026-01-01T00:00:00Z">
         <w:r>
           <w:t xml:space="preserve">31.6</w:t>
         </w:r>
       </w:ins>
-      <w:ins w:id="177" w:author="PR Preview" w:date="2026-01-01T00:00:00Z">
+      <w:ins w:id="279" w:author="PR Preview" w:date="2026-01-01T00:00:00Z">
         <w:r>
           <w:t xml:space="preserve"> </w:t>
         </w:r>
       </w:ins>
       <w:hyperlink r:id="rId202">
-        <w:ins w:id="178" w:author="PR Preview" w:date="2026-01-01T00:00:00Z">
+        <w:ins w:id="280" w:author="PR Preview" w:date="2026-01-01T00:00:00Z">
           <w:r>
             <w:rPr>
               <w:rStyle w:val="VerbatimChar"/>
@@ -31665,18 +32180,18 @@
       <w:pPr>
         <w:pStyle w:val="Heading3"/>
       </w:pPr>
-      <w:del w:id="179" w:author="PR Preview" w:date="2026-01-01T00:00:00Z">
+      <w:del w:id="281" w:author="PR Preview" w:date="2026-01-01T00:00:00Z">
         <w:r>
           <w:delText xml:space="preserve">32.7</w:delText>
         </w:r>
       </w:del>
-      <w:del w:id="180" w:author="PR Preview" w:date="2026-01-01T00:00:00Z">
+      <w:del w:id="282" w:author="PR Preview" w:date="2026-01-01T00:00:00Z">
         <w:r>
           <w:delText xml:space="preserve"> </w:delText>
         </w:r>
       </w:del>
       <w:hyperlink r:id="rId204">
-        <w:del w:id="181" w:author="PR Preview" w:date="2026-01-01T00:00:00Z">
+        <w:del w:id="283" w:author="PR Preview" w:date="2026-01-01T00:00:00Z">
           <w:r>
             <w:rPr>
               <w:rStyle w:val="VerbatimChar"/>
@@ -31690,18 +32205,18 @@
       <w:pPr>
         <w:pStyle w:val="Heading3"/>
       </w:pPr>
-      <w:ins w:id="182" w:author="PR Preview" w:date="2026-01-01T00:00:00Z">
+      <w:ins w:id="284" w:author="PR Preview" w:date="2026-01-01T00:00:00Z">
         <w:r>
           <w:t xml:space="preserve">31.7</w:t>
         </w:r>
       </w:ins>
-      <w:ins w:id="183" w:author="PR Preview" w:date="2026-01-01T00:00:00Z">
+      <w:ins w:id="285" w:author="PR Preview" w:date="2026-01-01T00:00:00Z">
         <w:r>
           <w:t xml:space="preserve"> </w:t>
         </w:r>
       </w:ins>
       <w:hyperlink r:id="rId204">
-        <w:ins w:id="184" w:author="PR Preview" w:date="2026-01-01T00:00:00Z">
+        <w:ins w:id="286" w:author="PR Preview" w:date="2026-01-01T00:00:00Z">
           <w:r>
             <w:rPr>
               <w:rStyle w:val="VerbatimChar"/>
@@ -31775,18 +32290,18 @@
       <w:pPr>
         <w:pStyle w:val="Heading3"/>
       </w:pPr>
-      <w:del w:id="185" w:author="PR Preview" w:date="2026-01-01T00:00:00Z">
+      <w:del w:id="287" w:author="PR Preview" w:date="2026-01-01T00:00:00Z">
         <w:r>
           <w:delText xml:space="preserve">32.8</w:delText>
         </w:r>
       </w:del>
-      <w:del w:id="186" w:author="PR Preview" w:date="2026-01-01T00:00:00Z">
+      <w:del w:id="288" w:author="PR Preview" w:date="2026-01-01T00:00:00Z">
         <w:r>
           <w:delText xml:space="preserve"> </w:delText>
         </w:r>
       </w:del>
       <w:hyperlink r:id="rId206">
-        <w:del w:id="187" w:author="PR Preview" w:date="2026-01-01T00:00:00Z">
+        <w:del w:id="289" w:author="PR Preview" w:date="2026-01-01T00:00:00Z">
           <w:r>
             <w:rPr>
               <w:rStyle w:val="VerbatimChar"/>
@@ -31800,18 +32315,18 @@
       <w:pPr>
         <w:pStyle w:val="Heading3"/>
       </w:pPr>
-      <w:ins w:id="188" w:author="PR Preview" w:date="2026-01-01T00:00:00Z">
+      <w:ins w:id="290" w:author="PR Preview" w:date="2026-01-01T00:00:00Z">
         <w:r>
           <w:t xml:space="preserve">31.8</w:t>
         </w:r>
       </w:ins>
-      <w:ins w:id="189" w:author="PR Preview" w:date="2026-01-01T00:00:00Z">
+      <w:ins w:id="291" w:author="PR Preview" w:date="2026-01-01T00:00:00Z">
         <w:r>
           <w:t xml:space="preserve"> </w:t>
         </w:r>
       </w:ins>
       <w:hyperlink r:id="rId206">
-        <w:ins w:id="190" w:author="PR Preview" w:date="2026-01-01T00:00:00Z">
+        <w:ins w:id="292" w:author="PR Preview" w:date="2026-01-01T00:00:00Z">
           <w:r>
             <w:rPr>
               <w:rStyle w:val="VerbatimChar"/>
@@ -31870,18 +32385,18 @@
       <w:pPr>
         <w:pStyle w:val="Heading3"/>
       </w:pPr>
-      <w:del w:id="191" w:author="PR Preview" w:date="2026-01-01T00:00:00Z">
+      <w:del w:id="293" w:author="PR Preview" w:date="2026-01-01T00:00:00Z">
         <w:r>
           <w:delText xml:space="preserve">32.9</w:delText>
         </w:r>
       </w:del>
-      <w:del w:id="192" w:author="PR Preview" w:date="2026-01-01T00:00:00Z">
+      <w:del w:id="294" w:author="PR Preview" w:date="2026-01-01T00:00:00Z">
         <w:r>
           <w:delText xml:space="preserve"> </w:delText>
         </w:r>
       </w:del>
       <w:hyperlink r:id="rId208">
-        <w:del w:id="193" w:author="PR Preview" w:date="2026-01-01T00:00:00Z">
+        <w:del w:id="295" w:author="PR Preview" w:date="2026-01-01T00:00:00Z">
           <w:r>
             <w:rPr>
               <w:rStyle w:val="VerbatimChar"/>
@@ -31895,18 +32410,18 @@
       <w:pPr>
         <w:pStyle w:val="Heading3"/>
       </w:pPr>
-      <w:ins w:id="194" w:author="PR Preview" w:date="2026-01-01T00:00:00Z">
+      <w:ins w:id="296" w:author="PR Preview" w:date="2026-01-01T00:00:00Z">
         <w:r>
           <w:t xml:space="preserve">31.9</w:t>
         </w:r>
       </w:ins>
-      <w:ins w:id="195" w:author="PR Preview" w:date="2026-01-01T00:00:00Z">
+      <w:ins w:id="297" w:author="PR Preview" w:date="2026-01-01T00:00:00Z">
         <w:r>
           <w:t xml:space="preserve"> </w:t>
         </w:r>
       </w:ins>
       <w:hyperlink r:id="rId208">
-        <w:ins w:id="196" w:author="PR Preview" w:date="2026-01-01T00:00:00Z">
+        <w:ins w:id="298" w:author="PR Preview" w:date="2026-01-01T00:00:00Z">
           <w:r>
             <w:rPr>
               <w:rStyle w:val="VerbatimChar"/>
@@ -31983,18 +32498,18 @@
       <w:pPr>
         <w:pStyle w:val="Heading3"/>
       </w:pPr>
-      <w:del w:id="197" w:author="PR Preview" w:date="2026-01-01T00:00:00Z">
+      <w:del w:id="299" w:author="PR Preview" w:date="2026-01-01T00:00:00Z">
         <w:r>
           <w:delText xml:space="preserve">32.10</w:delText>
         </w:r>
       </w:del>
-      <w:del w:id="198" w:author="PR Preview" w:date="2026-01-01T00:00:00Z">
+      <w:del w:id="300" w:author="PR Preview" w:date="2026-01-01T00:00:00Z">
         <w:r>
           <w:delText xml:space="preserve"> </w:delText>
         </w:r>
       </w:del>
       <w:hyperlink r:id="rId210">
-        <w:del w:id="199" w:author="PR Preview" w:date="2026-01-01T00:00:00Z">
+        <w:del w:id="301" w:author="PR Preview" w:date="2026-01-01T00:00:00Z">
           <w:r>
             <w:rPr>
               <w:rStyle w:val="VerbatimChar"/>
@@ -32008,18 +32523,18 @@
       <w:pPr>
         <w:pStyle w:val="Heading3"/>
       </w:pPr>
-      <w:ins w:id="200" w:author="PR Preview" w:date="2026-01-01T00:00:00Z">
+      <w:ins w:id="302" w:author="PR Preview" w:date="2026-01-01T00:00:00Z">
         <w:r>
           <w:t xml:space="preserve">31.10</w:t>
         </w:r>
       </w:ins>
-      <w:ins w:id="201" w:author="PR Preview" w:date="2026-01-01T00:00:00Z">
+      <w:ins w:id="303" w:author="PR Preview" w:date="2026-01-01T00:00:00Z">
         <w:r>
           <w:t xml:space="preserve"> </w:t>
         </w:r>
       </w:ins>
       <w:hyperlink r:id="rId210">
-        <w:ins w:id="202" w:author="PR Preview" w:date="2026-01-01T00:00:00Z">
+        <w:ins w:id="304" w:author="PR Preview" w:date="2026-01-01T00:00:00Z">
           <w:r>
             <w:rPr>
               <w:rStyle w:val="VerbatimChar"/>
@@ -32066,18 +32581,18 @@
       <w:pPr>
         <w:pStyle w:val="Heading3"/>
       </w:pPr>
-      <w:del w:id="203" w:author="PR Preview" w:date="2026-01-01T00:00:00Z">
+      <w:del w:id="305" w:author="PR Preview" w:date="2026-01-01T00:00:00Z">
         <w:r>
           <w:delText xml:space="preserve">32.11</w:delText>
         </w:r>
       </w:del>
-      <w:del w:id="204" w:author="PR Preview" w:date="2026-01-01T00:00:00Z">
+      <w:del w:id="306" w:author="PR Preview" w:date="2026-01-01T00:00:00Z">
         <w:r>
           <w:delText xml:space="preserve"> </w:delText>
         </w:r>
       </w:del>
       <w:hyperlink r:id="rId212">
-        <w:del w:id="205" w:author="PR Preview" w:date="2026-01-01T00:00:00Z">
+        <w:del w:id="307" w:author="PR Preview" w:date="2026-01-01T00:00:00Z">
           <w:r>
             <w:rPr>
               <w:rStyle w:val="VerbatimChar"/>
@@ -32091,18 +32606,18 @@
       <w:pPr>
         <w:pStyle w:val="Heading3"/>
       </w:pPr>
-      <w:ins w:id="206" w:author="PR Preview" w:date="2026-01-01T00:00:00Z">
+      <w:ins w:id="308" w:author="PR Preview" w:date="2026-01-01T00:00:00Z">
         <w:r>
           <w:t xml:space="preserve">31.11</w:t>
         </w:r>
       </w:ins>
-      <w:ins w:id="207" w:author="PR Preview" w:date="2026-01-01T00:00:00Z">
+      <w:ins w:id="309" w:author="PR Preview" w:date="2026-01-01T00:00:00Z">
         <w:r>
           <w:t xml:space="preserve"> </w:t>
         </w:r>
       </w:ins>
       <w:hyperlink r:id="rId212">
-        <w:ins w:id="208" w:author="PR Preview" w:date="2026-01-01T00:00:00Z">
+        <w:ins w:id="310" w:author="PR Preview" w:date="2026-01-01T00:00:00Z">
           <w:r>
             <w:rPr>
               <w:rStyle w:val="VerbatimChar"/>
@@ -32173,18 +32688,18 @@
       <w:pPr>
         <w:pStyle w:val="Heading3"/>
       </w:pPr>
-      <w:del w:id="209" w:author="PR Preview" w:date="2026-01-01T00:00:00Z">
+      <w:del w:id="311" w:author="PR Preview" w:date="2026-01-01T00:00:00Z">
         <w:r>
           <w:delText xml:space="preserve">32.12</w:delText>
         </w:r>
       </w:del>
-      <w:del w:id="210" w:author="PR Preview" w:date="2026-01-01T00:00:00Z">
+      <w:del w:id="312" w:author="PR Preview" w:date="2026-01-01T00:00:00Z">
         <w:r>
           <w:delText xml:space="preserve"> </w:delText>
         </w:r>
       </w:del>
       <w:hyperlink r:id="rId214">
-        <w:del w:id="211" w:author="PR Preview" w:date="2026-01-01T00:00:00Z">
+        <w:del w:id="313" w:author="PR Preview" w:date="2026-01-01T00:00:00Z">
           <w:r>
             <w:rPr>
               <w:rStyle w:val="VerbatimChar"/>
@@ -32198,18 +32713,18 @@
       <w:pPr>
         <w:pStyle w:val="Heading3"/>
       </w:pPr>
-      <w:ins w:id="212" w:author="PR Preview" w:date="2026-01-01T00:00:00Z">
+      <w:ins w:id="314" w:author="PR Preview" w:date="2026-01-01T00:00:00Z">
         <w:r>
           <w:t xml:space="preserve">31.12</w:t>
         </w:r>
       </w:ins>
-      <w:ins w:id="213" w:author="PR Preview" w:date="2026-01-01T00:00:00Z">
+      <w:ins w:id="315" w:author="PR Preview" w:date="2026-01-01T00:00:00Z">
         <w:r>
           <w:t xml:space="preserve"> </w:t>
         </w:r>
       </w:ins>
       <w:hyperlink r:id="rId214">
-        <w:ins w:id="214" w:author="PR Preview" w:date="2026-01-01T00:00:00Z">
+        <w:ins w:id="316" w:author="PR Preview" w:date="2026-01-01T00:00:00Z">
           <w:r>
             <w:rPr>
               <w:rStyle w:val="VerbatimChar"/>
@@ -32268,18 +32783,18 @@
       <w:pPr>
         <w:pStyle w:val="Heading3"/>
       </w:pPr>
-      <w:del w:id="215" w:author="PR Preview" w:date="2026-01-01T00:00:00Z">
+      <w:del w:id="317" w:author="PR Preview" w:date="2026-01-01T00:00:00Z">
         <w:r>
           <w:delText xml:space="preserve">32.13</w:delText>
         </w:r>
       </w:del>
-      <w:del w:id="216" w:author="PR Preview" w:date="2026-01-01T00:00:00Z">
+      <w:del w:id="318" w:author="PR Preview" w:date="2026-01-01T00:00:00Z">
         <w:r>
           <w:delText xml:space="preserve"> </w:delText>
         </w:r>
       </w:del>
       <w:hyperlink r:id="rId216">
-        <w:del w:id="217" w:author="PR Preview" w:date="2026-01-01T00:00:00Z">
+        <w:del w:id="319" w:author="PR Preview" w:date="2026-01-01T00:00:00Z">
           <w:r>
             <w:rPr>
               <w:rStyle w:val="VerbatimChar"/>
@@ -32293,18 +32808,18 @@
       <w:pPr>
         <w:pStyle w:val="Heading3"/>
       </w:pPr>
-      <w:ins w:id="218" w:author="PR Preview" w:date="2026-01-01T00:00:00Z">
+      <w:ins w:id="320" w:author="PR Preview" w:date="2026-01-01T00:00:00Z">
         <w:r>
           <w:t xml:space="preserve">31.13</w:t>
         </w:r>
       </w:ins>
-      <w:ins w:id="219" w:author="PR Preview" w:date="2026-01-01T00:00:00Z">
+      <w:ins w:id="321" w:author="PR Preview" w:date="2026-01-01T00:00:00Z">
         <w:r>
           <w:t xml:space="preserve"> </w:t>
         </w:r>
       </w:ins>
       <w:hyperlink r:id="rId216">
-        <w:ins w:id="220" w:author="PR Preview" w:date="2026-01-01T00:00:00Z">
+        <w:ins w:id="322" w:author="PR Preview" w:date="2026-01-01T00:00:00Z">
           <w:r>
             <w:rPr>
               <w:rStyle w:val="VerbatimChar"/>
@@ -32352,7 +32867,7 @@
       <w:pPr>
         <w:pStyle w:val="Heading2"/>
       </w:pPr>
-      <w:del w:id="221" w:author="PR Preview" w:date="2026-01-01T00:00:00Z">
+      <w:del w:id="323" w:author="PR Preview" w:date="2026-01-01T00:00:00Z">
         <w:r>
           <w:delText xml:space="preserve">33 Testing and Quality</w:delText>
         </w:r>
@@ -32362,18 +32877,18 @@
       <w:pPr>
         <w:pStyle w:val="Heading3"/>
       </w:pPr>
-      <w:del w:id="222" w:author="PR Preview" w:date="2026-01-01T00:00:00Z">
+      <w:del w:id="324" w:author="PR Preview" w:date="2026-01-01T00:00:00Z">
         <w:r>
           <w:delText xml:space="preserve">33.1</w:delText>
         </w:r>
       </w:del>
-      <w:del w:id="223" w:author="PR Preview" w:date="2026-01-01T00:00:00Z">
+      <w:del w:id="325" w:author="PR Preview" w:date="2026-01-01T00:00:00Z">
         <w:r>
           <w:delText xml:space="preserve"> </w:delText>
         </w:r>
       </w:del>
       <w:hyperlink r:id="rId39">
-        <w:del w:id="224" w:author="PR Preview" w:date="2026-01-01T00:00:00Z">
+        <w:del w:id="326" w:author="PR Preview" w:date="2026-01-01T00:00:00Z">
           <w:r>
             <w:rPr>
               <w:rStyle w:val="VerbatimChar"/>
@@ -32387,7 +32902,7 @@
       <w:pPr>
         <w:pStyle w:val="Heading2"/>
       </w:pPr>
-      <w:ins w:id="225" w:author="PR Preview" w:date="2026-01-01T00:00:00Z">
+      <w:ins w:id="327" w:author="PR Preview" w:date="2026-01-01T00:00:00Z">
         <w:r>
           <w:t xml:space="preserve">32 Testing and Quality</w:t>
         </w:r>
@@ -32398,18 +32913,18 @@
       <w:pPr>
         <w:pStyle w:val="Heading3"/>
       </w:pPr>
-      <w:ins w:id="226" w:author="PR Preview" w:date="2026-01-01T00:00:00Z">
+      <w:ins w:id="328" w:author="PR Preview" w:date="2026-01-01T00:00:00Z">
         <w:r>
           <w:t xml:space="preserve">32.1</w:t>
         </w:r>
       </w:ins>
-      <w:ins w:id="227" w:author="PR Preview" w:date="2026-01-01T00:00:00Z">
+      <w:ins w:id="329" w:author="PR Preview" w:date="2026-01-01T00:00:00Z">
         <w:r>
           <w:t xml:space="preserve"> </w:t>
         </w:r>
       </w:ins>
       <w:hyperlink r:id="rId39">
-        <w:ins w:id="228" w:author="PR Preview" w:date="2026-01-01T00:00:00Z">
+        <w:ins w:id="330" w:author="PR Preview" w:date="2026-01-01T00:00:00Z">
           <w:r>
             <w:rPr>
               <w:rStyle w:val="VerbatimChar"/>
@@ -32492,18 +33007,18 @@
       <w:pPr>
         <w:pStyle w:val="Heading3"/>
       </w:pPr>
-      <w:del w:id="229" w:author="PR Preview" w:date="2026-01-01T00:00:00Z">
+      <w:del w:id="331" w:author="PR Preview" w:date="2026-01-01T00:00:00Z">
         <w:r>
           <w:delText xml:space="preserve">33.2</w:delText>
         </w:r>
       </w:del>
-      <w:del w:id="230" w:author="PR Preview" w:date="2026-01-01T00:00:00Z">
+      <w:del w:id="332" w:author="PR Preview" w:date="2026-01-01T00:00:00Z">
         <w:r>
           <w:delText xml:space="preserve"> </w:delText>
         </w:r>
       </w:del>
       <w:hyperlink r:id="rId220">
-        <w:del w:id="231" w:author="PR Preview" w:date="2026-01-01T00:00:00Z">
+        <w:del w:id="333" w:author="PR Preview" w:date="2026-01-01T00:00:00Z">
           <w:r>
             <w:rPr>
               <w:rStyle w:val="VerbatimChar"/>
@@ -32517,18 +33032,18 @@
       <w:pPr>
         <w:pStyle w:val="Heading3"/>
       </w:pPr>
-      <w:ins w:id="232" w:author="PR Preview" w:date="2026-01-01T00:00:00Z">
+      <w:ins w:id="334" w:author="PR Preview" w:date="2026-01-01T00:00:00Z">
         <w:r>
           <w:t xml:space="preserve">32.2</w:t>
         </w:r>
       </w:ins>
-      <w:ins w:id="233" w:author="PR Preview" w:date="2026-01-01T00:00:00Z">
+      <w:ins w:id="335" w:author="PR Preview" w:date="2026-01-01T00:00:00Z">
         <w:r>
           <w:t xml:space="preserve"> </w:t>
         </w:r>
       </w:ins>
       <w:hyperlink r:id="rId220">
-        <w:ins w:id="234" w:author="PR Preview" w:date="2026-01-01T00:00:00Z">
+        <w:ins w:id="336" w:author="PR Preview" w:date="2026-01-01T00:00:00Z">
           <w:r>
             <w:rPr>
               <w:rStyle w:val="VerbatimChar"/>
@@ -32575,18 +33090,18 @@
       <w:pPr>
         <w:pStyle w:val="Heading3"/>
       </w:pPr>
-      <w:del w:id="235" w:author="PR Preview" w:date="2026-01-01T00:00:00Z">
+      <w:del w:id="337" w:author="PR Preview" w:date="2026-01-01T00:00:00Z">
         <w:r>
           <w:delText xml:space="preserve">33.3</w:delText>
         </w:r>
       </w:del>
-      <w:del w:id="236" w:author="PR Preview" w:date="2026-01-01T00:00:00Z">
+      <w:del w:id="338" w:author="PR Preview" w:date="2026-01-01T00:00:00Z">
         <w:r>
           <w:delText xml:space="preserve"> </w:delText>
         </w:r>
       </w:del>
       <w:hyperlink r:id="rId222">
-        <w:del w:id="237" w:author="PR Preview" w:date="2026-01-01T00:00:00Z">
+        <w:del w:id="339" w:author="PR Preview" w:date="2026-01-01T00:00:00Z">
           <w:r>
             <w:rPr>
               <w:rStyle w:val="VerbatimChar"/>
@@ -32600,18 +33115,18 @@
       <w:pPr>
         <w:pStyle w:val="Heading3"/>
       </w:pPr>
-      <w:ins w:id="238" w:author="PR Preview" w:date="2026-01-01T00:00:00Z">
+      <w:ins w:id="340" w:author="PR Preview" w:date="2026-01-01T00:00:00Z">
         <w:r>
           <w:t xml:space="preserve">32.3</w:t>
         </w:r>
       </w:ins>
-      <w:ins w:id="239" w:author="PR Preview" w:date="2026-01-01T00:00:00Z">
+      <w:ins w:id="341" w:author="PR Preview" w:date="2026-01-01T00:00:00Z">
         <w:r>
           <w:t xml:space="preserve"> </w:t>
         </w:r>
       </w:ins>
       <w:hyperlink r:id="rId222">
-        <w:ins w:id="240" w:author="PR Preview" w:date="2026-01-01T00:00:00Z">
+        <w:ins w:id="342" w:author="PR Preview" w:date="2026-01-01T00:00:00Z">
           <w:r>
             <w:rPr>
               <w:rStyle w:val="VerbatimChar"/>
@@ -32700,18 +33215,18 @@
       <w:pPr>
         <w:pStyle w:val="Heading3"/>
       </w:pPr>
-      <w:del w:id="241" w:author="PR Preview" w:date="2026-01-01T00:00:00Z">
+      <w:del w:id="343" w:author="PR Preview" w:date="2026-01-01T00:00:00Z">
         <w:r>
           <w:delText xml:space="preserve">33.4</w:delText>
         </w:r>
       </w:del>
-      <w:del w:id="242" w:author="PR Preview" w:date="2026-01-01T00:00:00Z">
+      <w:del w:id="344" w:author="PR Preview" w:date="2026-01-01T00:00:00Z">
         <w:r>
           <w:delText xml:space="preserve"> </w:delText>
         </w:r>
       </w:del>
       <w:hyperlink r:id="rId224">
-        <w:del w:id="243" w:author="PR Preview" w:date="2026-01-01T00:00:00Z">
+        <w:del w:id="345" w:author="PR Preview" w:date="2026-01-01T00:00:00Z">
           <w:r>
             <w:rPr>
               <w:rStyle w:val="VerbatimChar"/>
@@ -32725,18 +33240,18 @@
       <w:pPr>
         <w:pStyle w:val="Heading3"/>
       </w:pPr>
-      <w:ins w:id="244" w:author="PR Preview" w:date="2026-01-01T00:00:00Z">
+      <w:ins w:id="346" w:author="PR Preview" w:date="2026-01-01T00:00:00Z">
         <w:r>
           <w:t xml:space="preserve">32.4</w:t>
         </w:r>
       </w:ins>
-      <w:ins w:id="245" w:author="PR Preview" w:date="2026-01-01T00:00:00Z">
+      <w:ins w:id="347" w:author="PR Preview" w:date="2026-01-01T00:00:00Z">
         <w:r>
           <w:t xml:space="preserve"> </w:t>
         </w:r>
       </w:ins>
       <w:hyperlink r:id="rId224">
-        <w:ins w:id="246" w:author="PR Preview" w:date="2026-01-01T00:00:00Z">
+        <w:ins w:id="348" w:author="PR Preview" w:date="2026-01-01T00:00:00Z">
           <w:r>
             <w:rPr>
               <w:rStyle w:val="VerbatimChar"/>
@@ -32784,7 +33299,7 @@
       <w:pPr>
         <w:pStyle w:val="Heading2"/>
       </w:pPr>
-      <w:del w:id="247" w:author="PR Preview" w:date="2026-01-01T00:00:00Z">
+      <w:del w:id="349" w:author="PR Preview" w:date="2026-01-01T00:00:00Z">
         <w:r>
           <w:delText xml:space="preserve">34 Core Language and Infrastructure</w:delText>
         </w:r>
@@ -32794,18 +33309,18 @@
       <w:pPr>
         <w:pStyle w:val="Heading3"/>
       </w:pPr>
-      <w:del w:id="248" w:author="PR Preview" w:date="2026-01-01T00:00:00Z">
+      <w:del w:id="350" w:author="PR Preview" w:date="2026-01-01T00:00:00Z">
         <w:r>
           <w:delText xml:space="preserve">34.1</w:delText>
         </w:r>
       </w:del>
-      <w:del w:id="249" w:author="PR Preview" w:date="2026-01-01T00:00:00Z">
+      <w:del w:id="351" w:author="PR Preview" w:date="2026-01-01T00:00:00Z">
         <w:r>
           <w:delText xml:space="preserve"> </w:delText>
         </w:r>
       </w:del>
       <w:hyperlink r:id="rId227">
-        <w:del w:id="250" w:author="PR Preview" w:date="2026-01-01T00:00:00Z">
+        <w:del w:id="352" w:author="PR Preview" w:date="2026-01-01T00:00:00Z">
           <w:r>
             <w:rPr>
               <w:rStyle w:val="VerbatimChar"/>
@@ -32819,7 +33334,7 @@
       <w:pPr>
         <w:pStyle w:val="Heading2"/>
       </w:pPr>
-      <w:ins w:id="251" w:author="PR Preview" w:date="2026-01-01T00:00:00Z">
+      <w:ins w:id="353" w:author="PR Preview" w:date="2026-01-01T00:00:00Z">
         <w:r>
           <w:t xml:space="preserve">33 Core Language and Infrastructure</w:t>
         </w:r>
@@ -32830,18 +33345,18 @@
       <w:pPr>
         <w:pStyle w:val="Heading3"/>
       </w:pPr>
-      <w:ins w:id="252" w:author="PR Preview" w:date="2026-01-01T00:00:00Z">
+      <w:ins w:id="354" w:author="PR Preview" w:date="2026-01-01T00:00:00Z">
         <w:r>
           <w:t xml:space="preserve">33.1</w:t>
         </w:r>
       </w:ins>
-      <w:ins w:id="253" w:author="PR Preview" w:date="2026-01-01T00:00:00Z">
+      <w:ins w:id="355" w:author="PR Preview" w:date="2026-01-01T00:00:00Z">
         <w:r>
           <w:t xml:space="preserve"> </w:t>
         </w:r>
       </w:ins>
       <w:hyperlink r:id="rId227">
-        <w:ins w:id="254" w:author="PR Preview" w:date="2026-01-01T00:00:00Z">
+        <w:ins w:id="356" w:author="PR Preview" w:date="2026-01-01T00:00:00Z">
           <w:r>
             <w:rPr>
               <w:rStyle w:val="VerbatimChar"/>
@@ -32888,18 +33403,18 @@
       <w:pPr>
         <w:pStyle w:val="Heading3"/>
       </w:pPr>
-      <w:del w:id="255" w:author="PR Preview" w:date="2026-01-01T00:00:00Z">
+      <w:del w:id="357" w:author="PR Preview" w:date="2026-01-01T00:00:00Z">
         <w:r>
           <w:delText xml:space="preserve">34.2</w:delText>
         </w:r>
       </w:del>
-      <w:del w:id="256" w:author="PR Preview" w:date="2026-01-01T00:00:00Z">
+      <w:del w:id="358" w:author="PR Preview" w:date="2026-01-01T00:00:00Z">
         <w:r>
           <w:delText xml:space="preserve"> </w:delText>
         </w:r>
       </w:del>
       <w:hyperlink r:id="rId229">
-        <w:del w:id="257" w:author="PR Preview" w:date="2026-01-01T00:00:00Z">
+        <w:del w:id="359" w:author="PR Preview" w:date="2026-01-01T00:00:00Z">
           <w:r>
             <w:rPr>
               <w:rStyle w:val="VerbatimChar"/>
@@ -32913,18 +33428,18 @@
       <w:pPr>
         <w:pStyle w:val="Heading3"/>
       </w:pPr>
-      <w:ins w:id="258" w:author="PR Preview" w:date="2026-01-01T00:00:00Z">
+      <w:ins w:id="360" w:author="PR Preview" w:date="2026-01-01T00:00:00Z">
         <w:r>
           <w:t xml:space="preserve">33.2</w:t>
         </w:r>
       </w:ins>
-      <w:ins w:id="259" w:author="PR Preview" w:date="2026-01-01T00:00:00Z">
+      <w:ins w:id="361" w:author="PR Preview" w:date="2026-01-01T00:00:00Z">
         <w:r>
           <w:t xml:space="preserve"> </w:t>
         </w:r>
       </w:ins>
       <w:hyperlink r:id="rId229">
-        <w:ins w:id="260" w:author="PR Preview" w:date="2026-01-01T00:00:00Z">
+        <w:ins w:id="362" w:author="PR Preview" w:date="2026-01-01T00:00:00Z">
           <w:r>
             <w:rPr>
               <w:rStyle w:val="VerbatimChar"/>
@@ -33001,18 +33516,18 @@
       <w:pPr>
         <w:pStyle w:val="Heading3"/>
       </w:pPr>
-      <w:del w:id="261" w:author="PR Preview" w:date="2026-01-01T00:00:00Z">
+      <w:del w:id="363" w:author="PR Preview" w:date="2026-01-01T00:00:00Z">
         <w:r>
           <w:delText xml:space="preserve">34.3</w:delText>
         </w:r>
       </w:del>
-      <w:del w:id="262" w:author="PR Preview" w:date="2026-01-01T00:00:00Z">
+      <w:del w:id="364" w:author="PR Preview" w:date="2026-01-01T00:00:00Z">
         <w:r>
           <w:delText xml:space="preserve"> </w:delText>
         </w:r>
       </w:del>
       <w:hyperlink r:id="rId231">
-        <w:del w:id="263" w:author="PR Preview" w:date="2026-01-01T00:00:00Z">
+        <w:del w:id="365" w:author="PR Preview" w:date="2026-01-01T00:00:00Z">
           <w:r>
             <w:rPr>
               <w:rStyle w:val="VerbatimChar"/>
@@ -33026,18 +33541,18 @@
       <w:pPr>
         <w:pStyle w:val="Heading3"/>
       </w:pPr>
-      <w:ins w:id="264" w:author="PR Preview" w:date="2026-01-01T00:00:00Z">
+      <w:ins w:id="366" w:author="PR Preview" w:date="2026-01-01T00:00:00Z">
         <w:r>
           <w:t xml:space="preserve">33.3</w:t>
         </w:r>
       </w:ins>
-      <w:ins w:id="265" w:author="PR Preview" w:date="2026-01-01T00:00:00Z">
+      <w:ins w:id="367" w:author="PR Preview" w:date="2026-01-01T00:00:00Z">
         <w:r>
           <w:t xml:space="preserve"> </w:t>
         </w:r>
       </w:ins>
       <w:hyperlink r:id="rId231">
-        <w:ins w:id="266" w:author="PR Preview" w:date="2026-01-01T00:00:00Z">
+        <w:ins w:id="368" w:author="PR Preview" w:date="2026-01-01T00:00:00Z">
           <w:r>
             <w:rPr>
               <w:rStyle w:val="VerbatimChar"/>
@@ -33090,18 +33605,18 @@
       <w:pPr>
         <w:pStyle w:val="Heading3"/>
       </w:pPr>
-      <w:del w:id="267" w:author="PR Preview" w:date="2026-01-01T00:00:00Z">
+      <w:del w:id="369" w:author="PR Preview" w:date="2026-01-01T00:00:00Z">
         <w:r>
           <w:delText xml:space="preserve">34.4</w:delText>
         </w:r>
       </w:del>
-      <w:del w:id="268" w:author="PR Preview" w:date="2026-01-01T00:00:00Z">
+      <w:del w:id="370" w:author="PR Preview" w:date="2026-01-01T00:00:00Z">
         <w:r>
           <w:delText xml:space="preserve"> </w:delText>
         </w:r>
       </w:del>
       <w:hyperlink r:id="rId233">
-        <w:del w:id="269" w:author="PR Preview" w:date="2026-01-01T00:00:00Z">
+        <w:del w:id="371" w:author="PR Preview" w:date="2026-01-01T00:00:00Z">
           <w:r>
             <w:rPr>
               <w:rStyle w:val="VerbatimChar"/>
@@ -33115,18 +33630,18 @@
       <w:pPr>
         <w:pStyle w:val="Heading3"/>
       </w:pPr>
-      <w:ins w:id="270" w:author="PR Preview" w:date="2026-01-01T00:00:00Z">
+      <w:ins w:id="372" w:author="PR Preview" w:date="2026-01-01T00:00:00Z">
         <w:r>
           <w:t xml:space="preserve">33.4</w:t>
         </w:r>
       </w:ins>
-      <w:ins w:id="271" w:author="PR Preview" w:date="2026-01-01T00:00:00Z">
+      <w:ins w:id="373" w:author="PR Preview" w:date="2026-01-01T00:00:00Z">
         <w:r>
           <w:t xml:space="preserve"> </w:t>
         </w:r>
       </w:ins>
       <w:hyperlink r:id="rId233">
-        <w:ins w:id="272" w:author="PR Preview" w:date="2026-01-01T00:00:00Z">
+        <w:ins w:id="374" w:author="PR Preview" w:date="2026-01-01T00:00:00Z">
           <w:r>
             <w:rPr>
               <w:rStyle w:val="VerbatimChar"/>
@@ -33188,18 +33703,18 @@
       <w:pPr>
         <w:pStyle w:val="Heading3"/>
       </w:pPr>
-      <w:del w:id="273" w:author="PR Preview" w:date="2026-01-01T00:00:00Z">
+      <w:del w:id="375" w:author="PR Preview" w:date="2026-01-01T00:00:00Z">
         <w:r>
           <w:delText xml:space="preserve">34.5</w:delText>
         </w:r>
       </w:del>
-      <w:del w:id="274" w:author="PR Preview" w:date="2026-01-01T00:00:00Z">
+      <w:del w:id="376" w:author="PR Preview" w:date="2026-01-01T00:00:00Z">
         <w:r>
           <w:delText xml:space="preserve"> </w:delText>
         </w:r>
       </w:del>
       <w:hyperlink r:id="rId235">
-        <w:del w:id="275" w:author="PR Preview" w:date="2026-01-01T00:00:00Z">
+        <w:del w:id="377" w:author="PR Preview" w:date="2026-01-01T00:00:00Z">
           <w:r>
             <w:rPr>
               <w:rStyle w:val="VerbatimChar"/>
@@ -33213,18 +33728,18 @@
       <w:pPr>
         <w:pStyle w:val="Heading3"/>
       </w:pPr>
-      <w:ins w:id="276" w:author="PR Preview" w:date="2026-01-01T00:00:00Z">
+      <w:ins w:id="378" w:author="PR Preview" w:date="2026-01-01T00:00:00Z">
         <w:r>
           <w:t xml:space="preserve">33.5</w:t>
         </w:r>
       </w:ins>
-      <w:ins w:id="277" w:author="PR Preview" w:date="2026-01-01T00:00:00Z">
+      <w:ins w:id="379" w:author="PR Preview" w:date="2026-01-01T00:00:00Z">
         <w:r>
           <w:t xml:space="preserve"> </w:t>
         </w:r>
       </w:ins>
       <w:hyperlink r:id="rId235">
-        <w:ins w:id="278" w:author="PR Preview" w:date="2026-01-01T00:00:00Z">
+        <w:ins w:id="380" w:author="PR Preview" w:date="2026-01-01T00:00:00Z">
           <w:r>
             <w:rPr>
               <w:rStyle w:val="VerbatimChar"/>
@@ -33265,18 +33780,18 @@
       <w:pPr>
         <w:pStyle w:val="Heading3"/>
       </w:pPr>
-      <w:del w:id="279" w:author="PR Preview" w:date="2026-01-01T00:00:00Z">
+      <w:del w:id="381" w:author="PR Preview" w:date="2026-01-01T00:00:00Z">
         <w:r>
           <w:delText xml:space="preserve">34.6</w:delText>
         </w:r>
       </w:del>
-      <w:del w:id="280" w:author="PR Preview" w:date="2026-01-01T00:00:00Z">
+      <w:del w:id="382" w:author="PR Preview" w:date="2026-01-01T00:00:00Z">
         <w:r>
           <w:delText xml:space="preserve"> </w:delText>
         </w:r>
       </w:del>
       <w:hyperlink r:id="rId237">
-        <w:del w:id="281" w:author="PR Preview" w:date="2026-01-01T00:00:00Z">
+        <w:del w:id="383" w:author="PR Preview" w:date="2026-01-01T00:00:00Z">
           <w:r>
             <w:rPr>
               <w:rStyle w:val="VerbatimChar"/>
@@ -33290,18 +33805,18 @@
       <w:pPr>
         <w:pStyle w:val="Heading3"/>
       </w:pPr>
-      <w:ins w:id="282" w:author="PR Preview" w:date="2026-01-01T00:00:00Z">
+      <w:ins w:id="384" w:author="PR Preview" w:date="2026-01-01T00:00:00Z">
         <w:r>
           <w:t xml:space="preserve">33.6</w:t>
         </w:r>
       </w:ins>
-      <w:ins w:id="283" w:author="PR Preview" w:date="2026-01-01T00:00:00Z">
+      <w:ins w:id="385" w:author="PR Preview" w:date="2026-01-01T00:00:00Z">
         <w:r>
           <w:t xml:space="preserve"> </w:t>
         </w:r>
       </w:ins>
       <w:hyperlink r:id="rId237">
-        <w:ins w:id="284" w:author="PR Preview" w:date="2026-01-01T00:00:00Z">
+        <w:ins w:id="386" w:author="PR Preview" w:date="2026-01-01T00:00:00Z">
           <w:r>
             <w:rPr>
               <w:rStyle w:val="VerbatimChar"/>
@@ -33361,7 +33876,7 @@
       <w:pPr>
         <w:pStyle w:val="Heading2"/>
       </w:pPr>
-      <w:del w:id="285" w:author="PR Preview" w:date="2026-01-01T00:00:00Z">
+      <w:del w:id="387" w:author="PR Preview" w:date="2026-01-01T00:00:00Z">
         <w:r>
           <w:delText xml:space="preserve">35 System and Process</w:delText>
         </w:r>
@@ -33371,18 +33886,18 @@
       <w:pPr>
         <w:pStyle w:val="Heading3"/>
       </w:pPr>
-      <w:del w:id="286" w:author="PR Preview" w:date="2026-01-01T00:00:00Z">
+      <w:del w:id="388" w:author="PR Preview" w:date="2026-01-01T00:00:00Z">
         <w:r>
           <w:delText xml:space="preserve">35.1</w:delText>
         </w:r>
       </w:del>
-      <w:del w:id="287" w:author="PR Preview" w:date="2026-01-01T00:00:00Z">
+      <w:del w:id="389" w:author="PR Preview" w:date="2026-01-01T00:00:00Z">
         <w:r>
           <w:delText xml:space="preserve"> </w:delText>
         </w:r>
       </w:del>
       <w:hyperlink r:id="rId240">
-        <w:del w:id="288" w:author="PR Preview" w:date="2026-01-01T00:00:00Z">
+        <w:del w:id="390" w:author="PR Preview" w:date="2026-01-01T00:00:00Z">
           <w:r>
             <w:rPr>
               <w:rStyle w:val="VerbatimChar"/>
@@ -33396,7 +33911,7 @@
       <w:pPr>
         <w:pStyle w:val="Heading2"/>
       </w:pPr>
-      <w:ins w:id="289" w:author="PR Preview" w:date="2026-01-01T00:00:00Z">
+      <w:ins w:id="391" w:author="PR Preview" w:date="2026-01-01T00:00:00Z">
         <w:r>
           <w:t xml:space="preserve">34 System and Process</w:t>
         </w:r>
@@ -33407,18 +33922,18 @@
       <w:pPr>
         <w:pStyle w:val="Heading3"/>
       </w:pPr>
-      <w:ins w:id="290" w:author="PR Preview" w:date="2026-01-01T00:00:00Z">
+      <w:ins w:id="392" w:author="PR Preview" w:date="2026-01-01T00:00:00Z">
         <w:r>
           <w:t xml:space="preserve">34.1</w:t>
         </w:r>
       </w:ins>
-      <w:ins w:id="291" w:author="PR Preview" w:date="2026-01-01T00:00:00Z">
+      <w:ins w:id="393" w:author="PR Preview" w:date="2026-01-01T00:00:00Z">
         <w:r>
           <w:t xml:space="preserve"> </w:t>
         </w:r>
       </w:ins>
       <w:hyperlink r:id="rId240">
-        <w:ins w:id="292" w:author="PR Preview" w:date="2026-01-01T00:00:00Z">
+        <w:ins w:id="394" w:author="PR Preview" w:date="2026-01-01T00:00:00Z">
           <w:r>
             <w:rPr>
               <w:rStyle w:val="VerbatimChar"/>
@@ -33510,18 +34025,18 @@
       <w:pPr>
         <w:pStyle w:val="Heading3"/>
       </w:pPr>
-      <w:del w:id="293" w:author="PR Preview" w:date="2026-01-01T00:00:00Z">
+      <w:del w:id="395" w:author="PR Preview" w:date="2026-01-01T00:00:00Z">
         <w:r>
           <w:delText xml:space="preserve">35.2</w:delText>
         </w:r>
       </w:del>
-      <w:del w:id="294" w:author="PR Preview" w:date="2026-01-01T00:00:00Z">
+      <w:del w:id="396" w:author="PR Preview" w:date="2026-01-01T00:00:00Z">
         <w:r>
           <w:delText xml:space="preserve"> </w:delText>
         </w:r>
       </w:del>
       <w:hyperlink r:id="rId242">
-        <w:del w:id="295" w:author="PR Preview" w:date="2026-01-01T00:00:00Z">
+        <w:del w:id="397" w:author="PR Preview" w:date="2026-01-01T00:00:00Z">
           <w:r>
             <w:rPr>
               <w:rStyle w:val="VerbatimChar"/>
@@ -33535,18 +34050,18 @@
       <w:pPr>
         <w:pStyle w:val="Heading3"/>
       </w:pPr>
-      <w:ins w:id="296" w:author="PR Preview" w:date="2026-01-01T00:00:00Z">
+      <w:ins w:id="398" w:author="PR Preview" w:date="2026-01-01T00:00:00Z">
         <w:r>
           <w:t xml:space="preserve">34.2</w:t>
         </w:r>
       </w:ins>
-      <w:ins w:id="297" w:author="PR Preview" w:date="2026-01-01T00:00:00Z">
+      <w:ins w:id="399" w:author="PR Preview" w:date="2026-01-01T00:00:00Z">
         <w:r>
           <w:t xml:space="preserve"> </w:t>
         </w:r>
       </w:ins>
       <w:hyperlink r:id="rId242">
-        <w:ins w:id="298" w:author="PR Preview" w:date="2026-01-01T00:00:00Z">
+        <w:ins w:id="400" w:author="PR Preview" w:date="2026-01-01T00:00:00Z">
           <w:r>
             <w:rPr>
               <w:rStyle w:val="VerbatimChar"/>
@@ -33617,18 +34132,18 @@
       <w:pPr>
         <w:pStyle w:val="Heading3"/>
       </w:pPr>
-      <w:del w:id="299" w:author="PR Preview" w:date="2026-01-01T00:00:00Z">
+      <w:del w:id="401" w:author="PR Preview" w:date="2026-01-01T00:00:00Z">
         <w:r>
           <w:delText xml:space="preserve">35.3</w:delText>
         </w:r>
       </w:del>
-      <w:del w:id="300" w:author="PR Preview" w:date="2026-01-01T00:00:00Z">
+      <w:del w:id="402" w:author="PR Preview" w:date="2026-01-01T00:00:00Z">
         <w:r>
           <w:delText xml:space="preserve"> </w:delText>
         </w:r>
       </w:del>
       <w:hyperlink r:id="rId244">
-        <w:del w:id="301" w:author="PR Preview" w:date="2026-01-01T00:00:00Z">
+        <w:del w:id="403" w:author="PR Preview" w:date="2026-01-01T00:00:00Z">
           <w:r>
             <w:rPr>
               <w:rStyle w:val="VerbatimChar"/>
@@ -33642,18 +34157,18 @@
       <w:pPr>
         <w:pStyle w:val="Heading3"/>
       </w:pPr>
-      <w:ins w:id="302" w:author="PR Preview" w:date="2026-01-01T00:00:00Z">
+      <w:ins w:id="404" w:author="PR Preview" w:date="2026-01-01T00:00:00Z">
         <w:r>
           <w:t xml:space="preserve">34.3</w:t>
         </w:r>
       </w:ins>
-      <w:ins w:id="303" w:author="PR Preview" w:date="2026-01-01T00:00:00Z">
+      <w:ins w:id="405" w:author="PR Preview" w:date="2026-01-01T00:00:00Z">
         <w:r>
           <w:t xml:space="preserve"> </w:t>
         </w:r>
       </w:ins>
       <w:hyperlink r:id="rId244">
-        <w:ins w:id="304" w:author="PR Preview" w:date="2026-01-01T00:00:00Z">
+        <w:ins w:id="406" w:author="PR Preview" w:date="2026-01-01T00:00:00Z">
           <w:r>
             <w:rPr>
               <w:rStyle w:val="VerbatimChar"/>
@@ -33712,18 +34227,18 @@
       <w:pPr>
         <w:pStyle w:val="Heading3"/>
       </w:pPr>
-      <w:del w:id="305" w:author="PR Preview" w:date="2026-01-01T00:00:00Z">
+      <w:del w:id="407" w:author="PR Preview" w:date="2026-01-01T00:00:00Z">
         <w:r>
           <w:delText xml:space="preserve">35.4</w:delText>
         </w:r>
       </w:del>
-      <w:del w:id="306" w:author="PR Preview" w:date="2026-01-01T00:00:00Z">
+      <w:del w:id="408" w:author="PR Preview" w:date="2026-01-01T00:00:00Z">
         <w:r>
           <w:delText xml:space="preserve"> </w:delText>
         </w:r>
       </w:del>
       <w:hyperlink r:id="rId246">
-        <w:del w:id="307" w:author="PR Preview" w:date="2026-01-01T00:00:00Z">
+        <w:del w:id="409" w:author="PR Preview" w:date="2026-01-01T00:00:00Z">
           <w:r>
             <w:rPr>
               <w:rStyle w:val="VerbatimChar"/>
@@ -33737,18 +34252,18 @@
       <w:pPr>
         <w:pStyle w:val="Heading3"/>
       </w:pPr>
-      <w:ins w:id="308" w:author="PR Preview" w:date="2026-01-01T00:00:00Z">
+      <w:ins w:id="410" w:author="PR Preview" w:date="2026-01-01T00:00:00Z">
         <w:r>
           <w:t xml:space="preserve">34.4</w:t>
         </w:r>
       </w:ins>
-      <w:ins w:id="309" w:author="PR Preview" w:date="2026-01-01T00:00:00Z">
+      <w:ins w:id="411" w:author="PR Preview" w:date="2026-01-01T00:00:00Z">
         <w:r>
           <w:t xml:space="preserve"> </w:t>
         </w:r>
       </w:ins>
       <w:hyperlink r:id="rId246">
-        <w:ins w:id="310" w:author="PR Preview" w:date="2026-01-01T00:00:00Z">
+        <w:ins w:id="412" w:author="PR Preview" w:date="2026-01-01T00:00:00Z">
           <w:r>
             <w:rPr>
               <w:rStyle w:val="VerbatimChar"/>
@@ -33823,7 +34338,7 @@
       <w:pPr>
         <w:pStyle w:val="Heading2"/>
       </w:pPr>
-      <w:del w:id="311" w:author="PR Preview" w:date="2026-01-01T00:00:00Z">
+      <w:del w:id="413" w:author="PR Preview" w:date="2026-01-01T00:00:00Z">
         <w:r>
           <w:delText xml:space="preserve">36 HTTP and Web</w:delText>
         </w:r>
@@ -33833,18 +34348,18 @@
       <w:pPr>
         <w:pStyle w:val="Heading3"/>
       </w:pPr>
-      <w:del w:id="312" w:author="PR Preview" w:date="2026-01-01T00:00:00Z">
+      <w:del w:id="414" w:author="PR Preview" w:date="2026-01-01T00:00:00Z">
         <w:r>
           <w:delText xml:space="preserve">36.1</w:delText>
         </w:r>
       </w:del>
-      <w:del w:id="313" w:author="PR Preview" w:date="2026-01-01T00:00:00Z">
+      <w:del w:id="415" w:author="PR Preview" w:date="2026-01-01T00:00:00Z">
         <w:r>
           <w:delText xml:space="preserve"> </w:delText>
         </w:r>
       </w:del>
       <w:hyperlink r:id="rId249">
-        <w:del w:id="314" w:author="PR Preview" w:date="2026-01-01T00:00:00Z">
+        <w:del w:id="416" w:author="PR Preview" w:date="2026-01-01T00:00:00Z">
           <w:r>
             <w:rPr>
               <w:rStyle w:val="VerbatimChar"/>
@@ -33858,7 +34373,7 @@
       <w:pPr>
         <w:pStyle w:val="Heading2"/>
       </w:pPr>
-      <w:ins w:id="315" w:author="PR Preview" w:date="2026-01-01T00:00:00Z">
+      <w:ins w:id="417" w:author="PR Preview" w:date="2026-01-01T00:00:00Z">
         <w:r>
           <w:t xml:space="preserve">35 HTTP and Web</w:t>
         </w:r>
@@ -33869,18 +34384,18 @@
       <w:pPr>
         <w:pStyle w:val="Heading3"/>
       </w:pPr>
-      <w:ins w:id="316" w:author="PR Preview" w:date="2026-01-01T00:00:00Z">
+      <w:ins w:id="418" w:author="PR Preview" w:date="2026-01-01T00:00:00Z">
         <w:r>
           <w:t xml:space="preserve">35.1</w:t>
         </w:r>
       </w:ins>
-      <w:ins w:id="317" w:author="PR Preview" w:date="2026-01-01T00:00:00Z">
+      <w:ins w:id="419" w:author="PR Preview" w:date="2026-01-01T00:00:00Z">
         <w:r>
           <w:t xml:space="preserve"> </w:t>
         </w:r>
       </w:ins>
       <w:hyperlink r:id="rId249">
-        <w:ins w:id="318" w:author="PR Preview" w:date="2026-01-01T00:00:00Z">
+        <w:ins w:id="420" w:author="PR Preview" w:date="2026-01-01T00:00:00Z">
           <w:r>
             <w:rPr>
               <w:rStyle w:val="VerbatimChar"/>
@@ -33948,18 +34463,18 @@
       <w:pPr>
         <w:pStyle w:val="Heading3"/>
       </w:pPr>
-      <w:del w:id="319" w:author="PR Preview" w:date="2026-01-01T00:00:00Z">
+      <w:del w:id="421" w:author="PR Preview" w:date="2026-01-01T00:00:00Z">
         <w:r>
           <w:delText xml:space="preserve">36.2</w:delText>
         </w:r>
       </w:del>
-      <w:del w:id="320" w:author="PR Preview" w:date="2026-01-01T00:00:00Z">
+      <w:del w:id="422" w:author="PR Preview" w:date="2026-01-01T00:00:00Z">
         <w:r>
           <w:delText xml:space="preserve"> </w:delText>
         </w:r>
       </w:del>
       <w:hyperlink r:id="rId251">
-        <w:del w:id="321" w:author="PR Preview" w:date="2026-01-01T00:00:00Z">
+        <w:del w:id="423" w:author="PR Preview" w:date="2026-01-01T00:00:00Z">
           <w:r>
             <w:rPr>
               <w:rStyle w:val="VerbatimChar"/>
@@ -33973,18 +34488,18 @@
       <w:pPr>
         <w:pStyle w:val="Heading3"/>
       </w:pPr>
-      <w:ins w:id="322" w:author="PR Preview" w:date="2026-01-01T00:00:00Z">
+      <w:ins w:id="424" w:author="PR Preview" w:date="2026-01-01T00:00:00Z">
         <w:r>
           <w:t xml:space="preserve">35.2</w:t>
         </w:r>
       </w:ins>
-      <w:ins w:id="323" w:author="PR Preview" w:date="2026-01-01T00:00:00Z">
+      <w:ins w:id="425" w:author="PR Preview" w:date="2026-01-01T00:00:00Z">
         <w:r>
           <w:t xml:space="preserve"> </w:t>
         </w:r>
       </w:ins>
       <w:hyperlink r:id="rId251">
-        <w:ins w:id="324" w:author="PR Preview" w:date="2026-01-01T00:00:00Z">
+        <w:ins w:id="426" w:author="PR Preview" w:date="2026-01-01T00:00:00Z">
           <w:r>
             <w:rPr>
               <w:rStyle w:val="VerbatimChar"/>
@@ -34088,18 +34603,18 @@
       <w:pPr>
         <w:pStyle w:val="Heading3"/>
       </w:pPr>
-      <w:del w:id="325" w:author="PR Preview" w:date="2026-01-01T00:00:00Z">
+      <w:del w:id="427" w:author="PR Preview" w:date="2026-01-01T00:00:00Z">
         <w:r>
           <w:delText xml:space="preserve">36.3</w:delText>
         </w:r>
       </w:del>
-      <w:del w:id="326" w:author="PR Preview" w:date="2026-01-01T00:00:00Z">
+      <w:del w:id="428" w:author="PR Preview" w:date="2026-01-01T00:00:00Z">
         <w:r>
           <w:delText xml:space="preserve"> </w:delText>
         </w:r>
       </w:del>
       <w:hyperlink r:id="rId253">
-        <w:del w:id="327" w:author="PR Preview" w:date="2026-01-01T00:00:00Z">
+        <w:del w:id="429" w:author="PR Preview" w:date="2026-01-01T00:00:00Z">
           <w:r>
             <w:rPr>
               <w:rStyle w:val="VerbatimChar"/>
@@ -34113,18 +34628,18 @@
       <w:pPr>
         <w:pStyle w:val="Heading3"/>
       </w:pPr>
-      <w:ins w:id="328" w:author="PR Preview" w:date="2026-01-01T00:00:00Z">
+      <w:ins w:id="430" w:author="PR Preview" w:date="2026-01-01T00:00:00Z">
         <w:r>
           <w:t xml:space="preserve">35.3</w:t>
         </w:r>
       </w:ins>
-      <w:ins w:id="329" w:author="PR Preview" w:date="2026-01-01T00:00:00Z">
+      <w:ins w:id="431" w:author="PR Preview" w:date="2026-01-01T00:00:00Z">
         <w:r>
           <w:t xml:space="preserve"> </w:t>
         </w:r>
       </w:ins>
       <w:hyperlink r:id="rId253">
-        <w:ins w:id="330" w:author="PR Preview" w:date="2026-01-01T00:00:00Z">
+        <w:ins w:id="432" w:author="PR Preview" w:date="2026-01-01T00:00:00Z">
           <w:r>
             <w:rPr>
               <w:rStyle w:val="VerbatimChar"/>
@@ -34180,18 +34695,18 @@
       <w:pPr>
         <w:pStyle w:val="Heading3"/>
       </w:pPr>
-      <w:del w:id="331" w:author="PR Preview" w:date="2026-01-01T00:00:00Z">
+      <w:del w:id="433" w:author="PR Preview" w:date="2026-01-01T00:00:00Z">
         <w:r>
           <w:delText xml:space="preserve">36.4</w:delText>
         </w:r>
       </w:del>
-      <w:del w:id="332" w:author="PR Preview" w:date="2026-01-01T00:00:00Z">
+      <w:del w:id="434" w:author="PR Preview" w:date="2026-01-01T00:00:00Z">
         <w:r>
           <w:delText xml:space="preserve"> </w:delText>
         </w:r>
       </w:del>
       <w:hyperlink r:id="rId255">
-        <w:del w:id="333" w:author="PR Preview" w:date="2026-01-01T00:00:00Z">
+        <w:del w:id="435" w:author="PR Preview" w:date="2026-01-01T00:00:00Z">
           <w:r>
             <w:rPr>
               <w:rStyle w:val="VerbatimChar"/>
@@ -34205,18 +34720,18 @@
       <w:pPr>
         <w:pStyle w:val="Heading3"/>
       </w:pPr>
-      <w:ins w:id="334" w:author="PR Preview" w:date="2026-01-01T00:00:00Z">
+      <w:ins w:id="436" w:author="PR Preview" w:date="2026-01-01T00:00:00Z">
         <w:r>
           <w:t xml:space="preserve">35.4</w:t>
         </w:r>
       </w:ins>
-      <w:ins w:id="335" w:author="PR Preview" w:date="2026-01-01T00:00:00Z">
+      <w:ins w:id="437" w:author="PR Preview" w:date="2026-01-01T00:00:00Z">
         <w:r>
           <w:t xml:space="preserve"> </w:t>
         </w:r>
       </w:ins>
       <w:hyperlink r:id="rId255">
-        <w:ins w:id="336" w:author="PR Preview" w:date="2026-01-01T00:00:00Z">
+        <w:ins w:id="438" w:author="PR Preview" w:date="2026-01-01T00:00:00Z">
           <w:r>
             <w:rPr>
               <w:rStyle w:val="VerbatimChar"/>
@@ -34288,7 +34803,7 @@
       <w:pPr>
         <w:pStyle w:val="Heading2"/>
       </w:pPr>
-      <w:del w:id="337" w:author="PR Preview" w:date="2026-01-01T00:00:00Z">
+      <w:del w:id="439" w:author="PR Preview" w:date="2026-01-01T00:00:00Z">
         <w:r>
           <w:delText xml:space="preserve">37 Utilities</w:delText>
         </w:r>
@@ -34298,18 +34813,18 @@
       <w:pPr>
         <w:pStyle w:val="Heading3"/>
       </w:pPr>
-      <w:del w:id="338" w:author="PR Preview" w:date="2026-01-01T00:00:00Z">
+      <w:del w:id="440" w:author="PR Preview" w:date="2026-01-01T00:00:00Z">
         <w:r>
           <w:delText xml:space="preserve">37.1</w:delText>
         </w:r>
       </w:del>
-      <w:del w:id="339" w:author="PR Preview" w:date="2026-01-01T00:00:00Z">
+      <w:del w:id="441" w:author="PR Preview" w:date="2026-01-01T00:00:00Z">
         <w:r>
           <w:delText xml:space="preserve"> </w:delText>
         </w:r>
       </w:del>
       <w:hyperlink r:id="rId258">
-        <w:del w:id="340" w:author="PR Preview" w:date="2026-01-01T00:00:00Z">
+        <w:del w:id="442" w:author="PR Preview" w:date="2026-01-01T00:00:00Z">
           <w:r>
             <w:rPr>
               <w:rStyle w:val="VerbatimChar"/>
@@ -34323,7 +34838,7 @@
       <w:pPr>
         <w:pStyle w:val="Heading2"/>
       </w:pPr>
-      <w:ins w:id="341" w:author="PR Preview" w:date="2026-01-01T00:00:00Z">
+      <w:ins w:id="443" w:author="PR Preview" w:date="2026-01-01T00:00:00Z">
         <w:r>
           <w:t xml:space="preserve">36 Utilities</w:t>
         </w:r>
@@ -34334,18 +34849,18 @@
       <w:pPr>
         <w:pStyle w:val="Heading3"/>
       </w:pPr>
-      <w:ins w:id="342" w:author="PR Preview" w:date="2026-01-01T00:00:00Z">
+      <w:ins w:id="444" w:author="PR Preview" w:date="2026-01-01T00:00:00Z">
         <w:r>
           <w:t xml:space="preserve">36.1</w:t>
         </w:r>
       </w:ins>
-      <w:ins w:id="343" w:author="PR Preview" w:date="2026-01-01T00:00:00Z">
+      <w:ins w:id="445" w:author="PR Preview" w:date="2026-01-01T00:00:00Z">
         <w:r>
           <w:t xml:space="preserve"> </w:t>
         </w:r>
       </w:ins>
       <w:hyperlink r:id="rId258">
-        <w:ins w:id="344" w:author="PR Preview" w:date="2026-01-01T00:00:00Z">
+        <w:ins w:id="446" w:author="PR Preview" w:date="2026-01-01T00:00:00Z">
           <w:r>
             <w:rPr>
               <w:rStyle w:val="VerbatimChar"/>
@@ -34421,18 +34936,18 @@
       <w:pPr>
         <w:pStyle w:val="Heading3"/>
       </w:pPr>
-      <w:del w:id="345" w:author="PR Preview" w:date="2026-01-01T00:00:00Z">
+      <w:del w:id="447" w:author="PR Preview" w:date="2026-01-01T00:00:00Z">
         <w:r>
           <w:delText xml:space="preserve">37.2</w:delText>
         </w:r>
       </w:del>
-      <w:del w:id="346" w:author="PR Preview" w:date="2026-01-01T00:00:00Z">
+      <w:del w:id="448" w:author="PR Preview" w:date="2026-01-01T00:00:00Z">
         <w:r>
           <w:delText xml:space="preserve"> </w:delText>
         </w:r>
       </w:del>
       <w:hyperlink r:id="rId81">
-        <w:del w:id="347" w:author="PR Preview" w:date="2026-01-01T00:00:00Z">
+        <w:del w:id="449" w:author="PR Preview" w:date="2026-01-01T00:00:00Z">
           <w:r>
             <w:rPr>
               <w:rStyle w:val="VerbatimChar"/>
@@ -34446,18 +34961,18 @@
       <w:pPr>
         <w:pStyle w:val="Heading3"/>
       </w:pPr>
-      <w:ins w:id="348" w:author="PR Preview" w:date="2026-01-01T00:00:00Z">
+      <w:ins w:id="450" w:author="PR Preview" w:date="2026-01-01T00:00:00Z">
         <w:r>
           <w:t xml:space="preserve">36.2</w:t>
         </w:r>
       </w:ins>
-      <w:ins w:id="349" w:author="PR Preview" w:date="2026-01-01T00:00:00Z">
+      <w:ins w:id="451" w:author="PR Preview" w:date="2026-01-01T00:00:00Z">
         <w:r>
           <w:t xml:space="preserve"> </w:t>
         </w:r>
       </w:ins>
       <w:hyperlink r:id="rId81">
-        <w:ins w:id="350" w:author="PR Preview" w:date="2026-01-01T00:00:00Z">
+        <w:ins w:id="452" w:author="PR Preview" w:date="2026-01-01T00:00:00Z">
           <w:r>
             <w:rPr>
               <w:rStyle w:val="VerbatimChar"/>
@@ -34720,18 +35235,18 @@
       <w:pPr>
         <w:pStyle w:val="Heading3"/>
       </w:pPr>
-      <w:del w:id="351" w:author="PR Preview" w:date="2026-01-01T00:00:00Z">
+      <w:del w:id="453" w:author="PR Preview" w:date="2026-01-01T00:00:00Z">
         <w:r>
           <w:delText xml:space="preserve">37.3</w:delText>
         </w:r>
       </w:del>
-      <w:del w:id="352" w:author="PR Preview" w:date="2026-01-01T00:00:00Z">
+      <w:del w:id="454" w:author="PR Preview" w:date="2026-01-01T00:00:00Z">
         <w:r>
           <w:delText xml:space="preserve"> </w:delText>
         </w:r>
       </w:del>
       <w:hyperlink r:id="rId261">
-        <w:del w:id="353" w:author="PR Preview" w:date="2026-01-01T00:00:00Z">
+        <w:del w:id="455" w:author="PR Preview" w:date="2026-01-01T00:00:00Z">
           <w:r>
             <w:rPr>
               <w:rStyle w:val="VerbatimChar"/>
@@ -34745,18 +35260,18 @@
       <w:pPr>
         <w:pStyle w:val="Heading3"/>
       </w:pPr>
-      <w:ins w:id="354" w:author="PR Preview" w:date="2026-01-01T00:00:00Z">
+      <w:ins w:id="456" w:author="PR Preview" w:date="2026-01-01T00:00:00Z">
         <w:r>
           <w:t xml:space="preserve">36.3</w:t>
         </w:r>
       </w:ins>
-      <w:ins w:id="355" w:author="PR Preview" w:date="2026-01-01T00:00:00Z">
+      <w:ins w:id="457" w:author="PR Preview" w:date="2026-01-01T00:00:00Z">
         <w:r>
           <w:t xml:space="preserve"> </w:t>
         </w:r>
       </w:ins>
       <w:hyperlink r:id="rId261">
-        <w:ins w:id="356" w:author="PR Preview" w:date="2026-01-01T00:00:00Z">
+        <w:ins w:id="458" w:author="PR Preview" w:date="2026-01-01T00:00:00Z">
           <w:r>
             <w:rPr>
               <w:rStyle w:val="VerbatimChar"/>
@@ -34817,18 +35332,18 @@
       <w:pPr>
         <w:pStyle w:val="Heading3"/>
       </w:pPr>
-      <w:del w:id="357" w:author="PR Preview" w:date="2026-01-01T00:00:00Z">
+      <w:del w:id="459" w:author="PR Preview" w:date="2026-01-01T00:00:00Z">
         <w:r>
           <w:delText xml:space="preserve">37.4</w:delText>
         </w:r>
       </w:del>
-      <w:del w:id="358" w:author="PR Preview" w:date="2026-01-01T00:00:00Z">
+      <w:del w:id="460" w:author="PR Preview" w:date="2026-01-01T00:00:00Z">
         <w:r>
           <w:delText xml:space="preserve"> </w:delText>
         </w:r>
       </w:del>
       <w:hyperlink r:id="rId264">
-        <w:del w:id="359" w:author="PR Preview" w:date="2026-01-01T00:00:00Z">
+        <w:del w:id="461" w:author="PR Preview" w:date="2026-01-01T00:00:00Z">
           <w:r>
             <w:rPr>
               <w:rStyle w:val="VerbatimChar"/>
@@ -34842,18 +35357,18 @@
       <w:pPr>
         <w:pStyle w:val="Heading3"/>
       </w:pPr>
-      <w:ins w:id="360" w:author="PR Preview" w:date="2026-01-01T00:00:00Z">
+      <w:ins w:id="462" w:author="PR Preview" w:date="2026-01-01T00:00:00Z">
         <w:r>
           <w:t xml:space="preserve">36.4</w:t>
         </w:r>
       </w:ins>
-      <w:ins w:id="361" w:author="PR Preview" w:date="2026-01-01T00:00:00Z">
+      <w:ins w:id="463" w:author="PR Preview" w:date="2026-01-01T00:00:00Z">
         <w:r>
           <w:t xml:space="preserve"> </w:t>
         </w:r>
       </w:ins>
       <w:hyperlink r:id="rId264">
-        <w:ins w:id="362" w:author="PR Preview" w:date="2026-01-01T00:00:00Z">
+        <w:ins w:id="464" w:author="PR Preview" w:date="2026-01-01T00:00:00Z">
           <w:r>
             <w:rPr>
               <w:rStyle w:val="VerbatimChar"/>
@@ -34912,18 +35427,18 @@
       <w:pPr>
         <w:pStyle w:val="Heading3"/>
       </w:pPr>
-      <w:del w:id="363" w:author="PR Preview" w:date="2026-01-01T00:00:00Z">
+      <w:del w:id="465" w:author="PR Preview" w:date="2026-01-01T00:00:00Z">
         <w:r>
           <w:delText xml:space="preserve">37.5</w:delText>
         </w:r>
       </w:del>
-      <w:del w:id="364" w:author="PR Preview" w:date="2026-01-01T00:00:00Z">
+      <w:del w:id="466" w:author="PR Preview" w:date="2026-01-01T00:00:00Z">
         <w:r>
           <w:delText xml:space="preserve"> </w:delText>
         </w:r>
       </w:del>
       <w:hyperlink r:id="rId266">
-        <w:del w:id="365" w:author="PR Preview" w:date="2026-01-01T00:00:00Z">
+        <w:del w:id="467" w:author="PR Preview" w:date="2026-01-01T00:00:00Z">
           <w:r>
             <w:rPr>
               <w:rStyle w:val="VerbatimChar"/>
@@ -34937,18 +35452,18 @@
       <w:pPr>
         <w:pStyle w:val="Heading3"/>
       </w:pPr>
-      <w:ins w:id="366" w:author="PR Preview" w:date="2026-01-01T00:00:00Z">
+      <w:ins w:id="468" w:author="PR Preview" w:date="2026-01-01T00:00:00Z">
         <w:r>
           <w:t xml:space="preserve">36.5</w:t>
         </w:r>
       </w:ins>
-      <w:ins w:id="367" w:author="PR Preview" w:date="2026-01-01T00:00:00Z">
+      <w:ins w:id="469" w:author="PR Preview" w:date="2026-01-01T00:00:00Z">
         <w:r>
           <w:t xml:space="preserve"> </w:t>
         </w:r>
       </w:ins>
       <w:hyperlink r:id="rId266">
-        <w:ins w:id="368" w:author="PR Preview" w:date="2026-01-01T00:00:00Z">
+        <w:ins w:id="470" w:author="PR Preview" w:date="2026-01-01T00:00:00Z">
           <w:r>
             <w:rPr>
               <w:rStyle w:val="VerbatimChar"/>
@@ -35010,18 +35525,18 @@
       <w:pPr>
         <w:pStyle w:val="Heading3"/>
       </w:pPr>
-      <w:del w:id="369" w:author="PR Preview" w:date="2026-01-01T00:00:00Z">
+      <w:del w:id="471" w:author="PR Preview" w:date="2026-01-01T00:00:00Z">
         <w:r>
           <w:delText xml:space="preserve">37.6</w:delText>
         </w:r>
       </w:del>
-      <w:del w:id="370" w:author="PR Preview" w:date="2026-01-01T00:00:00Z">
+      <w:del w:id="472" w:author="PR Preview" w:date="2026-01-01T00:00:00Z">
         <w:r>
           <w:delText xml:space="preserve"> </w:delText>
         </w:r>
       </w:del>
       <w:hyperlink r:id="rId268">
-        <w:del w:id="371" w:author="PR Preview" w:date="2026-01-01T00:00:00Z">
+        <w:del w:id="473" w:author="PR Preview" w:date="2026-01-01T00:00:00Z">
           <w:r>
             <w:rPr>
               <w:rStyle w:val="VerbatimChar"/>
@@ -35035,18 +35550,18 @@
       <w:pPr>
         <w:pStyle w:val="Heading3"/>
       </w:pPr>
-      <w:ins w:id="372" w:author="PR Preview" w:date="2026-01-01T00:00:00Z">
+      <w:ins w:id="474" w:author="PR Preview" w:date="2026-01-01T00:00:00Z">
         <w:r>
           <w:t xml:space="preserve">36.6</w:t>
         </w:r>
       </w:ins>
-      <w:ins w:id="373" w:author="PR Preview" w:date="2026-01-01T00:00:00Z">
+      <w:ins w:id="475" w:author="PR Preview" w:date="2026-01-01T00:00:00Z">
         <w:r>
           <w:t xml:space="preserve"> </w:t>
         </w:r>
       </w:ins>
       <w:hyperlink r:id="rId268">
-        <w:ins w:id="374" w:author="PR Preview" w:date="2026-01-01T00:00:00Z">
+        <w:ins w:id="476" w:author="PR Preview" w:date="2026-01-01T00:00:00Z">
           <w:r>
             <w:rPr>
               <w:rStyle w:val="VerbatimChar"/>
@@ -35117,18 +35632,18 @@
       <w:pPr>
         <w:pStyle w:val="Heading3"/>
       </w:pPr>
-      <w:del w:id="375" w:author="PR Preview" w:date="2026-01-01T00:00:00Z">
+      <w:del w:id="477" w:author="PR Preview" w:date="2026-01-01T00:00:00Z">
         <w:r>
           <w:delText xml:space="preserve">37.7</w:delText>
         </w:r>
       </w:del>
-      <w:del w:id="376" w:author="PR Preview" w:date="2026-01-01T00:00:00Z">
+      <w:del w:id="478" w:author="PR Preview" w:date="2026-01-01T00:00:00Z">
         <w:r>
           <w:delText xml:space="preserve"> </w:delText>
         </w:r>
       </w:del>
       <w:hyperlink r:id="rId270">
-        <w:del w:id="377" w:author="PR Preview" w:date="2026-01-01T00:00:00Z">
+        <w:del w:id="479" w:author="PR Preview" w:date="2026-01-01T00:00:00Z">
           <w:r>
             <w:rPr>
               <w:rStyle w:val="VerbatimChar"/>
@@ -35142,18 +35657,18 @@
       <w:pPr>
         <w:pStyle w:val="Heading3"/>
       </w:pPr>
-      <w:ins w:id="378" w:author="PR Preview" w:date="2026-01-01T00:00:00Z">
+      <w:ins w:id="480" w:author="PR Preview" w:date="2026-01-01T00:00:00Z">
         <w:r>
           <w:t xml:space="preserve">36.7</w:t>
         </w:r>
       </w:ins>
-      <w:ins w:id="379" w:author="PR Preview" w:date="2026-01-01T00:00:00Z">
+      <w:ins w:id="481" w:author="PR Preview" w:date="2026-01-01T00:00:00Z">
         <w:r>
           <w:t xml:space="preserve"> </w:t>
         </w:r>
       </w:ins>
       <w:hyperlink r:id="rId270">
-        <w:ins w:id="380" w:author="PR Preview" w:date="2026-01-01T00:00:00Z">
+        <w:ins w:id="482" w:author="PR Preview" w:date="2026-01-01T00:00:00Z">
           <w:r>
             <w:rPr>
               <w:rStyle w:val="VerbatimChar"/>
@@ -35233,18 +35748,18 @@
       <w:pPr>
         <w:pStyle w:val="Heading3"/>
       </w:pPr>
-      <w:del w:id="381" w:author="PR Preview" w:date="2026-01-01T00:00:00Z">
+      <w:del w:id="483" w:author="PR Preview" w:date="2026-01-01T00:00:00Z">
         <w:r>
           <w:delText xml:space="preserve">37.8</w:delText>
         </w:r>
       </w:del>
-      <w:del w:id="382" w:author="PR Preview" w:date="2026-01-01T00:00:00Z">
+      <w:del w:id="484" w:author="PR Preview" w:date="2026-01-01T00:00:00Z">
         <w:r>
           <w:delText xml:space="preserve"> </w:delText>
         </w:r>
       </w:del>
       <w:hyperlink r:id="rId272">
-        <w:del w:id="383" w:author="PR Preview" w:date="2026-01-01T00:00:00Z">
+        <w:del w:id="485" w:author="PR Preview" w:date="2026-01-01T00:00:00Z">
           <w:r>
             <w:rPr>
               <w:rStyle w:val="VerbatimChar"/>
@@ -35258,18 +35773,18 @@
       <w:pPr>
         <w:pStyle w:val="Heading3"/>
       </w:pPr>
-      <w:ins w:id="384" w:author="PR Preview" w:date="2026-01-01T00:00:00Z">
+      <w:ins w:id="486" w:author="PR Preview" w:date="2026-01-01T00:00:00Z">
         <w:r>
           <w:t xml:space="preserve">36.8</w:t>
         </w:r>
       </w:ins>
-      <w:ins w:id="385" w:author="PR Preview" w:date="2026-01-01T00:00:00Z">
+      <w:ins w:id="487" w:author="PR Preview" w:date="2026-01-01T00:00:00Z">
         <w:r>
           <w:t xml:space="preserve"> </w:t>
         </w:r>
       </w:ins>
       <w:hyperlink r:id="rId272">
-        <w:ins w:id="386" w:author="PR Preview" w:date="2026-01-01T00:00:00Z">
+        <w:ins w:id="488" w:author="PR Preview" w:date="2026-01-01T00:00:00Z">
           <w:r>
             <w:rPr>
               <w:rStyle w:val="VerbatimChar"/>
@@ -35325,18 +35840,18 @@
       <w:pPr>
         <w:pStyle w:val="Heading3"/>
       </w:pPr>
-      <w:del w:id="387" w:author="PR Preview" w:date="2026-01-01T00:00:00Z">
+      <w:del w:id="489" w:author="PR Preview" w:date="2026-01-01T00:00:00Z">
         <w:r>
           <w:delText xml:space="preserve">37.9</w:delText>
         </w:r>
       </w:del>
-      <w:del w:id="388" w:author="PR Preview" w:date="2026-01-01T00:00:00Z">
+      <w:del w:id="490" w:author="PR Preview" w:date="2026-01-01T00:00:00Z">
         <w:r>
           <w:delText xml:space="preserve"> </w:delText>
         </w:r>
       </w:del>
       <w:hyperlink r:id="rId274">
-        <w:del w:id="389" w:author="PR Preview" w:date="2026-01-01T00:00:00Z">
+        <w:del w:id="491" w:author="PR Preview" w:date="2026-01-01T00:00:00Z">
           <w:r>
             <w:rPr>
               <w:rStyle w:val="VerbatimChar"/>
@@ -35350,18 +35865,18 @@
       <w:pPr>
         <w:pStyle w:val="Heading3"/>
       </w:pPr>
-      <w:ins w:id="390" w:author="PR Preview" w:date="2026-01-01T00:00:00Z">
+      <w:ins w:id="492" w:author="PR Preview" w:date="2026-01-01T00:00:00Z">
         <w:r>
           <w:t xml:space="preserve">36.9</w:t>
         </w:r>
       </w:ins>
-      <w:ins w:id="391" w:author="PR Preview" w:date="2026-01-01T00:00:00Z">
+      <w:ins w:id="493" w:author="PR Preview" w:date="2026-01-01T00:00:00Z">
         <w:r>
           <w:t xml:space="preserve"> </w:t>
         </w:r>
       </w:ins>
       <w:hyperlink r:id="rId274">
-        <w:ins w:id="392" w:author="PR Preview" w:date="2026-01-01T00:00:00Z">
+        <w:ins w:id="494" w:author="PR Preview" w:date="2026-01-01T00:00:00Z">
           <w:r>
             <w:rPr>
               <w:rStyle w:val="VerbatimChar"/>
@@ -35431,18 +35946,18 @@
       <w:pPr>
         <w:pStyle w:val="Heading3"/>
       </w:pPr>
-      <w:del w:id="393" w:author="PR Preview" w:date="2026-01-01T00:00:00Z">
+      <w:del w:id="495" w:author="PR Preview" w:date="2026-01-01T00:00:00Z">
         <w:r>
           <w:delText xml:space="preserve">37.10</w:delText>
         </w:r>
       </w:del>
-      <w:del w:id="394" w:author="PR Preview" w:date="2026-01-01T00:00:00Z">
+      <w:del w:id="496" w:author="PR Preview" w:date="2026-01-01T00:00:00Z">
         <w:r>
           <w:delText xml:space="preserve"> </w:delText>
         </w:r>
       </w:del>
       <w:hyperlink r:id="rId276">
-        <w:del w:id="395" w:author="PR Preview" w:date="2026-01-01T00:00:00Z">
+        <w:del w:id="497" w:author="PR Preview" w:date="2026-01-01T00:00:00Z">
           <w:r>
             <w:rPr>
               <w:rStyle w:val="VerbatimChar"/>
@@ -35456,18 +35971,18 @@
       <w:pPr>
         <w:pStyle w:val="Heading3"/>
       </w:pPr>
-      <w:ins w:id="396" w:author="PR Preview" w:date="2026-01-01T00:00:00Z">
+      <w:ins w:id="498" w:author="PR Preview" w:date="2026-01-01T00:00:00Z">
         <w:r>
           <w:t xml:space="preserve">36.10</w:t>
         </w:r>
       </w:ins>
-      <w:ins w:id="397" w:author="PR Preview" w:date="2026-01-01T00:00:00Z">
+      <w:ins w:id="499" w:author="PR Preview" w:date="2026-01-01T00:00:00Z">
         <w:r>
           <w:t xml:space="preserve"> </w:t>
         </w:r>
       </w:ins>
       <w:hyperlink r:id="rId276">
-        <w:ins w:id="398" w:author="PR Preview" w:date="2026-01-01T00:00:00Z">
+        <w:ins w:id="500" w:author="PR Preview" w:date="2026-01-01T00:00:00Z">
           <w:r>
             <w:rPr>
               <w:rStyle w:val="VerbatimChar"/>
@@ -35780,7 +36295,7 @@
       <w:pPr>
         <w:pStyle w:val="Heading2"/>
       </w:pPr>
-      <w:del w:id="399" w:author="PR Preview" w:date="2026-01-01T00:00:00Z">
+      <w:del w:id="501" w:author="PR Preview" w:date="2026-01-01T00:00:00Z">
         <w:r>
           <w:delText xml:space="preserve">38 GitHub Actions</w:delText>
         </w:r>
@@ -35790,18 +36305,18 @@
       <w:pPr>
         <w:pStyle w:val="Heading3"/>
       </w:pPr>
-      <w:del w:id="400" w:author="PR Preview" w:date="2026-01-01T00:00:00Z">
+      <w:del w:id="502" w:author="PR Preview" w:date="2026-01-01T00:00:00Z">
         <w:r>
           <w:delText xml:space="preserve">38.1</w:delText>
         </w:r>
       </w:del>
-      <w:del w:id="401" w:author="PR Preview" w:date="2026-01-01T00:00:00Z">
+      <w:del w:id="503" w:author="PR Preview" w:date="2026-01-01T00:00:00Z">
         <w:r>
           <w:delText xml:space="preserve"> </w:delText>
         </w:r>
       </w:del>
       <w:hyperlink r:id="rId280">
-        <w:del w:id="402" w:author="PR Preview" w:date="2026-01-01T00:00:00Z">
+        <w:del w:id="504" w:author="PR Preview" w:date="2026-01-01T00:00:00Z">
           <w:r>
             <w:rPr>
               <w:rStyle w:val="Hyperlink"/>
@@ -35815,7 +36330,7 @@
       <w:pPr>
         <w:pStyle w:val="Heading2"/>
       </w:pPr>
-      <w:ins w:id="403" w:author="PR Preview" w:date="2026-01-01T00:00:00Z">
+      <w:ins w:id="505" w:author="PR Preview" w:date="2026-01-01T00:00:00Z">
         <w:r>
           <w:t xml:space="preserve">37 GitHub Actions</w:t>
         </w:r>
@@ -35826,18 +36341,18 @@
       <w:pPr>
         <w:pStyle w:val="Heading3"/>
       </w:pPr>
-      <w:ins w:id="404" w:author="PR Preview" w:date="2026-01-01T00:00:00Z">
+      <w:ins w:id="506" w:author="PR Preview" w:date="2026-01-01T00:00:00Z">
         <w:r>
           <w:t xml:space="preserve">37.1</w:t>
         </w:r>
       </w:ins>
-      <w:ins w:id="405" w:author="PR Preview" w:date="2026-01-01T00:00:00Z">
+      <w:ins w:id="507" w:author="PR Preview" w:date="2026-01-01T00:00:00Z">
         <w:r>
           <w:t xml:space="preserve"> </w:t>
         </w:r>
       </w:ins>
       <w:hyperlink r:id="rId280">
-        <w:ins w:id="406" w:author="PR Preview" w:date="2026-01-01T00:00:00Z">
+        <w:ins w:id="508" w:author="PR Preview" w:date="2026-01-01T00:00:00Z">
           <w:r>
             <w:rPr>
               <w:rStyle w:val="Hyperlink"/>
@@ -36013,7 +36528,7 @@
       <w:pPr>
         <w:pStyle w:val="Heading2"/>
       </w:pPr>
-      <w:del w:id="407" w:author="PR Preview" w:date="2026-01-01T00:00:00Z">
+      <w:del w:id="509" w:author="PR Preview" w:date="2026-01-01T00:00:00Z">
         <w:r>
           <w:delText xml:space="preserve">39 Tidyverse</w:delText>
         </w:r>
@@ -36023,7 +36538,7 @@
       <w:pPr>
         <w:pStyle w:val="Heading2"/>
       </w:pPr>
-      <w:ins w:id="408" w:author="PR Preview" w:date="2026-01-01T00:00:00Z">
+      <w:ins w:id="510" w:author="PR Preview" w:date="2026-01-01T00:00:00Z">
         <w:r>
           <w:t xml:space="preserve">38 Tidyverse</w:t>
         </w:r>
@@ -36154,7 +36669,7 @@
       <w:pPr>
         <w:pStyle w:val="Heading2"/>
       </w:pPr>
-      <w:del w:id="409" w:author="PR Preview" w:date="2026-01-01T00:00:00Z">
+      <w:del w:id="511" w:author="PR Preview" w:date="2026-01-01T00:00:00Z">
         <w:r>
           <w:delText xml:space="preserve">40 Core Tidyverse Packages</w:delText>
         </w:r>
@@ -36164,7 +36679,7 @@
       <w:pPr>
         <w:pStyle w:val="Heading2"/>
       </w:pPr>
-      <w:ins w:id="410" w:author="PR Preview" w:date="2026-01-01T00:00:00Z">
+      <w:ins w:id="512" w:author="PR Preview" w:date="2026-01-01T00:00:00Z">
         <w:r>
           <w:t xml:space="preserve">39 Core Tidyverse Packages</w:t>
         </w:r>
@@ -36236,18 +36751,18 @@
       <w:pPr>
         <w:pStyle w:val="Heading3"/>
       </w:pPr>
-      <w:del w:id="411" w:author="PR Preview" w:date="2026-01-01T00:00:00Z">
+      <w:del w:id="513" w:author="PR Preview" w:date="2026-01-01T00:00:00Z">
         <w:r>
           <w:delText xml:space="preserve">40.1</w:delText>
         </w:r>
       </w:del>
-      <w:del w:id="412" w:author="PR Preview" w:date="2026-01-01T00:00:00Z">
+      <w:del w:id="514" w:author="PR Preview" w:date="2026-01-01T00:00:00Z">
         <w:r>
           <w:delText xml:space="preserve"> </w:delText>
         </w:r>
       </w:del>
       <w:hyperlink r:id="rId262">
-        <w:del w:id="413" w:author="PR Preview" w:date="2026-01-01T00:00:00Z">
+        <w:del w:id="515" w:author="PR Preview" w:date="2026-01-01T00:00:00Z">
           <w:r>
             <w:rPr>
               <w:rStyle w:val="Hyperlink"/>
@@ -36261,18 +36776,18 @@
       <w:pPr>
         <w:pStyle w:val="Heading3"/>
       </w:pPr>
-      <w:ins w:id="414" w:author="PR Preview" w:date="2026-01-01T00:00:00Z">
+      <w:ins w:id="516" w:author="PR Preview" w:date="2026-01-01T00:00:00Z">
         <w:r>
           <w:t xml:space="preserve">39.1</w:t>
         </w:r>
       </w:ins>
-      <w:ins w:id="415" w:author="PR Preview" w:date="2026-01-01T00:00:00Z">
+      <w:ins w:id="517" w:author="PR Preview" w:date="2026-01-01T00:00:00Z">
         <w:r>
           <w:t xml:space="preserve"> </w:t>
         </w:r>
       </w:ins>
       <w:hyperlink r:id="rId262">
-        <w:ins w:id="416" w:author="PR Preview" w:date="2026-01-01T00:00:00Z">
+        <w:ins w:id="518" w:author="PR Preview" w:date="2026-01-01T00:00:00Z">
           <w:r>
             <w:rPr>
               <w:rStyle w:val="Hyperlink"/>
@@ -36331,18 +36846,18 @@
       <w:pPr>
         <w:pStyle w:val="Heading3"/>
       </w:pPr>
-      <w:del w:id="417" w:author="PR Preview" w:date="2026-01-01T00:00:00Z">
+      <w:del w:id="519" w:author="PR Preview" w:date="2026-01-01T00:00:00Z">
         <w:r>
           <w:delText xml:space="preserve">40.2</w:delText>
         </w:r>
       </w:del>
-      <w:del w:id="418" w:author="PR Preview" w:date="2026-01-01T00:00:00Z">
+      <w:del w:id="520" w:author="PR Preview" w:date="2026-01-01T00:00:00Z">
         <w:r>
           <w:delText xml:space="preserve"> </w:delText>
         </w:r>
       </w:del>
       <w:hyperlink r:id="rId288">
-        <w:del w:id="419" w:author="PR Preview" w:date="2026-01-01T00:00:00Z">
+        <w:del w:id="521" w:author="PR Preview" w:date="2026-01-01T00:00:00Z">
           <w:r>
             <w:rPr>
               <w:rStyle w:val="Hyperlink"/>
@@ -36356,18 +36871,18 @@
       <w:pPr>
         <w:pStyle w:val="Heading3"/>
       </w:pPr>
-      <w:ins w:id="420" w:author="PR Preview" w:date="2026-01-01T00:00:00Z">
+      <w:ins w:id="522" w:author="PR Preview" w:date="2026-01-01T00:00:00Z">
         <w:r>
           <w:t xml:space="preserve">39.2</w:t>
         </w:r>
       </w:ins>
-      <w:ins w:id="421" w:author="PR Preview" w:date="2026-01-01T00:00:00Z">
+      <w:ins w:id="523" w:author="PR Preview" w:date="2026-01-01T00:00:00Z">
         <w:r>
           <w:t xml:space="preserve"> </w:t>
         </w:r>
       </w:ins>
       <w:hyperlink r:id="rId288">
-        <w:ins w:id="422" w:author="PR Preview" w:date="2026-01-01T00:00:00Z">
+        <w:ins w:id="524" w:author="PR Preview" w:date="2026-01-01T00:00:00Z">
           <w:r>
             <w:rPr>
               <w:rStyle w:val="Hyperlink"/>
@@ -36474,18 +36989,18 @@
       <w:pPr>
         <w:pStyle w:val="Heading3"/>
       </w:pPr>
-      <w:del w:id="423" w:author="PR Preview" w:date="2026-01-01T00:00:00Z">
+      <w:del w:id="525" w:author="PR Preview" w:date="2026-01-01T00:00:00Z">
         <w:r>
           <w:delText xml:space="preserve">40.3</w:delText>
         </w:r>
       </w:del>
-      <w:del w:id="424" w:author="PR Preview" w:date="2026-01-01T00:00:00Z">
+      <w:del w:id="526" w:author="PR Preview" w:date="2026-01-01T00:00:00Z">
         <w:r>
           <w:delText xml:space="preserve"> </w:delText>
         </w:r>
       </w:del>
       <w:hyperlink r:id="rId290">
-        <w:del w:id="425" w:author="PR Preview" w:date="2026-01-01T00:00:00Z">
+        <w:del w:id="527" w:author="PR Preview" w:date="2026-01-01T00:00:00Z">
           <w:r>
             <w:rPr>
               <w:rStyle w:val="Hyperlink"/>
@@ -36499,18 +37014,18 @@
       <w:pPr>
         <w:pStyle w:val="Heading3"/>
       </w:pPr>
-      <w:ins w:id="426" w:author="PR Preview" w:date="2026-01-01T00:00:00Z">
+      <w:ins w:id="528" w:author="PR Preview" w:date="2026-01-01T00:00:00Z">
         <w:r>
           <w:t xml:space="preserve">39.3</w:t>
         </w:r>
       </w:ins>
-      <w:ins w:id="427" w:author="PR Preview" w:date="2026-01-01T00:00:00Z">
+      <w:ins w:id="529" w:author="PR Preview" w:date="2026-01-01T00:00:00Z">
         <w:r>
           <w:t xml:space="preserve"> </w:t>
         </w:r>
       </w:ins>
       <w:hyperlink r:id="rId290">
-        <w:ins w:id="428" w:author="PR Preview" w:date="2026-01-01T00:00:00Z">
+        <w:ins w:id="530" w:author="PR Preview" w:date="2026-01-01T00:00:00Z">
           <w:r>
             <w:rPr>
               <w:rStyle w:val="Hyperlink"/>
@@ -36824,18 +37339,18 @@
       <w:pPr>
         <w:pStyle w:val="Heading3"/>
       </w:pPr>
-      <w:del w:id="429" w:author="PR Preview" w:date="2026-01-01T00:00:00Z">
+      <w:del w:id="531" w:author="PR Preview" w:date="2026-01-01T00:00:00Z">
         <w:r>
           <w:delText xml:space="preserve">40.4</w:delText>
         </w:r>
       </w:del>
-      <w:del w:id="430" w:author="PR Preview" w:date="2026-01-01T00:00:00Z">
+      <w:del w:id="532" w:author="PR Preview" w:date="2026-01-01T00:00:00Z">
         <w:r>
           <w:delText xml:space="preserve"> </w:delText>
         </w:r>
       </w:del>
       <w:hyperlink r:id="rId293">
-        <w:del w:id="431" w:author="PR Preview" w:date="2026-01-01T00:00:00Z">
+        <w:del w:id="533" w:author="PR Preview" w:date="2026-01-01T00:00:00Z">
           <w:r>
             <w:rPr>
               <w:rStyle w:val="Hyperlink"/>
@@ -36849,18 +37364,18 @@
       <w:pPr>
         <w:pStyle w:val="Heading3"/>
       </w:pPr>
-      <w:ins w:id="432" w:author="PR Preview" w:date="2026-01-01T00:00:00Z">
+      <w:ins w:id="534" w:author="PR Preview" w:date="2026-01-01T00:00:00Z">
         <w:r>
           <w:t xml:space="preserve">39.4</w:t>
         </w:r>
       </w:ins>
-      <w:ins w:id="433" w:author="PR Preview" w:date="2026-01-01T00:00:00Z">
+      <w:ins w:id="535" w:author="PR Preview" w:date="2026-01-01T00:00:00Z">
         <w:r>
           <w:t xml:space="preserve"> </w:t>
         </w:r>
       </w:ins>
       <w:hyperlink r:id="rId293">
-        <w:ins w:id="434" w:author="PR Preview" w:date="2026-01-01T00:00:00Z">
+        <w:ins w:id="536" w:author="PR Preview" w:date="2026-01-01T00:00:00Z">
           <w:r>
             <w:rPr>
               <w:rStyle w:val="Hyperlink"/>
@@ -36913,18 +37428,18 @@
       <w:pPr>
         <w:pStyle w:val="Heading3"/>
       </w:pPr>
-      <w:del w:id="435" w:author="PR Preview" w:date="2026-01-01T00:00:00Z">
+      <w:del w:id="537" w:author="PR Preview" w:date="2026-01-01T00:00:00Z">
         <w:r>
           <w:delText xml:space="preserve">40.5</w:delText>
         </w:r>
       </w:del>
-      <w:del w:id="436" w:author="PR Preview" w:date="2026-01-01T00:00:00Z">
+      <w:del w:id="538" w:author="PR Preview" w:date="2026-01-01T00:00:00Z">
         <w:r>
           <w:delText xml:space="preserve"> </w:delText>
         </w:r>
       </w:del>
       <w:hyperlink r:id="rId86">
-        <w:del w:id="437" w:author="PR Preview" w:date="2026-01-01T00:00:00Z">
+        <w:del w:id="539" w:author="PR Preview" w:date="2026-01-01T00:00:00Z">
           <w:r>
             <w:rPr>
               <w:rStyle w:val="Hyperlink"/>
@@ -36938,18 +37453,18 @@
       <w:pPr>
         <w:pStyle w:val="Heading3"/>
       </w:pPr>
-      <w:ins w:id="438" w:author="PR Preview" w:date="2026-01-01T00:00:00Z">
+      <w:ins w:id="540" w:author="PR Preview" w:date="2026-01-01T00:00:00Z">
         <w:r>
           <w:t xml:space="preserve">39.5</w:t>
         </w:r>
       </w:ins>
-      <w:ins w:id="439" w:author="PR Preview" w:date="2026-01-01T00:00:00Z">
+      <w:ins w:id="541" w:author="PR Preview" w:date="2026-01-01T00:00:00Z">
         <w:r>
           <w:t xml:space="preserve"> </w:t>
         </w:r>
       </w:ins>
       <w:hyperlink r:id="rId86">
-        <w:ins w:id="440" w:author="PR Preview" w:date="2026-01-01T00:00:00Z">
+        <w:ins w:id="542" w:author="PR Preview" w:date="2026-01-01T00:00:00Z">
           <w:r>
             <w:rPr>
               <w:rStyle w:val="Hyperlink"/>
@@ -37042,18 +37557,18 @@
       <w:pPr>
         <w:pStyle w:val="Heading3"/>
       </w:pPr>
-      <w:del w:id="441" w:author="PR Preview" w:date="2026-01-01T00:00:00Z">
+      <w:del w:id="543" w:author="PR Preview" w:date="2026-01-01T00:00:00Z">
         <w:r>
           <w:delText xml:space="preserve">40.6</w:delText>
         </w:r>
       </w:del>
-      <w:del w:id="442" w:author="PR Preview" w:date="2026-01-01T00:00:00Z">
+      <w:del w:id="544" w:author="PR Preview" w:date="2026-01-01T00:00:00Z">
         <w:r>
           <w:delText xml:space="preserve"> </w:delText>
         </w:r>
       </w:del>
       <w:hyperlink r:id="rId297">
-        <w:del w:id="443" w:author="PR Preview" w:date="2026-01-01T00:00:00Z">
+        <w:del w:id="545" w:author="PR Preview" w:date="2026-01-01T00:00:00Z">
           <w:r>
             <w:rPr>
               <w:rStyle w:val="Hyperlink"/>
@@ -37067,18 +37582,18 @@
       <w:pPr>
         <w:pStyle w:val="Heading3"/>
       </w:pPr>
-      <w:ins w:id="444" w:author="PR Preview" w:date="2026-01-01T00:00:00Z">
+      <w:ins w:id="546" w:author="PR Preview" w:date="2026-01-01T00:00:00Z">
         <w:r>
           <w:t xml:space="preserve">39.6</w:t>
         </w:r>
       </w:ins>
-      <w:ins w:id="445" w:author="PR Preview" w:date="2026-01-01T00:00:00Z">
+      <w:ins w:id="547" w:author="PR Preview" w:date="2026-01-01T00:00:00Z">
         <w:r>
           <w:t xml:space="preserve"> </w:t>
         </w:r>
       </w:ins>
       <w:hyperlink r:id="rId297">
-        <w:ins w:id="446" w:author="PR Preview" w:date="2026-01-01T00:00:00Z">
+        <w:ins w:id="548" w:author="PR Preview" w:date="2026-01-01T00:00:00Z">
           <w:r>
             <w:rPr>
               <w:rStyle w:val="Hyperlink"/>
@@ -37143,18 +37658,18 @@
       <w:pPr>
         <w:pStyle w:val="Heading3"/>
       </w:pPr>
-      <w:del w:id="447" w:author="PR Preview" w:date="2026-01-01T00:00:00Z">
+      <w:del w:id="549" w:author="PR Preview" w:date="2026-01-01T00:00:00Z">
         <w:r>
           <w:delText xml:space="preserve">40.7</w:delText>
         </w:r>
       </w:del>
-      <w:del w:id="448" w:author="PR Preview" w:date="2026-01-01T00:00:00Z">
+      <w:del w:id="550" w:author="PR Preview" w:date="2026-01-01T00:00:00Z">
         <w:r>
           <w:delText xml:space="preserve"> </w:delText>
         </w:r>
       </w:del>
       <w:hyperlink r:id="rId277">
-        <w:del w:id="449" w:author="PR Preview" w:date="2026-01-01T00:00:00Z">
+        <w:del w:id="551" w:author="PR Preview" w:date="2026-01-01T00:00:00Z">
           <w:r>
             <w:rPr>
               <w:rStyle w:val="Hyperlink"/>
@@ -37168,18 +37683,18 @@
       <w:pPr>
         <w:pStyle w:val="Heading3"/>
       </w:pPr>
-      <w:ins w:id="450" w:author="PR Preview" w:date="2026-01-01T00:00:00Z">
+      <w:ins w:id="552" w:author="PR Preview" w:date="2026-01-01T00:00:00Z">
         <w:r>
           <w:t xml:space="preserve">39.7</w:t>
         </w:r>
       </w:ins>
-      <w:ins w:id="451" w:author="PR Preview" w:date="2026-01-01T00:00:00Z">
+      <w:ins w:id="553" w:author="PR Preview" w:date="2026-01-01T00:00:00Z">
         <w:r>
           <w:t xml:space="preserve"> </w:t>
         </w:r>
       </w:ins>
       <w:hyperlink r:id="rId277">
-        <w:ins w:id="452" w:author="PR Preview" w:date="2026-01-01T00:00:00Z">
+        <w:ins w:id="554" w:author="PR Preview" w:date="2026-01-01T00:00:00Z">
           <w:r>
             <w:rPr>
               <w:rStyle w:val="Hyperlink"/>
@@ -37238,18 +37753,18 @@
       <w:pPr>
         <w:pStyle w:val="Heading3"/>
       </w:pPr>
-      <w:del w:id="453" w:author="PR Preview" w:date="2026-01-01T00:00:00Z">
+      <w:del w:id="555" w:author="PR Preview" w:date="2026-01-01T00:00:00Z">
         <w:r>
           <w:delText xml:space="preserve">40.8</w:delText>
         </w:r>
       </w:del>
-      <w:del w:id="454" w:author="PR Preview" w:date="2026-01-01T00:00:00Z">
+      <w:del w:id="556" w:author="PR Preview" w:date="2026-01-01T00:00:00Z">
         <w:r>
           <w:delText xml:space="preserve"> </w:delText>
         </w:r>
       </w:del>
       <w:hyperlink r:id="rId300">
-        <w:del w:id="455" w:author="PR Preview" w:date="2026-01-01T00:00:00Z">
+        <w:del w:id="557" w:author="PR Preview" w:date="2026-01-01T00:00:00Z">
           <w:r>
             <w:rPr>
               <w:rStyle w:val="Hyperlink"/>
@@ -37263,18 +37778,18 @@
       <w:pPr>
         <w:pStyle w:val="Heading3"/>
       </w:pPr>
-      <w:ins w:id="456" w:author="PR Preview" w:date="2026-01-01T00:00:00Z">
+      <w:ins w:id="558" w:author="PR Preview" w:date="2026-01-01T00:00:00Z">
         <w:r>
           <w:t xml:space="preserve">39.8</w:t>
         </w:r>
       </w:ins>
-      <w:ins w:id="457" w:author="PR Preview" w:date="2026-01-01T00:00:00Z">
+      <w:ins w:id="559" w:author="PR Preview" w:date="2026-01-01T00:00:00Z">
         <w:r>
           <w:t xml:space="preserve"> </w:t>
         </w:r>
       </w:ins>
       <w:hyperlink r:id="rId300">
-        <w:ins w:id="458" w:author="PR Preview" w:date="2026-01-01T00:00:00Z">
+        <w:ins w:id="560" w:author="PR Preview" w:date="2026-01-01T00:00:00Z">
           <w:r>
             <w:rPr>
               <w:rStyle w:val="Hyperlink"/>
@@ -37327,18 +37842,18 @@
       <w:pPr>
         <w:pStyle w:val="Heading3"/>
       </w:pPr>
-      <w:del w:id="459" w:author="PR Preview" w:date="2026-01-01T00:00:00Z">
+      <w:del w:id="561" w:author="PR Preview" w:date="2026-01-01T00:00:00Z">
         <w:r>
           <w:delText xml:space="preserve">40.9</w:delText>
         </w:r>
       </w:del>
-      <w:del w:id="460" w:author="PR Preview" w:date="2026-01-01T00:00:00Z">
+      <w:del w:id="562" w:author="PR Preview" w:date="2026-01-01T00:00:00Z">
         <w:r>
           <w:delText xml:space="preserve"> </w:delText>
         </w:r>
       </w:del>
       <w:hyperlink r:id="rId302">
-        <w:del w:id="461" w:author="PR Preview" w:date="2026-01-01T00:00:00Z">
+        <w:del w:id="563" w:author="PR Preview" w:date="2026-01-01T00:00:00Z">
           <w:r>
             <w:rPr>
               <w:rStyle w:val="Hyperlink"/>
@@ -37352,18 +37867,18 @@
       <w:pPr>
         <w:pStyle w:val="Heading3"/>
       </w:pPr>
-      <w:ins w:id="462" w:author="PR Preview" w:date="2026-01-01T00:00:00Z">
+      <w:ins w:id="564" w:author="PR Preview" w:date="2026-01-01T00:00:00Z">
         <w:r>
           <w:t xml:space="preserve">39.9</w:t>
         </w:r>
       </w:ins>
-      <w:ins w:id="463" w:author="PR Preview" w:date="2026-01-01T00:00:00Z">
+      <w:ins w:id="565" w:author="PR Preview" w:date="2026-01-01T00:00:00Z">
         <w:r>
           <w:t xml:space="preserve"> </w:t>
         </w:r>
       </w:ins>
       <w:hyperlink r:id="rId302">
-        <w:ins w:id="464" w:author="PR Preview" w:date="2026-01-01T00:00:00Z">
+        <w:ins w:id="566" w:author="PR Preview" w:date="2026-01-01T00:00:00Z">
           <w:r>
             <w:rPr>
               <w:rStyle w:val="Hyperlink"/>
@@ -37495,7 +38010,7 @@
       <w:pPr>
         <w:pStyle w:val="Heading2"/>
       </w:pPr>
-      <w:del w:id="465" w:author="PR Preview" w:date="2026-01-01T00:00:00Z">
+      <w:del w:id="567" w:author="PR Preview" w:date="2026-01-01T00:00:00Z">
         <w:r>
           <w:delText xml:space="preserve">41 Base R to Tidyverse Translation</w:delText>
         </w:r>
@@ -37505,7 +38020,7 @@
       <w:pPr>
         <w:pStyle w:val="Heading2"/>
       </w:pPr>
-      <w:ins w:id="466" w:author="PR Preview" w:date="2026-01-01T00:00:00Z">
+      <w:ins w:id="568" w:author="PR Preview" w:date="2026-01-01T00:00:00Z">
         <w:r>
           <w:t xml:space="preserve">40 Base R to Tidyverse Translation</w:t>
         </w:r>
@@ -38435,7 +38950,7 @@
       <w:pPr>
         <w:pStyle w:val="Heading2"/>
       </w:pPr>
-      <w:del w:id="467" w:author="PR Preview" w:date="2026-01-01T00:00:00Z">
+      <w:del w:id="569" w:author="PR Preview" w:date="2026-01-01T00:00:00Z">
         <w:r>
           <w:delText xml:space="preserve">42 Programming with Tidyverse</w:delText>
         </w:r>
@@ -38445,7 +38960,7 @@
       <w:pPr>
         <w:pStyle w:val="Heading2"/>
       </w:pPr>
-      <w:ins w:id="468" w:author="PR Preview" w:date="2026-01-01T00:00:00Z">
+      <w:ins w:id="570" w:author="PR Preview" w:date="2026-01-01T00:00:00Z">
         <w:r>
           <w:t xml:space="preserve">41 Programming with Tidyverse</w:t>
         </w:r>
@@ -38663,7 +39178,7 @@
       <w:pPr>
         <w:pStyle w:val="Heading2"/>
       </w:pPr>
-      <w:del w:id="469" w:author="PR Preview" w:date="2026-01-01T00:00:00Z">
+      <w:del w:id="571" w:author="PR Preview" w:date="2026-01-01T00:00:00Z">
         <w:r>
           <w:delText xml:space="preserve">43 Coding with R and Python</w:delText>
         </w:r>
@@ -38673,7 +39188,7 @@
       <w:pPr>
         <w:pStyle w:val="Heading2"/>
       </w:pPr>
-      <w:ins w:id="470" w:author="PR Preview" w:date="2026-01-01T00:00:00Z">
+      <w:ins w:id="572" w:author="PR Preview" w:date="2026-01-01T00:00:00Z">
         <w:r>
           <w:t xml:space="preserve">42 Coding with R and Python</w:t>
         </w:r>
@@ -38724,7 +39239,7 @@
       <w:pPr>
         <w:pStyle w:val="Heading2"/>
       </w:pPr>
-      <w:del w:id="471" w:author="PR Preview" w:date="2026-01-01T00:00:00Z">
+      <w:del w:id="573" w:author="PR Preview" w:date="2026-01-01T00:00:00Z">
         <w:r>
           <w:delText xml:space="preserve">44 Repeating analyses with different variations</w:delText>
         </w:r>
@@ -38734,7 +39249,7 @@
       <w:pPr>
         <w:pStyle w:val="Heading2"/>
       </w:pPr>
-      <w:ins w:id="472" w:author="PR Preview" w:date="2026-01-01T00:00:00Z">
+      <w:ins w:id="574" w:author="PR Preview" w:date="2026-01-01T00:00:00Z">
         <w:r>
           <w:t xml:space="preserve">43 Repeating analyses with different variations</w:t>
         </w:r>
@@ -38791,17 +39306,17 @@
       <w:pPr>
         <w:pStyle w:val="Heading3"/>
       </w:pPr>
-      <w:del w:id="473" w:author="PR Preview" w:date="2026-01-01T00:00:00Z">
+      <w:del w:id="575" w:author="PR Preview" w:date="2026-01-01T00:00:00Z">
         <w:r>
           <w:delText xml:space="preserve">44.1</w:delText>
         </w:r>
       </w:del>
-      <w:del w:id="474" w:author="PR Preview" w:date="2026-01-01T00:00:00Z">
+      <w:del w:id="576" w:author="PR Preview" w:date="2026-01-01T00:00:00Z">
         <w:r>
           <w:delText xml:space="preserve"> </w:delText>
         </w:r>
       </w:del>
-      <w:del w:id="475" w:author="PR Preview" w:date="2026-01-01T00:00:00Z">
+      <w:del w:id="577" w:author="PR Preview" w:date="2026-01-01T00:00:00Z">
         <w:r>
           <w:rPr>
             <w:rStyle w:val="VerbatimChar"/>
@@ -38809,22 +39324,22 @@
           <w:delText xml:space="preserve">lapply()</w:delText>
         </w:r>
       </w:del>
-      <w:del w:id="476" w:author="PR Preview" w:date="2026-01-01T00:00:00Z">
+      <w:del w:id="578" w:author="PR Preview" w:date="2026-01-01T00:00:00Z">
         <w:r>
           <w:delText xml:space="preserve"> </w:delText>
         </w:r>
       </w:del>
-      <w:del w:id="477" w:author="PR Preview" w:date="2026-01-01T00:00:00Z">
+      <w:del w:id="579" w:author="PR Preview" w:date="2026-01-01T00:00:00Z">
         <w:r>
           <w:delText xml:space="preserve">and</w:delText>
         </w:r>
       </w:del>
-      <w:del w:id="478" w:author="PR Preview" w:date="2026-01-01T00:00:00Z">
+      <w:del w:id="580" w:author="PR Preview" w:date="2026-01-01T00:00:00Z">
         <w:r>
           <w:delText xml:space="preserve"> </w:delText>
         </w:r>
       </w:del>
-      <w:del w:id="479" w:author="PR Preview" w:date="2026-01-01T00:00:00Z">
+      <w:del w:id="581" w:author="PR Preview" w:date="2026-01-01T00:00:00Z">
         <w:r>
           <w:rPr>
             <w:rStyle w:val="VerbatimChar"/>
@@ -38837,17 +39352,17 @@
       <w:pPr>
         <w:pStyle w:val="Heading3"/>
       </w:pPr>
-      <w:ins w:id="480" w:author="PR Preview" w:date="2026-01-01T00:00:00Z">
+      <w:ins w:id="582" w:author="PR Preview" w:date="2026-01-01T00:00:00Z">
         <w:r>
           <w:t xml:space="preserve">43.1</w:t>
         </w:r>
       </w:ins>
-      <w:ins w:id="481" w:author="PR Preview" w:date="2026-01-01T00:00:00Z">
+      <w:ins w:id="583" w:author="PR Preview" w:date="2026-01-01T00:00:00Z">
         <w:r>
           <w:t xml:space="preserve"> </w:t>
         </w:r>
       </w:ins>
-      <w:ins w:id="482" w:author="PR Preview" w:date="2026-01-01T00:00:00Z">
+      <w:ins w:id="584" w:author="PR Preview" w:date="2026-01-01T00:00:00Z">
         <w:r>
           <w:rPr>
             <w:rStyle w:val="VerbatimChar"/>
@@ -38855,22 +39370,22 @@
           <w:t xml:space="preserve">lapply()</w:t>
         </w:r>
       </w:ins>
-      <w:ins w:id="483" w:author="PR Preview" w:date="2026-01-01T00:00:00Z">
+      <w:ins w:id="585" w:author="PR Preview" w:date="2026-01-01T00:00:00Z">
         <w:r>
           <w:t xml:space="preserve"> </w:t>
         </w:r>
       </w:ins>
-      <w:ins w:id="484" w:author="PR Preview" w:date="2026-01-01T00:00:00Z">
+      <w:ins w:id="586" w:author="PR Preview" w:date="2026-01-01T00:00:00Z">
         <w:r>
           <w:t xml:space="preserve">and</w:t>
         </w:r>
       </w:ins>
-      <w:ins w:id="485" w:author="PR Preview" w:date="2026-01-01T00:00:00Z">
+      <w:ins w:id="587" w:author="PR Preview" w:date="2026-01-01T00:00:00Z">
         <w:r>
           <w:t xml:space="preserve"> </w:t>
         </w:r>
       </w:ins>
-      <w:ins w:id="486" w:author="PR Preview" w:date="2026-01-01T00:00:00Z">
+      <w:ins w:id="588" w:author="PR Preview" w:date="2026-01-01T00:00:00Z">
         <w:r>
           <w:rPr>
             <w:rStyle w:val="VerbatimChar"/>
@@ -38975,17 +39490,17 @@
       <w:pPr>
         <w:pStyle w:val="Heading3"/>
       </w:pPr>
-      <w:del w:id="487" w:author="PR Preview" w:date="2026-01-01T00:00:00Z">
+      <w:del w:id="589" w:author="PR Preview" w:date="2026-01-01T00:00:00Z">
         <w:r>
           <w:delText xml:space="preserve">44.2</w:delText>
         </w:r>
       </w:del>
-      <w:del w:id="488" w:author="PR Preview" w:date="2026-01-01T00:00:00Z">
+      <w:del w:id="590" w:author="PR Preview" w:date="2026-01-01T00:00:00Z">
         <w:r>
           <w:delText xml:space="preserve"> </w:delText>
         </w:r>
       </w:del>
-      <w:del w:id="489" w:author="PR Preview" w:date="2026-01-01T00:00:00Z">
+      <w:del w:id="591" w:author="PR Preview" w:date="2026-01-01T00:00:00Z">
         <w:r>
           <w:rPr>
             <w:rStyle w:val="VerbatimChar"/>
@@ -38993,22 +39508,22 @@
           <w:delText xml:space="preserve">mapply()</w:delText>
         </w:r>
       </w:del>
-      <w:del w:id="490" w:author="PR Preview" w:date="2026-01-01T00:00:00Z">
+      <w:del w:id="592" w:author="PR Preview" w:date="2026-01-01T00:00:00Z">
         <w:r>
           <w:delText xml:space="preserve"> </w:delText>
         </w:r>
       </w:del>
-      <w:del w:id="491" w:author="PR Preview" w:date="2026-01-01T00:00:00Z">
+      <w:del w:id="593" w:author="PR Preview" w:date="2026-01-01T00:00:00Z">
         <w:r>
           <w:delText xml:space="preserve">and</w:delText>
         </w:r>
       </w:del>
-      <w:del w:id="492" w:author="PR Preview" w:date="2026-01-01T00:00:00Z">
+      <w:del w:id="594" w:author="PR Preview" w:date="2026-01-01T00:00:00Z">
         <w:r>
           <w:delText xml:space="preserve"> </w:delText>
         </w:r>
       </w:del>
-      <w:del w:id="493" w:author="PR Preview" w:date="2026-01-01T00:00:00Z">
+      <w:del w:id="595" w:author="PR Preview" w:date="2026-01-01T00:00:00Z">
         <w:r>
           <w:rPr>
             <w:rStyle w:val="VerbatimChar"/>
@@ -39021,17 +39536,17 @@
       <w:pPr>
         <w:pStyle w:val="Heading3"/>
       </w:pPr>
-      <w:ins w:id="494" w:author="PR Preview" w:date="2026-01-01T00:00:00Z">
+      <w:ins w:id="596" w:author="PR Preview" w:date="2026-01-01T00:00:00Z">
         <w:r>
           <w:t xml:space="preserve">43.2</w:t>
         </w:r>
       </w:ins>
-      <w:ins w:id="495" w:author="PR Preview" w:date="2026-01-01T00:00:00Z">
+      <w:ins w:id="597" w:author="PR Preview" w:date="2026-01-01T00:00:00Z">
         <w:r>
           <w:t xml:space="preserve"> </w:t>
         </w:r>
       </w:ins>
-      <w:ins w:id="496" w:author="PR Preview" w:date="2026-01-01T00:00:00Z">
+      <w:ins w:id="598" w:author="PR Preview" w:date="2026-01-01T00:00:00Z">
         <w:r>
           <w:rPr>
             <w:rStyle w:val="VerbatimChar"/>
@@ -39039,22 +39554,22 @@
           <w:t xml:space="preserve">mapply()</w:t>
         </w:r>
       </w:ins>
-      <w:ins w:id="497" w:author="PR Preview" w:date="2026-01-01T00:00:00Z">
+      <w:ins w:id="599" w:author="PR Preview" w:date="2026-01-01T00:00:00Z">
         <w:r>
           <w:t xml:space="preserve"> </w:t>
         </w:r>
       </w:ins>
-      <w:ins w:id="498" w:author="PR Preview" w:date="2026-01-01T00:00:00Z">
+      <w:ins w:id="600" w:author="PR Preview" w:date="2026-01-01T00:00:00Z">
         <w:r>
           <w:t xml:space="preserve">and</w:t>
         </w:r>
       </w:ins>
-      <w:ins w:id="499" w:author="PR Preview" w:date="2026-01-01T00:00:00Z">
+      <w:ins w:id="601" w:author="PR Preview" w:date="2026-01-01T00:00:00Z">
         <w:r>
           <w:t xml:space="preserve"> </w:t>
         </w:r>
       </w:ins>
-      <w:ins w:id="500" w:author="PR Preview" w:date="2026-01-01T00:00:00Z">
+      <w:ins w:id="602" w:author="PR Preview" w:date="2026-01-01T00:00:00Z">
         <w:r>
           <w:rPr>
             <w:rStyle w:val="VerbatimChar"/>
@@ -39839,17 +40354,17 @@
       <w:pPr>
         <w:pStyle w:val="Heading3"/>
       </w:pPr>
-      <w:del w:id="501" w:author="PR Preview" w:date="2026-01-01T00:00:00Z">
+      <w:del w:id="603" w:author="PR Preview" w:date="2026-01-01T00:00:00Z">
         <w:r>
           <w:delText xml:space="preserve">44.3 Parallel processing with</w:delText>
         </w:r>
       </w:del>
-      <w:del w:id="502" w:author="PR Preview" w:date="2026-01-01T00:00:00Z">
+      <w:del w:id="604" w:author="PR Preview" w:date="2026-01-01T00:00:00Z">
         <w:r>
           <w:delText xml:space="preserve"> </w:delText>
         </w:r>
       </w:del>
-      <w:del w:id="503" w:author="PR Preview" w:date="2026-01-01T00:00:00Z">
+      <w:del w:id="605" w:author="PR Preview" w:date="2026-01-01T00:00:00Z">
         <w:r>
           <w:rPr>
             <w:rStyle w:val="VerbatimChar"/>
@@ -39857,22 +40372,22 @@
           <w:delText xml:space="preserve">parallel</w:delText>
         </w:r>
       </w:del>
-      <w:del w:id="504" w:author="PR Preview" w:date="2026-01-01T00:00:00Z">
+      <w:del w:id="606" w:author="PR Preview" w:date="2026-01-01T00:00:00Z">
         <w:r>
           <w:delText xml:space="preserve"> </w:delText>
         </w:r>
       </w:del>
-      <w:del w:id="505" w:author="PR Preview" w:date="2026-01-01T00:00:00Z">
+      <w:del w:id="607" w:author="PR Preview" w:date="2026-01-01T00:00:00Z">
         <w:r>
           <w:delText xml:space="preserve">and</w:delText>
         </w:r>
       </w:del>
-      <w:del w:id="506" w:author="PR Preview" w:date="2026-01-01T00:00:00Z">
+      <w:del w:id="608" w:author="PR Preview" w:date="2026-01-01T00:00:00Z">
         <w:r>
           <w:delText xml:space="preserve"> </w:delText>
         </w:r>
       </w:del>
-      <w:del w:id="507" w:author="PR Preview" w:date="2026-01-01T00:00:00Z">
+      <w:del w:id="609" w:author="PR Preview" w:date="2026-01-01T00:00:00Z">
         <w:r>
           <w:rPr>
             <w:rStyle w:val="VerbatimChar"/>
@@ -39880,12 +40395,12 @@
           <w:delText xml:space="preserve">future</w:delText>
         </w:r>
       </w:del>
-      <w:del w:id="508" w:author="PR Preview" w:date="2026-01-01T00:00:00Z">
+      <w:del w:id="610" w:author="PR Preview" w:date="2026-01-01T00:00:00Z">
         <w:r>
           <w:delText xml:space="preserve"> </w:delText>
         </w:r>
       </w:del>
-      <w:del w:id="509" w:author="PR Preview" w:date="2026-01-01T00:00:00Z">
+      <w:del w:id="611" w:author="PR Preview" w:date="2026-01-01T00:00:00Z">
         <w:r>
           <w:delText xml:space="preserve">packages</w:delText>
         </w:r>
@@ -39895,17 +40410,17 @@
       <w:pPr>
         <w:pStyle w:val="Heading3"/>
       </w:pPr>
-      <w:ins w:id="510" w:author="PR Preview" w:date="2026-01-01T00:00:00Z">
+      <w:ins w:id="612" w:author="PR Preview" w:date="2026-01-01T00:00:00Z">
         <w:r>
           <w:t xml:space="preserve">43.3 Parallel processing with</w:t>
         </w:r>
       </w:ins>
-      <w:ins w:id="511" w:author="PR Preview" w:date="2026-01-01T00:00:00Z">
+      <w:ins w:id="613" w:author="PR Preview" w:date="2026-01-01T00:00:00Z">
         <w:r>
           <w:t xml:space="preserve"> </w:t>
         </w:r>
       </w:ins>
-      <w:ins w:id="512" w:author="PR Preview" w:date="2026-01-01T00:00:00Z">
+      <w:ins w:id="614" w:author="PR Preview" w:date="2026-01-01T00:00:00Z">
         <w:r>
           <w:rPr>
             <w:rStyle w:val="VerbatimChar"/>
@@ -39913,22 +40428,22 @@
           <w:t xml:space="preserve">parallel</w:t>
         </w:r>
       </w:ins>
-      <w:ins w:id="513" w:author="PR Preview" w:date="2026-01-01T00:00:00Z">
+      <w:ins w:id="615" w:author="PR Preview" w:date="2026-01-01T00:00:00Z">
         <w:r>
           <w:t xml:space="preserve"> </w:t>
         </w:r>
       </w:ins>
-      <w:ins w:id="514" w:author="PR Preview" w:date="2026-01-01T00:00:00Z">
+      <w:ins w:id="616" w:author="PR Preview" w:date="2026-01-01T00:00:00Z">
         <w:r>
           <w:t xml:space="preserve">and</w:t>
         </w:r>
       </w:ins>
-      <w:ins w:id="515" w:author="PR Preview" w:date="2026-01-01T00:00:00Z">
+      <w:ins w:id="617" w:author="PR Preview" w:date="2026-01-01T00:00:00Z">
         <w:r>
           <w:t xml:space="preserve"> </w:t>
         </w:r>
       </w:ins>
-      <w:ins w:id="516" w:author="PR Preview" w:date="2026-01-01T00:00:00Z">
+      <w:ins w:id="618" w:author="PR Preview" w:date="2026-01-01T00:00:00Z">
         <w:r>
           <w:rPr>
             <w:rStyle w:val="VerbatimChar"/>
@@ -39936,12 +40451,12 @@
           <w:t xml:space="preserve">future</w:t>
         </w:r>
       </w:ins>
-      <w:ins w:id="517" w:author="PR Preview" w:date="2026-01-01T00:00:00Z">
+      <w:ins w:id="619" w:author="PR Preview" w:date="2026-01-01T00:00:00Z">
         <w:r>
           <w:t xml:space="preserve"> </w:t>
         </w:r>
       </w:ins>
-      <w:ins w:id="518" w:author="PR Preview" w:date="2026-01-01T00:00:00Z">
+      <w:ins w:id="620" w:author="PR Preview" w:date="2026-01-01T00:00:00Z">
         <w:r>
           <w:t xml:space="preserve">packages</w:t>
         </w:r>
@@ -40627,7 +41142,7 @@
       <w:pPr>
         <w:pStyle w:val="Heading2"/>
       </w:pPr>
-      <w:del w:id="519" w:author="PR Preview" w:date="2026-01-01T00:00:00Z">
+      <w:del w:id="621" w:author="PR Preview" w:date="2026-01-01T00:00:00Z">
         <w:r>
           <w:delText xml:space="preserve">45 Reviewing Code</w:delText>
         </w:r>
@@ -40637,7 +41152,7 @@
       <w:pPr>
         <w:pStyle w:val="Heading2"/>
       </w:pPr>
-      <w:ins w:id="520" w:author="PR Preview" w:date="2026-01-01T00:00:00Z">
+      <w:ins w:id="622" w:author="PR Preview" w:date="2026-01-01T00:00:00Z">
         <w:r>
           <w:t xml:space="preserve">44 Reviewing Code</w:t>
         </w:r>
@@ -40694,7 +41209,7 @@
       <w:pPr>
         <w:pStyle w:val="Heading3"/>
       </w:pPr>
-      <w:del w:id="521" w:author="PR Preview" w:date="2026-01-01T00:00:00Z">
+      <w:del w:id="623" w:author="PR Preview" w:date="2026-01-01T00:00:00Z">
         <w:r>
           <w:delText xml:space="preserve">45.1 Why We Review Code</w:delText>
         </w:r>
@@ -40704,7 +41219,7 @@
       <w:pPr>
         <w:pStyle w:val="Heading3"/>
       </w:pPr>
-      <w:ins w:id="522" w:author="PR Preview" w:date="2026-01-01T00:00:00Z">
+      <w:ins w:id="624" w:author="PR Preview" w:date="2026-01-01T00:00:00Z">
         <w:r>
           <w:t xml:space="preserve">44.1 Why We Review Code</w:t>
         </w:r>
@@ -40824,7 +41339,7 @@
       <w:pPr>
         <w:pStyle w:val="Heading3"/>
       </w:pPr>
-      <w:del w:id="523" w:author="PR Preview" w:date="2026-01-01T00:00:00Z">
+      <w:del w:id="625" w:author="PR Preview" w:date="2026-01-01T00:00:00Z">
         <w:r>
           <w:delText xml:space="preserve">45.2 What Reviewers Look For</w:delText>
         </w:r>
@@ -40834,7 +41349,7 @@
       <w:pPr>
         <w:pStyle w:val="Heading3"/>
       </w:pPr>
-      <w:ins w:id="524" w:author="PR Preview" w:date="2026-01-01T00:00:00Z">
+      <w:ins w:id="626" w:author="PR Preview" w:date="2026-01-01T00:00:00Z">
         <w:r>
           <w:t xml:space="preserve">44.2 What Reviewers Look For</w:t>
         </w:r>
@@ -41209,7 +41724,7 @@
       <w:pPr>
         <w:pStyle w:val="Heading3"/>
       </w:pPr>
-      <w:del w:id="525" w:author="PR Preview" w:date="2026-01-01T00:00:00Z">
+      <w:del w:id="627" w:author="PR Preview" w:date="2026-01-01T00:00:00Z">
         <w:r>
           <w:delText xml:space="preserve">45.3 How to Give Constructive Feedback</w:delText>
         </w:r>
@@ -41219,7 +41734,7 @@
       <w:pPr>
         <w:pStyle w:val="Heading3"/>
       </w:pPr>
-      <w:ins w:id="526" w:author="PR Preview" w:date="2026-01-01T00:00:00Z">
+      <w:ins w:id="628" w:author="PR Preview" w:date="2026-01-01T00:00:00Z">
         <w:r>
           <w:t xml:space="preserve">44.3 How to Give Constructive Feedback</w:t>
         </w:r>
@@ -41345,7 +41860,7 @@
       <w:pPr>
         <w:pStyle w:val="Heading3"/>
       </w:pPr>
-      <w:del w:id="527" w:author="PR Preview" w:date="2026-01-01T00:00:00Z">
+      <w:del w:id="629" w:author="PR Preview" w:date="2026-01-01T00:00:00Z">
         <w:r>
           <w:delText xml:space="preserve">45.4 When to Approve</w:delText>
         </w:r>
@@ -41355,7 +41870,7 @@
       <w:pPr>
         <w:pStyle w:val="Heading3"/>
       </w:pPr>
-      <w:ins w:id="528" w:author="PR Preview" w:date="2026-01-01T00:00:00Z">
+      <w:ins w:id="630" w:author="PR Preview" w:date="2026-01-01T00:00:00Z">
         <w:r>
           <w:t xml:space="preserve">44.4 When to Approve</w:t>
         </w:r>
@@ -41438,7 +41953,7 @@
       <w:pPr>
         <w:pStyle w:val="Heading2"/>
       </w:pPr>
-      <w:del w:id="529" w:author="PR Preview" w:date="2026-01-01T00:00:00Z">
+      <w:del w:id="631" w:author="PR Preview" w:date="2026-01-01T00:00:00Z">
         <w:r>
           <w:delText xml:space="preserve">46 Getting Help with Code</w:delText>
         </w:r>
@@ -41448,7 +41963,7 @@
       <w:pPr>
         <w:pStyle w:val="Heading2"/>
       </w:pPr>
-      <w:ins w:id="530" w:author="PR Preview" w:date="2026-01-01T00:00:00Z">
+      <w:ins w:id="632" w:author="PR Preview" w:date="2026-01-01T00:00:00Z">
         <w:r>
           <w:t xml:space="preserve">45 Getting Help with Code</w:t>
         </w:r>
@@ -41731,7 +42246,7 @@
       <w:pPr>
         <w:pStyle w:val="Heading2"/>
       </w:pPr>
-      <w:del w:id="531" w:author="PR Preview" w:date="2026-01-01T00:00:00Z">
+      <w:del w:id="633" w:author="PR Preview" w:date="2026-01-01T00:00:00Z">
         <w:r>
           <w:delText xml:space="preserve">47 Additional Resources</w:delText>
         </w:r>
@@ -41741,7 +42256,7 @@
       <w:pPr>
         <w:pStyle w:val="Heading3"/>
       </w:pPr>
-      <w:del w:id="532" w:author="PR Preview" w:date="2026-01-01T00:00:00Z">
+      <w:del w:id="634" w:author="PR Preview" w:date="2026-01-01T00:00:00Z">
         <w:r>
           <w:delText xml:space="preserve">47.1 Learning R</w:delText>
         </w:r>
@@ -41751,7 +42266,7 @@
       <w:pPr>
         <w:pStyle w:val="Heading2"/>
       </w:pPr>
-      <w:ins w:id="533" w:author="PR Preview" w:date="2026-01-01T00:00:00Z">
+      <w:ins w:id="635" w:author="PR Preview" w:date="2026-01-01T00:00:00Z">
         <w:r>
           <w:t xml:space="preserve">46 Additional Resources</w:t>
         </w:r>
@@ -41762,7 +42277,7 @@
       <w:pPr>
         <w:pStyle w:val="Heading3"/>
       </w:pPr>
-      <w:ins w:id="534" w:author="PR Preview" w:date="2026-01-01T00:00:00Z">
+      <w:ins w:id="636" w:author="PR Preview" w:date="2026-01-01T00:00:00Z">
         <w:r>
           <w:t xml:space="preserve">46.1 Learning R</w:t>
         </w:r>
@@ -41951,7 +42466,7 @@
       <w:pPr>
         <w:pStyle w:val="Heading3"/>
       </w:pPr>
-      <w:del w:id="535" w:author="PR Preview" w:date="2026-01-01T00:00:00Z">
+      <w:del w:id="637" w:author="PR Preview" w:date="2026-01-01T00:00:00Z">
         <w:r>
           <w:delText xml:space="preserve">47.2 Coming to R from SAS</w:delText>
         </w:r>
@@ -41961,7 +42476,7 @@
       <w:pPr>
         <w:pStyle w:val="Heading3"/>
       </w:pPr>
-      <w:ins w:id="536" w:author="PR Preview" w:date="2026-01-01T00:00:00Z">
+      <w:ins w:id="638" w:author="PR Preview" w:date="2026-01-01T00:00:00Z">
         <w:r>
           <w:t xml:space="preserve">46.2 Coming to R from SAS</w:t>
         </w:r>
@@ -42119,7 +42634,7 @@
       <w:pPr>
         <w:pStyle w:val="Heading3"/>
       </w:pPr>
-      <w:del w:id="537" w:author="PR Preview" w:date="2026-01-01T00:00:00Z">
+      <w:del w:id="639" w:author="PR Preview" w:date="2026-01-01T00:00:00Z">
         <w:r>
           <w:delText xml:space="preserve">47.3 General R Programming</w:delText>
         </w:r>
@@ -42129,7 +42644,7 @@
       <w:pPr>
         <w:pStyle w:val="Heading3"/>
       </w:pPr>
-      <w:ins w:id="538" w:author="PR Preview" w:date="2026-01-01T00:00:00Z">
+      <w:ins w:id="640" w:author="PR Preview" w:date="2026-01-01T00:00:00Z">
         <w:r>
           <w:t xml:space="preserve">46.3 General R Programming</w:t>
         </w:r>
@@ -42339,7 +42854,7 @@
       <w:pPr>
         <w:pStyle w:val="Heading3"/>
       </w:pPr>
-      <w:del w:id="539" w:author="PR Preview" w:date="2026-01-01T00:00:00Z">
+      <w:del w:id="641" w:author="PR Preview" w:date="2026-01-01T00:00:00Z">
         <w:r>
           <w:delText xml:space="preserve">47.4 Summary tables</w:delText>
         </w:r>
@@ -42349,7 +42864,7 @@
       <w:pPr>
         <w:pStyle w:val="Heading3"/>
       </w:pPr>
-      <w:ins w:id="540" w:author="PR Preview" w:date="2026-01-01T00:00:00Z">
+      <w:ins w:id="642" w:author="PR Preview" w:date="2026-01-01T00:00:00Z">
         <w:r>
           <w:t xml:space="preserve">46.4 Summary tables</w:t>
         </w:r>
@@ -42475,7 +42990,7 @@
       <w:pPr>
         <w:pStyle w:val="Heading3"/>
       </w:pPr>
-      <w:del w:id="541" w:author="PR Preview" w:date="2026-01-01T00:00:00Z">
+      <w:del w:id="643" w:author="PR Preview" w:date="2026-01-01T00:00:00Z">
         <w:r>
           <w:delText xml:space="preserve">47.5 R Package Development</w:delText>
         </w:r>
@@ -42485,7 +43000,7 @@
       <w:pPr>
         <w:pStyle w:val="Heading3"/>
       </w:pPr>
-      <w:ins w:id="542" w:author="PR Preview" w:date="2026-01-01T00:00:00Z">
+      <w:ins w:id="644" w:author="PR Preview" w:date="2026-01-01T00:00:00Z">
         <w:r>
           <w:t xml:space="preserve">46.5 R Package Development</w:t>
         </w:r>
@@ -42720,7 +43235,7 @@
       <w:pPr>
         <w:pStyle w:val="Heading3"/>
       </w:pPr>
-      <w:del w:id="543" w:author="PR Preview" w:date="2026-01-01T00:00:00Z">
+      <w:del w:id="645" w:author="PR Preview" w:date="2026-01-01T00:00:00Z">
         <w:r>
           <w:delText xml:space="preserve">47.6 Shiny Development</w:delText>
         </w:r>
@@ -42730,7 +43245,7 @@
       <w:pPr>
         <w:pStyle w:val="Heading3"/>
       </w:pPr>
-      <w:ins w:id="544" w:author="PR Preview" w:date="2026-01-01T00:00:00Z">
+      <w:ins w:id="646" w:author="PR Preview" w:date="2026-01-01T00:00:00Z">
         <w:r>
           <w:t xml:space="preserve">46.6 Shiny Development</w:t>
         </w:r>
@@ -42790,7 +43305,7 @@
       <w:pPr>
         <w:pStyle w:val="Heading3"/>
       </w:pPr>
-      <w:del w:id="545" w:author="PR Preview" w:date="2026-01-01T00:00:00Z">
+      <w:del w:id="647" w:author="PR Preview" w:date="2026-01-01T00:00:00Z">
         <w:r>
           <w:delText xml:space="preserve">47.7 Git and Version Control</w:delText>
         </w:r>
@@ -42800,7 +43315,7 @@
       <w:pPr>
         <w:pStyle w:val="Heading3"/>
       </w:pPr>
-      <w:ins w:id="546" w:author="PR Preview" w:date="2026-01-01T00:00:00Z">
+      <w:ins w:id="648" w:author="PR Preview" w:date="2026-01-01T00:00:00Z">
         <w:r>
           <w:t xml:space="preserve">46.7 Git and Version Control</w:t>
         </w:r>

--- a/pr-preview/pr-24/chapters/coding-practices-tracked-changes.docx
+++ b/pr-preview/pr-24/chapters/coding-practices-tracked-changes.docx
@@ -26,7 +26,7 @@
       </w:pPr>
       <w:ins w:id="2" w:author="PR Preview" w:date="2026-01-01T00:00:00Z">
         <w:r>
-          <w:t xml:space="preserve">Last modified: 2026-10-14 01:29:01 (PDT)</w:t>
+          <w:t xml:space="preserve">Last modified: 2026-10-14 01:37:31 (PDT)</w:t>
         </w:r>
       </w:ins>
     </w:p>
@@ -19167,7 +19167,7 @@
       </w:ins>
       <w:ins w:id="33" w:author="PR Preview" w:date="2026-01-01T00:00:00Z">
         <w:r>
-          <w:t xml:space="preserve">The base R functions</w:t>
+          <w:t xml:space="preserve">The base R function</w:t>
         </w:r>
       </w:ins>
       <w:ins w:id="34" w:author="PR Preview" w:date="2026-01-01T00:00:00Z">
@@ -19190,7 +19190,7 @@
       </w:ins>
       <w:ins w:id="37" w:author="PR Preview" w:date="2026-01-01T00:00:00Z">
         <w:r>
-          <w:t xml:space="preserve">and</w:t>
+          <w:t xml:space="preserve">serializes several objects into one</w:t>
         </w:r>
       </w:ins>
       <w:ins w:id="38" w:author="PR Preview" w:date="2026-01-01T00:00:00Z">
@@ -19199,6 +19199,39 @@
         </w:r>
       </w:ins>
       <w:ins w:id="39" w:author="PR Preview" w:date="2026-01-01T00:00:00Z">
+        <w:r>
+          <w:rPr>
+            <w:rStyle w:val="VerbatimChar"/>
+          </w:rPr>
+          <w:t xml:space="preserve">.RData</w:t>
+        </w:r>
+      </w:ins>
+      <w:ins w:id="40" w:author="PR Preview" w:date="2026-01-01T00:00:00Z">
+        <w:r>
+          <w:t xml:space="preserve"> </w:t>
+        </w:r>
+      </w:ins>
+      <w:ins w:id="41" w:author="PR Preview" w:date="2026-01-01T00:00:00Z">
+        <w:r>
+          <w:t xml:space="preserve">file,</w:t>
+        </w:r>
+      </w:ins>
+      <w:ins w:id="42" w:author="PR Preview" w:date="2026-01-01T00:00:00Z">
+        <w:r>
+          <w:t xml:space="preserve"> </w:t>
+        </w:r>
+      </w:ins>
+      <w:ins w:id="43" w:author="PR Preview" w:date="2026-01-01T00:00:00Z">
+        <w:r>
+          <w:t xml:space="preserve">and</w:t>
+        </w:r>
+      </w:ins>
+      <w:ins w:id="44" w:author="PR Preview" w:date="2026-01-01T00:00:00Z">
+        <w:r>
+          <w:t xml:space="preserve"> </w:t>
+        </w:r>
+      </w:ins>
+      <w:ins w:id="45" w:author="PR Preview" w:date="2026-01-01T00:00:00Z">
         <w:r>
           <w:rPr>
             <w:rStyle w:val="VerbatimChar"/>
@@ -19206,39 +19239,6 @@
           <w:t xml:space="preserve">load()</w:t>
         </w:r>
       </w:ins>
-      <w:ins w:id="40" w:author="PR Preview" w:date="2026-01-01T00:00:00Z">
-        <w:r>
-          <w:t xml:space="preserve"> </w:t>
-        </w:r>
-      </w:ins>
-      <w:ins w:id="41" w:author="PR Preview" w:date="2026-01-01T00:00:00Z">
-        <w:r>
-          <w:t xml:space="preserve">serialize several objects into one</w:t>
-        </w:r>
-      </w:ins>
-      <w:ins w:id="42" w:author="PR Preview" w:date="2026-01-01T00:00:00Z">
-        <w:r>
-          <w:t xml:space="preserve"> </w:t>
-        </w:r>
-      </w:ins>
-      <w:ins w:id="43" w:author="PR Preview" w:date="2026-01-01T00:00:00Z">
-        <w:r>
-          <w:rPr>
-            <w:rStyle w:val="VerbatimChar"/>
-          </w:rPr>
-          <w:t xml:space="preserve">.RData</w:t>
-        </w:r>
-      </w:ins>
-      <w:ins w:id="44" w:author="PR Preview" w:date="2026-01-01T00:00:00Z">
-        <w:r>
-          <w:t xml:space="preserve"> </w:t>
-        </w:r>
-      </w:ins>
-      <w:ins w:id="45" w:author="PR Preview" w:date="2026-01-01T00:00:00Z">
-        <w:r>
-          <w:t xml:space="preserve">file,</w:t>
-        </w:r>
-      </w:ins>
       <w:ins w:id="46" w:author="PR Preview" w:date="2026-01-01T00:00:00Z">
         <w:r>
           <w:t xml:space="preserve"> </w:t>
@@ -19246,7 +19246,17 @@
       </w:ins>
       <w:ins w:id="47" w:author="PR Preview" w:date="2026-01-01T00:00:00Z">
         <w:r>
-          <w:t xml:space="preserve">which causes three problems:</w:t>
+          <w:t xml:space="preserve">restores every object in it under its original name.</w:t>
+        </w:r>
+      </w:ins>
+      <w:ins w:id="48" w:author="PR Preview" w:date="2026-01-01T00:00:00Z">
+        <w:r>
+          <w:t xml:space="preserve"> </w:t>
+        </w:r>
+      </w:ins>
+      <w:ins w:id="49" w:author="PR Preview" w:date="2026-01-01T00:00:00Z">
+        <w:r>
+          <w:t xml:space="preserve">That causes three problems:</w:t>
         </w:r>
       </w:ins>
     </w:p>
@@ -19258,7 +19268,7 @@
           <w:numId w:val="1031"/>
         </w:numPr>
       </w:pPr>
-      <w:ins w:id="48" w:author="PR Preview" w:date="2026-01-01T00:00:00Z">
+      <w:ins w:id="50" w:author="PR Preview" w:date="2026-01-01T00:00:00Z">
         <w:r>
           <w:t xml:space="preserve">You can’t control object names when loading.</w:t>
         </w:r>
@@ -19272,7 +19282,7 @@
           <w:numId w:val="1031"/>
         </w:numPr>
       </w:pPr>
-      <w:ins w:id="49" w:author="PR Preview" w:date="2026-01-01T00:00:00Z">
+      <w:ins w:id="51" w:author="PR Preview" w:date="2026-01-01T00:00:00Z">
         <w:r>
           <w:t xml:space="preserve">You can’t load individual objects.</w:t>
         </w:r>
@@ -19286,19 +19296,9 @@
           <w:numId w:val="1031"/>
         </w:numPr>
       </w:pPr>
-      <w:ins w:id="50" w:author="PR Preview" w:date="2026-01-01T00:00:00Z">
+      <w:ins w:id="52" w:author="PR Preview" w:date="2026-01-01T00:00:00Z">
         <w:r>
           <w:t xml:space="preserve">Older code becomes hard to follow,</w:t>
-        </w:r>
-      </w:ins>
-      <w:ins w:id="51" w:author="PR Preview" w:date="2026-01-01T00:00:00Z">
-        <w:r>
-          <w:t xml:space="preserve"> </w:t>
-        </w:r>
-      </w:ins>
-      <w:ins w:id="52" w:author="PR Preview" w:date="2026-01-01T00:00:00Z">
-        <w:r>
-          <w:t xml:space="preserve">because it is not clear which objects a</w:t>
         </w:r>
       </w:ins>
       <w:ins w:id="53" w:author="PR Preview" w:date="2026-01-01T00:00:00Z">
@@ -19307,6 +19307,16 @@
         </w:r>
       </w:ins>
       <w:ins w:id="54" w:author="PR Preview" w:date="2026-01-01T00:00:00Z">
+        <w:r>
+          <w:t xml:space="preserve">because it is not clear which objects a</w:t>
+        </w:r>
+      </w:ins>
+      <w:ins w:id="55" w:author="PR Preview" w:date="2026-01-01T00:00:00Z">
+        <w:r>
+          <w:t xml:space="preserve"> </w:t>
+        </w:r>
+      </w:ins>
+      <w:ins w:id="56" w:author="PR Preview" w:date="2026-01-01T00:00:00Z">
         <w:r>
           <w:rPr>
             <w:rStyle w:val="VerbatimChar"/>
@@ -19314,12 +19324,12 @@
           <w:t xml:space="preserve">load()</w:t>
         </w:r>
       </w:ins>
-      <w:ins w:id="55" w:author="PR Preview" w:date="2026-01-01T00:00:00Z">
+      <w:ins w:id="57" w:author="PR Preview" w:date="2026-01-01T00:00:00Z">
         <w:r>
           <w:t xml:space="preserve"> </w:t>
         </w:r>
       </w:ins>
-      <w:ins w:id="56" w:author="PR Preview" w:date="2026-01-01T00:00:00Z">
+      <w:ins w:id="58" w:author="PR Preview" w:date="2026-01-01T00:00:00Z">
         <w:r>
           <w:t xml:space="preserve">call creates.</w:t>
         </w:r>
@@ -19481,7 +19491,7 @@
       <w:pPr>
         <w:pStyle w:val="SourceCode"/>
       </w:pPr>
-      <w:del w:id="57" w:author="PR Preview" w:date="2026-01-01T00:00:00Z">
+      <w:del w:id="59" w:author="PR Preview" w:date="2026-01-01T00:00:00Z">
         <w:r>
           <w:rPr>
             <w:rStyle w:val="CommentTok"/>
@@ -19489,12 +19499,12 @@
           <w:delText xml:space="preserve"># Write</w:delText>
         </w:r>
       </w:del>
-      <w:del w:id="58" w:author="PR Preview" w:date="2026-01-01T00:00:00Z">
+      <w:del w:id="60" w:author="PR Preview" w:date="2026-01-01T00:00:00Z">
         <w:r>
           <w:br/>
         </w:r>
       </w:del>
-      <w:del w:id="59" w:author="PR Preview" w:date="2026-01-01T00:00:00Z">
+      <w:del w:id="61" w:author="PR Preview" w:date="2026-01-01T00:00:00Z">
         <w:r>
           <w:rPr>
             <w:rStyle w:val="NormalTok"/>
@@ -19502,7 +19512,7 @@
           <w:delText xml:space="preserve">readr</w:delText>
         </w:r>
       </w:del>
-      <w:del w:id="60" w:author="PR Preview" w:date="2026-01-01T00:00:00Z">
+      <w:del w:id="62" w:author="PR Preview" w:date="2026-01-01T00:00:00Z">
         <w:r>
           <w:rPr>
             <w:rStyle w:val="SpecialCharTok"/>
@@ -19510,7 +19520,7 @@
           <w:delText xml:space="preserve">::</w:delText>
         </w:r>
       </w:del>
-      <w:del w:id="61" w:author="PR Preview" w:date="2026-01-01T00:00:00Z">
+      <w:del w:id="63" w:author="PR Preview" w:date="2026-01-01T00:00:00Z">
         <w:r>
           <w:rPr>
             <w:rStyle w:val="FunctionTok"/>
@@ -19518,7 +19528,7 @@
           <w:delText xml:space="preserve">write_csv</w:delText>
         </w:r>
       </w:del>
-      <w:del w:id="62" w:author="PR Preview" w:date="2026-01-01T00:00:00Z">
+      <w:del w:id="64" w:author="PR Preview" w:date="2026-01-01T00:00:00Z">
         <w:r>
           <w:rPr>
             <w:rStyle w:val="NormalTok"/>
@@ -19526,7 +19536,7 @@
           <w:delText xml:space="preserve">(data, </w:delText>
         </w:r>
       </w:del>
-      <w:del w:id="63" w:author="PR Preview" w:date="2026-01-01T00:00:00Z">
+      <w:del w:id="65" w:author="PR Preview" w:date="2026-01-01T00:00:00Z">
         <w:r>
           <w:rPr>
             <w:rStyle w:val="FunctionTok"/>
@@ -19534,7 +19544,7 @@
           <w:delText xml:space="preserve">here</w:delText>
         </w:r>
       </w:del>
-      <w:del w:id="64" w:author="PR Preview" w:date="2026-01-01T00:00:00Z">
+      <w:del w:id="66" w:author="PR Preview" w:date="2026-01-01T00:00:00Z">
         <w:r>
           <w:rPr>
             <w:rStyle w:val="NormalTok"/>
@@ -19542,7 +19552,7 @@
           <w:delText xml:space="preserve">(</w:delText>
         </w:r>
       </w:del>
-      <w:del w:id="65" w:author="PR Preview" w:date="2026-01-01T00:00:00Z">
+      <w:del w:id="67" w:author="PR Preview" w:date="2026-01-01T00:00:00Z">
         <w:r>
           <w:rPr>
             <w:rStyle w:val="StringTok"/>
@@ -19550,7 +19560,7 @@
           <w:delText xml:space="preserve">"data-raw"</w:delText>
         </w:r>
       </w:del>
-      <w:del w:id="66" w:author="PR Preview" w:date="2026-01-01T00:00:00Z">
+      <w:del w:id="68" w:author="PR Preview" w:date="2026-01-01T00:00:00Z">
         <w:r>
           <w:rPr>
             <w:rStyle w:val="NormalTok"/>
@@ -19558,7 +19568,7 @@
           <w:delText xml:space="preserve">, </w:delText>
         </w:r>
       </w:del>
-      <w:del w:id="67" w:author="PR Preview" w:date="2026-01-01T00:00:00Z">
+      <w:del w:id="69" w:author="PR Preview" w:date="2026-01-01T00:00:00Z">
         <w:r>
           <w:rPr>
             <w:rStyle w:val="StringTok"/>
@@ -19566,7 +19576,7 @@
           <w:delText xml:space="preserve">"clean_data.csv"</w:delText>
         </w:r>
       </w:del>
-      <w:del w:id="68" w:author="PR Preview" w:date="2026-01-01T00:00:00Z">
+      <w:del w:id="70" w:author="PR Preview" w:date="2026-01-01T00:00:00Z">
         <w:r>
           <w:rPr>
             <w:rStyle w:val="NormalTok"/>
@@ -19574,17 +19584,17 @@
           <w:delText xml:space="preserve">))</w:delText>
         </w:r>
       </w:del>
-      <w:del w:id="69" w:author="PR Preview" w:date="2026-01-01T00:00:00Z">
+      <w:del w:id="71" w:author="PR Preview" w:date="2026-01-01T00:00:00Z">
         <w:r>
           <w:br/>
         </w:r>
       </w:del>
-      <w:del w:id="70" w:author="PR Preview" w:date="2026-01-01T00:00:00Z">
+      <w:del w:id="72" w:author="PR Preview" w:date="2026-01-01T00:00:00Z">
         <w:r>
           <w:br/>
         </w:r>
       </w:del>
-      <w:del w:id="71" w:author="PR Preview" w:date="2026-01-01T00:00:00Z">
+      <w:del w:id="73" w:author="PR Preview" w:date="2026-01-01T00:00:00Z">
         <w:r>
           <w:rPr>
             <w:rStyle w:val="CommentTok"/>
@@ -19592,12 +19602,12 @@
           <w:delText xml:space="preserve"># Read</w:delText>
         </w:r>
       </w:del>
-      <w:del w:id="72" w:author="PR Preview" w:date="2026-01-01T00:00:00Z">
+      <w:del w:id="74" w:author="PR Preview" w:date="2026-01-01T00:00:00Z">
         <w:r>
           <w:br/>
         </w:r>
       </w:del>
-      <w:del w:id="73" w:author="PR Preview" w:date="2026-01-01T00:00:00Z">
+      <w:del w:id="75" w:author="PR Preview" w:date="2026-01-01T00:00:00Z">
         <w:r>
           <w:rPr>
             <w:rStyle w:val="NormalTok"/>
@@ -19605,7 +19615,7 @@
           <w:delText xml:space="preserve">data </w:delText>
         </w:r>
       </w:del>
-      <w:del w:id="74" w:author="PR Preview" w:date="2026-01-01T00:00:00Z">
+      <w:del w:id="76" w:author="PR Preview" w:date="2026-01-01T00:00:00Z">
         <w:r>
           <w:rPr>
             <w:rStyle w:val="OtherTok"/>
@@ -19613,7 +19623,7 @@
           <w:delText xml:space="preserve">&lt;-</w:delText>
         </w:r>
       </w:del>
-      <w:del w:id="75" w:author="PR Preview" w:date="2026-01-01T00:00:00Z">
+      <w:del w:id="77" w:author="PR Preview" w:date="2026-01-01T00:00:00Z">
         <w:r>
           <w:rPr>
             <w:rStyle w:val="NormalTok"/>
@@ -19621,7 +19631,7 @@
           <w:delText xml:space="preserve"> readr</w:delText>
         </w:r>
       </w:del>
-      <w:del w:id="76" w:author="PR Preview" w:date="2026-01-01T00:00:00Z">
+      <w:del w:id="78" w:author="PR Preview" w:date="2026-01-01T00:00:00Z">
         <w:r>
           <w:rPr>
             <w:rStyle w:val="SpecialCharTok"/>
@@ -19629,7 +19639,7 @@
           <w:delText xml:space="preserve">::</w:delText>
         </w:r>
       </w:del>
-      <w:del w:id="77" w:author="PR Preview" w:date="2026-01-01T00:00:00Z">
+      <w:del w:id="79" w:author="PR Preview" w:date="2026-01-01T00:00:00Z">
         <w:r>
           <w:rPr>
             <w:rStyle w:val="FunctionTok"/>
@@ -19637,7 +19647,7 @@
           <w:delText xml:space="preserve">read_csv</w:delText>
         </w:r>
       </w:del>
-      <w:del w:id="78" w:author="PR Preview" w:date="2026-01-01T00:00:00Z">
+      <w:del w:id="80" w:author="PR Preview" w:date="2026-01-01T00:00:00Z">
         <w:r>
           <w:rPr>
             <w:rStyle w:val="NormalTok"/>
@@ -19645,7 +19655,7 @@
           <w:delText xml:space="preserve">(</w:delText>
         </w:r>
       </w:del>
-      <w:del w:id="79" w:author="PR Preview" w:date="2026-01-01T00:00:00Z">
+      <w:del w:id="81" w:author="PR Preview" w:date="2026-01-01T00:00:00Z">
         <w:r>
           <w:rPr>
             <w:rStyle w:val="FunctionTok"/>
@@ -19653,7 +19663,7 @@
           <w:delText xml:space="preserve">here</w:delText>
         </w:r>
       </w:del>
-      <w:del w:id="80" w:author="PR Preview" w:date="2026-01-01T00:00:00Z">
+      <w:del w:id="82" w:author="PR Preview" w:date="2026-01-01T00:00:00Z">
         <w:r>
           <w:rPr>
             <w:rStyle w:val="NormalTok"/>
@@ -19661,7 +19671,7 @@
           <w:delText xml:space="preserve">(</w:delText>
         </w:r>
       </w:del>
-      <w:del w:id="81" w:author="PR Preview" w:date="2026-01-01T00:00:00Z">
+      <w:del w:id="83" w:author="PR Preview" w:date="2026-01-01T00:00:00Z">
         <w:r>
           <w:rPr>
             <w:rStyle w:val="StringTok"/>
@@ -19669,7 +19679,7 @@
           <w:delText xml:space="preserve">"data-raw"</w:delText>
         </w:r>
       </w:del>
-      <w:del w:id="82" w:author="PR Preview" w:date="2026-01-01T00:00:00Z">
+      <w:del w:id="84" w:author="PR Preview" w:date="2026-01-01T00:00:00Z">
         <w:r>
           <w:rPr>
             <w:rStyle w:val="NormalTok"/>
@@ -19677,7 +19687,7 @@
           <w:delText xml:space="preserve">, </w:delText>
         </w:r>
       </w:del>
-      <w:del w:id="83" w:author="PR Preview" w:date="2026-01-01T00:00:00Z">
+      <w:del w:id="85" w:author="PR Preview" w:date="2026-01-01T00:00:00Z">
         <w:r>
           <w:rPr>
             <w:rStyle w:val="StringTok"/>
@@ -19685,7 +19695,7 @@
           <w:delText xml:space="preserve">"clean_data.csv"</w:delText>
         </w:r>
       </w:del>
-      <w:del w:id="84" w:author="PR Preview" w:date="2026-01-01T00:00:00Z">
+      <w:del w:id="86" w:author="PR Preview" w:date="2026-01-01T00:00:00Z">
         <w:r>
           <w:rPr>
             <w:rStyle w:val="NormalTok"/>
@@ -19693,17 +19703,17 @@
           <w:delText xml:space="preserve">))</w:delText>
         </w:r>
       </w:del>
-      <w:del w:id="85" w:author="PR Preview" w:date="2026-01-01T00:00:00Z">
+      <w:del w:id="87" w:author="PR Preview" w:date="2026-01-01T00:00:00Z">
         <w:r>
           <w:br/>
         </w:r>
       </w:del>
-      <w:del w:id="86" w:author="PR Preview" w:date="2026-01-01T00:00:00Z">
+      <w:del w:id="88" w:author="PR Preview" w:date="2026-01-01T00:00:00Z">
         <w:r>
           <w:br/>
         </w:r>
       </w:del>
-      <w:del w:id="87" w:author="PR Preview" w:date="2026-01-01T00:00:00Z">
+      <w:del w:id="89" w:author="PR Preview" w:date="2026-01-01T00:00:00Z">
         <w:r>
           <w:rPr>
             <w:rStyle w:val="CommentTok"/>
@@ -19711,12 +19721,12 @@
           <w:delText xml:space="preserve"># For very large files, use data.table</w:delText>
         </w:r>
       </w:del>
-      <w:del w:id="88" w:author="PR Preview" w:date="2026-01-01T00:00:00Z">
+      <w:del w:id="90" w:author="PR Preview" w:date="2026-01-01T00:00:00Z">
         <w:r>
           <w:br/>
         </w:r>
       </w:del>
-      <w:del w:id="89" w:author="PR Preview" w:date="2026-01-01T00:00:00Z">
+      <w:del w:id="91" w:author="PR Preview" w:date="2026-01-01T00:00:00Z">
         <w:r>
           <w:rPr>
             <w:rStyle w:val="NormalTok"/>
@@ -19724,7 +19734,7 @@
           <w:delText xml:space="preserve">data.table</w:delText>
         </w:r>
       </w:del>
-      <w:del w:id="90" w:author="PR Preview" w:date="2026-01-01T00:00:00Z">
+      <w:del w:id="92" w:author="PR Preview" w:date="2026-01-01T00:00:00Z">
         <w:r>
           <w:rPr>
             <w:rStyle w:val="SpecialCharTok"/>
@@ -19732,7 +19742,7 @@
           <w:delText xml:space="preserve">::</w:delText>
         </w:r>
       </w:del>
-      <w:del w:id="91" w:author="PR Preview" w:date="2026-01-01T00:00:00Z">
+      <w:del w:id="93" w:author="PR Preview" w:date="2026-01-01T00:00:00Z">
         <w:r>
           <w:rPr>
             <w:rStyle w:val="FunctionTok"/>
@@ -19740,7 +19750,7 @@
           <w:delText xml:space="preserve">fwrite</w:delText>
         </w:r>
       </w:del>
-      <w:del w:id="92" w:author="PR Preview" w:date="2026-01-01T00:00:00Z">
+      <w:del w:id="94" w:author="PR Preview" w:date="2026-01-01T00:00:00Z">
         <w:r>
           <w:rPr>
             <w:rStyle w:val="NormalTok"/>
@@ -19748,7 +19758,7 @@
           <w:delText xml:space="preserve">(large_data, </w:delText>
         </w:r>
       </w:del>
-      <w:del w:id="93" w:author="PR Preview" w:date="2026-01-01T00:00:00Z">
+      <w:del w:id="95" w:author="PR Preview" w:date="2026-01-01T00:00:00Z">
         <w:r>
           <w:rPr>
             <w:rStyle w:val="StringTok"/>
@@ -19756,7 +19766,7 @@
           <w:delText xml:space="preserve">"big_file.csv"</w:delText>
         </w:r>
       </w:del>
-      <w:del w:id="94" w:author="PR Preview" w:date="2026-01-01T00:00:00Z">
+      <w:del w:id="96" w:author="PR Preview" w:date="2026-01-01T00:00:00Z">
         <w:r>
           <w:rPr>
             <w:rStyle w:val="NormalTok"/>
@@ -19764,12 +19774,12 @@
           <w:delText xml:space="preserve">)</w:delText>
         </w:r>
       </w:del>
-      <w:del w:id="95" w:author="PR Preview" w:date="2026-01-01T00:00:00Z">
+      <w:del w:id="97" w:author="PR Preview" w:date="2026-01-01T00:00:00Z">
         <w:r>
           <w:br/>
         </w:r>
       </w:del>
-      <w:del w:id="96" w:author="PR Preview" w:date="2026-01-01T00:00:00Z">
+      <w:del w:id="98" w:author="PR Preview" w:date="2026-01-01T00:00:00Z">
         <w:r>
           <w:rPr>
             <w:rStyle w:val="NormalTok"/>
@@ -19777,7 +19787,7 @@
           <w:delText xml:space="preserve">data </w:delText>
         </w:r>
       </w:del>
-      <w:del w:id="97" w:author="PR Preview" w:date="2026-01-01T00:00:00Z">
+      <w:del w:id="99" w:author="PR Preview" w:date="2026-01-01T00:00:00Z">
         <w:r>
           <w:rPr>
             <w:rStyle w:val="OtherTok"/>
@@ -19785,7 +19795,7 @@
           <w:delText xml:space="preserve">&lt;-</w:delText>
         </w:r>
       </w:del>
-      <w:del w:id="98" w:author="PR Preview" w:date="2026-01-01T00:00:00Z">
+      <w:del w:id="100" w:author="PR Preview" w:date="2026-01-01T00:00:00Z">
         <w:r>
           <w:rPr>
             <w:rStyle w:val="NormalTok"/>
@@ -19793,7 +19803,7 @@
           <w:delText xml:space="preserve"> data.table</w:delText>
         </w:r>
       </w:del>
-      <w:del w:id="99" w:author="PR Preview" w:date="2026-01-01T00:00:00Z">
+      <w:del w:id="101" w:author="PR Preview" w:date="2026-01-01T00:00:00Z">
         <w:r>
           <w:rPr>
             <w:rStyle w:val="SpecialCharTok"/>
@@ -19801,7 +19811,7 @@
           <w:delText xml:space="preserve">::</w:delText>
         </w:r>
       </w:del>
-      <w:del w:id="100" w:author="PR Preview" w:date="2026-01-01T00:00:00Z">
+      <w:del w:id="102" w:author="PR Preview" w:date="2026-01-01T00:00:00Z">
         <w:r>
           <w:rPr>
             <w:rStyle w:val="FunctionTok"/>
@@ -19809,7 +19819,7 @@
           <w:delText xml:space="preserve">fread</w:delText>
         </w:r>
       </w:del>
-      <w:del w:id="101" w:author="PR Preview" w:date="2026-01-01T00:00:00Z">
+      <w:del w:id="103" w:author="PR Preview" w:date="2026-01-01T00:00:00Z">
         <w:r>
           <w:rPr>
             <w:rStyle w:val="NormalTok"/>
@@ -19817,7 +19827,7 @@
           <w:delText xml:space="preserve">(</w:delText>
         </w:r>
       </w:del>
-      <w:del w:id="102" w:author="PR Preview" w:date="2026-01-01T00:00:00Z">
+      <w:del w:id="104" w:author="PR Preview" w:date="2026-01-01T00:00:00Z">
         <w:r>
           <w:rPr>
             <w:rStyle w:val="StringTok"/>
@@ -19825,7 +19835,7 @@
           <w:delText xml:space="preserve">"big_file.csv"</w:delText>
         </w:r>
       </w:del>
-      <w:del w:id="103" w:author="PR Preview" w:date="2026-01-01T00:00:00Z">
+      <w:del w:id="105" w:author="PR Preview" w:date="2026-01-01T00:00:00Z">
         <w:r>
           <w:rPr>
             <w:rStyle w:val="NormalTok"/>
@@ -19838,7 +19848,7 @@
       <w:pPr>
         <w:pStyle w:val="SourceCode"/>
       </w:pPr>
-      <w:ins w:id="104" w:author="PR Preview" w:date="2026-01-01T00:00:00Z">
+      <w:ins w:id="106" w:author="PR Preview" w:date="2026-01-01T00:00:00Z">
         <w:r>
           <w:rPr>
             <w:rStyle w:val="CommentTok"/>
@@ -19846,12 +19856,12 @@
           <w:t xml:space="preserve"># Write</w:t>
         </w:r>
       </w:ins>
-      <w:ins w:id="105" w:author="PR Preview" w:date="2026-01-01T00:00:00Z">
+      <w:ins w:id="107" w:author="PR Preview" w:date="2026-01-01T00:00:00Z">
         <w:r>
           <w:br/>
         </w:r>
       </w:ins>
-      <w:ins w:id="106" w:author="PR Preview" w:date="2026-01-01T00:00:00Z">
+      <w:ins w:id="108" w:author="PR Preview" w:date="2026-01-01T00:00:00Z">
         <w:r>
           <w:rPr>
             <w:rStyle w:val="NormalTok"/>
@@ -19859,7 +19869,7 @@
           <w:t xml:space="preserve">readr</w:t>
         </w:r>
       </w:ins>
-      <w:ins w:id="107" w:author="PR Preview" w:date="2026-01-01T00:00:00Z">
+      <w:ins w:id="109" w:author="PR Preview" w:date="2026-01-01T00:00:00Z">
         <w:r>
           <w:rPr>
             <w:rStyle w:val="SpecialCharTok"/>
@@ -19867,7 +19877,7 @@
           <w:t xml:space="preserve">::</w:t>
         </w:r>
       </w:ins>
-      <w:ins w:id="108" w:author="PR Preview" w:date="2026-01-01T00:00:00Z">
+      <w:ins w:id="110" w:author="PR Preview" w:date="2026-01-01T00:00:00Z">
         <w:r>
           <w:rPr>
             <w:rStyle w:val="FunctionTok"/>
@@ -19875,7 +19885,7 @@
           <w:t xml:space="preserve">write_csv</w:t>
         </w:r>
       </w:ins>
-      <w:ins w:id="109" w:author="PR Preview" w:date="2026-01-01T00:00:00Z">
+      <w:ins w:id="111" w:author="PR Preview" w:date="2026-01-01T00:00:00Z">
         <w:r>
           <w:rPr>
             <w:rStyle w:val="NormalTok"/>
@@ -19883,7 +19893,7 @@
           <w:t xml:space="preserve">(data, </w:t>
         </w:r>
       </w:ins>
-      <w:ins w:id="110" w:author="PR Preview" w:date="2026-01-01T00:00:00Z">
+      <w:ins w:id="112" w:author="PR Preview" w:date="2026-01-01T00:00:00Z">
         <w:r>
           <w:rPr>
             <w:rStyle w:val="FunctionTok"/>
@@ -19891,7 +19901,7 @@
           <w:t xml:space="preserve">here</w:t>
         </w:r>
       </w:ins>
-      <w:ins w:id="111" w:author="PR Preview" w:date="2026-01-01T00:00:00Z">
+      <w:ins w:id="113" w:author="PR Preview" w:date="2026-01-01T00:00:00Z">
         <w:r>
           <w:rPr>
             <w:rStyle w:val="NormalTok"/>
@@ -19899,7 +19909,7 @@
           <w:t xml:space="preserve">(</w:t>
         </w:r>
       </w:ins>
-      <w:ins w:id="112" w:author="PR Preview" w:date="2026-01-01T00:00:00Z">
+      <w:ins w:id="114" w:author="PR Preview" w:date="2026-01-01T00:00:00Z">
         <w:r>
           <w:rPr>
             <w:rStyle w:val="StringTok"/>
@@ -19907,7 +19917,7 @@
           <w:t xml:space="preserve">"data-raw"</w:t>
         </w:r>
       </w:ins>
-      <w:ins w:id="113" w:author="PR Preview" w:date="2026-01-01T00:00:00Z">
+      <w:ins w:id="115" w:author="PR Preview" w:date="2026-01-01T00:00:00Z">
         <w:r>
           <w:rPr>
             <w:rStyle w:val="NormalTok"/>
@@ -19915,7 +19925,7 @@
           <w:t xml:space="preserve">, </w:t>
         </w:r>
       </w:ins>
-      <w:ins w:id="114" w:author="PR Preview" w:date="2026-01-01T00:00:00Z">
+      <w:ins w:id="116" w:author="PR Preview" w:date="2026-01-01T00:00:00Z">
         <w:r>
           <w:rPr>
             <w:rStyle w:val="StringTok"/>
@@ -19923,7 +19933,7 @@
           <w:t xml:space="preserve">"clean_data.csv"</w:t>
         </w:r>
       </w:ins>
-      <w:ins w:id="115" w:author="PR Preview" w:date="2026-01-01T00:00:00Z">
+      <w:ins w:id="117" w:author="PR Preview" w:date="2026-01-01T00:00:00Z">
         <w:r>
           <w:rPr>
             <w:rStyle w:val="NormalTok"/>
@@ -19931,17 +19941,17 @@
           <w:t xml:space="preserve">))</w:t>
         </w:r>
       </w:ins>
-      <w:ins w:id="116" w:author="PR Preview" w:date="2026-01-01T00:00:00Z">
+      <w:ins w:id="118" w:author="PR Preview" w:date="2026-01-01T00:00:00Z">
         <w:r>
           <w:br/>
         </w:r>
       </w:ins>
-      <w:ins w:id="117" w:author="PR Preview" w:date="2026-01-01T00:00:00Z">
+      <w:ins w:id="119" w:author="PR Preview" w:date="2026-01-01T00:00:00Z">
         <w:r>
           <w:br/>
         </w:r>
       </w:ins>
-      <w:ins w:id="118" w:author="PR Preview" w:date="2026-01-01T00:00:00Z">
+      <w:ins w:id="120" w:author="PR Preview" w:date="2026-01-01T00:00:00Z">
         <w:r>
           <w:rPr>
             <w:rStyle w:val="CommentTok"/>
@@ -19949,12 +19959,12 @@
           <w:t xml:space="preserve"># Read</w:t>
         </w:r>
       </w:ins>
-      <w:ins w:id="119" w:author="PR Preview" w:date="2026-01-01T00:00:00Z">
+      <w:ins w:id="121" w:author="PR Preview" w:date="2026-01-01T00:00:00Z">
         <w:r>
           <w:br/>
         </w:r>
       </w:ins>
-      <w:ins w:id="120" w:author="PR Preview" w:date="2026-01-01T00:00:00Z">
+      <w:ins w:id="122" w:author="PR Preview" w:date="2026-01-01T00:00:00Z">
         <w:r>
           <w:rPr>
             <w:rStyle w:val="NormalTok"/>
@@ -19962,7 +19972,7 @@
           <w:t xml:space="preserve">data </w:t>
         </w:r>
       </w:ins>
-      <w:ins w:id="121" w:author="PR Preview" w:date="2026-01-01T00:00:00Z">
+      <w:ins w:id="123" w:author="PR Preview" w:date="2026-01-01T00:00:00Z">
         <w:r>
           <w:rPr>
             <w:rStyle w:val="OtherTok"/>
@@ -19970,7 +19980,7 @@
           <w:t xml:space="preserve">&lt;-</w:t>
         </w:r>
       </w:ins>
-      <w:ins w:id="122" w:author="PR Preview" w:date="2026-01-01T00:00:00Z">
+      <w:ins w:id="124" w:author="PR Preview" w:date="2026-01-01T00:00:00Z">
         <w:r>
           <w:rPr>
             <w:rStyle w:val="NormalTok"/>
@@ -19978,7 +19988,7 @@
           <w:t xml:space="preserve"> readr</w:t>
         </w:r>
       </w:ins>
-      <w:ins w:id="123" w:author="PR Preview" w:date="2026-01-01T00:00:00Z">
+      <w:ins w:id="125" w:author="PR Preview" w:date="2026-01-01T00:00:00Z">
         <w:r>
           <w:rPr>
             <w:rStyle w:val="SpecialCharTok"/>
@@ -19986,7 +19996,7 @@
           <w:t xml:space="preserve">::</w:t>
         </w:r>
       </w:ins>
-      <w:ins w:id="124" w:author="PR Preview" w:date="2026-01-01T00:00:00Z">
+      <w:ins w:id="126" w:author="PR Preview" w:date="2026-01-01T00:00:00Z">
         <w:r>
           <w:rPr>
             <w:rStyle w:val="FunctionTok"/>
@@ -19994,7 +20004,7 @@
           <w:t xml:space="preserve">read_csv</w:t>
         </w:r>
       </w:ins>
-      <w:ins w:id="125" w:author="PR Preview" w:date="2026-01-01T00:00:00Z">
+      <w:ins w:id="127" w:author="PR Preview" w:date="2026-01-01T00:00:00Z">
         <w:r>
           <w:rPr>
             <w:rStyle w:val="NormalTok"/>
@@ -20002,7 +20012,7 @@
           <w:t xml:space="preserve">(</w:t>
         </w:r>
       </w:ins>
-      <w:ins w:id="126" w:author="PR Preview" w:date="2026-01-01T00:00:00Z">
+      <w:ins w:id="128" w:author="PR Preview" w:date="2026-01-01T00:00:00Z">
         <w:r>
           <w:rPr>
             <w:rStyle w:val="FunctionTok"/>
@@ -20010,7 +20020,7 @@
           <w:t xml:space="preserve">here</w:t>
         </w:r>
       </w:ins>
-      <w:ins w:id="127" w:author="PR Preview" w:date="2026-01-01T00:00:00Z">
+      <w:ins w:id="129" w:author="PR Preview" w:date="2026-01-01T00:00:00Z">
         <w:r>
           <w:rPr>
             <w:rStyle w:val="NormalTok"/>
@@ -20018,7 +20028,7 @@
           <w:t xml:space="preserve">(</w:t>
         </w:r>
       </w:ins>
-      <w:ins w:id="128" w:author="PR Preview" w:date="2026-01-01T00:00:00Z">
+      <w:ins w:id="130" w:author="PR Preview" w:date="2026-01-01T00:00:00Z">
         <w:r>
           <w:rPr>
             <w:rStyle w:val="StringTok"/>
@@ -20026,7 +20036,7 @@
           <w:t xml:space="preserve">"data-raw"</w:t>
         </w:r>
       </w:ins>
-      <w:ins w:id="129" w:author="PR Preview" w:date="2026-01-01T00:00:00Z">
+      <w:ins w:id="131" w:author="PR Preview" w:date="2026-01-01T00:00:00Z">
         <w:r>
           <w:rPr>
             <w:rStyle w:val="NormalTok"/>
@@ -20034,7 +20044,7 @@
           <w:t xml:space="preserve">, </w:t>
         </w:r>
       </w:ins>
-      <w:ins w:id="130" w:author="PR Preview" w:date="2026-01-01T00:00:00Z">
+      <w:ins w:id="132" w:author="PR Preview" w:date="2026-01-01T00:00:00Z">
         <w:r>
           <w:rPr>
             <w:rStyle w:val="StringTok"/>
@@ -20042,7 +20052,7 @@
           <w:t xml:space="preserve">"clean_data.csv"</w:t>
         </w:r>
       </w:ins>
-      <w:ins w:id="131" w:author="PR Preview" w:date="2026-01-01T00:00:00Z">
+      <w:ins w:id="133" w:author="PR Preview" w:date="2026-01-01T00:00:00Z">
         <w:r>
           <w:rPr>
             <w:rStyle w:val="NormalTok"/>
@@ -20050,17 +20060,17 @@
           <w:t xml:space="preserve">))</w:t>
         </w:r>
       </w:ins>
-      <w:ins w:id="132" w:author="PR Preview" w:date="2026-01-01T00:00:00Z">
+      <w:ins w:id="134" w:author="PR Preview" w:date="2026-01-01T00:00:00Z">
         <w:r>
           <w:br/>
         </w:r>
       </w:ins>
-      <w:ins w:id="133" w:author="PR Preview" w:date="2026-01-01T00:00:00Z">
+      <w:ins w:id="135" w:author="PR Preview" w:date="2026-01-01T00:00:00Z">
         <w:r>
           <w:br/>
         </w:r>
       </w:ins>
-      <w:ins w:id="134" w:author="PR Preview" w:date="2026-01-01T00:00:00Z">
+      <w:ins w:id="136" w:author="PR Preview" w:date="2026-01-01T00:00:00Z">
         <w:r>
           <w:rPr>
             <w:rStyle w:val="CommentTok"/>
@@ -20068,12 +20078,12 @@
           <w:t xml:space="preserve"># For very large files, use data.table</w:t>
         </w:r>
       </w:ins>
-      <w:ins w:id="135" w:author="PR Preview" w:date="2026-01-01T00:00:00Z">
+      <w:ins w:id="137" w:author="PR Preview" w:date="2026-01-01T00:00:00Z">
         <w:r>
           <w:br/>
         </w:r>
       </w:ins>
-      <w:ins w:id="136" w:author="PR Preview" w:date="2026-01-01T00:00:00Z">
+      <w:ins w:id="138" w:author="PR Preview" w:date="2026-01-01T00:00:00Z">
         <w:r>
           <w:rPr>
             <w:rStyle w:val="NormalTok"/>
@@ -20081,7 +20091,7 @@
           <w:t xml:space="preserve">data.table</w:t>
         </w:r>
       </w:ins>
-      <w:ins w:id="137" w:author="PR Preview" w:date="2026-01-01T00:00:00Z">
+      <w:ins w:id="139" w:author="PR Preview" w:date="2026-01-01T00:00:00Z">
         <w:r>
           <w:rPr>
             <w:rStyle w:val="SpecialCharTok"/>
@@ -20089,7 +20099,7 @@
           <w:t xml:space="preserve">::</w:t>
         </w:r>
       </w:ins>
-      <w:ins w:id="138" w:author="PR Preview" w:date="2026-01-01T00:00:00Z">
+      <w:ins w:id="140" w:author="PR Preview" w:date="2026-01-01T00:00:00Z">
         <w:r>
           <w:rPr>
             <w:rStyle w:val="FunctionTok"/>
@@ -20097,7 +20107,7 @@
           <w:t xml:space="preserve">fwrite</w:t>
         </w:r>
       </w:ins>
-      <w:ins w:id="139" w:author="PR Preview" w:date="2026-01-01T00:00:00Z">
+      <w:ins w:id="141" w:author="PR Preview" w:date="2026-01-01T00:00:00Z">
         <w:r>
           <w:rPr>
             <w:rStyle w:val="NormalTok"/>
@@ -20105,7 +20115,7 @@
           <w:t xml:space="preserve">(large_data, </w:t>
         </w:r>
       </w:ins>
-      <w:ins w:id="140" w:author="PR Preview" w:date="2026-01-01T00:00:00Z">
+      <w:ins w:id="142" w:author="PR Preview" w:date="2026-01-01T00:00:00Z">
         <w:r>
           <w:rPr>
             <w:rStyle w:val="FunctionTok"/>
@@ -20113,7 +20123,7 @@
           <w:t xml:space="preserve">here</w:t>
         </w:r>
       </w:ins>
-      <w:ins w:id="141" w:author="PR Preview" w:date="2026-01-01T00:00:00Z">
+      <w:ins w:id="143" w:author="PR Preview" w:date="2026-01-01T00:00:00Z">
         <w:r>
           <w:rPr>
             <w:rStyle w:val="NormalTok"/>
@@ -20121,7 +20131,7 @@
           <w:t xml:space="preserve">(</w:t>
         </w:r>
       </w:ins>
-      <w:ins w:id="142" w:author="PR Preview" w:date="2026-01-01T00:00:00Z">
+      <w:ins w:id="144" w:author="PR Preview" w:date="2026-01-01T00:00:00Z">
         <w:r>
           <w:rPr>
             <w:rStyle w:val="StringTok"/>
@@ -20129,7 +20139,7 @@
           <w:t xml:space="preserve">"data-raw"</w:t>
         </w:r>
       </w:ins>
-      <w:ins w:id="143" w:author="PR Preview" w:date="2026-01-01T00:00:00Z">
+      <w:ins w:id="145" w:author="PR Preview" w:date="2026-01-01T00:00:00Z">
         <w:r>
           <w:rPr>
             <w:rStyle w:val="NormalTok"/>
@@ -20137,7 +20147,7 @@
           <w:t xml:space="preserve">, </w:t>
         </w:r>
       </w:ins>
-      <w:ins w:id="144" w:author="PR Preview" w:date="2026-01-01T00:00:00Z">
+      <w:ins w:id="146" w:author="PR Preview" w:date="2026-01-01T00:00:00Z">
         <w:r>
           <w:rPr>
             <w:rStyle w:val="StringTok"/>
@@ -20145,7 +20155,7 @@
           <w:t xml:space="preserve">"big_file.csv"</w:t>
         </w:r>
       </w:ins>
-      <w:ins w:id="145" w:author="PR Preview" w:date="2026-01-01T00:00:00Z">
+      <w:ins w:id="147" w:author="PR Preview" w:date="2026-01-01T00:00:00Z">
         <w:r>
           <w:rPr>
             <w:rStyle w:val="NormalTok"/>
@@ -20153,12 +20163,12 @@
           <w:t xml:space="preserve">))</w:t>
         </w:r>
       </w:ins>
-      <w:ins w:id="146" w:author="PR Preview" w:date="2026-01-01T00:00:00Z">
+      <w:ins w:id="148" w:author="PR Preview" w:date="2026-01-01T00:00:00Z">
         <w:r>
           <w:br/>
         </w:r>
       </w:ins>
-      <w:ins w:id="147" w:author="PR Preview" w:date="2026-01-01T00:00:00Z">
+      <w:ins w:id="149" w:author="PR Preview" w:date="2026-01-01T00:00:00Z">
         <w:r>
           <w:rPr>
             <w:rStyle w:val="NormalTok"/>
@@ -20166,7 +20176,7 @@
           <w:t xml:space="preserve">data </w:t>
         </w:r>
       </w:ins>
-      <w:ins w:id="148" w:author="PR Preview" w:date="2026-01-01T00:00:00Z">
+      <w:ins w:id="150" w:author="PR Preview" w:date="2026-01-01T00:00:00Z">
         <w:r>
           <w:rPr>
             <w:rStyle w:val="OtherTok"/>
@@ -20174,7 +20184,7 @@
           <w:t xml:space="preserve">&lt;-</w:t>
         </w:r>
       </w:ins>
-      <w:ins w:id="149" w:author="PR Preview" w:date="2026-01-01T00:00:00Z">
+      <w:ins w:id="151" w:author="PR Preview" w:date="2026-01-01T00:00:00Z">
         <w:r>
           <w:rPr>
             <w:rStyle w:val="NormalTok"/>
@@ -20182,7 +20192,7 @@
           <w:t xml:space="preserve"> data.table</w:t>
         </w:r>
       </w:ins>
-      <w:ins w:id="150" w:author="PR Preview" w:date="2026-01-01T00:00:00Z">
+      <w:ins w:id="152" w:author="PR Preview" w:date="2026-01-01T00:00:00Z">
         <w:r>
           <w:rPr>
             <w:rStyle w:val="SpecialCharTok"/>
@@ -20190,7 +20200,7 @@
           <w:t xml:space="preserve">::</w:t>
         </w:r>
       </w:ins>
-      <w:ins w:id="151" w:author="PR Preview" w:date="2026-01-01T00:00:00Z">
+      <w:ins w:id="153" w:author="PR Preview" w:date="2026-01-01T00:00:00Z">
         <w:r>
           <w:rPr>
             <w:rStyle w:val="FunctionTok"/>
@@ -20198,7 +20208,7 @@
           <w:t xml:space="preserve">fread</w:t>
         </w:r>
       </w:ins>
-      <w:ins w:id="152" w:author="PR Preview" w:date="2026-01-01T00:00:00Z">
+      <w:ins w:id="154" w:author="PR Preview" w:date="2026-01-01T00:00:00Z">
         <w:r>
           <w:rPr>
             <w:rStyle w:val="NormalTok"/>
@@ -20206,7 +20216,7 @@
           <w:t xml:space="preserve">(</w:t>
         </w:r>
       </w:ins>
-      <w:ins w:id="153" w:author="PR Preview" w:date="2026-01-01T00:00:00Z">
+      <w:ins w:id="155" w:author="PR Preview" w:date="2026-01-01T00:00:00Z">
         <w:r>
           <w:rPr>
             <w:rStyle w:val="FunctionTok"/>
@@ -20214,7 +20224,7 @@
           <w:t xml:space="preserve">here</w:t>
         </w:r>
       </w:ins>
-      <w:ins w:id="154" w:author="PR Preview" w:date="2026-01-01T00:00:00Z">
+      <w:ins w:id="156" w:author="PR Preview" w:date="2026-01-01T00:00:00Z">
         <w:r>
           <w:rPr>
             <w:rStyle w:val="NormalTok"/>
@@ -20222,7 +20232,7 @@
           <w:t xml:space="preserve">(</w:t>
         </w:r>
       </w:ins>
-      <w:ins w:id="155" w:author="PR Preview" w:date="2026-01-01T00:00:00Z">
+      <w:ins w:id="157" w:author="PR Preview" w:date="2026-01-01T00:00:00Z">
         <w:r>
           <w:rPr>
             <w:rStyle w:val="StringTok"/>
@@ -20230,7 +20240,7 @@
           <w:t xml:space="preserve">"data-raw"</w:t>
         </w:r>
       </w:ins>
-      <w:ins w:id="156" w:author="PR Preview" w:date="2026-01-01T00:00:00Z">
+      <w:ins w:id="158" w:author="PR Preview" w:date="2026-01-01T00:00:00Z">
         <w:r>
           <w:rPr>
             <w:rStyle w:val="NormalTok"/>
@@ -20238,7 +20248,7 @@
           <w:t xml:space="preserve">, </w:t>
         </w:r>
       </w:ins>
-      <w:ins w:id="157" w:author="PR Preview" w:date="2026-01-01T00:00:00Z">
+      <w:ins w:id="159" w:author="PR Preview" w:date="2026-01-01T00:00:00Z">
         <w:r>
           <w:rPr>
             <w:rStyle w:val="StringTok"/>
@@ -20246,7 +20256,7 @@
           <w:t xml:space="preserve">"big_file.csv"</w:t>
         </w:r>
       </w:ins>
-      <w:ins w:id="158" w:author="PR Preview" w:date="2026-01-01T00:00:00Z">
+      <w:ins w:id="160" w:author="PR Preview" w:date="2026-01-01T00:00:00Z">
         <w:r>
           <w:rPr>
             <w:rStyle w:val="NormalTok"/>
@@ -20259,7 +20269,7 @@
       <w:pPr>
         <w:pStyle w:val="FirstParagraph"/>
       </w:pPr>
-      <w:ins w:id="159" w:author="PR Preview" w:date="2026-01-01T00:00:00Z">
+      <w:ins w:id="161" w:author="PR Preview" w:date="2026-01-01T00:00:00Z">
         <w:r>
           <w:rPr>
             <w:rStyle w:val="VerbatimChar"/>
@@ -20267,22 +20277,22 @@
           <w:t xml:space="preserve">readr::read_csv()</w:t>
         </w:r>
       </w:ins>
-      <w:ins w:id="160" w:author="PR Preview" w:date="2026-01-01T00:00:00Z">
-        <w:r>
-          <w:t xml:space="preserve"> </w:t>
-        </w:r>
-      </w:ins>
-      <w:ins w:id="161" w:author="PR Preview" w:date="2026-01-01T00:00:00Z">
-        <w:r>
-          <w:t xml:space="preserve">and</w:t>
-        </w:r>
-      </w:ins>
       <w:ins w:id="162" w:author="PR Preview" w:date="2026-01-01T00:00:00Z">
         <w:r>
           <w:t xml:space="preserve"> </w:t>
         </w:r>
       </w:ins>
       <w:ins w:id="163" w:author="PR Preview" w:date="2026-01-01T00:00:00Z">
+        <w:r>
+          <w:t xml:space="preserve">and</w:t>
+        </w:r>
+      </w:ins>
+      <w:ins w:id="164" w:author="PR Preview" w:date="2026-01-01T00:00:00Z">
+        <w:r>
+          <w:t xml:space="preserve"> </w:t>
+        </w:r>
+      </w:ins>
+      <w:ins w:id="165" w:author="PR Preview" w:date="2026-01-01T00:00:00Z">
         <w:r>
           <w:rPr>
             <w:rStyle w:val="VerbatimChar"/>
@@ -20290,22 +20300,22 @@
           <w:t xml:space="preserve">readr::write_csv()</w:t>
         </w:r>
       </w:ins>
-      <w:ins w:id="164" w:author="PR Preview" w:date="2026-01-01T00:00:00Z">
-        <w:r>
-          <w:t xml:space="preserve"> </w:t>
-        </w:r>
-      </w:ins>
-      <w:ins w:id="165" w:author="PR Preview" w:date="2026-01-01T00:00:00Z">
-        <w:r>
-          <w:t xml:space="preserve">are much faster than base R’s</w:t>
-        </w:r>
-      </w:ins>
       <w:ins w:id="166" w:author="PR Preview" w:date="2026-01-01T00:00:00Z">
         <w:r>
           <w:t xml:space="preserve"> </w:t>
         </w:r>
       </w:ins>
       <w:ins w:id="167" w:author="PR Preview" w:date="2026-01-01T00:00:00Z">
+        <w:r>
+          <w:t xml:space="preserve">are much faster than base R’s</w:t>
+        </w:r>
+      </w:ins>
+      <w:ins w:id="168" w:author="PR Preview" w:date="2026-01-01T00:00:00Z">
+        <w:r>
+          <w:t xml:space="preserve"> </w:t>
+        </w:r>
+      </w:ins>
+      <w:ins w:id="169" w:author="PR Preview" w:date="2026-01-01T00:00:00Z">
         <w:r>
           <w:rPr>
             <w:rStyle w:val="VerbatimChar"/>
@@ -20313,22 +20323,22 @@
           <w:t xml:space="preserve">read.csv()</w:t>
         </w:r>
       </w:ins>
-      <w:ins w:id="168" w:author="PR Preview" w:date="2026-01-01T00:00:00Z">
-        <w:r>
-          <w:t xml:space="preserve"> </w:t>
-        </w:r>
-      </w:ins>
-      <w:ins w:id="169" w:author="PR Preview" w:date="2026-01-01T00:00:00Z">
-        <w:r>
-          <w:t xml:space="preserve">and</w:t>
-        </w:r>
-      </w:ins>
       <w:ins w:id="170" w:author="PR Preview" w:date="2026-01-01T00:00:00Z">
         <w:r>
           <w:t xml:space="preserve"> </w:t>
         </w:r>
       </w:ins>
       <w:ins w:id="171" w:author="PR Preview" w:date="2026-01-01T00:00:00Z">
+        <w:r>
+          <w:t xml:space="preserve">and</w:t>
+        </w:r>
+      </w:ins>
+      <w:ins w:id="172" w:author="PR Preview" w:date="2026-01-01T00:00:00Z">
+        <w:r>
+          <w:t xml:space="preserve"> </w:t>
+        </w:r>
+      </w:ins>
+      <w:ins w:id="173" w:author="PR Preview" w:date="2026-01-01T00:00:00Z">
         <w:r>
           <w:rPr>
             <w:rStyle w:val="VerbatimChar"/>
@@ -20336,19 +20346,9 @@
           <w:t xml:space="preserve">write.csv()</w:t>
         </w:r>
       </w:ins>
-      <w:ins w:id="172" w:author="PR Preview" w:date="2026-01-01T00:00:00Z">
+      <w:ins w:id="174" w:author="PR Preview" w:date="2026-01-01T00:00:00Z">
         <w:r>
           <w:t xml:space="preserve">.</w:t>
-        </w:r>
-      </w:ins>
-      <w:ins w:id="173" w:author="PR Preview" w:date="2026-01-01T00:00:00Z">
-        <w:r>
-          <w:t xml:space="preserve"> </w:t>
-        </w:r>
-      </w:ins>
-      <w:ins w:id="174" w:author="PR Preview" w:date="2026-01-01T00:00:00Z">
-        <w:r>
-          <w:t xml:space="preserve">For very large files (several gigabytes),</w:t>
         </w:r>
       </w:ins>
       <w:ins w:id="175" w:author="PR Preview" w:date="2026-01-01T00:00:00Z">
@@ -20357,6 +20357,16 @@
         </w:r>
       </w:ins>
       <w:ins w:id="176" w:author="PR Preview" w:date="2026-01-01T00:00:00Z">
+        <w:r>
+          <w:t xml:space="preserve">For very large files (several gigabytes),</w:t>
+        </w:r>
+      </w:ins>
+      <w:ins w:id="177" w:author="PR Preview" w:date="2026-01-01T00:00:00Z">
+        <w:r>
+          <w:t xml:space="preserve"> </w:t>
+        </w:r>
+      </w:ins>
+      <w:ins w:id="178" w:author="PR Preview" w:date="2026-01-01T00:00:00Z">
         <w:r>
           <w:rPr>
             <w:rStyle w:val="VerbatimChar"/>
@@ -20364,22 +20374,22 @@
           <w:t xml:space="preserve">data.table::fread()</w:t>
         </w:r>
       </w:ins>
-      <w:ins w:id="177" w:author="PR Preview" w:date="2026-01-01T00:00:00Z">
-        <w:r>
-          <w:t xml:space="preserve"> </w:t>
-        </w:r>
-      </w:ins>
-      <w:ins w:id="178" w:author="PR Preview" w:date="2026-01-01T00:00:00Z">
-        <w:r>
-          <w:t xml:space="preserve">and</w:t>
-        </w:r>
-      </w:ins>
       <w:ins w:id="179" w:author="PR Preview" w:date="2026-01-01T00:00:00Z">
         <w:r>
           <w:t xml:space="preserve"> </w:t>
         </w:r>
       </w:ins>
       <w:ins w:id="180" w:author="PR Preview" w:date="2026-01-01T00:00:00Z">
+        <w:r>
+          <w:t xml:space="preserve">and</w:t>
+        </w:r>
+      </w:ins>
+      <w:ins w:id="181" w:author="PR Preview" w:date="2026-01-01T00:00:00Z">
+        <w:r>
+          <w:t xml:space="preserve"> </w:t>
+        </w:r>
+      </w:ins>
+      <w:ins w:id="182" w:author="PR Preview" w:date="2026-01-01T00:00:00Z">
         <w:r>
           <w:rPr>
             <w:rStyle w:val="VerbatimChar"/>
@@ -20387,12 +20397,12 @@
           <w:t xml:space="preserve">data.table::fwrite()</w:t>
         </w:r>
       </w:ins>
-      <w:ins w:id="181" w:author="PR Preview" w:date="2026-01-01T00:00:00Z">
+      <w:ins w:id="183" w:author="PR Preview" w:date="2026-01-01T00:00:00Z">
         <w:r>
           <w:t xml:space="preserve"> </w:t>
         </w:r>
       </w:ins>
-      <w:ins w:id="182" w:author="PR Preview" w:date="2026-01-01T00:00:00Z">
+      <w:ins w:id="184" w:author="PR Preview" w:date="2026-01-01T00:00:00Z">
         <w:r>
           <w:t xml:space="preserve">are faster still.</w:t>
         </w:r>
@@ -30719,7 +30729,7 @@
       <w:pPr>
         <w:pStyle w:val="Heading2"/>
       </w:pPr>
-      <w:del w:id="183" w:author="PR Preview" w:date="2026-01-01T00:00:00Z">
+      <w:del w:id="185" w:author="PR Preview" w:date="2026-01-01T00:00:00Z">
         <w:r>
           <w:delText xml:space="preserve">29 Reading/Saving Data</w:delText>
         </w:r>
@@ -30729,17 +30739,17 @@
       <w:pPr>
         <w:pStyle w:val="Heading3"/>
       </w:pPr>
-      <w:del w:id="184" w:author="PR Preview" w:date="2026-01-01T00:00:00Z">
+      <w:del w:id="186" w:author="PR Preview" w:date="2026-01-01T00:00:00Z">
         <w:r>
           <w:delText xml:space="preserve">29.1</w:delText>
         </w:r>
       </w:del>
-      <w:del w:id="185" w:author="PR Preview" w:date="2026-01-01T00:00:00Z">
+      <w:del w:id="187" w:author="PR Preview" w:date="2026-01-01T00:00:00Z">
         <w:r>
           <w:delText xml:space="preserve"> </w:delText>
         </w:r>
       </w:del>
-      <w:del w:id="186" w:author="PR Preview" w:date="2026-01-01T00:00:00Z">
+      <w:del w:id="188" w:author="PR Preview" w:date="2026-01-01T00:00:00Z">
         <w:r>
           <w:rPr>
             <w:rStyle w:val="VerbatimChar"/>
@@ -30747,22 +30757,22 @@
           <w:delText xml:space="preserve">.RDS</w:delText>
         </w:r>
       </w:del>
-      <w:del w:id="187" w:author="PR Preview" w:date="2026-01-01T00:00:00Z">
-        <w:r>
-          <w:delText xml:space="preserve"> </w:delText>
-        </w:r>
-      </w:del>
-      <w:del w:id="188" w:author="PR Preview" w:date="2026-01-01T00:00:00Z">
-        <w:r>
-          <w:delText xml:space="preserve">vs</w:delText>
-        </w:r>
-      </w:del>
       <w:del w:id="189" w:author="PR Preview" w:date="2026-01-01T00:00:00Z">
         <w:r>
           <w:delText xml:space="preserve"> </w:delText>
         </w:r>
       </w:del>
       <w:del w:id="190" w:author="PR Preview" w:date="2026-01-01T00:00:00Z">
+        <w:r>
+          <w:delText xml:space="preserve">vs</w:delText>
+        </w:r>
+      </w:del>
+      <w:del w:id="191" w:author="PR Preview" w:date="2026-01-01T00:00:00Z">
+        <w:r>
+          <w:delText xml:space="preserve"> </w:delText>
+        </w:r>
+      </w:del>
+      <w:del w:id="192" w:author="PR Preview" w:date="2026-01-01T00:00:00Z">
         <w:r>
           <w:rPr>
             <w:rStyle w:val="VerbatimChar"/>
@@ -30770,32 +30780,32 @@
           <w:delText xml:space="preserve">.RData</w:delText>
         </w:r>
       </w:del>
-      <w:del w:id="191" w:author="PR Preview" w:date="2026-01-01T00:00:00Z">
+      <w:del w:id="193" w:author="PR Preview" w:date="2026-01-01T00:00:00Z">
         <w:r>
           <w:delText xml:space="preserve"> </w:delText>
-        </w:r>
-      </w:del>
-      <w:del w:id="192" w:author="PR Preview" w:date="2026-01-01T00:00:00Z">
-        <w:r>
-          <w:delText xml:space="preserve">Files</w:delText>
-        </w:r>
-      </w:del>
-    </w:p>
-    <w:p>
-      <w:pPr>
-        <w:pStyle w:val="FirstParagraph"/>
-      </w:pPr>
-      <w:del w:id="193" w:author="PR Preview" w:date="2026-01-01T00:00:00Z">
-        <w:r>
-          <w:delText xml:space="preserve">One of the most common ways to load and save data in Base R is with the</w:delText>
         </w:r>
       </w:del>
       <w:del w:id="194" w:author="PR Preview" w:date="2026-01-01T00:00:00Z">
         <w:r>
+          <w:delText xml:space="preserve">Files</w:delText>
+        </w:r>
+      </w:del>
+    </w:p>
+    <w:p>
+      <w:pPr>
+        <w:pStyle w:val="FirstParagraph"/>
+      </w:pPr>
+      <w:del w:id="195" w:author="PR Preview" w:date="2026-01-01T00:00:00Z">
+        <w:r>
+          <w:delText xml:space="preserve">One of the most common ways to load and save data in Base R is with the</w:delText>
+        </w:r>
+      </w:del>
+      <w:del w:id="196" w:author="PR Preview" w:date="2026-01-01T00:00:00Z">
+        <w:r>
           <w:delText xml:space="preserve"> </w:delText>
         </w:r>
       </w:del>
-      <w:del w:id="195" w:author="PR Preview" w:date="2026-01-01T00:00:00Z">
+      <w:del w:id="197" w:author="PR Preview" w:date="2026-01-01T00:00:00Z">
         <w:r>
           <w:rPr>
             <w:rStyle w:val="VerbatimChar"/>
@@ -30803,22 +30813,22 @@
           <w:delText xml:space="preserve">load()</w:delText>
         </w:r>
       </w:del>
-      <w:del w:id="196" w:author="PR Preview" w:date="2026-01-01T00:00:00Z">
-        <w:r>
-          <w:delText xml:space="preserve"> </w:delText>
-        </w:r>
-      </w:del>
-      <w:del w:id="197" w:author="PR Preview" w:date="2026-01-01T00:00:00Z">
-        <w:r>
-          <w:delText xml:space="preserve">and</w:delText>
-        </w:r>
-      </w:del>
       <w:del w:id="198" w:author="PR Preview" w:date="2026-01-01T00:00:00Z">
         <w:r>
           <w:delText xml:space="preserve"> </w:delText>
         </w:r>
       </w:del>
       <w:del w:id="199" w:author="PR Preview" w:date="2026-01-01T00:00:00Z">
+        <w:r>
+          <w:delText xml:space="preserve">and</w:delText>
+        </w:r>
+      </w:del>
+      <w:del w:id="200" w:author="PR Preview" w:date="2026-01-01T00:00:00Z">
+        <w:r>
+          <w:delText xml:space="preserve"> </w:delText>
+        </w:r>
+      </w:del>
+      <w:del w:id="201" w:author="PR Preview" w:date="2026-01-01T00:00:00Z">
         <w:r>
           <w:rPr>
             <w:rStyle w:val="VerbatimChar"/>
@@ -30826,22 +30836,22 @@
           <w:delText xml:space="preserve">save()</w:delText>
         </w:r>
       </w:del>
-      <w:del w:id="200" w:author="PR Preview" w:date="2026-01-01T00:00:00Z">
-        <w:r>
-          <w:delText xml:space="preserve"> </w:delText>
-        </w:r>
-      </w:del>
-      <w:del w:id="201" w:author="PR Preview" w:date="2026-01-01T00:00:00Z">
-        <w:r>
-          <w:delText xml:space="preserve">functions to serialize multiple objects in a single</w:delText>
-        </w:r>
-      </w:del>
       <w:del w:id="202" w:author="PR Preview" w:date="2026-01-01T00:00:00Z">
         <w:r>
           <w:delText xml:space="preserve"> </w:delText>
         </w:r>
       </w:del>
       <w:del w:id="203" w:author="PR Preview" w:date="2026-01-01T00:00:00Z">
+        <w:r>
+          <w:delText xml:space="preserve">functions to serialize multiple objects in a single</w:delText>
+        </w:r>
+      </w:del>
+      <w:del w:id="204" w:author="PR Preview" w:date="2026-01-01T00:00:00Z">
+        <w:r>
+          <w:delText xml:space="preserve"> </w:delText>
+        </w:r>
+      </w:del>
+      <w:del w:id="205" w:author="PR Preview" w:date="2026-01-01T00:00:00Z">
         <w:r>
           <w:rPr>
             <w:rStyle w:val="VerbatimChar"/>
@@ -30849,12 +30859,12 @@
           <w:delText xml:space="preserve">.RData</w:delText>
         </w:r>
       </w:del>
-      <w:del w:id="204" w:author="PR Preview" w:date="2026-01-01T00:00:00Z">
+      <w:del w:id="206" w:author="PR Preview" w:date="2026-01-01T00:00:00Z">
         <w:r>
           <w:delText xml:space="preserve"> </w:delText>
         </w:r>
       </w:del>
-      <w:del w:id="205" w:author="PR Preview" w:date="2026-01-01T00:00:00Z">
+      <w:del w:id="207" w:author="PR Preview" w:date="2026-01-01T00:00:00Z">
         <w:r>
           <w:delText xml:space="preserve">file. The biggest problems with this practice include an inability to control the names of things getting loaded in, the inherent confusion this creates in understanding older code, and the inability to load individual elements of a saved file. For this, we recommend using the RDS format to save R objects.</w:delText>
         </w:r>
@@ -30864,7 +30874,7 @@
       <w:pPr>
         <w:pStyle w:val="Heading3"/>
       </w:pPr>
-      <w:del w:id="206" w:author="PR Preview" w:date="2026-01-01T00:00:00Z">
+      <w:del w:id="208" w:author="PR Preview" w:date="2026-01-01T00:00:00Z">
         <w:r>
           <w:delText xml:space="preserve">29.2 CSVs</w:delText>
         </w:r>
@@ -30874,17 +30884,17 @@
       <w:pPr>
         <w:pStyle w:val="FirstParagraph"/>
       </w:pPr>
-      <w:del w:id="207" w:author="PR Preview" w:date="2026-01-01T00:00:00Z">
+      <w:del w:id="209" w:author="PR Preview" w:date="2026-01-01T00:00:00Z">
         <w:r>
           <w:delText xml:space="preserve">Once again, the</w:delText>
         </w:r>
       </w:del>
-      <w:del w:id="208" w:author="PR Preview" w:date="2026-01-01T00:00:00Z">
+      <w:del w:id="210" w:author="PR Preview" w:date="2026-01-01T00:00:00Z">
         <w:r>
           <w:delText xml:space="preserve"> </w:delText>
         </w:r>
       </w:del>
-      <w:del w:id="209" w:author="PR Preview" w:date="2026-01-01T00:00:00Z">
+      <w:del w:id="211" w:author="PR Preview" w:date="2026-01-01T00:00:00Z">
         <w:r>
           <w:rPr>
             <w:rStyle w:val="VerbatimChar"/>
@@ -30892,22 +30902,22 @@
           <w:delText xml:space="preserve">readr</w:delText>
         </w:r>
       </w:del>
-      <w:del w:id="210" w:author="PR Preview" w:date="2026-01-01T00:00:00Z">
-        <w:r>
-          <w:delText xml:space="preserve"> </w:delText>
-        </w:r>
-      </w:del>
-      <w:del w:id="211" w:author="PR Preview" w:date="2026-01-01T00:00:00Z">
-        <w:r>
-          <w:delText xml:space="preserve">package as part of the Tidvyerse is great, with a much faster</w:delText>
-        </w:r>
-      </w:del>
       <w:del w:id="212" w:author="PR Preview" w:date="2026-01-01T00:00:00Z">
         <w:r>
           <w:delText xml:space="preserve"> </w:delText>
         </w:r>
       </w:del>
       <w:del w:id="213" w:author="PR Preview" w:date="2026-01-01T00:00:00Z">
+        <w:r>
+          <w:delText xml:space="preserve">package as part of the Tidvyerse is great, with a much faster</w:delText>
+        </w:r>
+      </w:del>
+      <w:del w:id="214" w:author="PR Preview" w:date="2026-01-01T00:00:00Z">
+        <w:r>
+          <w:delText xml:space="preserve"> </w:delText>
+        </w:r>
+      </w:del>
+      <w:del w:id="215" w:author="PR Preview" w:date="2026-01-01T00:00:00Z">
         <w:r>
           <w:rPr>
             <w:rStyle w:val="VerbatimChar"/>
@@ -30915,22 +30925,22 @@
           <w:delText xml:space="preserve">read_csv()</w:delText>
         </w:r>
       </w:del>
-      <w:del w:id="214" w:author="PR Preview" w:date="2026-01-01T00:00:00Z">
-        <w:r>
-          <w:delText xml:space="preserve"> </w:delText>
-        </w:r>
-      </w:del>
-      <w:del w:id="215" w:author="PR Preview" w:date="2026-01-01T00:00:00Z">
-        <w:r>
-          <w:delText xml:space="preserve">than Base R’s</w:delText>
-        </w:r>
-      </w:del>
       <w:del w:id="216" w:author="PR Preview" w:date="2026-01-01T00:00:00Z">
         <w:r>
           <w:delText xml:space="preserve"> </w:delText>
         </w:r>
       </w:del>
       <w:del w:id="217" w:author="PR Preview" w:date="2026-01-01T00:00:00Z">
+        <w:r>
+          <w:delText xml:space="preserve">than Base R’s</w:delText>
+        </w:r>
+      </w:del>
+      <w:del w:id="218" w:author="PR Preview" w:date="2026-01-01T00:00:00Z">
+        <w:r>
+          <w:delText xml:space="preserve"> </w:delText>
+        </w:r>
+      </w:del>
+      <w:del w:id="219" w:author="PR Preview" w:date="2026-01-01T00:00:00Z">
         <w:r>
           <w:rPr>
             <w:rStyle w:val="VerbatimChar"/>
@@ -30938,17 +30948,17 @@
           <w:delText xml:space="preserve">read.csv()</w:delText>
         </w:r>
       </w:del>
-      <w:del w:id="218" w:author="PR Preview" w:date="2026-01-01T00:00:00Z">
+      <w:del w:id="220" w:author="PR Preview" w:date="2026-01-01T00:00:00Z">
         <w:r>
           <w:delText xml:space="preserve">. For massive CSVs (&gt; 5 GB), you’ll find</w:delText>
         </w:r>
       </w:del>
-      <w:del w:id="219" w:author="PR Preview" w:date="2026-01-01T00:00:00Z">
+      <w:del w:id="221" w:author="PR Preview" w:date="2026-01-01T00:00:00Z">
         <w:r>
           <w:delText xml:space="preserve"> </w:delText>
         </w:r>
       </w:del>
-      <w:del w:id="220" w:author="PR Preview" w:date="2026-01-01T00:00:00Z">
+      <w:del w:id="222" w:author="PR Preview" w:date="2026-01-01T00:00:00Z">
         <w:r>
           <w:rPr>
             <w:rStyle w:val="VerbatimChar"/>
@@ -30956,22 +30966,22 @@
           <w:delText xml:space="preserve">data.table::fread()</w:delText>
         </w:r>
       </w:del>
-      <w:del w:id="221" w:author="PR Preview" w:date="2026-01-01T00:00:00Z">
-        <w:r>
-          <w:delText xml:space="preserve"> </w:delText>
-        </w:r>
-      </w:del>
-      <w:del w:id="222" w:author="PR Preview" w:date="2026-01-01T00:00:00Z">
-        <w:r>
-          <w:delText xml:space="preserve">to be the fastest CSV reader in any data science language out there. For writing CSVs,</w:delText>
-        </w:r>
-      </w:del>
       <w:del w:id="223" w:author="PR Preview" w:date="2026-01-01T00:00:00Z">
         <w:r>
           <w:delText xml:space="preserve"> </w:delText>
         </w:r>
       </w:del>
       <w:del w:id="224" w:author="PR Preview" w:date="2026-01-01T00:00:00Z">
+        <w:r>
+          <w:delText xml:space="preserve">to be the fastest CSV reader in any data science language out there. For writing CSVs,</w:delText>
+        </w:r>
+      </w:del>
+      <w:del w:id="225" w:author="PR Preview" w:date="2026-01-01T00:00:00Z">
+        <w:r>
+          <w:delText xml:space="preserve"> </w:delText>
+        </w:r>
+      </w:del>
+      <w:del w:id="226" w:author="PR Preview" w:date="2026-01-01T00:00:00Z">
         <w:r>
           <w:rPr>
             <w:rStyle w:val="VerbatimChar"/>
@@ -30979,22 +30989,22 @@
           <w:delText xml:space="preserve">readr::write_csv()</w:delText>
         </w:r>
       </w:del>
-      <w:del w:id="225" w:author="PR Preview" w:date="2026-01-01T00:00:00Z">
-        <w:r>
-          <w:delText xml:space="preserve"> </w:delText>
-        </w:r>
-      </w:del>
-      <w:del w:id="226" w:author="PR Preview" w:date="2026-01-01T00:00:00Z">
-        <w:r>
-          <w:delText xml:space="preserve">and</w:delText>
-        </w:r>
-      </w:del>
       <w:del w:id="227" w:author="PR Preview" w:date="2026-01-01T00:00:00Z">
         <w:r>
           <w:delText xml:space="preserve"> </w:delText>
         </w:r>
       </w:del>
       <w:del w:id="228" w:author="PR Preview" w:date="2026-01-01T00:00:00Z">
+        <w:r>
+          <w:delText xml:space="preserve">and</w:delText>
+        </w:r>
+      </w:del>
+      <w:del w:id="229" w:author="PR Preview" w:date="2026-01-01T00:00:00Z">
+        <w:r>
+          <w:delText xml:space="preserve"> </w:delText>
+        </w:r>
+      </w:del>
+      <w:del w:id="230" w:author="PR Preview" w:date="2026-01-01T00:00:00Z">
         <w:r>
           <w:rPr>
             <w:rStyle w:val="VerbatimChar"/>
@@ -31002,22 +31012,22 @@
           <w:delText xml:space="preserve">data.table::fwrite()</w:delText>
         </w:r>
       </w:del>
-      <w:del w:id="229" w:author="PR Preview" w:date="2026-01-01T00:00:00Z">
-        <w:r>
-          <w:delText xml:space="preserve"> </w:delText>
-        </w:r>
-      </w:del>
-      <w:del w:id="230" w:author="PR Preview" w:date="2026-01-01T00:00:00Z">
-        <w:r>
-          <w:delText xml:space="preserve">outclass Base R’s</w:delText>
-        </w:r>
-      </w:del>
       <w:del w:id="231" w:author="PR Preview" w:date="2026-01-01T00:00:00Z">
         <w:r>
           <w:delText xml:space="preserve"> </w:delText>
         </w:r>
       </w:del>
       <w:del w:id="232" w:author="PR Preview" w:date="2026-01-01T00:00:00Z">
+        <w:r>
+          <w:delText xml:space="preserve">outclass Base R’s</w:delText>
+        </w:r>
+      </w:del>
+      <w:del w:id="233" w:author="PR Preview" w:date="2026-01-01T00:00:00Z">
+        <w:r>
+          <w:delText xml:space="preserve"> </w:delText>
+        </w:r>
+      </w:del>
+      <w:del w:id="234" w:author="PR Preview" w:date="2026-01-01T00:00:00Z">
         <w:r>
           <w:rPr>
             <w:rStyle w:val="VerbatimChar"/>
@@ -31025,12 +31035,12 @@
           <w:delText xml:space="preserve">write.csv()</w:delText>
         </w:r>
       </w:del>
-      <w:del w:id="233" w:author="PR Preview" w:date="2026-01-01T00:00:00Z">
+      <w:del w:id="235" w:author="PR Preview" w:date="2026-01-01T00:00:00Z">
         <w:r>
           <w:delText xml:space="preserve"> </w:delText>
         </w:r>
       </w:del>
-      <w:del w:id="234" w:author="PR Preview" w:date="2026-01-01T00:00:00Z">
+      <w:del w:id="236" w:author="PR Preview" w:date="2026-01-01T00:00:00Z">
         <w:r>
           <w:delText xml:space="preserve">by a significant margin as well.</w:delText>
         </w:r>
@@ -31040,7 +31050,7 @@
       <w:pPr>
         <w:pStyle w:val="Heading2"/>
       </w:pPr>
-      <w:del w:id="235" w:author="PR Preview" w:date="2026-01-01T00:00:00Z">
+      <w:del w:id="237" w:author="PR Preview" w:date="2026-01-01T00:00:00Z">
         <w:r>
           <w:delText xml:space="preserve">30 Integrating Box and Dropbox</w:delText>
         </w:r>
@@ -31050,7 +31060,7 @@
       <w:pPr>
         <w:pStyle w:val="Heading2"/>
       </w:pPr>
-      <w:ins w:id="236" w:author="PR Preview" w:date="2026-01-01T00:00:00Z">
+      <w:ins w:id="238" w:author="PR Preview" w:date="2026-01-01T00:00:00Z">
         <w:r>
           <w:t xml:space="preserve">29 Integrating Box and Dropbox</w:t>
         </w:r>
@@ -31085,7 +31095,7 @@
       <w:pPr>
         <w:pStyle w:val="Heading3"/>
       </w:pPr>
-      <w:del w:id="237" w:author="PR Preview" w:date="2026-01-01T00:00:00Z">
+      <w:del w:id="239" w:author="PR Preview" w:date="2026-01-01T00:00:00Z">
         <w:r>
           <w:delText xml:space="preserve">30.1 Box</w:delText>
         </w:r>
@@ -31095,7 +31105,7 @@
       <w:pPr>
         <w:pStyle w:val="Heading3"/>
       </w:pPr>
-      <w:ins w:id="238" w:author="PR Preview" w:date="2026-01-01T00:00:00Z">
+      <w:ins w:id="240" w:author="PR Preview" w:date="2026-01-01T00:00:00Z">
         <w:r>
           <w:t xml:space="preserve">29.1 Box</w:t>
         </w:r>
@@ -31226,7 +31236,7 @@
       <w:pPr>
         <w:pStyle w:val="Heading3"/>
       </w:pPr>
-      <w:del w:id="239" w:author="PR Preview" w:date="2026-01-01T00:00:00Z">
+      <w:del w:id="241" w:author="PR Preview" w:date="2026-01-01T00:00:00Z">
         <w:r>
           <w:delText xml:space="preserve">30.2 Dropbox</w:delText>
         </w:r>
@@ -31236,7 +31246,7 @@
       <w:pPr>
         <w:pStyle w:val="Heading3"/>
       </w:pPr>
-      <w:ins w:id="240" w:author="PR Preview" w:date="2026-01-01T00:00:00Z">
+      <w:ins w:id="242" w:author="PR Preview" w:date="2026-01-01T00:00:00Z">
         <w:r>
           <w:t xml:space="preserve">29.2 Dropbox</w:t>
         </w:r>
@@ -31404,7 +31414,7 @@
       <w:pPr>
         <w:pStyle w:val="Heading2"/>
       </w:pPr>
-      <w:del w:id="241" w:author="PR Preview" w:date="2026-01-01T00:00:00Z">
+      <w:del w:id="243" w:author="PR Preview" w:date="2026-01-01T00:00:00Z">
         <w:r>
           <w:delText xml:space="preserve">31 r-lib Packages</w:delText>
         </w:r>
@@ -31414,7 +31424,7 @@
       <w:pPr>
         <w:pStyle w:val="Heading2"/>
       </w:pPr>
-      <w:ins w:id="242" w:author="PR Preview" w:date="2026-01-01T00:00:00Z">
+      <w:ins w:id="244" w:author="PR Preview" w:date="2026-01-01T00:00:00Z">
         <w:r>
           <w:t xml:space="preserve">30 r-lib Packages</w:t>
         </w:r>
@@ -31463,7 +31473,7 @@
       <w:pPr>
         <w:pStyle w:val="Heading2"/>
       </w:pPr>
-      <w:del w:id="243" w:author="PR Preview" w:date="2026-01-01T00:00:00Z">
+      <w:del w:id="245" w:author="PR Preview" w:date="2026-01-01T00:00:00Z">
         <w:r>
           <w:delText xml:space="preserve">32 Package Development</w:delText>
         </w:r>
@@ -31473,18 +31483,18 @@
       <w:pPr>
         <w:pStyle w:val="Heading3"/>
       </w:pPr>
-      <w:del w:id="244" w:author="PR Preview" w:date="2026-01-01T00:00:00Z">
+      <w:del w:id="246" w:author="PR Preview" w:date="2026-01-01T00:00:00Z">
         <w:r>
           <w:delText xml:space="preserve">32.1</w:delText>
         </w:r>
       </w:del>
-      <w:del w:id="245" w:author="PR Preview" w:date="2026-01-01T00:00:00Z">
+      <w:del w:id="247" w:author="PR Preview" w:date="2026-01-01T00:00:00Z">
         <w:r>
           <w:delText xml:space="preserve"> </w:delText>
         </w:r>
       </w:del>
       <w:hyperlink r:id="rId36">
-        <w:del w:id="246" w:author="PR Preview" w:date="2026-01-01T00:00:00Z">
+        <w:del w:id="248" w:author="PR Preview" w:date="2026-01-01T00:00:00Z">
           <w:r>
             <w:rPr>
               <w:rStyle w:val="VerbatimChar"/>
@@ -31498,7 +31508,7 @@
       <w:pPr>
         <w:pStyle w:val="Heading2"/>
       </w:pPr>
-      <w:ins w:id="247" w:author="PR Preview" w:date="2026-01-01T00:00:00Z">
+      <w:ins w:id="249" w:author="PR Preview" w:date="2026-01-01T00:00:00Z">
         <w:r>
           <w:t xml:space="preserve">31 Package Development</w:t>
         </w:r>
@@ -31509,18 +31519,18 @@
       <w:pPr>
         <w:pStyle w:val="Heading3"/>
       </w:pPr>
-      <w:ins w:id="248" w:author="PR Preview" w:date="2026-01-01T00:00:00Z">
+      <w:ins w:id="250" w:author="PR Preview" w:date="2026-01-01T00:00:00Z">
         <w:r>
           <w:t xml:space="preserve">31.1</w:t>
         </w:r>
       </w:ins>
-      <w:ins w:id="249" w:author="PR Preview" w:date="2026-01-01T00:00:00Z">
+      <w:ins w:id="251" w:author="PR Preview" w:date="2026-01-01T00:00:00Z">
         <w:r>
           <w:t xml:space="preserve"> </w:t>
         </w:r>
       </w:ins>
       <w:hyperlink r:id="rId36">
-        <w:ins w:id="250" w:author="PR Preview" w:date="2026-01-01T00:00:00Z">
+        <w:ins w:id="252" w:author="PR Preview" w:date="2026-01-01T00:00:00Z">
           <w:r>
             <w:rPr>
               <w:rStyle w:val="VerbatimChar"/>
@@ -31585,18 +31595,18 @@
       <w:pPr>
         <w:pStyle w:val="Heading3"/>
       </w:pPr>
-      <w:del w:id="251" w:author="PR Preview" w:date="2026-01-01T00:00:00Z">
+      <w:del w:id="253" w:author="PR Preview" w:date="2026-01-01T00:00:00Z">
         <w:r>
           <w:delText xml:space="preserve">32.2</w:delText>
         </w:r>
       </w:del>
-      <w:del w:id="252" w:author="PR Preview" w:date="2026-01-01T00:00:00Z">
+      <w:del w:id="254" w:author="PR Preview" w:date="2026-01-01T00:00:00Z">
         <w:r>
           <w:delText xml:space="preserve"> </w:delText>
         </w:r>
       </w:del>
       <w:hyperlink r:id="rId37">
-        <w:del w:id="253" w:author="PR Preview" w:date="2026-01-01T00:00:00Z">
+        <w:del w:id="255" w:author="PR Preview" w:date="2026-01-01T00:00:00Z">
           <w:r>
             <w:rPr>
               <w:rStyle w:val="VerbatimChar"/>
@@ -31610,18 +31620,18 @@
       <w:pPr>
         <w:pStyle w:val="Heading3"/>
       </w:pPr>
-      <w:ins w:id="254" w:author="PR Preview" w:date="2026-01-01T00:00:00Z">
+      <w:ins w:id="256" w:author="PR Preview" w:date="2026-01-01T00:00:00Z">
         <w:r>
           <w:t xml:space="preserve">31.2</w:t>
         </w:r>
       </w:ins>
-      <w:ins w:id="255" w:author="PR Preview" w:date="2026-01-01T00:00:00Z">
+      <w:ins w:id="257" w:author="PR Preview" w:date="2026-01-01T00:00:00Z">
         <w:r>
           <w:t xml:space="preserve"> </w:t>
         </w:r>
       </w:ins>
       <w:hyperlink r:id="rId37">
-        <w:ins w:id="256" w:author="PR Preview" w:date="2026-01-01T00:00:00Z">
+        <w:ins w:id="258" w:author="PR Preview" w:date="2026-01-01T00:00:00Z">
           <w:r>
             <w:rPr>
               <w:rStyle w:val="VerbatimChar"/>
@@ -31767,18 +31777,18 @@
       <w:pPr>
         <w:pStyle w:val="Heading3"/>
       </w:pPr>
-      <w:del w:id="257" w:author="PR Preview" w:date="2026-01-01T00:00:00Z">
+      <w:del w:id="259" w:author="PR Preview" w:date="2026-01-01T00:00:00Z">
         <w:r>
           <w:delText xml:space="preserve">32.3</w:delText>
         </w:r>
       </w:del>
-      <w:del w:id="258" w:author="PR Preview" w:date="2026-01-01T00:00:00Z">
+      <w:del w:id="260" w:author="PR Preview" w:date="2026-01-01T00:00:00Z">
         <w:r>
           <w:delText xml:space="preserve"> </w:delText>
         </w:r>
       </w:del>
       <w:hyperlink r:id="rId38">
-        <w:del w:id="259" w:author="PR Preview" w:date="2026-01-01T00:00:00Z">
+        <w:del w:id="261" w:author="PR Preview" w:date="2026-01-01T00:00:00Z">
           <w:r>
             <w:rPr>
               <w:rStyle w:val="VerbatimChar"/>
@@ -31792,18 +31802,18 @@
       <w:pPr>
         <w:pStyle w:val="Heading3"/>
       </w:pPr>
-      <w:ins w:id="260" w:author="PR Preview" w:date="2026-01-01T00:00:00Z">
+      <w:ins w:id="262" w:author="PR Preview" w:date="2026-01-01T00:00:00Z">
         <w:r>
           <w:t xml:space="preserve">31.3</w:t>
         </w:r>
       </w:ins>
-      <w:ins w:id="261" w:author="PR Preview" w:date="2026-01-01T00:00:00Z">
+      <w:ins w:id="263" w:author="PR Preview" w:date="2026-01-01T00:00:00Z">
         <w:r>
           <w:t xml:space="preserve"> </w:t>
         </w:r>
       </w:ins>
       <w:hyperlink r:id="rId38">
-        <w:ins w:id="262" w:author="PR Preview" w:date="2026-01-01T00:00:00Z">
+        <w:ins w:id="264" w:author="PR Preview" w:date="2026-01-01T00:00:00Z">
           <w:r>
             <w:rPr>
               <w:rStyle w:val="VerbatimChar"/>
@@ -31913,18 +31923,18 @@
       <w:pPr>
         <w:pStyle w:val="Heading3"/>
       </w:pPr>
-      <w:del w:id="263" w:author="PR Preview" w:date="2026-01-01T00:00:00Z">
+      <w:del w:id="265" w:author="PR Preview" w:date="2026-01-01T00:00:00Z">
         <w:r>
           <w:delText xml:space="preserve">32.4</w:delText>
         </w:r>
       </w:del>
-      <w:del w:id="264" w:author="PR Preview" w:date="2026-01-01T00:00:00Z">
+      <w:del w:id="266" w:author="PR Preview" w:date="2026-01-01T00:00:00Z">
         <w:r>
           <w:delText xml:space="preserve"> </w:delText>
         </w:r>
       </w:del>
       <w:hyperlink r:id="rId23">
-        <w:del w:id="265" w:author="PR Preview" w:date="2026-01-01T00:00:00Z">
+        <w:del w:id="267" w:author="PR Preview" w:date="2026-01-01T00:00:00Z">
           <w:r>
             <w:rPr>
               <w:rStyle w:val="VerbatimChar"/>
@@ -31938,18 +31948,18 @@
       <w:pPr>
         <w:pStyle w:val="Heading3"/>
       </w:pPr>
-      <w:ins w:id="266" w:author="PR Preview" w:date="2026-01-01T00:00:00Z">
+      <w:ins w:id="268" w:author="PR Preview" w:date="2026-01-01T00:00:00Z">
         <w:r>
           <w:t xml:space="preserve">31.4</w:t>
         </w:r>
       </w:ins>
-      <w:ins w:id="267" w:author="PR Preview" w:date="2026-01-01T00:00:00Z">
+      <w:ins w:id="269" w:author="PR Preview" w:date="2026-01-01T00:00:00Z">
         <w:r>
           <w:t xml:space="preserve"> </w:t>
         </w:r>
       </w:ins>
       <w:hyperlink r:id="rId23">
-        <w:ins w:id="268" w:author="PR Preview" w:date="2026-01-01T00:00:00Z">
+        <w:ins w:id="270" w:author="PR Preview" w:date="2026-01-01T00:00:00Z">
           <w:r>
             <w:rPr>
               <w:rStyle w:val="VerbatimChar"/>
@@ -32008,18 +32018,18 @@
       <w:pPr>
         <w:pStyle w:val="Heading3"/>
       </w:pPr>
-      <w:del w:id="269" w:author="PR Preview" w:date="2026-01-01T00:00:00Z">
+      <w:del w:id="271" w:author="PR Preview" w:date="2026-01-01T00:00:00Z">
         <w:r>
           <w:delText xml:space="preserve">32.5</w:delText>
         </w:r>
       </w:del>
-      <w:del w:id="270" w:author="PR Preview" w:date="2026-01-01T00:00:00Z">
+      <w:del w:id="272" w:author="PR Preview" w:date="2026-01-01T00:00:00Z">
         <w:r>
           <w:delText xml:space="preserve"> </w:delText>
         </w:r>
       </w:del>
       <w:hyperlink r:id="rId200">
-        <w:del w:id="271" w:author="PR Preview" w:date="2026-01-01T00:00:00Z">
+        <w:del w:id="273" w:author="PR Preview" w:date="2026-01-01T00:00:00Z">
           <w:r>
             <w:rPr>
               <w:rStyle w:val="VerbatimChar"/>
@@ -32033,18 +32043,18 @@
       <w:pPr>
         <w:pStyle w:val="Heading3"/>
       </w:pPr>
-      <w:ins w:id="272" w:author="PR Preview" w:date="2026-01-01T00:00:00Z">
+      <w:ins w:id="274" w:author="PR Preview" w:date="2026-01-01T00:00:00Z">
         <w:r>
           <w:t xml:space="preserve">31.5</w:t>
         </w:r>
       </w:ins>
-      <w:ins w:id="273" w:author="PR Preview" w:date="2026-01-01T00:00:00Z">
+      <w:ins w:id="275" w:author="PR Preview" w:date="2026-01-01T00:00:00Z">
         <w:r>
           <w:t xml:space="preserve"> </w:t>
         </w:r>
       </w:ins>
       <w:hyperlink r:id="rId200">
-        <w:ins w:id="274" w:author="PR Preview" w:date="2026-01-01T00:00:00Z">
+        <w:ins w:id="276" w:author="PR Preview" w:date="2026-01-01T00:00:00Z">
           <w:r>
             <w:rPr>
               <w:rStyle w:val="VerbatimChar"/>
@@ -32103,18 +32113,18 @@
       <w:pPr>
         <w:pStyle w:val="Heading3"/>
       </w:pPr>
-      <w:del w:id="275" w:author="PR Preview" w:date="2026-01-01T00:00:00Z">
+      <w:del w:id="277" w:author="PR Preview" w:date="2026-01-01T00:00:00Z">
         <w:r>
           <w:delText xml:space="preserve">32.6</w:delText>
         </w:r>
       </w:del>
-      <w:del w:id="276" w:author="PR Preview" w:date="2026-01-01T00:00:00Z">
+      <w:del w:id="278" w:author="PR Preview" w:date="2026-01-01T00:00:00Z">
         <w:r>
           <w:delText xml:space="preserve"> </w:delText>
         </w:r>
       </w:del>
       <w:hyperlink r:id="rId202">
-        <w:del w:id="277" w:author="PR Preview" w:date="2026-01-01T00:00:00Z">
+        <w:del w:id="279" w:author="PR Preview" w:date="2026-01-01T00:00:00Z">
           <w:r>
             <w:rPr>
               <w:rStyle w:val="VerbatimChar"/>
@@ -32128,18 +32138,18 @@
       <w:pPr>
         <w:pStyle w:val="Heading3"/>
       </w:pPr>
-      <w:ins w:id="278" w:author="PR Preview" w:date="2026-01-01T00:00:00Z">
+      <w:ins w:id="280" w:author="PR Preview" w:date="2026-01-01T00:00:00Z">
         <w:r>
           <w:t xml:space="preserve">31.6</w:t>
         </w:r>
       </w:ins>
-      <w:ins w:id="279" w:author="PR Preview" w:date="2026-01-01T00:00:00Z">
+      <w:ins w:id="281" w:author="PR Preview" w:date="2026-01-01T00:00:00Z">
         <w:r>
           <w:t xml:space="preserve"> </w:t>
         </w:r>
       </w:ins>
       <w:hyperlink r:id="rId202">
-        <w:ins w:id="280" w:author="PR Preview" w:date="2026-01-01T00:00:00Z">
+        <w:ins w:id="282" w:author="PR Preview" w:date="2026-01-01T00:00:00Z">
           <w:r>
             <w:rPr>
               <w:rStyle w:val="VerbatimChar"/>
@@ -32180,18 +32190,18 @@
       <w:pPr>
         <w:pStyle w:val="Heading3"/>
       </w:pPr>
-      <w:del w:id="281" w:author="PR Preview" w:date="2026-01-01T00:00:00Z">
+      <w:del w:id="283" w:author="PR Preview" w:date="2026-01-01T00:00:00Z">
         <w:r>
           <w:delText xml:space="preserve">32.7</w:delText>
         </w:r>
       </w:del>
-      <w:del w:id="282" w:author="PR Preview" w:date="2026-01-01T00:00:00Z">
+      <w:del w:id="284" w:author="PR Preview" w:date="2026-01-01T00:00:00Z">
         <w:r>
           <w:delText xml:space="preserve"> </w:delText>
         </w:r>
       </w:del>
       <w:hyperlink r:id="rId204">
-        <w:del w:id="283" w:author="PR Preview" w:date="2026-01-01T00:00:00Z">
+        <w:del w:id="285" w:author="PR Preview" w:date="2026-01-01T00:00:00Z">
           <w:r>
             <w:rPr>
               <w:rStyle w:val="VerbatimChar"/>
@@ -32205,18 +32215,18 @@
       <w:pPr>
         <w:pStyle w:val="Heading3"/>
       </w:pPr>
-      <w:ins w:id="284" w:author="PR Preview" w:date="2026-01-01T00:00:00Z">
+      <w:ins w:id="286" w:author="PR Preview" w:date="2026-01-01T00:00:00Z">
         <w:r>
           <w:t xml:space="preserve">31.7</w:t>
         </w:r>
       </w:ins>
-      <w:ins w:id="285" w:author="PR Preview" w:date="2026-01-01T00:00:00Z">
+      <w:ins w:id="287" w:author="PR Preview" w:date="2026-01-01T00:00:00Z">
         <w:r>
           <w:t xml:space="preserve"> </w:t>
         </w:r>
       </w:ins>
       <w:hyperlink r:id="rId204">
-        <w:ins w:id="286" w:author="PR Preview" w:date="2026-01-01T00:00:00Z">
+        <w:ins w:id="288" w:author="PR Preview" w:date="2026-01-01T00:00:00Z">
           <w:r>
             <w:rPr>
               <w:rStyle w:val="VerbatimChar"/>
@@ -32290,18 +32300,18 @@
       <w:pPr>
         <w:pStyle w:val="Heading3"/>
       </w:pPr>
-      <w:del w:id="287" w:author="PR Preview" w:date="2026-01-01T00:00:00Z">
+      <w:del w:id="289" w:author="PR Preview" w:date="2026-01-01T00:00:00Z">
         <w:r>
           <w:delText xml:space="preserve">32.8</w:delText>
         </w:r>
       </w:del>
-      <w:del w:id="288" w:author="PR Preview" w:date="2026-01-01T00:00:00Z">
+      <w:del w:id="290" w:author="PR Preview" w:date="2026-01-01T00:00:00Z">
         <w:r>
           <w:delText xml:space="preserve"> </w:delText>
         </w:r>
       </w:del>
       <w:hyperlink r:id="rId206">
-        <w:del w:id="289" w:author="PR Preview" w:date="2026-01-01T00:00:00Z">
+        <w:del w:id="291" w:author="PR Preview" w:date="2026-01-01T00:00:00Z">
           <w:r>
             <w:rPr>
               <w:rStyle w:val="VerbatimChar"/>
@@ -32315,18 +32325,18 @@
       <w:pPr>
         <w:pStyle w:val="Heading3"/>
       </w:pPr>
-      <w:ins w:id="290" w:author="PR Preview" w:date="2026-01-01T00:00:00Z">
+      <w:ins w:id="292" w:author="PR Preview" w:date="2026-01-01T00:00:00Z">
         <w:r>
           <w:t xml:space="preserve">31.8</w:t>
         </w:r>
       </w:ins>
-      <w:ins w:id="291" w:author="PR Preview" w:date="2026-01-01T00:00:00Z">
+      <w:ins w:id="293" w:author="PR Preview" w:date="2026-01-01T00:00:00Z">
         <w:r>
           <w:t xml:space="preserve"> </w:t>
         </w:r>
       </w:ins>
       <w:hyperlink r:id="rId206">
-        <w:ins w:id="292" w:author="PR Preview" w:date="2026-01-01T00:00:00Z">
+        <w:ins w:id="294" w:author="PR Preview" w:date="2026-01-01T00:00:00Z">
           <w:r>
             <w:rPr>
               <w:rStyle w:val="VerbatimChar"/>
@@ -32385,18 +32395,18 @@
       <w:pPr>
         <w:pStyle w:val="Heading3"/>
       </w:pPr>
-      <w:del w:id="293" w:author="PR Preview" w:date="2026-01-01T00:00:00Z">
+      <w:del w:id="295" w:author="PR Preview" w:date="2026-01-01T00:00:00Z">
         <w:r>
           <w:delText xml:space="preserve">32.9</w:delText>
         </w:r>
       </w:del>
-      <w:del w:id="294" w:author="PR Preview" w:date="2026-01-01T00:00:00Z">
+      <w:del w:id="296" w:author="PR Preview" w:date="2026-01-01T00:00:00Z">
         <w:r>
           <w:delText xml:space="preserve"> </w:delText>
         </w:r>
       </w:del>
       <w:hyperlink r:id="rId208">
-        <w:del w:id="295" w:author="PR Preview" w:date="2026-01-01T00:00:00Z">
+        <w:del w:id="297" w:author="PR Preview" w:date="2026-01-01T00:00:00Z">
           <w:r>
             <w:rPr>
               <w:rStyle w:val="VerbatimChar"/>
@@ -32410,18 +32420,18 @@
       <w:pPr>
         <w:pStyle w:val="Heading3"/>
       </w:pPr>
-      <w:ins w:id="296" w:author="PR Preview" w:date="2026-01-01T00:00:00Z">
+      <w:ins w:id="298" w:author="PR Preview" w:date="2026-01-01T00:00:00Z">
         <w:r>
           <w:t xml:space="preserve">31.9</w:t>
         </w:r>
       </w:ins>
-      <w:ins w:id="297" w:author="PR Preview" w:date="2026-01-01T00:00:00Z">
+      <w:ins w:id="299" w:author="PR Preview" w:date="2026-01-01T00:00:00Z">
         <w:r>
           <w:t xml:space="preserve"> </w:t>
         </w:r>
       </w:ins>
       <w:hyperlink r:id="rId208">
-        <w:ins w:id="298" w:author="PR Preview" w:date="2026-01-01T00:00:00Z">
+        <w:ins w:id="300" w:author="PR Preview" w:date="2026-01-01T00:00:00Z">
           <w:r>
             <w:rPr>
               <w:rStyle w:val="VerbatimChar"/>
@@ -32498,18 +32508,18 @@
       <w:pPr>
         <w:pStyle w:val="Heading3"/>
       </w:pPr>
-      <w:del w:id="299" w:author="PR Preview" w:date="2026-01-01T00:00:00Z">
+      <w:del w:id="301" w:author="PR Preview" w:date="2026-01-01T00:00:00Z">
         <w:r>
           <w:delText xml:space="preserve">32.10</w:delText>
         </w:r>
       </w:del>
-      <w:del w:id="300" w:author="PR Preview" w:date="2026-01-01T00:00:00Z">
+      <w:del w:id="302" w:author="PR Preview" w:date="2026-01-01T00:00:00Z">
         <w:r>
           <w:delText xml:space="preserve"> </w:delText>
         </w:r>
       </w:del>
       <w:hyperlink r:id="rId210">
-        <w:del w:id="301" w:author="PR Preview" w:date="2026-01-01T00:00:00Z">
+        <w:del w:id="303" w:author="PR Preview" w:date="2026-01-01T00:00:00Z">
           <w:r>
             <w:rPr>
               <w:rStyle w:val="VerbatimChar"/>
@@ -32523,18 +32533,18 @@
       <w:pPr>
         <w:pStyle w:val="Heading3"/>
       </w:pPr>
-      <w:ins w:id="302" w:author="PR Preview" w:date="2026-01-01T00:00:00Z">
+      <w:ins w:id="304" w:author="PR Preview" w:date="2026-01-01T00:00:00Z">
         <w:r>
           <w:t xml:space="preserve">31.10</w:t>
         </w:r>
       </w:ins>
-      <w:ins w:id="303" w:author="PR Preview" w:date="2026-01-01T00:00:00Z">
+      <w:ins w:id="305" w:author="PR Preview" w:date="2026-01-01T00:00:00Z">
         <w:r>
           <w:t xml:space="preserve"> </w:t>
         </w:r>
       </w:ins>
       <w:hyperlink r:id="rId210">
-        <w:ins w:id="304" w:author="PR Preview" w:date="2026-01-01T00:00:00Z">
+        <w:ins w:id="306" w:author="PR Preview" w:date="2026-01-01T00:00:00Z">
           <w:r>
             <w:rPr>
               <w:rStyle w:val="VerbatimChar"/>
@@ -32581,18 +32591,18 @@
       <w:pPr>
         <w:pStyle w:val="Heading3"/>
       </w:pPr>
-      <w:del w:id="305" w:author="PR Preview" w:date="2026-01-01T00:00:00Z">
+      <w:del w:id="307" w:author="PR Preview" w:date="2026-01-01T00:00:00Z">
         <w:r>
           <w:delText xml:space="preserve">32.11</w:delText>
         </w:r>
       </w:del>
-      <w:del w:id="306" w:author="PR Preview" w:date="2026-01-01T00:00:00Z">
+      <w:del w:id="308" w:author="PR Preview" w:date="2026-01-01T00:00:00Z">
         <w:r>
           <w:delText xml:space="preserve"> </w:delText>
         </w:r>
       </w:del>
       <w:hyperlink r:id="rId212">
-        <w:del w:id="307" w:author="PR Preview" w:date="2026-01-01T00:00:00Z">
+        <w:del w:id="309" w:author="PR Preview" w:date="2026-01-01T00:00:00Z">
           <w:r>
             <w:rPr>
               <w:rStyle w:val="VerbatimChar"/>
@@ -32606,18 +32616,18 @@
       <w:pPr>
         <w:pStyle w:val="Heading3"/>
       </w:pPr>
-      <w:ins w:id="308" w:author="PR Preview" w:date="2026-01-01T00:00:00Z">
+      <w:ins w:id="310" w:author="PR Preview" w:date="2026-01-01T00:00:00Z">
         <w:r>
           <w:t xml:space="preserve">31.11</w:t>
         </w:r>
       </w:ins>
-      <w:ins w:id="309" w:author="PR Preview" w:date="2026-01-01T00:00:00Z">
+      <w:ins w:id="311" w:author="PR Preview" w:date="2026-01-01T00:00:00Z">
         <w:r>
           <w:t xml:space="preserve"> </w:t>
         </w:r>
       </w:ins>
       <w:hyperlink r:id="rId212">
-        <w:ins w:id="310" w:author="PR Preview" w:date="2026-01-01T00:00:00Z">
+        <w:ins w:id="312" w:author="PR Preview" w:date="2026-01-01T00:00:00Z">
           <w:r>
             <w:rPr>
               <w:rStyle w:val="VerbatimChar"/>
@@ -32688,18 +32698,18 @@
       <w:pPr>
         <w:pStyle w:val="Heading3"/>
       </w:pPr>
-      <w:del w:id="311" w:author="PR Preview" w:date="2026-01-01T00:00:00Z">
+      <w:del w:id="313" w:author="PR Preview" w:date="2026-01-01T00:00:00Z">
         <w:r>
           <w:delText xml:space="preserve">32.12</w:delText>
         </w:r>
       </w:del>
-      <w:del w:id="312" w:author="PR Preview" w:date="2026-01-01T00:00:00Z">
+      <w:del w:id="314" w:author="PR Preview" w:date="2026-01-01T00:00:00Z">
         <w:r>
           <w:delText xml:space="preserve"> </w:delText>
         </w:r>
       </w:del>
       <w:hyperlink r:id="rId214">
-        <w:del w:id="313" w:author="PR Preview" w:date="2026-01-01T00:00:00Z">
+        <w:del w:id="315" w:author="PR Preview" w:date="2026-01-01T00:00:00Z">
           <w:r>
             <w:rPr>
               <w:rStyle w:val="VerbatimChar"/>
@@ -32713,18 +32723,18 @@
       <w:pPr>
         <w:pStyle w:val="Heading3"/>
       </w:pPr>
-      <w:ins w:id="314" w:author="PR Preview" w:date="2026-01-01T00:00:00Z">
+      <w:ins w:id="316" w:author="PR Preview" w:date="2026-01-01T00:00:00Z">
         <w:r>
           <w:t xml:space="preserve">31.12</w:t>
         </w:r>
       </w:ins>
-      <w:ins w:id="315" w:author="PR Preview" w:date="2026-01-01T00:00:00Z">
+      <w:ins w:id="317" w:author="PR Preview" w:date="2026-01-01T00:00:00Z">
         <w:r>
           <w:t xml:space="preserve"> </w:t>
         </w:r>
       </w:ins>
       <w:hyperlink r:id="rId214">
-        <w:ins w:id="316" w:author="PR Preview" w:date="2026-01-01T00:00:00Z">
+        <w:ins w:id="318" w:author="PR Preview" w:date="2026-01-01T00:00:00Z">
           <w:r>
             <w:rPr>
               <w:rStyle w:val="VerbatimChar"/>
@@ -32783,18 +32793,18 @@
       <w:pPr>
         <w:pStyle w:val="Heading3"/>
       </w:pPr>
-      <w:del w:id="317" w:author="PR Preview" w:date="2026-01-01T00:00:00Z">
+      <w:del w:id="319" w:author="PR Preview" w:date="2026-01-01T00:00:00Z">
         <w:r>
           <w:delText xml:space="preserve">32.13</w:delText>
         </w:r>
       </w:del>
-      <w:del w:id="318" w:author="PR Preview" w:date="2026-01-01T00:00:00Z">
+      <w:del w:id="320" w:author="PR Preview" w:date="2026-01-01T00:00:00Z">
         <w:r>
           <w:delText xml:space="preserve"> </w:delText>
         </w:r>
       </w:del>
       <w:hyperlink r:id="rId216">
-        <w:del w:id="319" w:author="PR Preview" w:date="2026-01-01T00:00:00Z">
+        <w:del w:id="321" w:author="PR Preview" w:date="2026-01-01T00:00:00Z">
           <w:r>
             <w:rPr>
               <w:rStyle w:val="VerbatimChar"/>
@@ -32808,18 +32818,18 @@
       <w:pPr>
         <w:pStyle w:val="Heading3"/>
       </w:pPr>
-      <w:ins w:id="320" w:author="PR Preview" w:date="2026-01-01T00:00:00Z">
+      <w:ins w:id="322" w:author="PR Preview" w:date="2026-01-01T00:00:00Z">
         <w:r>
           <w:t xml:space="preserve">31.13</w:t>
         </w:r>
       </w:ins>
-      <w:ins w:id="321" w:author="PR Preview" w:date="2026-01-01T00:00:00Z">
+      <w:ins w:id="323" w:author="PR Preview" w:date="2026-01-01T00:00:00Z">
         <w:r>
           <w:t xml:space="preserve"> </w:t>
         </w:r>
       </w:ins>
       <w:hyperlink r:id="rId216">
-        <w:ins w:id="322" w:author="PR Preview" w:date="2026-01-01T00:00:00Z">
+        <w:ins w:id="324" w:author="PR Preview" w:date="2026-01-01T00:00:00Z">
           <w:r>
             <w:rPr>
               <w:rStyle w:val="VerbatimChar"/>
@@ -32867,7 +32877,7 @@
       <w:pPr>
         <w:pStyle w:val="Heading2"/>
       </w:pPr>
-      <w:del w:id="323" w:author="PR Preview" w:date="2026-01-01T00:00:00Z">
+      <w:del w:id="325" w:author="PR Preview" w:date="2026-01-01T00:00:00Z">
         <w:r>
           <w:delText xml:space="preserve">33 Testing and Quality</w:delText>
         </w:r>
@@ -32877,18 +32887,18 @@
       <w:pPr>
         <w:pStyle w:val="Heading3"/>
       </w:pPr>
-      <w:del w:id="324" w:author="PR Preview" w:date="2026-01-01T00:00:00Z">
+      <w:del w:id="326" w:author="PR Preview" w:date="2026-01-01T00:00:00Z">
         <w:r>
           <w:delText xml:space="preserve">33.1</w:delText>
         </w:r>
       </w:del>
-      <w:del w:id="325" w:author="PR Preview" w:date="2026-01-01T00:00:00Z">
+      <w:del w:id="327" w:author="PR Preview" w:date="2026-01-01T00:00:00Z">
         <w:r>
           <w:delText xml:space="preserve"> </w:delText>
         </w:r>
       </w:del>
       <w:hyperlink r:id="rId39">
-        <w:del w:id="326" w:author="PR Preview" w:date="2026-01-01T00:00:00Z">
+        <w:del w:id="328" w:author="PR Preview" w:date="2026-01-01T00:00:00Z">
           <w:r>
             <w:rPr>
               <w:rStyle w:val="VerbatimChar"/>
@@ -32902,7 +32912,7 @@
       <w:pPr>
         <w:pStyle w:val="Heading2"/>
       </w:pPr>
-      <w:ins w:id="327" w:author="PR Preview" w:date="2026-01-01T00:00:00Z">
+      <w:ins w:id="329" w:author="PR Preview" w:date="2026-01-01T00:00:00Z">
         <w:r>
           <w:t xml:space="preserve">32 Testing and Quality</w:t>
         </w:r>
@@ -32913,18 +32923,18 @@
       <w:pPr>
         <w:pStyle w:val="Heading3"/>
       </w:pPr>
-      <w:ins w:id="328" w:author="PR Preview" w:date="2026-01-01T00:00:00Z">
+      <w:ins w:id="330" w:author="PR Preview" w:date="2026-01-01T00:00:00Z">
         <w:r>
           <w:t xml:space="preserve">32.1</w:t>
         </w:r>
       </w:ins>
-      <w:ins w:id="329" w:author="PR Preview" w:date="2026-01-01T00:00:00Z">
+      <w:ins w:id="331" w:author="PR Preview" w:date="2026-01-01T00:00:00Z">
         <w:r>
           <w:t xml:space="preserve"> </w:t>
         </w:r>
       </w:ins>
       <w:hyperlink r:id="rId39">
-        <w:ins w:id="330" w:author="PR Preview" w:date="2026-01-01T00:00:00Z">
+        <w:ins w:id="332" w:author="PR Preview" w:date="2026-01-01T00:00:00Z">
           <w:r>
             <w:rPr>
               <w:rStyle w:val="VerbatimChar"/>
@@ -33007,18 +33017,18 @@
       <w:pPr>
         <w:pStyle w:val="Heading3"/>
       </w:pPr>
-      <w:del w:id="331" w:author="PR Preview" w:date="2026-01-01T00:00:00Z">
+      <w:del w:id="333" w:author="PR Preview" w:date="2026-01-01T00:00:00Z">
         <w:r>
           <w:delText xml:space="preserve">33.2</w:delText>
         </w:r>
       </w:del>
-      <w:del w:id="332" w:author="PR Preview" w:date="2026-01-01T00:00:00Z">
+      <w:del w:id="334" w:author="PR Preview" w:date="2026-01-01T00:00:00Z">
         <w:r>
           <w:delText xml:space="preserve"> </w:delText>
         </w:r>
       </w:del>
       <w:hyperlink r:id="rId220">
-        <w:del w:id="333" w:author="PR Preview" w:date="2026-01-01T00:00:00Z">
+        <w:del w:id="335" w:author="PR Preview" w:date="2026-01-01T00:00:00Z">
           <w:r>
             <w:rPr>
               <w:rStyle w:val="VerbatimChar"/>
@@ -33032,18 +33042,18 @@
       <w:pPr>
         <w:pStyle w:val="Heading3"/>
       </w:pPr>
-      <w:ins w:id="334" w:author="PR Preview" w:date="2026-01-01T00:00:00Z">
+      <w:ins w:id="336" w:author="PR Preview" w:date="2026-01-01T00:00:00Z">
         <w:r>
           <w:t xml:space="preserve">32.2</w:t>
         </w:r>
       </w:ins>
-      <w:ins w:id="335" w:author="PR Preview" w:date="2026-01-01T00:00:00Z">
+      <w:ins w:id="337" w:author="PR Preview" w:date="2026-01-01T00:00:00Z">
         <w:r>
           <w:t xml:space="preserve"> </w:t>
         </w:r>
       </w:ins>
       <w:hyperlink r:id="rId220">
-        <w:ins w:id="336" w:author="PR Preview" w:date="2026-01-01T00:00:00Z">
+        <w:ins w:id="338" w:author="PR Preview" w:date="2026-01-01T00:00:00Z">
           <w:r>
             <w:rPr>
               <w:rStyle w:val="VerbatimChar"/>
@@ -33090,18 +33100,18 @@
       <w:pPr>
         <w:pStyle w:val="Heading3"/>
       </w:pPr>
-      <w:del w:id="337" w:author="PR Preview" w:date="2026-01-01T00:00:00Z">
+      <w:del w:id="339" w:author="PR Preview" w:date="2026-01-01T00:00:00Z">
         <w:r>
           <w:delText xml:space="preserve">33.3</w:delText>
         </w:r>
       </w:del>
-      <w:del w:id="338" w:author="PR Preview" w:date="2026-01-01T00:00:00Z">
+      <w:del w:id="340" w:author="PR Preview" w:date="2026-01-01T00:00:00Z">
         <w:r>
           <w:delText xml:space="preserve"> </w:delText>
         </w:r>
       </w:del>
       <w:hyperlink r:id="rId222">
-        <w:del w:id="339" w:author="PR Preview" w:date="2026-01-01T00:00:00Z">
+        <w:del w:id="341" w:author="PR Preview" w:date="2026-01-01T00:00:00Z">
           <w:r>
             <w:rPr>
               <w:rStyle w:val="VerbatimChar"/>
@@ -33115,18 +33125,18 @@
       <w:pPr>
         <w:pStyle w:val="Heading3"/>
       </w:pPr>
-      <w:ins w:id="340" w:author="PR Preview" w:date="2026-01-01T00:00:00Z">
+      <w:ins w:id="342" w:author="PR Preview" w:date="2026-01-01T00:00:00Z">
         <w:r>
           <w:t xml:space="preserve">32.3</w:t>
         </w:r>
       </w:ins>
-      <w:ins w:id="341" w:author="PR Preview" w:date="2026-01-01T00:00:00Z">
+      <w:ins w:id="343" w:author="PR Preview" w:date="2026-01-01T00:00:00Z">
         <w:r>
           <w:t xml:space="preserve"> </w:t>
         </w:r>
       </w:ins>
       <w:hyperlink r:id="rId222">
-        <w:ins w:id="342" w:author="PR Preview" w:date="2026-01-01T00:00:00Z">
+        <w:ins w:id="344" w:author="PR Preview" w:date="2026-01-01T00:00:00Z">
           <w:r>
             <w:rPr>
               <w:rStyle w:val="VerbatimChar"/>
@@ -33215,18 +33225,18 @@
       <w:pPr>
         <w:pStyle w:val="Heading3"/>
       </w:pPr>
-      <w:del w:id="343" w:author="PR Preview" w:date="2026-01-01T00:00:00Z">
+      <w:del w:id="345" w:author="PR Preview" w:date="2026-01-01T00:00:00Z">
         <w:r>
           <w:delText xml:space="preserve">33.4</w:delText>
         </w:r>
       </w:del>
-      <w:del w:id="344" w:author="PR Preview" w:date="2026-01-01T00:00:00Z">
+      <w:del w:id="346" w:author="PR Preview" w:date="2026-01-01T00:00:00Z">
         <w:r>
           <w:delText xml:space="preserve"> </w:delText>
         </w:r>
       </w:del>
       <w:hyperlink r:id="rId224">
-        <w:del w:id="345" w:author="PR Preview" w:date="2026-01-01T00:00:00Z">
+        <w:del w:id="347" w:author="PR Preview" w:date="2026-01-01T00:00:00Z">
           <w:r>
             <w:rPr>
               <w:rStyle w:val="VerbatimChar"/>
@@ -33240,18 +33250,18 @@
       <w:pPr>
         <w:pStyle w:val="Heading3"/>
       </w:pPr>
-      <w:ins w:id="346" w:author="PR Preview" w:date="2026-01-01T00:00:00Z">
+      <w:ins w:id="348" w:author="PR Preview" w:date="2026-01-01T00:00:00Z">
         <w:r>
           <w:t xml:space="preserve">32.4</w:t>
         </w:r>
       </w:ins>
-      <w:ins w:id="347" w:author="PR Preview" w:date="2026-01-01T00:00:00Z">
+      <w:ins w:id="349" w:author="PR Preview" w:date="2026-01-01T00:00:00Z">
         <w:r>
           <w:t xml:space="preserve"> </w:t>
         </w:r>
       </w:ins>
       <w:hyperlink r:id="rId224">
-        <w:ins w:id="348" w:author="PR Preview" w:date="2026-01-01T00:00:00Z">
+        <w:ins w:id="350" w:author="PR Preview" w:date="2026-01-01T00:00:00Z">
           <w:r>
             <w:rPr>
               <w:rStyle w:val="VerbatimChar"/>
@@ -33299,7 +33309,7 @@
       <w:pPr>
         <w:pStyle w:val="Heading2"/>
       </w:pPr>
-      <w:del w:id="349" w:author="PR Preview" w:date="2026-01-01T00:00:00Z">
+      <w:del w:id="351" w:author="PR Preview" w:date="2026-01-01T00:00:00Z">
         <w:r>
           <w:delText xml:space="preserve">34 Core Language and Infrastructure</w:delText>
         </w:r>
@@ -33309,18 +33319,18 @@
       <w:pPr>
         <w:pStyle w:val="Heading3"/>
       </w:pPr>
-      <w:del w:id="350" w:author="PR Preview" w:date="2026-01-01T00:00:00Z">
+      <w:del w:id="352" w:author="PR Preview" w:date="2026-01-01T00:00:00Z">
         <w:r>
           <w:delText xml:space="preserve">34.1</w:delText>
         </w:r>
       </w:del>
-      <w:del w:id="351" w:author="PR Preview" w:date="2026-01-01T00:00:00Z">
+      <w:del w:id="353" w:author="PR Preview" w:date="2026-01-01T00:00:00Z">
         <w:r>
           <w:delText xml:space="preserve"> </w:delText>
         </w:r>
       </w:del>
       <w:hyperlink r:id="rId227">
-        <w:del w:id="352" w:author="PR Preview" w:date="2026-01-01T00:00:00Z">
+        <w:del w:id="354" w:author="PR Preview" w:date="2026-01-01T00:00:00Z">
           <w:r>
             <w:rPr>
               <w:rStyle w:val="VerbatimChar"/>
@@ -33334,7 +33344,7 @@
       <w:pPr>
         <w:pStyle w:val="Heading2"/>
       </w:pPr>
-      <w:ins w:id="353" w:author="PR Preview" w:date="2026-01-01T00:00:00Z">
+      <w:ins w:id="355" w:author="PR Preview" w:date="2026-01-01T00:00:00Z">
         <w:r>
           <w:t xml:space="preserve">33 Core Language and Infrastructure</w:t>
         </w:r>
@@ -33345,18 +33355,18 @@
       <w:pPr>
         <w:pStyle w:val="Heading3"/>
       </w:pPr>
-      <w:ins w:id="354" w:author="PR Preview" w:date="2026-01-01T00:00:00Z">
+      <w:ins w:id="356" w:author="PR Preview" w:date="2026-01-01T00:00:00Z">
         <w:r>
           <w:t xml:space="preserve">33.1</w:t>
         </w:r>
       </w:ins>
-      <w:ins w:id="355" w:author="PR Preview" w:date="2026-01-01T00:00:00Z">
+      <w:ins w:id="357" w:author="PR Preview" w:date="2026-01-01T00:00:00Z">
         <w:r>
           <w:t xml:space="preserve"> </w:t>
         </w:r>
       </w:ins>
       <w:hyperlink r:id="rId227">
-        <w:ins w:id="356" w:author="PR Preview" w:date="2026-01-01T00:00:00Z">
+        <w:ins w:id="358" w:author="PR Preview" w:date="2026-01-01T00:00:00Z">
           <w:r>
             <w:rPr>
               <w:rStyle w:val="VerbatimChar"/>
@@ -33403,18 +33413,18 @@
       <w:pPr>
         <w:pStyle w:val="Heading3"/>
       </w:pPr>
-      <w:del w:id="357" w:author="PR Preview" w:date="2026-01-01T00:00:00Z">
+      <w:del w:id="359" w:author="PR Preview" w:date="2026-01-01T00:00:00Z">
         <w:r>
           <w:delText xml:space="preserve">34.2</w:delText>
         </w:r>
       </w:del>
-      <w:del w:id="358" w:author="PR Preview" w:date="2026-01-01T00:00:00Z">
+      <w:del w:id="360" w:author="PR Preview" w:date="2026-01-01T00:00:00Z">
         <w:r>
           <w:delText xml:space="preserve"> </w:delText>
         </w:r>
       </w:del>
       <w:hyperlink r:id="rId229">
-        <w:del w:id="359" w:author="PR Preview" w:date="2026-01-01T00:00:00Z">
+        <w:del w:id="361" w:author="PR Preview" w:date="2026-01-01T00:00:00Z">
           <w:r>
             <w:rPr>
               <w:rStyle w:val="VerbatimChar"/>
@@ -33428,18 +33438,18 @@
       <w:pPr>
         <w:pStyle w:val="Heading3"/>
       </w:pPr>
-      <w:ins w:id="360" w:author="PR Preview" w:date="2026-01-01T00:00:00Z">
+      <w:ins w:id="362" w:author="PR Preview" w:date="2026-01-01T00:00:00Z">
         <w:r>
           <w:t xml:space="preserve">33.2</w:t>
         </w:r>
       </w:ins>
-      <w:ins w:id="361" w:author="PR Preview" w:date="2026-01-01T00:00:00Z">
+      <w:ins w:id="363" w:author="PR Preview" w:date="2026-01-01T00:00:00Z">
         <w:r>
           <w:t xml:space="preserve"> </w:t>
         </w:r>
       </w:ins>
       <w:hyperlink r:id="rId229">
-        <w:ins w:id="362" w:author="PR Preview" w:date="2026-01-01T00:00:00Z">
+        <w:ins w:id="364" w:author="PR Preview" w:date="2026-01-01T00:00:00Z">
           <w:r>
             <w:rPr>
               <w:rStyle w:val="VerbatimChar"/>
@@ -33516,18 +33526,18 @@
       <w:pPr>
         <w:pStyle w:val="Heading3"/>
       </w:pPr>
-      <w:del w:id="363" w:author="PR Preview" w:date="2026-01-01T00:00:00Z">
+      <w:del w:id="365" w:author="PR Preview" w:date="2026-01-01T00:00:00Z">
         <w:r>
           <w:delText xml:space="preserve">34.3</w:delText>
         </w:r>
       </w:del>
-      <w:del w:id="364" w:author="PR Preview" w:date="2026-01-01T00:00:00Z">
+      <w:del w:id="366" w:author="PR Preview" w:date="2026-01-01T00:00:00Z">
         <w:r>
           <w:delText xml:space="preserve"> </w:delText>
         </w:r>
       </w:del>
       <w:hyperlink r:id="rId231">
-        <w:del w:id="365" w:author="PR Preview" w:date="2026-01-01T00:00:00Z">
+        <w:del w:id="367" w:author="PR Preview" w:date="2026-01-01T00:00:00Z">
           <w:r>
             <w:rPr>
               <w:rStyle w:val="VerbatimChar"/>
@@ -33541,18 +33551,18 @@
       <w:pPr>
         <w:pStyle w:val="Heading3"/>
       </w:pPr>
-      <w:ins w:id="366" w:author="PR Preview" w:date="2026-01-01T00:00:00Z">
+      <w:ins w:id="368" w:author="PR Preview" w:date="2026-01-01T00:00:00Z">
         <w:r>
           <w:t xml:space="preserve">33.3</w:t>
         </w:r>
       </w:ins>
-      <w:ins w:id="367" w:author="PR Preview" w:date="2026-01-01T00:00:00Z">
+      <w:ins w:id="369" w:author="PR Preview" w:date="2026-01-01T00:00:00Z">
         <w:r>
           <w:t xml:space="preserve"> </w:t>
         </w:r>
       </w:ins>
       <w:hyperlink r:id="rId231">
-        <w:ins w:id="368" w:author="PR Preview" w:date="2026-01-01T00:00:00Z">
+        <w:ins w:id="370" w:author="PR Preview" w:date="2026-01-01T00:00:00Z">
           <w:r>
             <w:rPr>
               <w:rStyle w:val="VerbatimChar"/>
@@ -33605,18 +33615,18 @@
       <w:pPr>
         <w:pStyle w:val="Heading3"/>
       </w:pPr>
-      <w:del w:id="369" w:author="PR Preview" w:date="2026-01-01T00:00:00Z">
+      <w:del w:id="371" w:author="PR Preview" w:date="2026-01-01T00:00:00Z">
         <w:r>
           <w:delText xml:space="preserve">34.4</w:delText>
         </w:r>
       </w:del>
-      <w:del w:id="370" w:author="PR Preview" w:date="2026-01-01T00:00:00Z">
+      <w:del w:id="372" w:author="PR Preview" w:date="2026-01-01T00:00:00Z">
         <w:r>
           <w:delText xml:space="preserve"> </w:delText>
         </w:r>
       </w:del>
       <w:hyperlink r:id="rId233">
-        <w:del w:id="371" w:author="PR Preview" w:date="2026-01-01T00:00:00Z">
+        <w:del w:id="373" w:author="PR Preview" w:date="2026-01-01T00:00:00Z">
           <w:r>
             <w:rPr>
               <w:rStyle w:val="VerbatimChar"/>
@@ -33630,18 +33640,18 @@
       <w:pPr>
         <w:pStyle w:val="Heading3"/>
       </w:pPr>
-      <w:ins w:id="372" w:author="PR Preview" w:date="2026-01-01T00:00:00Z">
+      <w:ins w:id="374" w:author="PR Preview" w:date="2026-01-01T00:00:00Z">
         <w:r>
           <w:t xml:space="preserve">33.4</w:t>
         </w:r>
       </w:ins>
-      <w:ins w:id="373" w:author="PR Preview" w:date="2026-01-01T00:00:00Z">
+      <w:ins w:id="375" w:author="PR Preview" w:date="2026-01-01T00:00:00Z">
         <w:r>
           <w:t xml:space="preserve"> </w:t>
         </w:r>
       </w:ins>
       <w:hyperlink r:id="rId233">
-        <w:ins w:id="374" w:author="PR Preview" w:date="2026-01-01T00:00:00Z">
+        <w:ins w:id="376" w:author="PR Preview" w:date="2026-01-01T00:00:00Z">
           <w:r>
             <w:rPr>
               <w:rStyle w:val="VerbatimChar"/>
@@ -33703,18 +33713,18 @@
       <w:pPr>
         <w:pStyle w:val="Heading3"/>
       </w:pPr>
-      <w:del w:id="375" w:author="PR Preview" w:date="2026-01-01T00:00:00Z">
+      <w:del w:id="377" w:author="PR Preview" w:date="2026-01-01T00:00:00Z">
         <w:r>
           <w:delText xml:space="preserve">34.5</w:delText>
         </w:r>
       </w:del>
-      <w:del w:id="376" w:author="PR Preview" w:date="2026-01-01T00:00:00Z">
+      <w:del w:id="378" w:author="PR Preview" w:date="2026-01-01T00:00:00Z">
         <w:r>
           <w:delText xml:space="preserve"> </w:delText>
         </w:r>
       </w:del>
       <w:hyperlink r:id="rId235">
-        <w:del w:id="377" w:author="PR Preview" w:date="2026-01-01T00:00:00Z">
+        <w:del w:id="379" w:author="PR Preview" w:date="2026-01-01T00:00:00Z">
           <w:r>
             <w:rPr>
               <w:rStyle w:val="VerbatimChar"/>
@@ -33728,18 +33738,18 @@
       <w:pPr>
         <w:pStyle w:val="Heading3"/>
       </w:pPr>
-      <w:ins w:id="378" w:author="PR Preview" w:date="2026-01-01T00:00:00Z">
+      <w:ins w:id="380" w:author="PR Preview" w:date="2026-01-01T00:00:00Z">
         <w:r>
           <w:t xml:space="preserve">33.5</w:t>
         </w:r>
       </w:ins>
-      <w:ins w:id="379" w:author="PR Preview" w:date="2026-01-01T00:00:00Z">
+      <w:ins w:id="381" w:author="PR Preview" w:date="2026-01-01T00:00:00Z">
         <w:r>
           <w:t xml:space="preserve"> </w:t>
         </w:r>
       </w:ins>
       <w:hyperlink r:id="rId235">
-        <w:ins w:id="380" w:author="PR Preview" w:date="2026-01-01T00:00:00Z">
+        <w:ins w:id="382" w:author="PR Preview" w:date="2026-01-01T00:00:00Z">
           <w:r>
             <w:rPr>
               <w:rStyle w:val="VerbatimChar"/>
@@ -33780,18 +33790,18 @@
       <w:pPr>
         <w:pStyle w:val="Heading3"/>
       </w:pPr>
-      <w:del w:id="381" w:author="PR Preview" w:date="2026-01-01T00:00:00Z">
+      <w:del w:id="383" w:author="PR Preview" w:date="2026-01-01T00:00:00Z">
         <w:r>
           <w:delText xml:space="preserve">34.6</w:delText>
         </w:r>
       </w:del>
-      <w:del w:id="382" w:author="PR Preview" w:date="2026-01-01T00:00:00Z">
+      <w:del w:id="384" w:author="PR Preview" w:date="2026-01-01T00:00:00Z">
         <w:r>
           <w:delText xml:space="preserve"> </w:delText>
         </w:r>
       </w:del>
       <w:hyperlink r:id="rId237">
-        <w:del w:id="383" w:author="PR Preview" w:date="2026-01-01T00:00:00Z">
+        <w:del w:id="385" w:author="PR Preview" w:date="2026-01-01T00:00:00Z">
           <w:r>
             <w:rPr>
               <w:rStyle w:val="VerbatimChar"/>
@@ -33805,18 +33815,18 @@
       <w:pPr>
         <w:pStyle w:val="Heading3"/>
       </w:pPr>
-      <w:ins w:id="384" w:author="PR Preview" w:date="2026-01-01T00:00:00Z">
+      <w:ins w:id="386" w:author="PR Preview" w:date="2026-01-01T00:00:00Z">
         <w:r>
           <w:t xml:space="preserve">33.6</w:t>
         </w:r>
       </w:ins>
-      <w:ins w:id="385" w:author="PR Preview" w:date="2026-01-01T00:00:00Z">
+      <w:ins w:id="387" w:author="PR Preview" w:date="2026-01-01T00:00:00Z">
         <w:r>
           <w:t xml:space="preserve"> </w:t>
         </w:r>
       </w:ins>
       <w:hyperlink r:id="rId237">
-        <w:ins w:id="386" w:author="PR Preview" w:date="2026-01-01T00:00:00Z">
+        <w:ins w:id="388" w:author="PR Preview" w:date="2026-01-01T00:00:00Z">
           <w:r>
             <w:rPr>
               <w:rStyle w:val="VerbatimChar"/>
@@ -33876,7 +33886,7 @@
       <w:pPr>
         <w:pStyle w:val="Heading2"/>
       </w:pPr>
-      <w:del w:id="387" w:author="PR Preview" w:date="2026-01-01T00:00:00Z">
+      <w:del w:id="389" w:author="PR Preview" w:date="2026-01-01T00:00:00Z">
         <w:r>
           <w:delText xml:space="preserve">35 System and Process</w:delText>
         </w:r>
@@ -33886,18 +33896,18 @@
       <w:pPr>
         <w:pStyle w:val="Heading3"/>
       </w:pPr>
-      <w:del w:id="388" w:author="PR Preview" w:date="2026-01-01T00:00:00Z">
+      <w:del w:id="390" w:author="PR Preview" w:date="2026-01-01T00:00:00Z">
         <w:r>
           <w:delText xml:space="preserve">35.1</w:delText>
         </w:r>
       </w:del>
-      <w:del w:id="389" w:author="PR Preview" w:date="2026-01-01T00:00:00Z">
+      <w:del w:id="391" w:author="PR Preview" w:date="2026-01-01T00:00:00Z">
         <w:r>
           <w:delText xml:space="preserve"> </w:delText>
         </w:r>
       </w:del>
       <w:hyperlink r:id="rId240">
-        <w:del w:id="390" w:author="PR Preview" w:date="2026-01-01T00:00:00Z">
+        <w:del w:id="392" w:author="PR Preview" w:date="2026-01-01T00:00:00Z">
           <w:r>
             <w:rPr>
               <w:rStyle w:val="VerbatimChar"/>
@@ -33911,7 +33921,7 @@
       <w:pPr>
         <w:pStyle w:val="Heading2"/>
       </w:pPr>
-      <w:ins w:id="391" w:author="PR Preview" w:date="2026-01-01T00:00:00Z">
+      <w:ins w:id="393" w:author="PR Preview" w:date="2026-01-01T00:00:00Z">
         <w:r>
           <w:t xml:space="preserve">34 System and Process</w:t>
         </w:r>
@@ -33922,18 +33932,18 @@
       <w:pPr>
         <w:pStyle w:val="Heading3"/>
       </w:pPr>
-      <w:ins w:id="392" w:author="PR Preview" w:date="2026-01-01T00:00:00Z">
+      <w:ins w:id="394" w:author="PR Preview" w:date="2026-01-01T00:00:00Z">
         <w:r>
           <w:t xml:space="preserve">34.1</w:t>
         </w:r>
       </w:ins>
-      <w:ins w:id="393" w:author="PR Preview" w:date="2026-01-01T00:00:00Z">
+      <w:ins w:id="395" w:author="PR Preview" w:date="2026-01-01T00:00:00Z">
         <w:r>
           <w:t xml:space="preserve"> </w:t>
         </w:r>
       </w:ins>
       <w:hyperlink r:id="rId240">
-        <w:ins w:id="394" w:author="PR Preview" w:date="2026-01-01T00:00:00Z">
+        <w:ins w:id="396" w:author="PR Preview" w:date="2026-01-01T00:00:00Z">
           <w:r>
             <w:rPr>
               <w:rStyle w:val="VerbatimChar"/>
@@ -34025,18 +34035,18 @@
       <w:pPr>
         <w:pStyle w:val="Heading3"/>
       </w:pPr>
-      <w:del w:id="395" w:author="PR Preview" w:date="2026-01-01T00:00:00Z">
+      <w:del w:id="397" w:author="PR Preview" w:date="2026-01-01T00:00:00Z">
         <w:r>
           <w:delText xml:space="preserve">35.2</w:delText>
         </w:r>
       </w:del>
-      <w:del w:id="396" w:author="PR Preview" w:date="2026-01-01T00:00:00Z">
+      <w:del w:id="398" w:author="PR Preview" w:date="2026-01-01T00:00:00Z">
         <w:r>
           <w:delText xml:space="preserve"> </w:delText>
         </w:r>
       </w:del>
       <w:hyperlink r:id="rId242">
-        <w:del w:id="397" w:author="PR Preview" w:date="2026-01-01T00:00:00Z">
+        <w:del w:id="399" w:author="PR Preview" w:date="2026-01-01T00:00:00Z">
           <w:r>
             <w:rPr>
               <w:rStyle w:val="VerbatimChar"/>
@@ -34050,18 +34060,18 @@
       <w:pPr>
         <w:pStyle w:val="Heading3"/>
       </w:pPr>
-      <w:ins w:id="398" w:author="PR Preview" w:date="2026-01-01T00:00:00Z">
+      <w:ins w:id="400" w:author="PR Preview" w:date="2026-01-01T00:00:00Z">
         <w:r>
           <w:t xml:space="preserve">34.2</w:t>
         </w:r>
       </w:ins>
-      <w:ins w:id="399" w:author="PR Preview" w:date="2026-01-01T00:00:00Z">
+      <w:ins w:id="401" w:author="PR Preview" w:date="2026-01-01T00:00:00Z">
         <w:r>
           <w:t xml:space="preserve"> </w:t>
         </w:r>
       </w:ins>
       <w:hyperlink r:id="rId242">
-        <w:ins w:id="400" w:author="PR Preview" w:date="2026-01-01T00:00:00Z">
+        <w:ins w:id="402" w:author="PR Preview" w:date="2026-01-01T00:00:00Z">
           <w:r>
             <w:rPr>
               <w:rStyle w:val="VerbatimChar"/>
@@ -34132,18 +34142,18 @@
       <w:pPr>
         <w:pStyle w:val="Heading3"/>
       </w:pPr>
-      <w:del w:id="401" w:author="PR Preview" w:date="2026-01-01T00:00:00Z">
+      <w:del w:id="403" w:author="PR Preview" w:date="2026-01-01T00:00:00Z">
         <w:r>
           <w:delText xml:space="preserve">35.3</w:delText>
         </w:r>
       </w:del>
-      <w:del w:id="402" w:author="PR Preview" w:date="2026-01-01T00:00:00Z">
+      <w:del w:id="404" w:author="PR Preview" w:date="2026-01-01T00:00:00Z">
         <w:r>
           <w:delText xml:space="preserve"> </w:delText>
         </w:r>
       </w:del>
       <w:hyperlink r:id="rId244">
-        <w:del w:id="403" w:author="PR Preview" w:date="2026-01-01T00:00:00Z">
+        <w:del w:id="405" w:author="PR Preview" w:date="2026-01-01T00:00:00Z">
           <w:r>
             <w:rPr>
               <w:rStyle w:val="VerbatimChar"/>
@@ -34157,18 +34167,18 @@
       <w:pPr>
         <w:pStyle w:val="Heading3"/>
       </w:pPr>
-      <w:ins w:id="404" w:author="PR Preview" w:date="2026-01-01T00:00:00Z">
+      <w:ins w:id="406" w:author="PR Preview" w:date="2026-01-01T00:00:00Z">
         <w:r>
           <w:t xml:space="preserve">34.3</w:t>
         </w:r>
       </w:ins>
-      <w:ins w:id="405" w:author="PR Preview" w:date="2026-01-01T00:00:00Z">
+      <w:ins w:id="407" w:author="PR Preview" w:date="2026-01-01T00:00:00Z">
         <w:r>
           <w:t xml:space="preserve"> </w:t>
         </w:r>
       </w:ins>
       <w:hyperlink r:id="rId244">
-        <w:ins w:id="406" w:author="PR Preview" w:date="2026-01-01T00:00:00Z">
+        <w:ins w:id="408" w:author="PR Preview" w:date="2026-01-01T00:00:00Z">
           <w:r>
             <w:rPr>
               <w:rStyle w:val="VerbatimChar"/>
@@ -34227,18 +34237,18 @@
       <w:pPr>
         <w:pStyle w:val="Heading3"/>
       </w:pPr>
-      <w:del w:id="407" w:author="PR Preview" w:date="2026-01-01T00:00:00Z">
+      <w:del w:id="409" w:author="PR Preview" w:date="2026-01-01T00:00:00Z">
         <w:r>
           <w:delText xml:space="preserve">35.4</w:delText>
         </w:r>
       </w:del>
-      <w:del w:id="408" w:author="PR Preview" w:date="2026-01-01T00:00:00Z">
+      <w:del w:id="410" w:author="PR Preview" w:date="2026-01-01T00:00:00Z">
         <w:r>
           <w:delText xml:space="preserve"> </w:delText>
         </w:r>
       </w:del>
       <w:hyperlink r:id="rId246">
-        <w:del w:id="409" w:author="PR Preview" w:date="2026-01-01T00:00:00Z">
+        <w:del w:id="411" w:author="PR Preview" w:date="2026-01-01T00:00:00Z">
           <w:r>
             <w:rPr>
               <w:rStyle w:val="VerbatimChar"/>
@@ -34252,18 +34262,18 @@
       <w:pPr>
         <w:pStyle w:val="Heading3"/>
       </w:pPr>
-      <w:ins w:id="410" w:author="PR Preview" w:date="2026-01-01T00:00:00Z">
+      <w:ins w:id="412" w:author="PR Preview" w:date="2026-01-01T00:00:00Z">
         <w:r>
           <w:t xml:space="preserve">34.4</w:t>
         </w:r>
       </w:ins>
-      <w:ins w:id="411" w:author="PR Preview" w:date="2026-01-01T00:00:00Z">
+      <w:ins w:id="413" w:author="PR Preview" w:date="2026-01-01T00:00:00Z">
         <w:r>
           <w:t xml:space="preserve"> </w:t>
         </w:r>
       </w:ins>
       <w:hyperlink r:id="rId246">
-        <w:ins w:id="412" w:author="PR Preview" w:date="2026-01-01T00:00:00Z">
+        <w:ins w:id="414" w:author="PR Preview" w:date="2026-01-01T00:00:00Z">
           <w:r>
             <w:rPr>
               <w:rStyle w:val="VerbatimChar"/>
@@ -34338,7 +34348,7 @@
       <w:pPr>
         <w:pStyle w:val="Heading2"/>
       </w:pPr>
-      <w:del w:id="413" w:author="PR Preview" w:date="2026-01-01T00:00:00Z">
+      <w:del w:id="415" w:author="PR Preview" w:date="2026-01-01T00:00:00Z">
         <w:r>
           <w:delText xml:space="preserve">36 HTTP and Web</w:delText>
         </w:r>
@@ -34348,18 +34358,18 @@
       <w:pPr>
         <w:pStyle w:val="Heading3"/>
       </w:pPr>
-      <w:del w:id="414" w:author="PR Preview" w:date="2026-01-01T00:00:00Z">
+      <w:del w:id="416" w:author="PR Preview" w:date="2026-01-01T00:00:00Z">
         <w:r>
           <w:delText xml:space="preserve">36.1</w:delText>
         </w:r>
       </w:del>
-      <w:del w:id="415" w:author="PR Preview" w:date="2026-01-01T00:00:00Z">
+      <w:del w:id="417" w:author="PR Preview" w:date="2026-01-01T00:00:00Z">
         <w:r>
           <w:delText xml:space="preserve"> </w:delText>
         </w:r>
       </w:del>
       <w:hyperlink r:id="rId249">
-        <w:del w:id="416" w:author="PR Preview" w:date="2026-01-01T00:00:00Z">
+        <w:del w:id="418" w:author="PR Preview" w:date="2026-01-01T00:00:00Z">
           <w:r>
             <w:rPr>
               <w:rStyle w:val="VerbatimChar"/>
@@ -34373,7 +34383,7 @@
       <w:pPr>
         <w:pStyle w:val="Heading2"/>
       </w:pPr>
-      <w:ins w:id="417" w:author="PR Preview" w:date="2026-01-01T00:00:00Z">
+      <w:ins w:id="419" w:author="PR Preview" w:date="2026-01-01T00:00:00Z">
         <w:r>
           <w:t xml:space="preserve">35 HTTP and Web</w:t>
         </w:r>
@@ -34384,18 +34394,18 @@
       <w:pPr>
         <w:pStyle w:val="Heading3"/>
       </w:pPr>
-      <w:ins w:id="418" w:author="PR Preview" w:date="2026-01-01T00:00:00Z">
+      <w:ins w:id="420" w:author="PR Preview" w:date="2026-01-01T00:00:00Z">
         <w:r>
           <w:t xml:space="preserve">35.1</w:t>
         </w:r>
       </w:ins>
-      <w:ins w:id="419" w:author="PR Preview" w:date="2026-01-01T00:00:00Z">
+      <w:ins w:id="421" w:author="PR Preview" w:date="2026-01-01T00:00:00Z">
         <w:r>
           <w:t xml:space="preserve"> </w:t>
         </w:r>
       </w:ins>
       <w:hyperlink r:id="rId249">
-        <w:ins w:id="420" w:author="PR Preview" w:date="2026-01-01T00:00:00Z">
+        <w:ins w:id="422" w:author="PR Preview" w:date="2026-01-01T00:00:00Z">
           <w:r>
             <w:rPr>
               <w:rStyle w:val="VerbatimChar"/>
@@ -34463,18 +34473,18 @@
       <w:pPr>
         <w:pStyle w:val="Heading3"/>
       </w:pPr>
-      <w:del w:id="421" w:author="PR Preview" w:date="2026-01-01T00:00:00Z">
+      <w:del w:id="423" w:author="PR Preview" w:date="2026-01-01T00:00:00Z">
         <w:r>
           <w:delText xml:space="preserve">36.2</w:delText>
         </w:r>
       </w:del>
-      <w:del w:id="422" w:author="PR Preview" w:date="2026-01-01T00:00:00Z">
+      <w:del w:id="424" w:author="PR Preview" w:date="2026-01-01T00:00:00Z">
         <w:r>
           <w:delText xml:space="preserve"> </w:delText>
         </w:r>
       </w:del>
       <w:hyperlink r:id="rId251">
-        <w:del w:id="423" w:author="PR Preview" w:date="2026-01-01T00:00:00Z">
+        <w:del w:id="425" w:author="PR Preview" w:date="2026-01-01T00:00:00Z">
           <w:r>
             <w:rPr>
               <w:rStyle w:val="VerbatimChar"/>
@@ -34488,18 +34498,18 @@
       <w:pPr>
         <w:pStyle w:val="Heading3"/>
       </w:pPr>
-      <w:ins w:id="424" w:author="PR Preview" w:date="2026-01-01T00:00:00Z">
+      <w:ins w:id="426" w:author="PR Preview" w:date="2026-01-01T00:00:00Z">
         <w:r>
           <w:t xml:space="preserve">35.2</w:t>
         </w:r>
       </w:ins>
-      <w:ins w:id="425" w:author="PR Preview" w:date="2026-01-01T00:00:00Z">
+      <w:ins w:id="427" w:author="PR Preview" w:date="2026-01-01T00:00:00Z">
         <w:r>
           <w:t xml:space="preserve"> </w:t>
         </w:r>
       </w:ins>
       <w:hyperlink r:id="rId251">
-        <w:ins w:id="426" w:author="PR Preview" w:date="2026-01-01T00:00:00Z">
+        <w:ins w:id="428" w:author="PR Preview" w:date="2026-01-01T00:00:00Z">
           <w:r>
             <w:rPr>
               <w:rStyle w:val="VerbatimChar"/>
@@ -34603,18 +34613,18 @@
       <w:pPr>
         <w:pStyle w:val="Heading3"/>
       </w:pPr>
-      <w:del w:id="427" w:author="PR Preview" w:date="2026-01-01T00:00:00Z">
+      <w:del w:id="429" w:author="PR Preview" w:date="2026-01-01T00:00:00Z">
         <w:r>
           <w:delText xml:space="preserve">36.3</w:delText>
         </w:r>
       </w:del>
-      <w:del w:id="428" w:author="PR Preview" w:date="2026-01-01T00:00:00Z">
+      <w:del w:id="430" w:author="PR Preview" w:date="2026-01-01T00:00:00Z">
         <w:r>
           <w:delText xml:space="preserve"> </w:delText>
         </w:r>
       </w:del>
       <w:hyperlink r:id="rId253">
-        <w:del w:id="429" w:author="PR Preview" w:date="2026-01-01T00:00:00Z">
+        <w:del w:id="431" w:author="PR Preview" w:date="2026-01-01T00:00:00Z">
           <w:r>
             <w:rPr>
               <w:rStyle w:val="VerbatimChar"/>
@@ -34628,18 +34638,18 @@
       <w:pPr>
         <w:pStyle w:val="Heading3"/>
       </w:pPr>
-      <w:ins w:id="430" w:author="PR Preview" w:date="2026-01-01T00:00:00Z">
+      <w:ins w:id="432" w:author="PR Preview" w:date="2026-01-01T00:00:00Z">
         <w:r>
           <w:t xml:space="preserve">35.3</w:t>
         </w:r>
       </w:ins>
-      <w:ins w:id="431" w:author="PR Preview" w:date="2026-01-01T00:00:00Z">
+      <w:ins w:id="433" w:author="PR Preview" w:date="2026-01-01T00:00:00Z">
         <w:r>
           <w:t xml:space="preserve"> </w:t>
         </w:r>
       </w:ins>
       <w:hyperlink r:id="rId253">
-        <w:ins w:id="432" w:author="PR Preview" w:date="2026-01-01T00:00:00Z">
+        <w:ins w:id="434" w:author="PR Preview" w:date="2026-01-01T00:00:00Z">
           <w:r>
             <w:rPr>
               <w:rStyle w:val="VerbatimChar"/>
@@ -34695,18 +34705,18 @@
       <w:pPr>
         <w:pStyle w:val="Heading3"/>
       </w:pPr>
-      <w:del w:id="433" w:author="PR Preview" w:date="2026-01-01T00:00:00Z">
+      <w:del w:id="435" w:author="PR Preview" w:date="2026-01-01T00:00:00Z">
         <w:r>
           <w:delText xml:space="preserve">36.4</w:delText>
         </w:r>
       </w:del>
-      <w:del w:id="434" w:author="PR Preview" w:date="2026-01-01T00:00:00Z">
+      <w:del w:id="436" w:author="PR Preview" w:date="2026-01-01T00:00:00Z">
         <w:r>
           <w:delText xml:space="preserve"> </w:delText>
         </w:r>
       </w:del>
       <w:hyperlink r:id="rId255">
-        <w:del w:id="435" w:author="PR Preview" w:date="2026-01-01T00:00:00Z">
+        <w:del w:id="437" w:author="PR Preview" w:date="2026-01-01T00:00:00Z">
           <w:r>
             <w:rPr>
               <w:rStyle w:val="VerbatimChar"/>
@@ -34720,18 +34730,18 @@
       <w:pPr>
         <w:pStyle w:val="Heading3"/>
       </w:pPr>
-      <w:ins w:id="436" w:author="PR Preview" w:date="2026-01-01T00:00:00Z">
+      <w:ins w:id="438" w:author="PR Preview" w:date="2026-01-01T00:00:00Z">
         <w:r>
           <w:t xml:space="preserve">35.4</w:t>
         </w:r>
       </w:ins>
-      <w:ins w:id="437" w:author="PR Preview" w:date="2026-01-01T00:00:00Z">
+      <w:ins w:id="439" w:author="PR Preview" w:date="2026-01-01T00:00:00Z">
         <w:r>
           <w:t xml:space="preserve"> </w:t>
         </w:r>
       </w:ins>
       <w:hyperlink r:id="rId255">
-        <w:ins w:id="438" w:author="PR Preview" w:date="2026-01-01T00:00:00Z">
+        <w:ins w:id="440" w:author="PR Preview" w:date="2026-01-01T00:00:00Z">
           <w:r>
             <w:rPr>
               <w:rStyle w:val="VerbatimChar"/>
@@ -34803,7 +34813,7 @@
       <w:pPr>
         <w:pStyle w:val="Heading2"/>
       </w:pPr>
-      <w:del w:id="439" w:author="PR Preview" w:date="2026-01-01T00:00:00Z">
+      <w:del w:id="441" w:author="PR Preview" w:date="2026-01-01T00:00:00Z">
         <w:r>
           <w:delText xml:space="preserve">37 Utilities</w:delText>
         </w:r>
@@ -34813,18 +34823,18 @@
       <w:pPr>
         <w:pStyle w:val="Heading3"/>
       </w:pPr>
-      <w:del w:id="440" w:author="PR Preview" w:date="2026-01-01T00:00:00Z">
+      <w:del w:id="442" w:author="PR Preview" w:date="2026-01-01T00:00:00Z">
         <w:r>
           <w:delText xml:space="preserve">37.1</w:delText>
         </w:r>
       </w:del>
-      <w:del w:id="441" w:author="PR Preview" w:date="2026-01-01T00:00:00Z">
+      <w:del w:id="443" w:author="PR Preview" w:date="2026-01-01T00:00:00Z">
         <w:r>
           <w:delText xml:space="preserve"> </w:delText>
         </w:r>
       </w:del>
       <w:hyperlink r:id="rId258">
-        <w:del w:id="442" w:author="PR Preview" w:date="2026-01-01T00:00:00Z">
+        <w:del w:id="444" w:author="PR Preview" w:date="2026-01-01T00:00:00Z">
           <w:r>
             <w:rPr>
               <w:rStyle w:val="VerbatimChar"/>
@@ -34838,7 +34848,7 @@
       <w:pPr>
         <w:pStyle w:val="Heading2"/>
       </w:pPr>
-      <w:ins w:id="443" w:author="PR Preview" w:date="2026-01-01T00:00:00Z">
+      <w:ins w:id="445" w:author="PR Preview" w:date="2026-01-01T00:00:00Z">
         <w:r>
           <w:t xml:space="preserve">36 Utilities</w:t>
         </w:r>
@@ -34849,18 +34859,18 @@
       <w:pPr>
         <w:pStyle w:val="Heading3"/>
       </w:pPr>
-      <w:ins w:id="444" w:author="PR Preview" w:date="2026-01-01T00:00:00Z">
+      <w:ins w:id="446" w:author="PR Preview" w:date="2026-01-01T00:00:00Z">
         <w:r>
           <w:t xml:space="preserve">36.1</w:t>
         </w:r>
       </w:ins>
-      <w:ins w:id="445" w:author="PR Preview" w:date="2026-01-01T00:00:00Z">
+      <w:ins w:id="447" w:author="PR Preview" w:date="2026-01-01T00:00:00Z">
         <w:r>
           <w:t xml:space="preserve"> </w:t>
         </w:r>
       </w:ins>
       <w:hyperlink r:id="rId258">
-        <w:ins w:id="446" w:author="PR Preview" w:date="2026-01-01T00:00:00Z">
+        <w:ins w:id="448" w:author="PR Preview" w:date="2026-01-01T00:00:00Z">
           <w:r>
             <w:rPr>
               <w:rStyle w:val="VerbatimChar"/>
@@ -34936,18 +34946,18 @@
       <w:pPr>
         <w:pStyle w:val="Heading3"/>
       </w:pPr>
-      <w:del w:id="447" w:author="PR Preview" w:date="2026-01-01T00:00:00Z">
+      <w:del w:id="449" w:author="PR Preview" w:date="2026-01-01T00:00:00Z">
         <w:r>
           <w:delText xml:space="preserve">37.2</w:delText>
         </w:r>
       </w:del>
-      <w:del w:id="448" w:author="PR Preview" w:date="2026-01-01T00:00:00Z">
+      <w:del w:id="450" w:author="PR Preview" w:date="2026-01-01T00:00:00Z">
         <w:r>
           <w:delText xml:space="preserve"> </w:delText>
         </w:r>
       </w:del>
       <w:hyperlink r:id="rId81">
-        <w:del w:id="449" w:author="PR Preview" w:date="2026-01-01T00:00:00Z">
+        <w:del w:id="451" w:author="PR Preview" w:date="2026-01-01T00:00:00Z">
           <w:r>
             <w:rPr>
               <w:rStyle w:val="VerbatimChar"/>
@@ -34961,18 +34971,18 @@
       <w:pPr>
         <w:pStyle w:val="Heading3"/>
       </w:pPr>
-      <w:ins w:id="450" w:author="PR Preview" w:date="2026-01-01T00:00:00Z">
+      <w:ins w:id="452" w:author="PR Preview" w:date="2026-01-01T00:00:00Z">
         <w:r>
           <w:t xml:space="preserve">36.2</w:t>
         </w:r>
       </w:ins>
-      <w:ins w:id="451" w:author="PR Preview" w:date="2026-01-01T00:00:00Z">
+      <w:ins w:id="453" w:author="PR Preview" w:date="2026-01-01T00:00:00Z">
         <w:r>
           <w:t xml:space="preserve"> </w:t>
         </w:r>
       </w:ins>
       <w:hyperlink r:id="rId81">
-        <w:ins w:id="452" w:author="PR Preview" w:date="2026-01-01T00:00:00Z">
+        <w:ins w:id="454" w:author="PR Preview" w:date="2026-01-01T00:00:00Z">
           <w:r>
             <w:rPr>
               <w:rStyle w:val="VerbatimChar"/>
@@ -35235,18 +35245,18 @@
       <w:pPr>
         <w:pStyle w:val="Heading3"/>
       </w:pPr>
-      <w:del w:id="453" w:author="PR Preview" w:date="2026-01-01T00:00:00Z">
+      <w:del w:id="455" w:author="PR Preview" w:date="2026-01-01T00:00:00Z">
         <w:r>
           <w:delText xml:space="preserve">37.3</w:delText>
         </w:r>
       </w:del>
-      <w:del w:id="454" w:author="PR Preview" w:date="2026-01-01T00:00:00Z">
+      <w:del w:id="456" w:author="PR Preview" w:date="2026-01-01T00:00:00Z">
         <w:r>
           <w:delText xml:space="preserve"> </w:delText>
         </w:r>
       </w:del>
       <w:hyperlink r:id="rId261">
-        <w:del w:id="455" w:author="PR Preview" w:date="2026-01-01T00:00:00Z">
+        <w:del w:id="457" w:author="PR Preview" w:date="2026-01-01T00:00:00Z">
           <w:r>
             <w:rPr>
               <w:rStyle w:val="VerbatimChar"/>
@@ -35260,18 +35270,18 @@
       <w:pPr>
         <w:pStyle w:val="Heading3"/>
       </w:pPr>
-      <w:ins w:id="456" w:author="PR Preview" w:date="2026-01-01T00:00:00Z">
+      <w:ins w:id="458" w:author="PR Preview" w:date="2026-01-01T00:00:00Z">
         <w:r>
           <w:t xml:space="preserve">36.3</w:t>
         </w:r>
       </w:ins>
-      <w:ins w:id="457" w:author="PR Preview" w:date="2026-01-01T00:00:00Z">
+      <w:ins w:id="459" w:author="PR Preview" w:date="2026-01-01T00:00:00Z">
         <w:r>
           <w:t xml:space="preserve"> </w:t>
         </w:r>
       </w:ins>
       <w:hyperlink r:id="rId261">
-        <w:ins w:id="458" w:author="PR Preview" w:date="2026-01-01T00:00:00Z">
+        <w:ins w:id="460" w:author="PR Preview" w:date="2026-01-01T00:00:00Z">
           <w:r>
             <w:rPr>
               <w:rStyle w:val="VerbatimChar"/>
@@ -35332,18 +35342,18 @@
       <w:pPr>
         <w:pStyle w:val="Heading3"/>
       </w:pPr>
-      <w:del w:id="459" w:author="PR Preview" w:date="2026-01-01T00:00:00Z">
+      <w:del w:id="461" w:author="PR Preview" w:date="2026-01-01T00:00:00Z">
         <w:r>
           <w:delText xml:space="preserve">37.4</w:delText>
         </w:r>
       </w:del>
-      <w:del w:id="460" w:author="PR Preview" w:date="2026-01-01T00:00:00Z">
+      <w:del w:id="462" w:author="PR Preview" w:date="2026-01-01T00:00:00Z">
         <w:r>
           <w:delText xml:space="preserve"> </w:delText>
         </w:r>
       </w:del>
       <w:hyperlink r:id="rId264">
-        <w:del w:id="461" w:author="PR Preview" w:date="2026-01-01T00:00:00Z">
+        <w:del w:id="463" w:author="PR Preview" w:date="2026-01-01T00:00:00Z">
           <w:r>
             <w:rPr>
               <w:rStyle w:val="VerbatimChar"/>
@@ -35357,18 +35367,18 @@
       <w:pPr>
         <w:pStyle w:val="Heading3"/>
       </w:pPr>
-      <w:ins w:id="462" w:author="PR Preview" w:date="2026-01-01T00:00:00Z">
+      <w:ins w:id="464" w:author="PR Preview" w:date="2026-01-01T00:00:00Z">
         <w:r>
           <w:t xml:space="preserve">36.4</w:t>
         </w:r>
       </w:ins>
-      <w:ins w:id="463" w:author="PR Preview" w:date="2026-01-01T00:00:00Z">
+      <w:ins w:id="465" w:author="PR Preview" w:date="2026-01-01T00:00:00Z">
         <w:r>
           <w:t xml:space="preserve"> </w:t>
         </w:r>
       </w:ins>
       <w:hyperlink r:id="rId264">
-        <w:ins w:id="464" w:author="PR Preview" w:date="2026-01-01T00:00:00Z">
+        <w:ins w:id="466" w:author="PR Preview" w:date="2026-01-01T00:00:00Z">
           <w:r>
             <w:rPr>
               <w:rStyle w:val="VerbatimChar"/>
@@ -35427,18 +35437,18 @@
       <w:pPr>
         <w:pStyle w:val="Heading3"/>
       </w:pPr>
-      <w:del w:id="465" w:author="PR Preview" w:date="2026-01-01T00:00:00Z">
+      <w:del w:id="467" w:author="PR Preview" w:date="2026-01-01T00:00:00Z">
         <w:r>
           <w:delText xml:space="preserve">37.5</w:delText>
         </w:r>
       </w:del>
-      <w:del w:id="466" w:author="PR Preview" w:date="2026-01-01T00:00:00Z">
+      <w:del w:id="468" w:author="PR Preview" w:date="2026-01-01T00:00:00Z">
         <w:r>
           <w:delText xml:space="preserve"> </w:delText>
         </w:r>
       </w:del>
       <w:hyperlink r:id="rId266">
-        <w:del w:id="467" w:author="PR Preview" w:date="2026-01-01T00:00:00Z">
+        <w:del w:id="469" w:author="PR Preview" w:date="2026-01-01T00:00:00Z">
           <w:r>
             <w:rPr>
               <w:rStyle w:val="VerbatimChar"/>
@@ -35452,18 +35462,18 @@
       <w:pPr>
         <w:pStyle w:val="Heading3"/>
       </w:pPr>
-      <w:ins w:id="468" w:author="PR Preview" w:date="2026-01-01T00:00:00Z">
+      <w:ins w:id="470" w:author="PR Preview" w:date="2026-01-01T00:00:00Z">
         <w:r>
           <w:t xml:space="preserve">36.5</w:t>
         </w:r>
       </w:ins>
-      <w:ins w:id="469" w:author="PR Preview" w:date="2026-01-01T00:00:00Z">
+      <w:ins w:id="471" w:author="PR Preview" w:date="2026-01-01T00:00:00Z">
         <w:r>
           <w:t xml:space="preserve"> </w:t>
         </w:r>
       </w:ins>
       <w:hyperlink r:id="rId266">
-        <w:ins w:id="470" w:author="PR Preview" w:date="2026-01-01T00:00:00Z">
+        <w:ins w:id="472" w:author="PR Preview" w:date="2026-01-01T00:00:00Z">
           <w:r>
             <w:rPr>
               <w:rStyle w:val="VerbatimChar"/>
@@ -35525,18 +35535,18 @@
       <w:pPr>
         <w:pStyle w:val="Heading3"/>
       </w:pPr>
-      <w:del w:id="471" w:author="PR Preview" w:date="2026-01-01T00:00:00Z">
+      <w:del w:id="473" w:author="PR Preview" w:date="2026-01-01T00:00:00Z">
         <w:r>
           <w:delText xml:space="preserve">37.6</w:delText>
         </w:r>
       </w:del>
-      <w:del w:id="472" w:author="PR Preview" w:date="2026-01-01T00:00:00Z">
+      <w:del w:id="474" w:author="PR Preview" w:date="2026-01-01T00:00:00Z">
         <w:r>
           <w:delText xml:space="preserve"> </w:delText>
         </w:r>
       </w:del>
       <w:hyperlink r:id="rId268">
-        <w:del w:id="473" w:author="PR Preview" w:date="2026-01-01T00:00:00Z">
+        <w:del w:id="475" w:author="PR Preview" w:date="2026-01-01T00:00:00Z">
           <w:r>
             <w:rPr>
               <w:rStyle w:val="VerbatimChar"/>
@@ -35550,18 +35560,18 @@
       <w:pPr>
         <w:pStyle w:val="Heading3"/>
       </w:pPr>
-      <w:ins w:id="474" w:author="PR Preview" w:date="2026-01-01T00:00:00Z">
+      <w:ins w:id="476" w:author="PR Preview" w:date="2026-01-01T00:00:00Z">
         <w:r>
           <w:t xml:space="preserve">36.6</w:t>
         </w:r>
       </w:ins>
-      <w:ins w:id="475" w:author="PR Preview" w:date="2026-01-01T00:00:00Z">
+      <w:ins w:id="477" w:author="PR Preview" w:date="2026-01-01T00:00:00Z">
         <w:r>
           <w:t xml:space="preserve"> </w:t>
         </w:r>
       </w:ins>
       <w:hyperlink r:id="rId268">
-        <w:ins w:id="476" w:author="PR Preview" w:date="2026-01-01T00:00:00Z">
+        <w:ins w:id="478" w:author="PR Preview" w:date="2026-01-01T00:00:00Z">
           <w:r>
             <w:rPr>
               <w:rStyle w:val="VerbatimChar"/>
@@ -35632,18 +35642,18 @@
       <w:pPr>
         <w:pStyle w:val="Heading3"/>
       </w:pPr>
-      <w:del w:id="477" w:author="PR Preview" w:date="2026-01-01T00:00:00Z">
+      <w:del w:id="479" w:author="PR Preview" w:date="2026-01-01T00:00:00Z">
         <w:r>
           <w:delText xml:space="preserve">37.7</w:delText>
         </w:r>
       </w:del>
-      <w:del w:id="478" w:author="PR Preview" w:date="2026-01-01T00:00:00Z">
+      <w:del w:id="480" w:author="PR Preview" w:date="2026-01-01T00:00:00Z">
         <w:r>
           <w:delText xml:space="preserve"> </w:delText>
         </w:r>
       </w:del>
       <w:hyperlink r:id="rId270">
-        <w:del w:id="479" w:author="PR Preview" w:date="2026-01-01T00:00:00Z">
+        <w:del w:id="481" w:author="PR Preview" w:date="2026-01-01T00:00:00Z">
           <w:r>
             <w:rPr>
               <w:rStyle w:val="VerbatimChar"/>
@@ -35657,18 +35667,18 @@
       <w:pPr>
         <w:pStyle w:val="Heading3"/>
       </w:pPr>
-      <w:ins w:id="480" w:author="PR Preview" w:date="2026-01-01T00:00:00Z">
+      <w:ins w:id="482" w:author="PR Preview" w:date="2026-01-01T00:00:00Z">
         <w:r>
           <w:t xml:space="preserve">36.7</w:t>
         </w:r>
       </w:ins>
-      <w:ins w:id="481" w:author="PR Preview" w:date="2026-01-01T00:00:00Z">
+      <w:ins w:id="483" w:author="PR Preview" w:date="2026-01-01T00:00:00Z">
         <w:r>
           <w:t xml:space="preserve"> </w:t>
         </w:r>
       </w:ins>
       <w:hyperlink r:id="rId270">
-        <w:ins w:id="482" w:author="PR Preview" w:date="2026-01-01T00:00:00Z">
+        <w:ins w:id="484" w:author="PR Preview" w:date="2026-01-01T00:00:00Z">
           <w:r>
             <w:rPr>
               <w:rStyle w:val="VerbatimChar"/>
@@ -35748,18 +35758,18 @@
       <w:pPr>
         <w:pStyle w:val="Heading3"/>
       </w:pPr>
-      <w:del w:id="483" w:author="PR Preview" w:date="2026-01-01T00:00:00Z">
+      <w:del w:id="485" w:author="PR Preview" w:date="2026-01-01T00:00:00Z">
         <w:r>
           <w:delText xml:space="preserve">37.8</w:delText>
         </w:r>
       </w:del>
-      <w:del w:id="484" w:author="PR Preview" w:date="2026-01-01T00:00:00Z">
+      <w:del w:id="486" w:author="PR Preview" w:date="2026-01-01T00:00:00Z">
         <w:r>
           <w:delText xml:space="preserve"> </w:delText>
         </w:r>
       </w:del>
       <w:hyperlink r:id="rId272">
-        <w:del w:id="485" w:author="PR Preview" w:date="2026-01-01T00:00:00Z">
+        <w:del w:id="487" w:author="PR Preview" w:date="2026-01-01T00:00:00Z">
           <w:r>
             <w:rPr>
               <w:rStyle w:val="VerbatimChar"/>
@@ -35773,18 +35783,18 @@
       <w:pPr>
         <w:pStyle w:val="Heading3"/>
       </w:pPr>
-      <w:ins w:id="486" w:author="PR Preview" w:date="2026-01-01T00:00:00Z">
+      <w:ins w:id="488" w:author="PR Preview" w:date="2026-01-01T00:00:00Z">
         <w:r>
           <w:t xml:space="preserve">36.8</w:t>
         </w:r>
       </w:ins>
-      <w:ins w:id="487" w:author="PR Preview" w:date="2026-01-01T00:00:00Z">
+      <w:ins w:id="489" w:author="PR Preview" w:date="2026-01-01T00:00:00Z">
         <w:r>
           <w:t xml:space="preserve"> </w:t>
         </w:r>
       </w:ins>
       <w:hyperlink r:id="rId272">
-        <w:ins w:id="488" w:author="PR Preview" w:date="2026-01-01T00:00:00Z">
+        <w:ins w:id="490" w:author="PR Preview" w:date="2026-01-01T00:00:00Z">
           <w:r>
             <w:rPr>
               <w:rStyle w:val="VerbatimChar"/>
@@ -35840,18 +35850,18 @@
       <w:pPr>
         <w:pStyle w:val="Heading3"/>
       </w:pPr>
-      <w:del w:id="489" w:author="PR Preview" w:date="2026-01-01T00:00:00Z">
+      <w:del w:id="491" w:author="PR Preview" w:date="2026-01-01T00:00:00Z">
         <w:r>
           <w:delText xml:space="preserve">37.9</w:delText>
         </w:r>
       </w:del>
-      <w:del w:id="490" w:author="PR Preview" w:date="2026-01-01T00:00:00Z">
+      <w:del w:id="492" w:author="PR Preview" w:date="2026-01-01T00:00:00Z">
         <w:r>
           <w:delText xml:space="preserve"> </w:delText>
         </w:r>
       </w:del>
       <w:hyperlink r:id="rId274">
-        <w:del w:id="491" w:author="PR Preview" w:date="2026-01-01T00:00:00Z">
+        <w:del w:id="493" w:author="PR Preview" w:date="2026-01-01T00:00:00Z">
           <w:r>
             <w:rPr>
               <w:rStyle w:val="VerbatimChar"/>
@@ -35865,18 +35875,18 @@
       <w:pPr>
         <w:pStyle w:val="Heading3"/>
       </w:pPr>
-      <w:ins w:id="492" w:author="PR Preview" w:date="2026-01-01T00:00:00Z">
+      <w:ins w:id="494" w:author="PR Preview" w:date="2026-01-01T00:00:00Z">
         <w:r>
           <w:t xml:space="preserve">36.9</w:t>
         </w:r>
       </w:ins>
-      <w:ins w:id="493" w:author="PR Preview" w:date="2026-01-01T00:00:00Z">
+      <w:ins w:id="495" w:author="PR Preview" w:date="2026-01-01T00:00:00Z">
         <w:r>
           <w:t xml:space="preserve"> </w:t>
         </w:r>
       </w:ins>
       <w:hyperlink r:id="rId274">
-        <w:ins w:id="494" w:author="PR Preview" w:date="2026-01-01T00:00:00Z">
+        <w:ins w:id="496" w:author="PR Preview" w:date="2026-01-01T00:00:00Z">
           <w:r>
             <w:rPr>
               <w:rStyle w:val="VerbatimChar"/>
@@ -35946,18 +35956,18 @@
       <w:pPr>
         <w:pStyle w:val="Heading3"/>
       </w:pPr>
-      <w:del w:id="495" w:author="PR Preview" w:date="2026-01-01T00:00:00Z">
+      <w:del w:id="497" w:author="PR Preview" w:date="2026-01-01T00:00:00Z">
         <w:r>
           <w:delText xml:space="preserve">37.10</w:delText>
         </w:r>
       </w:del>
-      <w:del w:id="496" w:author="PR Preview" w:date="2026-01-01T00:00:00Z">
+      <w:del w:id="498" w:author="PR Preview" w:date="2026-01-01T00:00:00Z">
         <w:r>
           <w:delText xml:space="preserve"> </w:delText>
         </w:r>
       </w:del>
       <w:hyperlink r:id="rId276">
-        <w:del w:id="497" w:author="PR Preview" w:date="2026-01-01T00:00:00Z">
+        <w:del w:id="499" w:author="PR Preview" w:date="2026-01-01T00:00:00Z">
           <w:r>
             <w:rPr>
               <w:rStyle w:val="VerbatimChar"/>
@@ -35971,18 +35981,18 @@
       <w:pPr>
         <w:pStyle w:val="Heading3"/>
       </w:pPr>
-      <w:ins w:id="498" w:author="PR Preview" w:date="2026-01-01T00:00:00Z">
+      <w:ins w:id="500" w:author="PR Preview" w:date="2026-01-01T00:00:00Z">
         <w:r>
           <w:t xml:space="preserve">36.10</w:t>
         </w:r>
       </w:ins>
-      <w:ins w:id="499" w:author="PR Preview" w:date="2026-01-01T00:00:00Z">
+      <w:ins w:id="501" w:author="PR Preview" w:date="2026-01-01T00:00:00Z">
         <w:r>
           <w:t xml:space="preserve"> </w:t>
         </w:r>
       </w:ins>
       <w:hyperlink r:id="rId276">
-        <w:ins w:id="500" w:author="PR Preview" w:date="2026-01-01T00:00:00Z">
+        <w:ins w:id="502" w:author="PR Preview" w:date="2026-01-01T00:00:00Z">
           <w:r>
             <w:rPr>
               <w:rStyle w:val="VerbatimChar"/>
@@ -36295,7 +36305,7 @@
       <w:pPr>
         <w:pStyle w:val="Heading2"/>
       </w:pPr>
-      <w:del w:id="501" w:author="PR Preview" w:date="2026-01-01T00:00:00Z">
+      <w:del w:id="503" w:author="PR Preview" w:date="2026-01-01T00:00:00Z">
         <w:r>
           <w:delText xml:space="preserve">38 GitHub Actions</w:delText>
         </w:r>
@@ -36305,18 +36315,18 @@
       <w:pPr>
         <w:pStyle w:val="Heading3"/>
       </w:pPr>
-      <w:del w:id="502" w:author="PR Preview" w:date="2026-01-01T00:00:00Z">
+      <w:del w:id="504" w:author="PR Preview" w:date="2026-01-01T00:00:00Z">
         <w:r>
           <w:delText xml:space="preserve">38.1</w:delText>
         </w:r>
       </w:del>
-      <w:del w:id="503" w:author="PR Preview" w:date="2026-01-01T00:00:00Z">
+      <w:del w:id="505" w:author="PR Preview" w:date="2026-01-01T00:00:00Z">
         <w:r>
           <w:delText xml:space="preserve"> </w:delText>
         </w:r>
       </w:del>
       <w:hyperlink r:id="rId280">
-        <w:del w:id="504" w:author="PR Preview" w:date="2026-01-01T00:00:00Z">
+        <w:del w:id="506" w:author="PR Preview" w:date="2026-01-01T00:00:00Z">
           <w:r>
             <w:rPr>
               <w:rStyle w:val="Hyperlink"/>
@@ -36330,7 +36340,7 @@
       <w:pPr>
         <w:pStyle w:val="Heading2"/>
       </w:pPr>
-      <w:ins w:id="505" w:author="PR Preview" w:date="2026-01-01T00:00:00Z">
+      <w:ins w:id="507" w:author="PR Preview" w:date="2026-01-01T00:00:00Z">
         <w:r>
           <w:t xml:space="preserve">37 GitHub Actions</w:t>
         </w:r>
@@ -36341,18 +36351,18 @@
       <w:pPr>
         <w:pStyle w:val="Heading3"/>
       </w:pPr>
-      <w:ins w:id="506" w:author="PR Preview" w:date="2026-01-01T00:00:00Z">
+      <w:ins w:id="508" w:author="PR Preview" w:date="2026-01-01T00:00:00Z">
         <w:r>
           <w:t xml:space="preserve">37.1</w:t>
         </w:r>
       </w:ins>
-      <w:ins w:id="507" w:author="PR Preview" w:date="2026-01-01T00:00:00Z">
+      <w:ins w:id="509" w:author="PR Preview" w:date="2026-01-01T00:00:00Z">
         <w:r>
           <w:t xml:space="preserve"> </w:t>
         </w:r>
       </w:ins>
       <w:hyperlink r:id="rId280">
-        <w:ins w:id="508" w:author="PR Preview" w:date="2026-01-01T00:00:00Z">
+        <w:ins w:id="510" w:author="PR Preview" w:date="2026-01-01T00:00:00Z">
           <w:r>
             <w:rPr>
               <w:rStyle w:val="Hyperlink"/>
@@ -36528,7 +36538,7 @@
       <w:pPr>
         <w:pStyle w:val="Heading2"/>
       </w:pPr>
-      <w:del w:id="509" w:author="PR Preview" w:date="2026-01-01T00:00:00Z">
+      <w:del w:id="511" w:author="PR Preview" w:date="2026-01-01T00:00:00Z">
         <w:r>
           <w:delText xml:space="preserve">39 Tidyverse</w:delText>
         </w:r>
@@ -36538,7 +36548,7 @@
       <w:pPr>
         <w:pStyle w:val="Heading2"/>
       </w:pPr>
-      <w:ins w:id="510" w:author="PR Preview" w:date="2026-01-01T00:00:00Z">
+      <w:ins w:id="512" w:author="PR Preview" w:date="2026-01-01T00:00:00Z">
         <w:r>
           <w:t xml:space="preserve">38 Tidyverse</w:t>
         </w:r>
@@ -36669,7 +36679,7 @@
       <w:pPr>
         <w:pStyle w:val="Heading2"/>
       </w:pPr>
-      <w:del w:id="511" w:author="PR Preview" w:date="2026-01-01T00:00:00Z">
+      <w:del w:id="513" w:author="PR Preview" w:date="2026-01-01T00:00:00Z">
         <w:r>
           <w:delText xml:space="preserve">40 Core Tidyverse Packages</w:delText>
         </w:r>
@@ -36679,7 +36689,7 @@
       <w:pPr>
         <w:pStyle w:val="Heading2"/>
       </w:pPr>
-      <w:ins w:id="512" w:author="PR Preview" w:date="2026-01-01T00:00:00Z">
+      <w:ins w:id="514" w:author="PR Preview" w:date="2026-01-01T00:00:00Z">
         <w:r>
           <w:t xml:space="preserve">39 Core Tidyverse Packages</w:t>
         </w:r>
@@ -36751,18 +36761,18 @@
       <w:pPr>
         <w:pStyle w:val="Heading3"/>
       </w:pPr>
-      <w:del w:id="513" w:author="PR Preview" w:date="2026-01-01T00:00:00Z">
+      <w:del w:id="515" w:author="PR Preview" w:date="2026-01-01T00:00:00Z">
         <w:r>
           <w:delText xml:space="preserve">40.1</w:delText>
         </w:r>
       </w:del>
-      <w:del w:id="514" w:author="PR Preview" w:date="2026-01-01T00:00:00Z">
+      <w:del w:id="516" w:author="PR Preview" w:date="2026-01-01T00:00:00Z">
         <w:r>
           <w:delText xml:space="preserve"> </w:delText>
         </w:r>
       </w:del>
       <w:hyperlink r:id="rId262">
-        <w:del w:id="515" w:author="PR Preview" w:date="2026-01-01T00:00:00Z">
+        <w:del w:id="517" w:author="PR Preview" w:date="2026-01-01T00:00:00Z">
           <w:r>
             <w:rPr>
               <w:rStyle w:val="Hyperlink"/>
@@ -36776,18 +36786,18 @@
       <w:pPr>
         <w:pStyle w:val="Heading3"/>
       </w:pPr>
-      <w:ins w:id="516" w:author="PR Preview" w:date="2026-01-01T00:00:00Z">
+      <w:ins w:id="518" w:author="PR Preview" w:date="2026-01-01T00:00:00Z">
         <w:r>
           <w:t xml:space="preserve">39.1</w:t>
         </w:r>
       </w:ins>
-      <w:ins w:id="517" w:author="PR Preview" w:date="2026-01-01T00:00:00Z">
+      <w:ins w:id="519" w:author="PR Preview" w:date="2026-01-01T00:00:00Z">
         <w:r>
           <w:t xml:space="preserve"> </w:t>
         </w:r>
       </w:ins>
       <w:hyperlink r:id="rId262">
-        <w:ins w:id="518" w:author="PR Preview" w:date="2026-01-01T00:00:00Z">
+        <w:ins w:id="520" w:author="PR Preview" w:date="2026-01-01T00:00:00Z">
           <w:r>
             <w:rPr>
               <w:rStyle w:val="Hyperlink"/>
@@ -36846,18 +36856,18 @@
       <w:pPr>
         <w:pStyle w:val="Heading3"/>
       </w:pPr>
-      <w:del w:id="519" w:author="PR Preview" w:date="2026-01-01T00:00:00Z">
+      <w:del w:id="521" w:author="PR Preview" w:date="2026-01-01T00:00:00Z">
         <w:r>
           <w:delText xml:space="preserve">40.2</w:delText>
         </w:r>
       </w:del>
-      <w:del w:id="520" w:author="PR Preview" w:date="2026-01-01T00:00:00Z">
+      <w:del w:id="522" w:author="PR Preview" w:date="2026-01-01T00:00:00Z">
         <w:r>
           <w:delText xml:space="preserve"> </w:delText>
         </w:r>
       </w:del>
       <w:hyperlink r:id="rId288">
-        <w:del w:id="521" w:author="PR Preview" w:date="2026-01-01T00:00:00Z">
+        <w:del w:id="523" w:author="PR Preview" w:date="2026-01-01T00:00:00Z">
           <w:r>
             <w:rPr>
               <w:rStyle w:val="Hyperlink"/>
@@ -36871,18 +36881,18 @@
       <w:pPr>
         <w:pStyle w:val="Heading3"/>
       </w:pPr>
-      <w:ins w:id="522" w:author="PR Preview" w:date="2026-01-01T00:00:00Z">
+      <w:ins w:id="524" w:author="PR Preview" w:date="2026-01-01T00:00:00Z">
         <w:r>
           <w:t xml:space="preserve">39.2</w:t>
         </w:r>
       </w:ins>
-      <w:ins w:id="523" w:author="PR Preview" w:date="2026-01-01T00:00:00Z">
+      <w:ins w:id="525" w:author="PR Preview" w:date="2026-01-01T00:00:00Z">
         <w:r>
           <w:t xml:space="preserve"> </w:t>
         </w:r>
       </w:ins>
       <w:hyperlink r:id="rId288">
-        <w:ins w:id="524" w:author="PR Preview" w:date="2026-01-01T00:00:00Z">
+        <w:ins w:id="526" w:author="PR Preview" w:date="2026-01-01T00:00:00Z">
           <w:r>
             <w:rPr>
               <w:rStyle w:val="Hyperlink"/>
@@ -36989,18 +36999,18 @@
       <w:pPr>
         <w:pStyle w:val="Heading3"/>
       </w:pPr>
-      <w:del w:id="525" w:author="PR Preview" w:date="2026-01-01T00:00:00Z">
+      <w:del w:id="527" w:author="PR Preview" w:date="2026-01-01T00:00:00Z">
         <w:r>
           <w:delText xml:space="preserve">40.3</w:delText>
         </w:r>
       </w:del>
-      <w:del w:id="526" w:author="PR Preview" w:date="2026-01-01T00:00:00Z">
+      <w:del w:id="528" w:author="PR Preview" w:date="2026-01-01T00:00:00Z">
         <w:r>
           <w:delText xml:space="preserve"> </w:delText>
         </w:r>
       </w:del>
       <w:hyperlink r:id="rId290">
-        <w:del w:id="527" w:author="PR Preview" w:date="2026-01-01T00:00:00Z">
+        <w:del w:id="529" w:author="PR Preview" w:date="2026-01-01T00:00:00Z">
           <w:r>
             <w:rPr>
               <w:rStyle w:val="Hyperlink"/>
@@ -37014,18 +37024,18 @@
       <w:pPr>
         <w:pStyle w:val="Heading3"/>
       </w:pPr>
-      <w:ins w:id="528" w:author="PR Preview" w:date="2026-01-01T00:00:00Z">
+      <w:ins w:id="530" w:author="PR Preview" w:date="2026-01-01T00:00:00Z">
         <w:r>
           <w:t xml:space="preserve">39.3</w:t>
         </w:r>
       </w:ins>
-      <w:ins w:id="529" w:author="PR Preview" w:date="2026-01-01T00:00:00Z">
+      <w:ins w:id="531" w:author="PR Preview" w:date="2026-01-01T00:00:00Z">
         <w:r>
           <w:t xml:space="preserve"> </w:t>
         </w:r>
       </w:ins>
       <w:hyperlink r:id="rId290">
-        <w:ins w:id="530" w:author="PR Preview" w:date="2026-01-01T00:00:00Z">
+        <w:ins w:id="532" w:author="PR Preview" w:date="2026-01-01T00:00:00Z">
           <w:r>
             <w:rPr>
               <w:rStyle w:val="Hyperlink"/>
@@ -37339,18 +37349,18 @@
       <w:pPr>
         <w:pStyle w:val="Heading3"/>
       </w:pPr>
-      <w:del w:id="531" w:author="PR Preview" w:date="2026-01-01T00:00:00Z">
+      <w:del w:id="533" w:author="PR Preview" w:date="2026-01-01T00:00:00Z">
         <w:r>
           <w:delText xml:space="preserve">40.4</w:delText>
         </w:r>
       </w:del>
-      <w:del w:id="532" w:author="PR Preview" w:date="2026-01-01T00:00:00Z">
+      <w:del w:id="534" w:author="PR Preview" w:date="2026-01-01T00:00:00Z">
         <w:r>
           <w:delText xml:space="preserve"> </w:delText>
         </w:r>
       </w:del>
       <w:hyperlink r:id="rId293">
-        <w:del w:id="533" w:author="PR Preview" w:date="2026-01-01T00:00:00Z">
+        <w:del w:id="535" w:author="PR Preview" w:date="2026-01-01T00:00:00Z">
           <w:r>
             <w:rPr>
               <w:rStyle w:val="Hyperlink"/>
@@ -37364,18 +37374,18 @@
       <w:pPr>
         <w:pStyle w:val="Heading3"/>
       </w:pPr>
-      <w:ins w:id="534" w:author="PR Preview" w:date="2026-01-01T00:00:00Z">
+      <w:ins w:id="536" w:author="PR Preview" w:date="2026-01-01T00:00:00Z">
         <w:r>
           <w:t xml:space="preserve">39.4</w:t>
         </w:r>
       </w:ins>
-      <w:ins w:id="535" w:author="PR Preview" w:date="2026-01-01T00:00:00Z">
+      <w:ins w:id="537" w:author="PR Preview" w:date="2026-01-01T00:00:00Z">
         <w:r>
           <w:t xml:space="preserve"> </w:t>
         </w:r>
       </w:ins>
       <w:hyperlink r:id="rId293">
-        <w:ins w:id="536" w:author="PR Preview" w:date="2026-01-01T00:00:00Z">
+        <w:ins w:id="538" w:author="PR Preview" w:date="2026-01-01T00:00:00Z">
           <w:r>
             <w:rPr>
               <w:rStyle w:val="Hyperlink"/>
@@ -37428,18 +37438,18 @@
       <w:pPr>
         <w:pStyle w:val="Heading3"/>
       </w:pPr>
-      <w:del w:id="537" w:author="PR Preview" w:date="2026-01-01T00:00:00Z">
+      <w:del w:id="539" w:author="PR Preview" w:date="2026-01-01T00:00:00Z">
         <w:r>
           <w:delText xml:space="preserve">40.5</w:delText>
         </w:r>
       </w:del>
-      <w:del w:id="538" w:author="PR Preview" w:date="2026-01-01T00:00:00Z">
+      <w:del w:id="540" w:author="PR Preview" w:date="2026-01-01T00:00:00Z">
         <w:r>
           <w:delText xml:space="preserve"> </w:delText>
         </w:r>
       </w:del>
       <w:hyperlink r:id="rId86">
-        <w:del w:id="539" w:author="PR Preview" w:date="2026-01-01T00:00:00Z">
+        <w:del w:id="541" w:author="PR Preview" w:date="2026-01-01T00:00:00Z">
           <w:r>
             <w:rPr>
               <w:rStyle w:val="Hyperlink"/>
@@ -37453,18 +37463,18 @@
       <w:pPr>
         <w:pStyle w:val="Heading3"/>
       </w:pPr>
-      <w:ins w:id="540" w:author="PR Preview" w:date="2026-01-01T00:00:00Z">
+      <w:ins w:id="542" w:author="PR Preview" w:date="2026-01-01T00:00:00Z">
         <w:r>
           <w:t xml:space="preserve">39.5</w:t>
         </w:r>
       </w:ins>
-      <w:ins w:id="541" w:author="PR Preview" w:date="2026-01-01T00:00:00Z">
+      <w:ins w:id="543" w:author="PR Preview" w:date="2026-01-01T00:00:00Z">
         <w:r>
           <w:t xml:space="preserve"> </w:t>
         </w:r>
       </w:ins>
       <w:hyperlink r:id="rId86">
-        <w:ins w:id="542" w:author="PR Preview" w:date="2026-01-01T00:00:00Z">
+        <w:ins w:id="544" w:author="PR Preview" w:date="2026-01-01T00:00:00Z">
           <w:r>
             <w:rPr>
               <w:rStyle w:val="Hyperlink"/>
@@ -37557,18 +37567,18 @@
       <w:pPr>
         <w:pStyle w:val="Heading3"/>
       </w:pPr>
-      <w:del w:id="543" w:author="PR Preview" w:date="2026-01-01T00:00:00Z">
+      <w:del w:id="545" w:author="PR Preview" w:date="2026-01-01T00:00:00Z">
         <w:r>
           <w:delText xml:space="preserve">40.6</w:delText>
         </w:r>
       </w:del>
-      <w:del w:id="544" w:author="PR Preview" w:date="2026-01-01T00:00:00Z">
+      <w:del w:id="546" w:author="PR Preview" w:date="2026-01-01T00:00:00Z">
         <w:r>
           <w:delText xml:space="preserve"> </w:delText>
         </w:r>
       </w:del>
       <w:hyperlink r:id="rId297">
-        <w:del w:id="545" w:author="PR Preview" w:date="2026-01-01T00:00:00Z">
+        <w:del w:id="547" w:author="PR Preview" w:date="2026-01-01T00:00:00Z">
           <w:r>
             <w:rPr>
               <w:rStyle w:val="Hyperlink"/>
@@ -37582,18 +37592,18 @@
       <w:pPr>
         <w:pStyle w:val="Heading3"/>
       </w:pPr>
-      <w:ins w:id="546" w:author="PR Preview" w:date="2026-01-01T00:00:00Z">
+      <w:ins w:id="548" w:author="PR Preview" w:date="2026-01-01T00:00:00Z">
         <w:r>
           <w:t xml:space="preserve">39.6</w:t>
         </w:r>
       </w:ins>
-      <w:ins w:id="547" w:author="PR Preview" w:date="2026-01-01T00:00:00Z">
+      <w:ins w:id="549" w:author="PR Preview" w:date="2026-01-01T00:00:00Z">
         <w:r>
           <w:t xml:space="preserve"> </w:t>
         </w:r>
       </w:ins>
       <w:hyperlink r:id="rId297">
-        <w:ins w:id="548" w:author="PR Preview" w:date="2026-01-01T00:00:00Z">
+        <w:ins w:id="550" w:author="PR Preview" w:date="2026-01-01T00:00:00Z">
           <w:r>
             <w:rPr>
               <w:rStyle w:val="Hyperlink"/>
@@ -37658,18 +37668,18 @@
       <w:pPr>
         <w:pStyle w:val="Heading3"/>
       </w:pPr>
-      <w:del w:id="549" w:author="PR Preview" w:date="2026-01-01T00:00:00Z">
+      <w:del w:id="551" w:author="PR Preview" w:date="2026-01-01T00:00:00Z">
         <w:r>
           <w:delText xml:space="preserve">40.7</w:delText>
         </w:r>
       </w:del>
-      <w:del w:id="550" w:author="PR Preview" w:date="2026-01-01T00:00:00Z">
+      <w:del w:id="552" w:author="PR Preview" w:date="2026-01-01T00:00:00Z">
         <w:r>
           <w:delText xml:space="preserve"> </w:delText>
         </w:r>
       </w:del>
       <w:hyperlink r:id="rId277">
-        <w:del w:id="551" w:author="PR Preview" w:date="2026-01-01T00:00:00Z">
+        <w:del w:id="553" w:author="PR Preview" w:date="2026-01-01T00:00:00Z">
           <w:r>
             <w:rPr>
               <w:rStyle w:val="Hyperlink"/>
@@ -37683,18 +37693,18 @@
       <w:pPr>
         <w:pStyle w:val="Heading3"/>
       </w:pPr>
-      <w:ins w:id="552" w:author="PR Preview" w:date="2026-01-01T00:00:00Z">
+      <w:ins w:id="554" w:author="PR Preview" w:date="2026-01-01T00:00:00Z">
         <w:r>
           <w:t xml:space="preserve">39.7</w:t>
         </w:r>
       </w:ins>
-      <w:ins w:id="553" w:author="PR Preview" w:date="2026-01-01T00:00:00Z">
+      <w:ins w:id="555" w:author="PR Preview" w:date="2026-01-01T00:00:00Z">
         <w:r>
           <w:t xml:space="preserve"> </w:t>
         </w:r>
       </w:ins>
       <w:hyperlink r:id="rId277">
-        <w:ins w:id="554" w:author="PR Preview" w:date="2026-01-01T00:00:00Z">
+        <w:ins w:id="556" w:author="PR Preview" w:date="2026-01-01T00:00:00Z">
           <w:r>
             <w:rPr>
               <w:rStyle w:val="Hyperlink"/>
@@ -37753,18 +37763,18 @@
       <w:pPr>
         <w:pStyle w:val="Heading3"/>
       </w:pPr>
-      <w:del w:id="555" w:author="PR Preview" w:date="2026-01-01T00:00:00Z">
+      <w:del w:id="557" w:author="PR Preview" w:date="2026-01-01T00:00:00Z">
         <w:r>
           <w:delText xml:space="preserve">40.8</w:delText>
         </w:r>
       </w:del>
-      <w:del w:id="556" w:author="PR Preview" w:date="2026-01-01T00:00:00Z">
+      <w:del w:id="558" w:author="PR Preview" w:date="2026-01-01T00:00:00Z">
         <w:r>
           <w:delText xml:space="preserve"> </w:delText>
         </w:r>
       </w:del>
       <w:hyperlink r:id="rId300">
-        <w:del w:id="557" w:author="PR Preview" w:date="2026-01-01T00:00:00Z">
+        <w:del w:id="559" w:author="PR Preview" w:date="2026-01-01T00:00:00Z">
           <w:r>
             <w:rPr>
               <w:rStyle w:val="Hyperlink"/>
@@ -37778,18 +37788,18 @@
       <w:pPr>
         <w:pStyle w:val="Heading3"/>
       </w:pPr>
-      <w:ins w:id="558" w:author="PR Preview" w:date="2026-01-01T00:00:00Z">
+      <w:ins w:id="560" w:author="PR Preview" w:date="2026-01-01T00:00:00Z">
         <w:r>
           <w:t xml:space="preserve">39.8</w:t>
         </w:r>
       </w:ins>
-      <w:ins w:id="559" w:author="PR Preview" w:date="2026-01-01T00:00:00Z">
+      <w:ins w:id="561" w:author="PR Preview" w:date="2026-01-01T00:00:00Z">
         <w:r>
           <w:t xml:space="preserve"> </w:t>
         </w:r>
       </w:ins>
       <w:hyperlink r:id="rId300">
-        <w:ins w:id="560" w:author="PR Preview" w:date="2026-01-01T00:00:00Z">
+        <w:ins w:id="562" w:author="PR Preview" w:date="2026-01-01T00:00:00Z">
           <w:r>
             <w:rPr>
               <w:rStyle w:val="Hyperlink"/>
@@ -37842,18 +37852,18 @@
       <w:pPr>
         <w:pStyle w:val="Heading3"/>
       </w:pPr>
-      <w:del w:id="561" w:author="PR Preview" w:date="2026-01-01T00:00:00Z">
+      <w:del w:id="563" w:author="PR Preview" w:date="2026-01-01T00:00:00Z">
         <w:r>
           <w:delText xml:space="preserve">40.9</w:delText>
         </w:r>
       </w:del>
-      <w:del w:id="562" w:author="PR Preview" w:date="2026-01-01T00:00:00Z">
+      <w:del w:id="564" w:author="PR Preview" w:date="2026-01-01T00:00:00Z">
         <w:r>
           <w:delText xml:space="preserve"> </w:delText>
         </w:r>
       </w:del>
       <w:hyperlink r:id="rId302">
-        <w:del w:id="563" w:author="PR Preview" w:date="2026-01-01T00:00:00Z">
+        <w:del w:id="565" w:author="PR Preview" w:date="2026-01-01T00:00:00Z">
           <w:r>
             <w:rPr>
               <w:rStyle w:val="Hyperlink"/>
@@ -37867,18 +37877,18 @@
       <w:pPr>
         <w:pStyle w:val="Heading3"/>
       </w:pPr>
-      <w:ins w:id="564" w:author="PR Preview" w:date="2026-01-01T00:00:00Z">
+      <w:ins w:id="566" w:author="PR Preview" w:date="2026-01-01T00:00:00Z">
         <w:r>
           <w:t xml:space="preserve">39.9</w:t>
         </w:r>
       </w:ins>
-      <w:ins w:id="565" w:author="PR Preview" w:date="2026-01-01T00:00:00Z">
+      <w:ins w:id="567" w:author="PR Preview" w:date="2026-01-01T00:00:00Z">
         <w:r>
           <w:t xml:space="preserve"> </w:t>
         </w:r>
       </w:ins>
       <w:hyperlink r:id="rId302">
-        <w:ins w:id="566" w:author="PR Preview" w:date="2026-01-01T00:00:00Z">
+        <w:ins w:id="568" w:author="PR Preview" w:date="2026-01-01T00:00:00Z">
           <w:r>
             <w:rPr>
               <w:rStyle w:val="Hyperlink"/>
@@ -38010,7 +38020,7 @@
       <w:pPr>
         <w:pStyle w:val="Heading2"/>
       </w:pPr>
-      <w:del w:id="567" w:author="PR Preview" w:date="2026-01-01T00:00:00Z">
+      <w:del w:id="569" w:author="PR Preview" w:date="2026-01-01T00:00:00Z">
         <w:r>
           <w:delText xml:space="preserve">41 Base R to Tidyverse Translation</w:delText>
         </w:r>
@@ -38020,7 +38030,7 @@
       <w:pPr>
         <w:pStyle w:val="Heading2"/>
       </w:pPr>
-      <w:ins w:id="568" w:author="PR Preview" w:date="2026-01-01T00:00:00Z">
+      <w:ins w:id="570" w:author="PR Preview" w:date="2026-01-01T00:00:00Z">
         <w:r>
           <w:t xml:space="preserve">40 Base R to Tidyverse Translation</w:t>
         </w:r>
@@ -38950,7 +38960,7 @@
       <w:pPr>
         <w:pStyle w:val="Heading2"/>
       </w:pPr>
-      <w:del w:id="569" w:author="PR Preview" w:date="2026-01-01T00:00:00Z">
+      <w:del w:id="571" w:author="PR Preview" w:date="2026-01-01T00:00:00Z">
         <w:r>
           <w:delText xml:space="preserve">42 Programming with Tidyverse</w:delText>
         </w:r>
@@ -38960,7 +38970,7 @@
       <w:pPr>
         <w:pStyle w:val="Heading2"/>
       </w:pPr>
-      <w:ins w:id="570" w:author="PR Preview" w:date="2026-01-01T00:00:00Z">
+      <w:ins w:id="572" w:author="PR Preview" w:date="2026-01-01T00:00:00Z">
         <w:r>
           <w:t xml:space="preserve">41 Programming with Tidyverse</w:t>
         </w:r>
@@ -39178,7 +39188,7 @@
       <w:pPr>
         <w:pStyle w:val="Heading2"/>
       </w:pPr>
-      <w:del w:id="571" w:author="PR Preview" w:date="2026-01-01T00:00:00Z">
+      <w:del w:id="573" w:author="PR Preview" w:date="2026-01-01T00:00:00Z">
         <w:r>
           <w:delText xml:space="preserve">43 Coding with R and Python</w:delText>
         </w:r>
@@ -39188,7 +39198,7 @@
       <w:pPr>
         <w:pStyle w:val="Heading2"/>
       </w:pPr>
-      <w:ins w:id="572" w:author="PR Preview" w:date="2026-01-01T00:00:00Z">
+      <w:ins w:id="574" w:author="PR Preview" w:date="2026-01-01T00:00:00Z">
         <w:r>
           <w:t xml:space="preserve">42 Coding with R and Python</w:t>
         </w:r>
@@ -39239,7 +39249,7 @@
       <w:pPr>
         <w:pStyle w:val="Heading2"/>
       </w:pPr>
-      <w:del w:id="573" w:author="PR Preview" w:date="2026-01-01T00:00:00Z">
+      <w:del w:id="575" w:author="PR Preview" w:date="2026-01-01T00:00:00Z">
         <w:r>
           <w:delText xml:space="preserve">44 Repeating analyses with different variations</w:delText>
         </w:r>
@@ -39249,7 +39259,7 @@
       <w:pPr>
         <w:pStyle w:val="Heading2"/>
       </w:pPr>
-      <w:ins w:id="574" w:author="PR Preview" w:date="2026-01-01T00:00:00Z">
+      <w:ins w:id="576" w:author="PR Preview" w:date="2026-01-01T00:00:00Z">
         <w:r>
           <w:t xml:space="preserve">43 Repeating analyses with different variations</w:t>
         </w:r>
@@ -39306,17 +39316,17 @@
       <w:pPr>
         <w:pStyle w:val="Heading3"/>
       </w:pPr>
-      <w:del w:id="575" w:author="PR Preview" w:date="2026-01-01T00:00:00Z">
+      <w:del w:id="577" w:author="PR Preview" w:date="2026-01-01T00:00:00Z">
         <w:r>
           <w:delText xml:space="preserve">44.1</w:delText>
         </w:r>
       </w:del>
-      <w:del w:id="576" w:author="PR Preview" w:date="2026-01-01T00:00:00Z">
+      <w:del w:id="578" w:author="PR Preview" w:date="2026-01-01T00:00:00Z">
         <w:r>
           <w:delText xml:space="preserve"> </w:delText>
         </w:r>
       </w:del>
-      <w:del w:id="577" w:author="PR Preview" w:date="2026-01-01T00:00:00Z">
+      <w:del w:id="579" w:author="PR Preview" w:date="2026-01-01T00:00:00Z">
         <w:r>
           <w:rPr>
             <w:rStyle w:val="VerbatimChar"/>
@@ -39324,22 +39334,22 @@
           <w:delText xml:space="preserve">lapply()</w:delText>
         </w:r>
       </w:del>
-      <w:del w:id="578" w:author="PR Preview" w:date="2026-01-01T00:00:00Z">
-        <w:r>
-          <w:delText xml:space="preserve"> </w:delText>
-        </w:r>
-      </w:del>
-      <w:del w:id="579" w:author="PR Preview" w:date="2026-01-01T00:00:00Z">
-        <w:r>
-          <w:delText xml:space="preserve">and</w:delText>
-        </w:r>
-      </w:del>
       <w:del w:id="580" w:author="PR Preview" w:date="2026-01-01T00:00:00Z">
         <w:r>
           <w:delText xml:space="preserve"> </w:delText>
         </w:r>
       </w:del>
       <w:del w:id="581" w:author="PR Preview" w:date="2026-01-01T00:00:00Z">
+        <w:r>
+          <w:delText xml:space="preserve">and</w:delText>
+        </w:r>
+      </w:del>
+      <w:del w:id="582" w:author="PR Preview" w:date="2026-01-01T00:00:00Z">
+        <w:r>
+          <w:delText xml:space="preserve"> </w:delText>
+        </w:r>
+      </w:del>
+      <w:del w:id="583" w:author="PR Preview" w:date="2026-01-01T00:00:00Z">
         <w:r>
           <w:rPr>
             <w:rStyle w:val="VerbatimChar"/>
@@ -39352,17 +39362,17 @@
       <w:pPr>
         <w:pStyle w:val="Heading3"/>
       </w:pPr>
-      <w:ins w:id="582" w:author="PR Preview" w:date="2026-01-01T00:00:00Z">
+      <w:ins w:id="584" w:author="PR Preview" w:date="2026-01-01T00:00:00Z">
         <w:r>
           <w:t xml:space="preserve">43.1</w:t>
         </w:r>
       </w:ins>
-      <w:ins w:id="583" w:author="PR Preview" w:date="2026-01-01T00:00:00Z">
+      <w:ins w:id="585" w:author="PR Preview" w:date="2026-01-01T00:00:00Z">
         <w:r>
           <w:t xml:space="preserve"> </w:t>
         </w:r>
       </w:ins>
-      <w:ins w:id="584" w:author="PR Preview" w:date="2026-01-01T00:00:00Z">
+      <w:ins w:id="586" w:author="PR Preview" w:date="2026-01-01T00:00:00Z">
         <w:r>
           <w:rPr>
             <w:rStyle w:val="VerbatimChar"/>
@@ -39370,22 +39380,22 @@
           <w:t xml:space="preserve">lapply()</w:t>
         </w:r>
       </w:ins>
-      <w:ins w:id="585" w:author="PR Preview" w:date="2026-01-01T00:00:00Z">
-        <w:r>
-          <w:t xml:space="preserve"> </w:t>
-        </w:r>
-      </w:ins>
-      <w:ins w:id="586" w:author="PR Preview" w:date="2026-01-01T00:00:00Z">
-        <w:r>
-          <w:t xml:space="preserve">and</w:t>
-        </w:r>
-      </w:ins>
       <w:ins w:id="587" w:author="PR Preview" w:date="2026-01-01T00:00:00Z">
         <w:r>
           <w:t xml:space="preserve"> </w:t>
         </w:r>
       </w:ins>
       <w:ins w:id="588" w:author="PR Preview" w:date="2026-01-01T00:00:00Z">
+        <w:r>
+          <w:t xml:space="preserve">and</w:t>
+        </w:r>
+      </w:ins>
+      <w:ins w:id="589" w:author="PR Preview" w:date="2026-01-01T00:00:00Z">
+        <w:r>
+          <w:t xml:space="preserve"> </w:t>
+        </w:r>
+      </w:ins>
+      <w:ins w:id="590" w:author="PR Preview" w:date="2026-01-01T00:00:00Z">
         <w:r>
           <w:rPr>
             <w:rStyle w:val="VerbatimChar"/>
@@ -39490,17 +39500,17 @@
       <w:pPr>
         <w:pStyle w:val="Heading3"/>
       </w:pPr>
-      <w:del w:id="589" w:author="PR Preview" w:date="2026-01-01T00:00:00Z">
+      <w:del w:id="591" w:author="PR Preview" w:date="2026-01-01T00:00:00Z">
         <w:r>
           <w:delText xml:space="preserve">44.2</w:delText>
         </w:r>
       </w:del>
-      <w:del w:id="590" w:author="PR Preview" w:date="2026-01-01T00:00:00Z">
+      <w:del w:id="592" w:author="PR Preview" w:date="2026-01-01T00:00:00Z">
         <w:r>
           <w:delText xml:space="preserve"> </w:delText>
         </w:r>
       </w:del>
-      <w:del w:id="591" w:author="PR Preview" w:date="2026-01-01T00:00:00Z">
+      <w:del w:id="593" w:author="PR Preview" w:date="2026-01-01T00:00:00Z">
         <w:r>
           <w:rPr>
             <w:rStyle w:val="VerbatimChar"/>
@@ -39508,22 +39518,22 @@
           <w:delText xml:space="preserve">mapply()</w:delText>
         </w:r>
       </w:del>
-      <w:del w:id="592" w:author="PR Preview" w:date="2026-01-01T00:00:00Z">
-        <w:r>
-          <w:delText xml:space="preserve"> </w:delText>
-        </w:r>
-      </w:del>
-      <w:del w:id="593" w:author="PR Preview" w:date="2026-01-01T00:00:00Z">
-        <w:r>
-          <w:delText xml:space="preserve">and</w:delText>
-        </w:r>
-      </w:del>
       <w:del w:id="594" w:author="PR Preview" w:date="2026-01-01T00:00:00Z">
         <w:r>
           <w:delText xml:space="preserve"> </w:delText>
         </w:r>
       </w:del>
       <w:del w:id="595" w:author="PR Preview" w:date="2026-01-01T00:00:00Z">
+        <w:r>
+          <w:delText xml:space="preserve">and</w:delText>
+        </w:r>
+      </w:del>
+      <w:del w:id="596" w:author="PR Preview" w:date="2026-01-01T00:00:00Z">
+        <w:r>
+          <w:delText xml:space="preserve"> </w:delText>
+        </w:r>
+      </w:del>
+      <w:del w:id="597" w:author="PR Preview" w:date="2026-01-01T00:00:00Z">
         <w:r>
           <w:rPr>
             <w:rStyle w:val="VerbatimChar"/>
@@ -39536,17 +39546,17 @@
       <w:pPr>
         <w:pStyle w:val="Heading3"/>
       </w:pPr>
-      <w:ins w:id="596" w:author="PR Preview" w:date="2026-01-01T00:00:00Z">
+      <w:ins w:id="598" w:author="PR Preview" w:date="2026-01-01T00:00:00Z">
         <w:r>
           <w:t xml:space="preserve">43.2</w:t>
         </w:r>
       </w:ins>
-      <w:ins w:id="597" w:author="PR Preview" w:date="2026-01-01T00:00:00Z">
+      <w:ins w:id="599" w:author="PR Preview" w:date="2026-01-01T00:00:00Z">
         <w:r>
           <w:t xml:space="preserve"> </w:t>
         </w:r>
       </w:ins>
-      <w:ins w:id="598" w:author="PR Preview" w:date="2026-01-01T00:00:00Z">
+      <w:ins w:id="600" w:author="PR Preview" w:date="2026-01-01T00:00:00Z">
         <w:r>
           <w:rPr>
             <w:rStyle w:val="VerbatimChar"/>
@@ -39554,22 +39564,22 @@
           <w:t xml:space="preserve">mapply()</w:t>
         </w:r>
       </w:ins>
-      <w:ins w:id="599" w:author="PR Preview" w:date="2026-01-01T00:00:00Z">
-        <w:r>
-          <w:t xml:space="preserve"> </w:t>
-        </w:r>
-      </w:ins>
-      <w:ins w:id="600" w:author="PR Preview" w:date="2026-01-01T00:00:00Z">
-        <w:r>
-          <w:t xml:space="preserve">and</w:t>
-        </w:r>
-      </w:ins>
       <w:ins w:id="601" w:author="PR Preview" w:date="2026-01-01T00:00:00Z">
         <w:r>
           <w:t xml:space="preserve"> </w:t>
         </w:r>
       </w:ins>
       <w:ins w:id="602" w:author="PR Preview" w:date="2026-01-01T00:00:00Z">
+        <w:r>
+          <w:t xml:space="preserve">and</w:t>
+        </w:r>
+      </w:ins>
+      <w:ins w:id="603" w:author="PR Preview" w:date="2026-01-01T00:00:00Z">
+        <w:r>
+          <w:t xml:space="preserve"> </w:t>
+        </w:r>
+      </w:ins>
+      <w:ins w:id="604" w:author="PR Preview" w:date="2026-01-01T00:00:00Z">
         <w:r>
           <w:rPr>
             <w:rStyle w:val="VerbatimChar"/>
@@ -40354,17 +40364,17 @@
       <w:pPr>
         <w:pStyle w:val="Heading3"/>
       </w:pPr>
-      <w:del w:id="603" w:author="PR Preview" w:date="2026-01-01T00:00:00Z">
+      <w:del w:id="605" w:author="PR Preview" w:date="2026-01-01T00:00:00Z">
         <w:r>
           <w:delText xml:space="preserve">44.3 Parallel processing with</w:delText>
         </w:r>
       </w:del>
-      <w:del w:id="604" w:author="PR Preview" w:date="2026-01-01T00:00:00Z">
+      <w:del w:id="606" w:author="PR Preview" w:date="2026-01-01T00:00:00Z">
         <w:r>
           <w:delText xml:space="preserve"> </w:delText>
         </w:r>
       </w:del>
-      <w:del w:id="605" w:author="PR Preview" w:date="2026-01-01T00:00:00Z">
+      <w:del w:id="607" w:author="PR Preview" w:date="2026-01-01T00:00:00Z">
         <w:r>
           <w:rPr>
             <w:rStyle w:val="VerbatimChar"/>
@@ -40372,22 +40382,22 @@
           <w:delText xml:space="preserve">parallel</w:delText>
         </w:r>
       </w:del>
-      <w:del w:id="606" w:author="PR Preview" w:date="2026-01-01T00:00:00Z">
-        <w:r>
-          <w:delText xml:space="preserve"> </w:delText>
-        </w:r>
-      </w:del>
-      <w:del w:id="607" w:author="PR Preview" w:date="2026-01-01T00:00:00Z">
-        <w:r>
-          <w:delText xml:space="preserve">and</w:delText>
-        </w:r>
-      </w:del>
       <w:del w:id="608" w:author="PR Preview" w:date="2026-01-01T00:00:00Z">
         <w:r>
           <w:delText xml:space="preserve"> </w:delText>
         </w:r>
       </w:del>
       <w:del w:id="609" w:author="PR Preview" w:date="2026-01-01T00:00:00Z">
+        <w:r>
+          <w:delText xml:space="preserve">and</w:delText>
+        </w:r>
+      </w:del>
+      <w:del w:id="610" w:author="PR Preview" w:date="2026-01-01T00:00:00Z">
+        <w:r>
+          <w:delText xml:space="preserve"> </w:delText>
+        </w:r>
+      </w:del>
+      <w:del w:id="611" w:author="PR Preview" w:date="2026-01-01T00:00:00Z">
         <w:r>
           <w:rPr>
             <w:rStyle w:val="VerbatimChar"/>
@@ -40395,12 +40405,12 @@
           <w:delText xml:space="preserve">future</w:delText>
         </w:r>
       </w:del>
-      <w:del w:id="610" w:author="PR Preview" w:date="2026-01-01T00:00:00Z">
+      <w:del w:id="612" w:author="PR Preview" w:date="2026-01-01T00:00:00Z">
         <w:r>
           <w:delText xml:space="preserve"> </w:delText>
         </w:r>
       </w:del>
-      <w:del w:id="611" w:author="PR Preview" w:date="2026-01-01T00:00:00Z">
+      <w:del w:id="613" w:author="PR Preview" w:date="2026-01-01T00:00:00Z">
         <w:r>
           <w:delText xml:space="preserve">packages</w:delText>
         </w:r>
@@ -40410,17 +40420,17 @@
       <w:pPr>
         <w:pStyle w:val="Heading3"/>
       </w:pPr>
-      <w:ins w:id="612" w:author="PR Preview" w:date="2026-01-01T00:00:00Z">
+      <w:ins w:id="614" w:author="PR Preview" w:date="2026-01-01T00:00:00Z">
         <w:r>
           <w:t xml:space="preserve">43.3 Parallel processing with</w:t>
         </w:r>
       </w:ins>
-      <w:ins w:id="613" w:author="PR Preview" w:date="2026-01-01T00:00:00Z">
+      <w:ins w:id="615" w:author="PR Preview" w:date="2026-01-01T00:00:00Z">
         <w:r>
           <w:t xml:space="preserve"> </w:t>
         </w:r>
       </w:ins>
-      <w:ins w:id="614" w:author="PR Preview" w:date="2026-01-01T00:00:00Z">
+      <w:ins w:id="616" w:author="PR Preview" w:date="2026-01-01T00:00:00Z">
         <w:r>
           <w:rPr>
             <w:rStyle w:val="VerbatimChar"/>
@@ -40428,22 +40438,22 @@
           <w:t xml:space="preserve">parallel</w:t>
         </w:r>
       </w:ins>
-      <w:ins w:id="615" w:author="PR Preview" w:date="2026-01-01T00:00:00Z">
-        <w:r>
-          <w:t xml:space="preserve"> </w:t>
-        </w:r>
-      </w:ins>
-      <w:ins w:id="616" w:author="PR Preview" w:date="2026-01-01T00:00:00Z">
-        <w:r>
-          <w:t xml:space="preserve">and</w:t>
-        </w:r>
-      </w:ins>
       <w:ins w:id="617" w:author="PR Preview" w:date="2026-01-01T00:00:00Z">
         <w:r>
           <w:t xml:space="preserve"> </w:t>
         </w:r>
       </w:ins>
       <w:ins w:id="618" w:author="PR Preview" w:date="2026-01-01T00:00:00Z">
+        <w:r>
+          <w:t xml:space="preserve">and</w:t>
+        </w:r>
+      </w:ins>
+      <w:ins w:id="619" w:author="PR Preview" w:date="2026-01-01T00:00:00Z">
+        <w:r>
+          <w:t xml:space="preserve"> </w:t>
+        </w:r>
+      </w:ins>
+      <w:ins w:id="620" w:author="PR Preview" w:date="2026-01-01T00:00:00Z">
         <w:r>
           <w:rPr>
             <w:rStyle w:val="VerbatimChar"/>
@@ -40451,12 +40461,12 @@
           <w:t xml:space="preserve">future</w:t>
         </w:r>
       </w:ins>
-      <w:ins w:id="619" w:author="PR Preview" w:date="2026-01-01T00:00:00Z">
+      <w:ins w:id="621" w:author="PR Preview" w:date="2026-01-01T00:00:00Z">
         <w:r>
           <w:t xml:space="preserve"> </w:t>
         </w:r>
       </w:ins>
-      <w:ins w:id="620" w:author="PR Preview" w:date="2026-01-01T00:00:00Z">
+      <w:ins w:id="622" w:author="PR Preview" w:date="2026-01-01T00:00:00Z">
         <w:r>
           <w:t xml:space="preserve">packages</w:t>
         </w:r>
@@ -41142,7 +41152,7 @@
       <w:pPr>
         <w:pStyle w:val="Heading2"/>
       </w:pPr>
-      <w:del w:id="621" w:author="PR Preview" w:date="2026-01-01T00:00:00Z">
+      <w:del w:id="623" w:author="PR Preview" w:date="2026-01-01T00:00:00Z">
         <w:r>
           <w:delText xml:space="preserve">45 Reviewing Code</w:delText>
         </w:r>
@@ -41152,7 +41162,7 @@
       <w:pPr>
         <w:pStyle w:val="Heading2"/>
       </w:pPr>
-      <w:ins w:id="622" w:author="PR Preview" w:date="2026-01-01T00:00:00Z">
+      <w:ins w:id="624" w:author="PR Preview" w:date="2026-01-01T00:00:00Z">
         <w:r>
           <w:t xml:space="preserve">44 Reviewing Code</w:t>
         </w:r>
@@ -41209,7 +41219,7 @@
       <w:pPr>
         <w:pStyle w:val="Heading3"/>
       </w:pPr>
-      <w:del w:id="623" w:author="PR Preview" w:date="2026-01-01T00:00:00Z">
+      <w:del w:id="625" w:author="PR Preview" w:date="2026-01-01T00:00:00Z">
         <w:r>
           <w:delText xml:space="preserve">45.1 Why We Review Code</w:delText>
         </w:r>
@@ -41219,7 +41229,7 @@
       <w:pPr>
         <w:pStyle w:val="Heading3"/>
       </w:pPr>
-      <w:ins w:id="624" w:author="PR Preview" w:date="2026-01-01T00:00:00Z">
+      <w:ins w:id="626" w:author="PR Preview" w:date="2026-01-01T00:00:00Z">
         <w:r>
           <w:t xml:space="preserve">44.1 Why We Review Code</w:t>
         </w:r>
@@ -41339,7 +41349,7 @@
       <w:pPr>
         <w:pStyle w:val="Heading3"/>
       </w:pPr>
-      <w:del w:id="625" w:author="PR Preview" w:date="2026-01-01T00:00:00Z">
+      <w:del w:id="627" w:author="PR Preview" w:date="2026-01-01T00:00:00Z">
         <w:r>
           <w:delText xml:space="preserve">45.2 What Reviewers Look For</w:delText>
         </w:r>
@@ -41349,7 +41359,7 @@
       <w:pPr>
         <w:pStyle w:val="Heading3"/>
       </w:pPr>
-      <w:ins w:id="626" w:author="PR Preview" w:date="2026-01-01T00:00:00Z">
+      <w:ins w:id="628" w:author="PR Preview" w:date="2026-01-01T00:00:00Z">
         <w:r>
           <w:t xml:space="preserve">44.2 What Reviewers Look For</w:t>
         </w:r>
@@ -41724,7 +41734,7 @@
       <w:pPr>
         <w:pStyle w:val="Heading3"/>
       </w:pPr>
-      <w:del w:id="627" w:author="PR Preview" w:date="2026-01-01T00:00:00Z">
+      <w:del w:id="629" w:author="PR Preview" w:date="2026-01-01T00:00:00Z">
         <w:r>
           <w:delText xml:space="preserve">45.3 How to Give Constructive Feedback</w:delText>
         </w:r>
@@ -41734,7 +41744,7 @@
       <w:pPr>
         <w:pStyle w:val="Heading3"/>
       </w:pPr>
-      <w:ins w:id="628" w:author="PR Preview" w:date="2026-01-01T00:00:00Z">
+      <w:ins w:id="630" w:author="PR Preview" w:date="2026-01-01T00:00:00Z">
         <w:r>
           <w:t xml:space="preserve">44.3 How to Give Constructive Feedback</w:t>
         </w:r>
@@ -41860,7 +41870,7 @@
       <w:pPr>
         <w:pStyle w:val="Heading3"/>
       </w:pPr>
-      <w:del w:id="629" w:author="PR Preview" w:date="2026-01-01T00:00:00Z">
+      <w:del w:id="631" w:author="PR Preview" w:date="2026-01-01T00:00:00Z">
         <w:r>
           <w:delText xml:space="preserve">45.4 When to Approve</w:delText>
         </w:r>
@@ -41870,7 +41880,7 @@
       <w:pPr>
         <w:pStyle w:val="Heading3"/>
       </w:pPr>
-      <w:ins w:id="630" w:author="PR Preview" w:date="2026-01-01T00:00:00Z">
+      <w:ins w:id="632" w:author="PR Preview" w:date="2026-01-01T00:00:00Z">
         <w:r>
           <w:t xml:space="preserve">44.4 When to Approve</w:t>
         </w:r>
@@ -41953,7 +41963,7 @@
       <w:pPr>
         <w:pStyle w:val="Heading2"/>
       </w:pPr>
-      <w:del w:id="631" w:author="PR Preview" w:date="2026-01-01T00:00:00Z">
+      <w:del w:id="633" w:author="PR Preview" w:date="2026-01-01T00:00:00Z">
         <w:r>
           <w:delText xml:space="preserve">46 Getting Help with Code</w:delText>
         </w:r>
@@ -41963,7 +41973,7 @@
       <w:pPr>
         <w:pStyle w:val="Heading2"/>
       </w:pPr>
-      <w:ins w:id="632" w:author="PR Preview" w:date="2026-01-01T00:00:00Z">
+      <w:ins w:id="634" w:author="PR Preview" w:date="2026-01-01T00:00:00Z">
         <w:r>
           <w:t xml:space="preserve">45 Getting Help with Code</w:t>
         </w:r>
@@ -42246,7 +42256,7 @@
       <w:pPr>
         <w:pStyle w:val="Heading2"/>
       </w:pPr>
-      <w:del w:id="633" w:author="PR Preview" w:date="2026-01-01T00:00:00Z">
+      <w:del w:id="635" w:author="PR Preview" w:date="2026-01-01T00:00:00Z">
         <w:r>
           <w:delText xml:space="preserve">47 Additional Resources</w:delText>
         </w:r>
@@ -42256,7 +42266,7 @@
       <w:pPr>
         <w:pStyle w:val="Heading3"/>
       </w:pPr>
-      <w:del w:id="634" w:author="PR Preview" w:date="2026-01-01T00:00:00Z">
+      <w:del w:id="636" w:author="PR Preview" w:date="2026-01-01T00:00:00Z">
         <w:r>
           <w:delText xml:space="preserve">47.1 Learning R</w:delText>
         </w:r>
@@ -42266,7 +42276,7 @@
       <w:pPr>
         <w:pStyle w:val="Heading2"/>
       </w:pPr>
-      <w:ins w:id="635" w:author="PR Preview" w:date="2026-01-01T00:00:00Z">
+      <w:ins w:id="637" w:author="PR Preview" w:date="2026-01-01T00:00:00Z">
         <w:r>
           <w:t xml:space="preserve">46 Additional Resources</w:t>
         </w:r>
@@ -42277,7 +42287,7 @@
       <w:pPr>
         <w:pStyle w:val="Heading3"/>
       </w:pPr>
-      <w:ins w:id="636" w:author="PR Preview" w:date="2026-01-01T00:00:00Z">
+      <w:ins w:id="638" w:author="PR Preview" w:date="2026-01-01T00:00:00Z">
         <w:r>
           <w:t xml:space="preserve">46.1 Learning R</w:t>
         </w:r>
@@ -42466,7 +42476,7 @@
       <w:pPr>
         <w:pStyle w:val="Heading3"/>
       </w:pPr>
-      <w:del w:id="637" w:author="PR Preview" w:date="2026-01-01T00:00:00Z">
+      <w:del w:id="639" w:author="PR Preview" w:date="2026-01-01T00:00:00Z">
         <w:r>
           <w:delText xml:space="preserve">47.2 Coming to R from SAS</w:delText>
         </w:r>
@@ -42476,7 +42486,7 @@
       <w:pPr>
         <w:pStyle w:val="Heading3"/>
       </w:pPr>
-      <w:ins w:id="638" w:author="PR Preview" w:date="2026-01-01T00:00:00Z">
+      <w:ins w:id="640" w:author="PR Preview" w:date="2026-01-01T00:00:00Z">
         <w:r>
           <w:t xml:space="preserve">46.2 Coming to R from SAS</w:t>
         </w:r>
@@ -42634,7 +42644,7 @@
       <w:pPr>
         <w:pStyle w:val="Heading3"/>
       </w:pPr>
-      <w:del w:id="639" w:author="PR Preview" w:date="2026-01-01T00:00:00Z">
+      <w:del w:id="641" w:author="PR Preview" w:date="2026-01-01T00:00:00Z">
         <w:r>
           <w:delText xml:space="preserve">47.3 General R Programming</w:delText>
         </w:r>
@@ -42644,7 +42654,7 @@
       <w:pPr>
         <w:pStyle w:val="Heading3"/>
       </w:pPr>
-      <w:ins w:id="640" w:author="PR Preview" w:date="2026-01-01T00:00:00Z">
+      <w:ins w:id="642" w:author="PR Preview" w:date="2026-01-01T00:00:00Z">
         <w:r>
           <w:t xml:space="preserve">46.3 General R Programming</w:t>
         </w:r>
@@ -42854,7 +42864,7 @@
       <w:pPr>
         <w:pStyle w:val="Heading3"/>
       </w:pPr>
-      <w:del w:id="641" w:author="PR Preview" w:date="2026-01-01T00:00:00Z">
+      <w:del w:id="643" w:author="PR Preview" w:date="2026-01-01T00:00:00Z">
         <w:r>
           <w:delText xml:space="preserve">47.4 Summary tables</w:delText>
         </w:r>
@@ -42864,7 +42874,7 @@
       <w:pPr>
         <w:pStyle w:val="Heading3"/>
       </w:pPr>
-      <w:ins w:id="642" w:author="PR Preview" w:date="2026-01-01T00:00:00Z">
+      <w:ins w:id="644" w:author="PR Preview" w:date="2026-01-01T00:00:00Z">
         <w:r>
           <w:t xml:space="preserve">46.4 Summary tables</w:t>
         </w:r>
@@ -42990,7 +43000,7 @@
       <w:pPr>
         <w:pStyle w:val="Heading3"/>
       </w:pPr>
-      <w:del w:id="643" w:author="PR Preview" w:date="2026-01-01T00:00:00Z">
+      <w:del w:id="645" w:author="PR Preview" w:date="2026-01-01T00:00:00Z">
         <w:r>
           <w:delText xml:space="preserve">47.5 R Package Development</w:delText>
         </w:r>
@@ -43000,7 +43010,7 @@
       <w:pPr>
         <w:pStyle w:val="Heading3"/>
       </w:pPr>
-      <w:ins w:id="644" w:author="PR Preview" w:date="2026-01-01T00:00:00Z">
+      <w:ins w:id="646" w:author="PR Preview" w:date="2026-01-01T00:00:00Z">
         <w:r>
           <w:t xml:space="preserve">46.5 R Package Development</w:t>
         </w:r>
@@ -43235,7 +43245,7 @@
       <w:pPr>
         <w:pStyle w:val="Heading3"/>
       </w:pPr>
-      <w:del w:id="645" w:author="PR Preview" w:date="2026-01-01T00:00:00Z">
+      <w:del w:id="647" w:author="PR Preview" w:date="2026-01-01T00:00:00Z">
         <w:r>
           <w:delText xml:space="preserve">47.6 Shiny Development</w:delText>
         </w:r>
@@ -43245,7 +43255,7 @@
       <w:pPr>
         <w:pStyle w:val="Heading3"/>
       </w:pPr>
-      <w:ins w:id="646" w:author="PR Preview" w:date="2026-01-01T00:00:00Z">
+      <w:ins w:id="648" w:author="PR Preview" w:date="2026-01-01T00:00:00Z">
         <w:r>
           <w:t xml:space="preserve">46.6 Shiny Development</w:t>
         </w:r>
@@ -43305,7 +43315,7 @@
       <w:pPr>
         <w:pStyle w:val="Heading3"/>
       </w:pPr>
-      <w:del w:id="647" w:author="PR Preview" w:date="2026-01-01T00:00:00Z">
+      <w:del w:id="649" w:author="PR Preview" w:date="2026-01-01T00:00:00Z">
         <w:r>
           <w:delText xml:space="preserve">47.7 Git and Version Control</w:delText>
         </w:r>
@@ -43315,7 +43325,7 @@
       <w:pPr>
         <w:pStyle w:val="Heading3"/>
       </w:pPr>
-      <w:ins w:id="648" w:author="PR Preview" w:date="2026-01-01T00:00:00Z">
+      <w:ins w:id="650" w:author="PR Preview" w:date="2026-01-01T00:00:00Z">
         <w:r>
           <w:t xml:space="preserve">46.7 Git and Version Control</w:t>
         </w:r>

--- a/pr-preview/pr-24/chapters/coding-practices-tracked-changes.docx
+++ b/pr-preview/pr-24/chapters/coding-practices-tracked-changes.docx
@@ -16,7 +16,7 @@
       </w:pPr>
       <w:del w:id="1" w:author="PR Preview" w:date="2026-01-01T00:00:00Z">
         <w:r>
-          <w:delText xml:space="preserve">Last modified: 2026-10-12 21:28:22 (PDT)</w:delText>
+          <w:delText xml:space="preserve">Last modified: 2026-10-14 01:49:27 (PDT)</w:delText>
         </w:r>
       </w:del>
     </w:p>
@@ -26,7 +26,7 @@
       </w:pPr>
       <w:ins w:id="2" w:author="PR Preview" w:date="2026-01-01T00:00:00Z">
         <w:r>
-          <w:t xml:space="preserve">Last modified: 2026-10-14 01:37:31 (PDT)</w:t>
+          <w:t xml:space="preserve">Last modified: 2026-10-14 01:56:00 (PDT)</w:t>
         </w:r>
       </w:ins>
     </w:p>
